--- a/ALR-DocgenTemplates/InvoiceTemplate.docx
+++ b/ALR-DocgenTemplates/InvoiceTemplate.docx
@@ -1,6 +1,6 @@
 
 <file path=word/document.xml><?xml version="1.0" encoding="utf-8"?>
-<w:document xmlns:wpc="http://schemas.microsoft.com/office/word/2010/wordprocessingCanvas" xmlns:cx="http://schemas.microsoft.com/office/drawing/2014/chartex" xmlns:cx1="http://schemas.microsoft.com/office/drawing/2015/9/8/chartex" xmlns:cx2="http://schemas.microsoft.com/office/drawing/2015/10/21/chartex" xmlns:cx3="http://schemas.microsoft.com/office/drawing/2016/5/9/chartex" xmlns:cx4="http://schemas.microsoft.com/office/drawing/2016/5/10/chartex" xmlns:cx5="http://schemas.microsoft.com/office/drawing/2016/5/11/chartex" xmlns:cx6="http://schemas.microsoft.com/office/drawing/2016/5/12/chartex" xmlns:cx7="http://schemas.microsoft.com/office/drawing/2016/5/13/chartex" xmlns:cx8="http://schemas.microsoft.com/office/drawing/2016/5/14/chartex" xmlns:mc="http://schemas.openxmlformats.org/markup-compatibility/2006" xmlns:aink="http://schemas.microsoft.com/office/drawing/2016/ink" xmlns:am3d="http://schemas.microsoft.com/office/drawing/2017/model3d" xmlns:o="urn:schemas-microsoft-com:office:office" xmlns:oel="http://schemas.microsoft.com/office/2019/extlst" xmlns:r="http://schemas.openxmlformats.org/officeDocument/2006/relationships" xmlns:m="http://schemas.openxmlformats.org/officeDocument/2006/math" xmlns:v="urn:schemas-microsoft-com:vml" xmlns:wp14="http://schemas.microsoft.com/office/word/2010/wordprocessingDrawing" xmlns:wp="http://schemas.openxmlformats.org/drawingml/2006/wordprocessingDrawing" xmlns:w10="urn:schemas-microsoft-com:office:word" xmlns:w="http://schemas.openxmlformats.org/wordprocessingml/2006/main" xmlns:w14="http://schemas.microsoft.com/office/word/2010/wordml" xmlns:w15="http://schemas.microsoft.com/office/word/2012/wordml" xmlns:w16cex="http://schemas.microsoft.com/office/word/2018/wordml/cex" xmlns:w16cid="http://schemas.microsoft.com/office/word/2016/wordml/cid" xmlns:w16="http://schemas.microsoft.com/office/word/2018/wordml" xmlns:w16sdtdh="http://schemas.microsoft.com/office/word/2020/wordml/sdtdatahash" xmlns:w16se="http://schemas.microsoft.com/office/word/2015/wordml/symex" xmlns:wpg="http://schemas.microsoft.com/office/word/2010/wordprocessingGroup" xmlns:wpi="http://schemas.microsoft.com/office/word/2010/wordprocessingInk" xmlns:wne="http://schemas.microsoft.com/office/word/2006/wordml" xmlns:wps="http://schemas.microsoft.com/office/word/2010/wordprocessingShape" mc:Ignorable="w14 w15 w16se w16cid w16 w16cex w16sdtdh wp14">
+<w:document xmlns:wpc="http://schemas.microsoft.com/office/word/2010/wordprocessingCanvas" xmlns:cx="http://schemas.microsoft.com/office/drawing/2014/chartex" xmlns:cx1="http://schemas.microsoft.com/office/drawing/2015/9/8/chartex" xmlns:cx2="http://schemas.microsoft.com/office/drawing/2015/10/21/chartex" xmlns:cx3="http://schemas.microsoft.com/office/drawing/2016/5/9/chartex" xmlns:cx4="http://schemas.microsoft.com/office/drawing/2016/5/10/chartex" xmlns:cx5="http://schemas.microsoft.com/office/drawing/2016/5/11/chartex" xmlns:cx6="http://schemas.microsoft.com/office/drawing/2016/5/12/chartex" xmlns:cx7="http://schemas.microsoft.com/office/drawing/2016/5/13/chartex" xmlns:cx8="http://schemas.microsoft.com/office/drawing/2016/5/14/chartex" xmlns:mc="http://schemas.openxmlformats.org/markup-compatibility/2006" xmlns:aink="http://schemas.microsoft.com/office/drawing/2016/ink" xmlns:am3d="http://schemas.microsoft.com/office/drawing/2017/model3d" xmlns:o="urn:schemas-microsoft-com:office:office" xmlns:oel="http://schemas.microsoft.com/office/2019/extlst" xmlns:r="http://schemas.openxmlformats.org/officeDocument/2006/relationships" xmlns:m="http://schemas.openxmlformats.org/officeDocument/2006/math" xmlns:v="urn:schemas-microsoft-com:vml" xmlns:wp14="http://schemas.microsoft.com/office/word/2010/wordprocessingDrawing" xmlns:wp="http://schemas.openxmlformats.org/drawingml/2006/wordprocessingDrawing" xmlns:w10="urn:schemas-microsoft-com:office:word" xmlns:w="http://schemas.openxmlformats.org/wordprocessingml/2006/main" xmlns:w14="http://schemas.microsoft.com/office/word/2010/wordml" xmlns:w15="http://schemas.microsoft.com/office/word/2012/wordml" xmlns:w16cex="http://schemas.microsoft.com/office/word/2018/wordml/cex" xmlns:w16cid="http://schemas.microsoft.com/office/word/2016/wordml/cid" xmlns:w16="http://schemas.microsoft.com/office/word/2018/wordml" xmlns:w16du="http://schemas.microsoft.com/office/word/2023/wordml/word16du" xmlns:w16sdtdh="http://schemas.microsoft.com/office/word/2020/wordml/sdtdatahash" xmlns:w16sdtfl="http://schemas.microsoft.com/office/word/2024/wordml/sdtformatlock" xmlns:w16se="http://schemas.microsoft.com/office/word/2015/wordml/symex" xmlns:wpg="http://schemas.microsoft.com/office/word/2010/wordprocessingGroup" xmlns:wpi="http://schemas.microsoft.com/office/word/2010/wordprocessingInk" xmlns:wne="http://schemas.microsoft.com/office/word/2006/wordml" xmlns:wps="http://schemas.microsoft.com/office/word/2010/wordprocessingShape" mc:Ignorable="w14 w15 w16se w16cid w16 w16cex w16sdtdh w16sdtfl w16du wp14">
   <w:body>
     <w:p>
       <w:pPr>
@@ -12,8 +12,12 @@
           <w:szCs w:val="34"/>
         </w:rPr>
         <w:sectPr>
-          <w:headerReference w:type="default" r:id="rId6"/>
-          <w:footerReference w:type="default" r:id="rId7"/>
+          <w:headerReference w:type="even" r:id="rId6"/>
+          <w:headerReference w:type="default" r:id="rId7"/>
+          <w:footerReference w:type="even" r:id="rId8"/>
+          <w:footerReference w:type="default" r:id="rId9"/>
+          <w:headerReference w:type="first" r:id="rId10"/>
+          <w:footerReference w:type="first" r:id="rId11"/>
           <w:pgSz w:w="12240" w:h="15840"/>
           <w:pgMar w:top="720" w:right="720" w:bottom="720" w:left="720" w:header="708" w:footer="708" w:gutter="0"/>
           <w:cols w:space="708"/>
@@ -657,6 +661,7 @@
               </w:rPr>
             </w:pPr>
             <w:bookmarkStart w:id="4" w:name="OLE_LINK8"/>
+            <w:proofErr w:type="gramStart"/>
             <w:r>
               <w:rPr>
                 <w:rStyle w:val="ui-provider"/>
@@ -673,7 +678,6 @@
               <w:t>PublicFeeSum</w:t>
             </w:r>
             <w:proofErr w:type="spellEnd"/>
-            <w:proofErr w:type="gramStart"/>
             <w:r>
               <w:rPr>
                 <w:rStyle w:val="ui-provider"/>
@@ -687,7 +691,7 @@
                 <w:rStyle w:val="ui-provider"/>
                 <w:sz w:val="22"/>
               </w:rPr>
-              <w:t>{</w:t>
+              <w:t>{{/</w:t>
             </w:r>
             <w:proofErr w:type="gramEnd"/>
             <w:r>
@@ -695,7 +699,7 @@
                 <w:rStyle w:val="ui-provider"/>
                 <w:sz w:val="22"/>
               </w:rPr>
-              <w:t>{/P</w:t>
+              <w:t>P</w:t>
             </w:r>
             <w:r>
               <w:rPr>
@@ -851,6 +855,7 @@
                 <w:sz w:val="22"/>
               </w:rPr>
             </w:pPr>
+            <w:proofErr w:type="gramStart"/>
             <w:r>
               <w:rPr>
                 <w:rStyle w:val="ui-provider"/>
@@ -871,7 +876,6 @@
               <w:t>PrivateFeeSum</w:t>
             </w:r>
             <w:proofErr w:type="spellEnd"/>
-            <w:proofErr w:type="gramStart"/>
             <w:r>
               <w:rPr>
                 <w:rStyle w:val="ui-provider"/>
@@ -889,7 +893,7 @@
                 <w:sz w:val="22"/>
                 <w14:ligatures w14:val="none"/>
               </w:rPr>
-              <w:t>{</w:t>
+              <w:t>{{/</w:t>
             </w:r>
             <w:proofErr w:type="gramEnd"/>
             <w:r>
@@ -899,7 +903,7 @@
                 <w:sz w:val="22"/>
                 <w14:ligatures w14:val="none"/>
               </w:rPr>
-              <w:t>{/Private}}</w:t>
+              <w:t>Private}}</w:t>
             </w:r>
             <w:bookmarkEnd w:id="8"/>
           </w:p>
@@ -933,16 +937,7 @@
                 <w:sz w:val="22"/>
                 <w14:ligatures w14:val="none"/>
               </w:rPr>
-              <w:t xml:space="preserve">Per </w:t>
-            </w:r>
-            <w:proofErr w:type="gramStart"/>
-            <w:r>
-              <w:rPr>
-                <w:kern w:val="0"/>
-                <w:sz w:val="22"/>
-                <w14:ligatures w14:val="none"/>
-              </w:rPr>
-              <w:t>Diem</w:t>
+              <w:t>Per Diem</w:t>
             </w:r>
             <w:bookmarkEnd w:id="9"/>
             <w:r>
@@ -952,17 +947,7 @@
                 <w:sz w:val="22"/>
                 <w14:ligatures w14:val="none"/>
               </w:rPr>
-              <w:t>{</w:t>
-            </w:r>
-            <w:proofErr w:type="gramEnd"/>
-            <w:r>
-              <w:rPr>
-                <w:rStyle w:val="ui-provider"/>
-                <w:kern w:val="0"/>
-                <w:sz w:val="22"/>
-                <w14:ligatures w14:val="none"/>
-              </w:rPr>
-              <w:t>{#</w:t>
+              <w:t>{{#</w:t>
             </w:r>
             <w:r>
               <w:rPr>
@@ -1121,7 +1106,6 @@
               </w:rPr>
               <w:t>{{</w:t>
             </w:r>
-            <w:proofErr w:type="spellStart"/>
             <w:r>
               <w:rPr>
                 <w:kern w:val="0"/>
@@ -1137,18 +1121,7 @@
                 <w:sz w:val="22"/>
                 <w14:ligatures w14:val="none"/>
               </w:rPr>
-              <w:t>Sum</w:t>
-            </w:r>
-            <w:proofErr w:type="spellEnd"/>
-            <w:proofErr w:type="gramStart"/>
-            <w:r>
-              <w:rPr>
-                <w:rStyle w:val="ui-provider"/>
-                <w:kern w:val="0"/>
-                <w:sz w:val="22"/>
-                <w14:ligatures w14:val="none"/>
-              </w:rPr>
-              <w:t>}}</w:t>
+              <w:t>Sum}}</w:t>
             </w:r>
             <w:bookmarkStart w:id="14" w:name="OLE_LINK29"/>
             <w:r>
@@ -1158,17 +1131,7 @@
                 <w:sz w:val="22"/>
                 <w14:ligatures w14:val="none"/>
               </w:rPr>
-              <w:t>{</w:t>
-            </w:r>
-            <w:proofErr w:type="gramEnd"/>
-            <w:r>
-              <w:rPr>
-                <w:rStyle w:val="ui-provider"/>
-                <w:kern w:val="0"/>
-                <w:sz w:val="22"/>
-                <w14:ligatures w14:val="none"/>
-              </w:rPr>
-              <w:t>{/</w:t>
+              <w:t>{{/</w:t>
             </w:r>
             <w:r>
               <w:rPr>
@@ -1794,7 +1757,7 @@
 </file>
 
 <file path=word/endnotes.xml><?xml version="1.0" encoding="utf-8"?>
-<w:endnotes xmlns:wpc="http://schemas.microsoft.com/office/word/2010/wordprocessingCanvas" xmlns:cx="http://schemas.microsoft.com/office/drawing/2014/chartex" xmlns:cx1="http://schemas.microsoft.com/office/drawing/2015/9/8/chartex" xmlns:cx2="http://schemas.microsoft.com/office/drawing/2015/10/21/chartex" xmlns:cx3="http://schemas.microsoft.com/office/drawing/2016/5/9/chartex" xmlns:cx4="http://schemas.microsoft.com/office/drawing/2016/5/10/chartex" xmlns:cx5="http://schemas.microsoft.com/office/drawing/2016/5/11/chartex" xmlns:cx6="http://schemas.microsoft.com/office/drawing/2016/5/12/chartex" xmlns:cx7="http://schemas.microsoft.com/office/drawing/2016/5/13/chartex" xmlns:cx8="http://schemas.microsoft.com/office/drawing/2016/5/14/chartex" xmlns:mc="http://schemas.openxmlformats.org/markup-compatibility/2006" xmlns:aink="http://schemas.microsoft.com/office/drawing/2016/ink" xmlns:am3d="http://schemas.microsoft.com/office/drawing/2017/model3d" xmlns:o="urn:schemas-microsoft-com:office:office" xmlns:oel="http://schemas.microsoft.com/office/2019/extlst" xmlns:r="http://schemas.openxmlformats.org/officeDocument/2006/relationships" xmlns:m="http://schemas.openxmlformats.org/officeDocument/2006/math" xmlns:v="urn:schemas-microsoft-com:vml" xmlns:wp14="http://schemas.microsoft.com/office/word/2010/wordprocessingDrawing" xmlns:wp="http://schemas.openxmlformats.org/drawingml/2006/wordprocessingDrawing" xmlns:w10="urn:schemas-microsoft-com:office:word" xmlns:w="http://schemas.openxmlformats.org/wordprocessingml/2006/main" xmlns:w14="http://schemas.microsoft.com/office/word/2010/wordml" xmlns:w15="http://schemas.microsoft.com/office/word/2012/wordml" xmlns:w16cex="http://schemas.microsoft.com/office/word/2018/wordml/cex" xmlns:w16cid="http://schemas.microsoft.com/office/word/2016/wordml/cid" xmlns:w16="http://schemas.microsoft.com/office/word/2018/wordml" xmlns:w16sdtdh="http://schemas.microsoft.com/office/word/2020/wordml/sdtdatahash" xmlns:w16se="http://schemas.microsoft.com/office/word/2015/wordml/symex" xmlns:wpg="http://schemas.microsoft.com/office/word/2010/wordprocessingGroup" xmlns:wpi="http://schemas.microsoft.com/office/word/2010/wordprocessingInk" xmlns:wne="http://schemas.microsoft.com/office/word/2006/wordml" xmlns:wps="http://schemas.microsoft.com/office/word/2010/wordprocessingShape" mc:Ignorable="w14 w15 w16se w16cid w16 w16cex w16sdtdh wp14">
+<w:endnotes xmlns:wpc="http://schemas.microsoft.com/office/word/2010/wordprocessingCanvas" xmlns:cx="http://schemas.microsoft.com/office/drawing/2014/chartex" xmlns:cx1="http://schemas.microsoft.com/office/drawing/2015/9/8/chartex" xmlns:cx2="http://schemas.microsoft.com/office/drawing/2015/10/21/chartex" xmlns:cx3="http://schemas.microsoft.com/office/drawing/2016/5/9/chartex" xmlns:cx4="http://schemas.microsoft.com/office/drawing/2016/5/10/chartex" xmlns:cx5="http://schemas.microsoft.com/office/drawing/2016/5/11/chartex" xmlns:cx6="http://schemas.microsoft.com/office/drawing/2016/5/12/chartex" xmlns:cx7="http://schemas.microsoft.com/office/drawing/2016/5/13/chartex" xmlns:cx8="http://schemas.microsoft.com/office/drawing/2016/5/14/chartex" xmlns:mc="http://schemas.openxmlformats.org/markup-compatibility/2006" xmlns:aink="http://schemas.microsoft.com/office/drawing/2016/ink" xmlns:am3d="http://schemas.microsoft.com/office/drawing/2017/model3d" xmlns:o="urn:schemas-microsoft-com:office:office" xmlns:oel="http://schemas.microsoft.com/office/2019/extlst" xmlns:r="http://schemas.openxmlformats.org/officeDocument/2006/relationships" xmlns:m="http://schemas.openxmlformats.org/officeDocument/2006/math" xmlns:v="urn:schemas-microsoft-com:vml" xmlns:wp14="http://schemas.microsoft.com/office/word/2010/wordprocessingDrawing" xmlns:wp="http://schemas.openxmlformats.org/drawingml/2006/wordprocessingDrawing" xmlns:w10="urn:schemas-microsoft-com:office:word" xmlns:w="http://schemas.openxmlformats.org/wordprocessingml/2006/main" xmlns:w14="http://schemas.microsoft.com/office/word/2010/wordml" xmlns:w15="http://schemas.microsoft.com/office/word/2012/wordml" xmlns:w16cex="http://schemas.microsoft.com/office/word/2018/wordml/cex" xmlns:w16cid="http://schemas.microsoft.com/office/word/2016/wordml/cid" xmlns:w16="http://schemas.microsoft.com/office/word/2018/wordml" xmlns:w16du="http://schemas.microsoft.com/office/word/2023/wordml/word16du" xmlns:w16sdtdh="http://schemas.microsoft.com/office/word/2020/wordml/sdtdatahash" xmlns:w16sdtfl="http://schemas.microsoft.com/office/word/2024/wordml/sdtformatlock" xmlns:w16se="http://schemas.microsoft.com/office/word/2015/wordml/symex" xmlns:wpg="http://schemas.microsoft.com/office/word/2010/wordprocessingGroup" xmlns:wpi="http://schemas.microsoft.com/office/word/2010/wordprocessingInk" xmlns:wne="http://schemas.microsoft.com/office/word/2006/wordml" xmlns:wps="http://schemas.microsoft.com/office/word/2010/wordprocessingShape" mc:Ignorable="w14 w15 w16se w16cid w16 w16cex w16sdtdh w16sdtfl w16du wp14">
   <w:endnote w:type="separator" w:id="-1">
     <w:p>
       <w:pPr>
@@ -1819,7 +1782,17 @@
 </file>
 
 <file path=word/footer1.xml><?xml version="1.0" encoding="utf-8"?>
-<w:ftr xmlns:wpc="http://schemas.microsoft.com/office/word/2010/wordprocessingCanvas" xmlns:cx="http://schemas.microsoft.com/office/drawing/2014/chartex" xmlns:cx1="http://schemas.microsoft.com/office/drawing/2015/9/8/chartex" xmlns:cx2="http://schemas.microsoft.com/office/drawing/2015/10/21/chartex" xmlns:cx3="http://schemas.microsoft.com/office/drawing/2016/5/9/chartex" xmlns:cx4="http://schemas.microsoft.com/office/drawing/2016/5/10/chartex" xmlns:cx5="http://schemas.microsoft.com/office/drawing/2016/5/11/chartex" xmlns:cx6="http://schemas.microsoft.com/office/drawing/2016/5/12/chartex" xmlns:cx7="http://schemas.microsoft.com/office/drawing/2016/5/13/chartex" xmlns:cx8="http://schemas.microsoft.com/office/drawing/2016/5/14/chartex" xmlns:mc="http://schemas.openxmlformats.org/markup-compatibility/2006" xmlns:aink="http://schemas.microsoft.com/office/drawing/2016/ink" xmlns:am3d="http://schemas.microsoft.com/office/drawing/2017/model3d" xmlns:o="urn:schemas-microsoft-com:office:office" xmlns:oel="http://schemas.microsoft.com/office/2019/extlst" xmlns:r="http://schemas.openxmlformats.org/officeDocument/2006/relationships" xmlns:m="http://schemas.openxmlformats.org/officeDocument/2006/math" xmlns:v="urn:schemas-microsoft-com:vml" xmlns:wp14="http://schemas.microsoft.com/office/word/2010/wordprocessingDrawing" xmlns:wp="http://schemas.openxmlformats.org/drawingml/2006/wordprocessingDrawing" xmlns:w10="urn:schemas-microsoft-com:office:word" xmlns:w="http://schemas.openxmlformats.org/wordprocessingml/2006/main" xmlns:w14="http://schemas.microsoft.com/office/word/2010/wordml" xmlns:w15="http://schemas.microsoft.com/office/word/2012/wordml" xmlns:w16cex="http://schemas.microsoft.com/office/word/2018/wordml/cex" xmlns:w16cid="http://schemas.microsoft.com/office/word/2016/wordml/cid" xmlns:w16="http://schemas.microsoft.com/office/word/2018/wordml" xmlns:w16sdtdh="http://schemas.microsoft.com/office/word/2020/wordml/sdtdatahash" xmlns:w16se="http://schemas.microsoft.com/office/word/2015/wordml/symex" xmlns:wpg="http://schemas.microsoft.com/office/word/2010/wordprocessingGroup" xmlns:wpi="http://schemas.microsoft.com/office/word/2010/wordprocessingInk" xmlns:wne="http://schemas.microsoft.com/office/word/2006/wordml" xmlns:wps="http://schemas.microsoft.com/office/word/2010/wordprocessingShape" mc:Ignorable="w14 w15 w16se w16cid w16 w16cex w16sdtdh wp14">
+<w:ftr xmlns:wpc="http://schemas.microsoft.com/office/word/2010/wordprocessingCanvas" xmlns:cx="http://schemas.microsoft.com/office/drawing/2014/chartex" xmlns:cx1="http://schemas.microsoft.com/office/drawing/2015/9/8/chartex" xmlns:cx2="http://schemas.microsoft.com/office/drawing/2015/10/21/chartex" xmlns:cx3="http://schemas.microsoft.com/office/drawing/2016/5/9/chartex" xmlns:cx4="http://schemas.microsoft.com/office/drawing/2016/5/10/chartex" xmlns:cx5="http://schemas.microsoft.com/office/drawing/2016/5/11/chartex" xmlns:cx6="http://schemas.microsoft.com/office/drawing/2016/5/12/chartex" xmlns:cx7="http://schemas.microsoft.com/office/drawing/2016/5/13/chartex" xmlns:cx8="http://schemas.microsoft.com/office/drawing/2016/5/14/chartex" xmlns:mc="http://schemas.openxmlformats.org/markup-compatibility/2006" xmlns:aink="http://schemas.microsoft.com/office/drawing/2016/ink" xmlns:am3d="http://schemas.microsoft.com/office/drawing/2017/model3d" xmlns:o="urn:schemas-microsoft-com:office:office" xmlns:oel="http://schemas.microsoft.com/office/2019/extlst" xmlns:r="http://schemas.openxmlformats.org/officeDocument/2006/relationships" xmlns:m="http://schemas.openxmlformats.org/officeDocument/2006/math" xmlns:v="urn:schemas-microsoft-com:vml" xmlns:wp14="http://schemas.microsoft.com/office/word/2010/wordprocessingDrawing" xmlns:wp="http://schemas.openxmlformats.org/drawingml/2006/wordprocessingDrawing" xmlns:w10="urn:schemas-microsoft-com:office:word" xmlns:w="http://schemas.openxmlformats.org/wordprocessingml/2006/main" xmlns:w14="http://schemas.microsoft.com/office/word/2010/wordml" xmlns:w15="http://schemas.microsoft.com/office/word/2012/wordml" xmlns:w16cex="http://schemas.microsoft.com/office/word/2018/wordml/cex" xmlns:w16cid="http://schemas.microsoft.com/office/word/2016/wordml/cid" xmlns:w16="http://schemas.microsoft.com/office/word/2018/wordml" xmlns:w16du="http://schemas.microsoft.com/office/word/2023/wordml/word16du" xmlns:w16sdtdh="http://schemas.microsoft.com/office/word/2020/wordml/sdtdatahash" xmlns:w16sdtfl="http://schemas.microsoft.com/office/word/2024/wordml/sdtformatlock" xmlns:w16se="http://schemas.microsoft.com/office/word/2015/wordml/symex" xmlns:wpg="http://schemas.microsoft.com/office/word/2010/wordprocessingGroup" xmlns:wpi="http://schemas.microsoft.com/office/word/2010/wordprocessingInk" xmlns:wne="http://schemas.microsoft.com/office/word/2006/wordml" xmlns:wps="http://schemas.microsoft.com/office/word/2010/wordprocessingShape" mc:Ignorable="w14 w15 w16se w16cid w16 w16cex w16sdtdh w16sdtfl w16du wp14">
+  <w:p>
+    <w:pPr>
+      <w:pStyle w:val="Footer"/>
+    </w:pPr>
+  </w:p>
+</w:ftr>
+</file>
+
+<file path=word/footer2.xml><?xml version="1.0" encoding="utf-8"?>
+<w:ftr xmlns:wpc="http://schemas.microsoft.com/office/word/2010/wordprocessingCanvas" xmlns:cx="http://schemas.microsoft.com/office/drawing/2014/chartex" xmlns:cx1="http://schemas.microsoft.com/office/drawing/2015/9/8/chartex" xmlns:cx2="http://schemas.microsoft.com/office/drawing/2015/10/21/chartex" xmlns:cx3="http://schemas.microsoft.com/office/drawing/2016/5/9/chartex" xmlns:cx4="http://schemas.microsoft.com/office/drawing/2016/5/10/chartex" xmlns:cx5="http://schemas.microsoft.com/office/drawing/2016/5/11/chartex" xmlns:cx6="http://schemas.microsoft.com/office/drawing/2016/5/12/chartex" xmlns:cx7="http://schemas.microsoft.com/office/drawing/2016/5/13/chartex" xmlns:cx8="http://schemas.microsoft.com/office/drawing/2016/5/14/chartex" xmlns:mc="http://schemas.openxmlformats.org/markup-compatibility/2006" xmlns:aink="http://schemas.microsoft.com/office/drawing/2016/ink" xmlns:am3d="http://schemas.microsoft.com/office/drawing/2017/model3d" xmlns:o="urn:schemas-microsoft-com:office:office" xmlns:oel="http://schemas.microsoft.com/office/2019/extlst" xmlns:r="http://schemas.openxmlformats.org/officeDocument/2006/relationships" xmlns:m="http://schemas.openxmlformats.org/officeDocument/2006/math" xmlns:v="urn:schemas-microsoft-com:vml" xmlns:wp14="http://schemas.microsoft.com/office/word/2010/wordprocessingDrawing" xmlns:wp="http://schemas.openxmlformats.org/drawingml/2006/wordprocessingDrawing" xmlns:w10="urn:schemas-microsoft-com:office:word" xmlns:w="http://schemas.openxmlformats.org/wordprocessingml/2006/main" xmlns:w14="http://schemas.microsoft.com/office/word/2010/wordml" xmlns:w15="http://schemas.microsoft.com/office/word/2012/wordml" xmlns:w16cex="http://schemas.microsoft.com/office/word/2018/wordml/cex" xmlns:w16cid="http://schemas.microsoft.com/office/word/2016/wordml/cid" xmlns:w16="http://schemas.microsoft.com/office/word/2018/wordml" xmlns:w16du="http://schemas.microsoft.com/office/word/2023/wordml/word16du" xmlns:w16sdtdh="http://schemas.microsoft.com/office/word/2020/wordml/sdtdatahash" xmlns:w16sdtfl="http://schemas.microsoft.com/office/word/2024/wordml/sdtformatlock" xmlns:w16se="http://schemas.microsoft.com/office/word/2015/wordml/symex" xmlns:wpg="http://schemas.microsoft.com/office/word/2010/wordprocessingGroup" xmlns:wpi="http://schemas.microsoft.com/office/word/2010/wordprocessingInk" xmlns:wne="http://schemas.microsoft.com/office/word/2006/wordml" xmlns:wps="http://schemas.microsoft.com/office/word/2010/wordprocessingShape" mc:Ignorable="w14 w15 w16se w16cid w16 w16cex w16sdtdh w16sdtfl w16du wp14">
   <w:p>
     <w:pPr>
       <w:jc w:val="right"/>
@@ -1930,8 +1903,18 @@
 </w:ftr>
 </file>
 
+<file path=word/footer3.xml><?xml version="1.0" encoding="utf-8"?>
+<w:ftr xmlns:wpc="http://schemas.microsoft.com/office/word/2010/wordprocessingCanvas" xmlns:cx="http://schemas.microsoft.com/office/drawing/2014/chartex" xmlns:cx1="http://schemas.microsoft.com/office/drawing/2015/9/8/chartex" xmlns:cx2="http://schemas.microsoft.com/office/drawing/2015/10/21/chartex" xmlns:cx3="http://schemas.microsoft.com/office/drawing/2016/5/9/chartex" xmlns:cx4="http://schemas.microsoft.com/office/drawing/2016/5/10/chartex" xmlns:cx5="http://schemas.microsoft.com/office/drawing/2016/5/11/chartex" xmlns:cx6="http://schemas.microsoft.com/office/drawing/2016/5/12/chartex" xmlns:cx7="http://schemas.microsoft.com/office/drawing/2016/5/13/chartex" xmlns:cx8="http://schemas.microsoft.com/office/drawing/2016/5/14/chartex" xmlns:mc="http://schemas.openxmlformats.org/markup-compatibility/2006" xmlns:aink="http://schemas.microsoft.com/office/drawing/2016/ink" xmlns:am3d="http://schemas.microsoft.com/office/drawing/2017/model3d" xmlns:o="urn:schemas-microsoft-com:office:office" xmlns:oel="http://schemas.microsoft.com/office/2019/extlst" xmlns:r="http://schemas.openxmlformats.org/officeDocument/2006/relationships" xmlns:m="http://schemas.openxmlformats.org/officeDocument/2006/math" xmlns:v="urn:schemas-microsoft-com:vml" xmlns:wp14="http://schemas.microsoft.com/office/word/2010/wordprocessingDrawing" xmlns:wp="http://schemas.openxmlformats.org/drawingml/2006/wordprocessingDrawing" xmlns:w10="urn:schemas-microsoft-com:office:word" xmlns:w="http://schemas.openxmlformats.org/wordprocessingml/2006/main" xmlns:w14="http://schemas.microsoft.com/office/word/2010/wordml" xmlns:w15="http://schemas.microsoft.com/office/word/2012/wordml" xmlns:w16cex="http://schemas.microsoft.com/office/word/2018/wordml/cex" xmlns:w16cid="http://schemas.microsoft.com/office/word/2016/wordml/cid" xmlns:w16="http://schemas.microsoft.com/office/word/2018/wordml" xmlns:w16du="http://schemas.microsoft.com/office/word/2023/wordml/word16du" xmlns:w16sdtdh="http://schemas.microsoft.com/office/word/2020/wordml/sdtdatahash" xmlns:w16sdtfl="http://schemas.microsoft.com/office/word/2024/wordml/sdtformatlock" xmlns:w16se="http://schemas.microsoft.com/office/word/2015/wordml/symex" xmlns:wpg="http://schemas.microsoft.com/office/word/2010/wordprocessingGroup" xmlns:wpi="http://schemas.microsoft.com/office/word/2010/wordprocessingInk" xmlns:wne="http://schemas.microsoft.com/office/word/2006/wordml" xmlns:wps="http://schemas.microsoft.com/office/word/2010/wordprocessingShape" mc:Ignorable="w14 w15 w16se w16cid w16 w16cex w16sdtdh w16sdtfl w16du wp14">
+  <w:p>
+    <w:pPr>
+      <w:pStyle w:val="Footer"/>
+    </w:pPr>
+  </w:p>
+</w:ftr>
+</file>
+
 <file path=word/footnotes.xml><?xml version="1.0" encoding="utf-8"?>
-<w:footnotes xmlns:wpc="http://schemas.microsoft.com/office/word/2010/wordprocessingCanvas" xmlns:cx="http://schemas.microsoft.com/office/drawing/2014/chartex" xmlns:cx1="http://schemas.microsoft.com/office/drawing/2015/9/8/chartex" xmlns:cx2="http://schemas.microsoft.com/office/drawing/2015/10/21/chartex" xmlns:cx3="http://schemas.microsoft.com/office/drawing/2016/5/9/chartex" xmlns:cx4="http://schemas.microsoft.com/office/drawing/2016/5/10/chartex" xmlns:cx5="http://schemas.microsoft.com/office/drawing/2016/5/11/chartex" xmlns:cx6="http://schemas.microsoft.com/office/drawing/2016/5/12/chartex" xmlns:cx7="http://schemas.microsoft.com/office/drawing/2016/5/13/chartex" xmlns:cx8="http://schemas.microsoft.com/office/drawing/2016/5/14/chartex" xmlns:mc="http://schemas.openxmlformats.org/markup-compatibility/2006" xmlns:aink="http://schemas.microsoft.com/office/drawing/2016/ink" xmlns:am3d="http://schemas.microsoft.com/office/drawing/2017/model3d" xmlns:o="urn:schemas-microsoft-com:office:office" xmlns:oel="http://schemas.microsoft.com/office/2019/extlst" xmlns:r="http://schemas.openxmlformats.org/officeDocument/2006/relationships" xmlns:m="http://schemas.openxmlformats.org/officeDocument/2006/math" xmlns:v="urn:schemas-microsoft-com:vml" xmlns:wp14="http://schemas.microsoft.com/office/word/2010/wordprocessingDrawing" xmlns:wp="http://schemas.openxmlformats.org/drawingml/2006/wordprocessingDrawing" xmlns:w10="urn:schemas-microsoft-com:office:word" xmlns:w="http://schemas.openxmlformats.org/wordprocessingml/2006/main" xmlns:w14="http://schemas.microsoft.com/office/word/2010/wordml" xmlns:w15="http://schemas.microsoft.com/office/word/2012/wordml" xmlns:w16cex="http://schemas.microsoft.com/office/word/2018/wordml/cex" xmlns:w16cid="http://schemas.microsoft.com/office/word/2016/wordml/cid" xmlns:w16="http://schemas.microsoft.com/office/word/2018/wordml" xmlns:w16sdtdh="http://schemas.microsoft.com/office/word/2020/wordml/sdtdatahash" xmlns:w16se="http://schemas.microsoft.com/office/word/2015/wordml/symex" xmlns:wpg="http://schemas.microsoft.com/office/word/2010/wordprocessingGroup" xmlns:wpi="http://schemas.microsoft.com/office/word/2010/wordprocessingInk" xmlns:wne="http://schemas.microsoft.com/office/word/2006/wordml" xmlns:wps="http://schemas.microsoft.com/office/word/2010/wordprocessingShape" mc:Ignorable="w14 w15 w16se w16cid w16 w16cex w16sdtdh wp14">
+<w:footnotes xmlns:wpc="http://schemas.microsoft.com/office/word/2010/wordprocessingCanvas" xmlns:cx="http://schemas.microsoft.com/office/drawing/2014/chartex" xmlns:cx1="http://schemas.microsoft.com/office/drawing/2015/9/8/chartex" xmlns:cx2="http://schemas.microsoft.com/office/drawing/2015/10/21/chartex" xmlns:cx3="http://schemas.microsoft.com/office/drawing/2016/5/9/chartex" xmlns:cx4="http://schemas.microsoft.com/office/drawing/2016/5/10/chartex" xmlns:cx5="http://schemas.microsoft.com/office/drawing/2016/5/11/chartex" xmlns:cx6="http://schemas.microsoft.com/office/drawing/2016/5/12/chartex" xmlns:cx7="http://schemas.microsoft.com/office/drawing/2016/5/13/chartex" xmlns:cx8="http://schemas.microsoft.com/office/drawing/2016/5/14/chartex" xmlns:mc="http://schemas.openxmlformats.org/markup-compatibility/2006" xmlns:aink="http://schemas.microsoft.com/office/drawing/2016/ink" xmlns:am3d="http://schemas.microsoft.com/office/drawing/2017/model3d" xmlns:o="urn:schemas-microsoft-com:office:office" xmlns:oel="http://schemas.microsoft.com/office/2019/extlst" xmlns:r="http://schemas.openxmlformats.org/officeDocument/2006/relationships" xmlns:m="http://schemas.openxmlformats.org/officeDocument/2006/math" xmlns:v="urn:schemas-microsoft-com:vml" xmlns:wp14="http://schemas.microsoft.com/office/word/2010/wordprocessingDrawing" xmlns:wp="http://schemas.openxmlformats.org/drawingml/2006/wordprocessingDrawing" xmlns:w10="urn:schemas-microsoft-com:office:word" xmlns:w="http://schemas.openxmlformats.org/wordprocessingml/2006/main" xmlns:w14="http://schemas.microsoft.com/office/word/2010/wordml" xmlns:w15="http://schemas.microsoft.com/office/word/2012/wordml" xmlns:w16cex="http://schemas.microsoft.com/office/word/2018/wordml/cex" xmlns:w16cid="http://schemas.microsoft.com/office/word/2016/wordml/cid" xmlns:w16="http://schemas.microsoft.com/office/word/2018/wordml" xmlns:w16du="http://schemas.microsoft.com/office/word/2023/wordml/word16du" xmlns:w16sdtdh="http://schemas.microsoft.com/office/word/2020/wordml/sdtdatahash" xmlns:w16sdtfl="http://schemas.microsoft.com/office/word/2024/wordml/sdtformatlock" xmlns:w16se="http://schemas.microsoft.com/office/word/2015/wordml/symex" xmlns:wpg="http://schemas.microsoft.com/office/word/2010/wordprocessingGroup" xmlns:wpi="http://schemas.microsoft.com/office/word/2010/wordprocessingInk" xmlns:wne="http://schemas.microsoft.com/office/word/2006/wordml" xmlns:wps="http://schemas.microsoft.com/office/word/2010/wordprocessingShape" mc:Ignorable="w14 w15 w16se w16cid w16 w16cex w16sdtdh w16sdtfl w16du wp14">
   <w:footnote w:type="separator" w:id="-1">
     <w:p>
       <w:pPr>
@@ -1956,7 +1939,17 @@
 </file>
 
 <file path=word/header1.xml><?xml version="1.0" encoding="utf-8"?>
-<w:hdr xmlns:wpc="http://schemas.microsoft.com/office/word/2010/wordprocessingCanvas" xmlns:cx="http://schemas.microsoft.com/office/drawing/2014/chartex" xmlns:cx1="http://schemas.microsoft.com/office/drawing/2015/9/8/chartex" xmlns:cx2="http://schemas.microsoft.com/office/drawing/2015/10/21/chartex" xmlns:cx3="http://schemas.microsoft.com/office/drawing/2016/5/9/chartex" xmlns:cx4="http://schemas.microsoft.com/office/drawing/2016/5/10/chartex" xmlns:cx5="http://schemas.microsoft.com/office/drawing/2016/5/11/chartex" xmlns:cx6="http://schemas.microsoft.com/office/drawing/2016/5/12/chartex" xmlns:cx7="http://schemas.microsoft.com/office/drawing/2016/5/13/chartex" xmlns:cx8="http://schemas.microsoft.com/office/drawing/2016/5/14/chartex" xmlns:mc="http://schemas.openxmlformats.org/markup-compatibility/2006" xmlns:aink="http://schemas.microsoft.com/office/drawing/2016/ink" xmlns:am3d="http://schemas.microsoft.com/office/drawing/2017/model3d" xmlns:o="urn:schemas-microsoft-com:office:office" xmlns:oel="http://schemas.microsoft.com/office/2019/extlst" xmlns:r="http://schemas.openxmlformats.org/officeDocument/2006/relationships" xmlns:m="http://schemas.openxmlformats.org/officeDocument/2006/math" xmlns:v="urn:schemas-microsoft-com:vml" xmlns:wp14="http://schemas.microsoft.com/office/word/2010/wordprocessingDrawing" xmlns:wp="http://schemas.openxmlformats.org/drawingml/2006/wordprocessingDrawing" xmlns:w10="urn:schemas-microsoft-com:office:word" xmlns:w="http://schemas.openxmlformats.org/wordprocessingml/2006/main" xmlns:w14="http://schemas.microsoft.com/office/word/2010/wordml" xmlns:w15="http://schemas.microsoft.com/office/word/2012/wordml" xmlns:w16cex="http://schemas.microsoft.com/office/word/2018/wordml/cex" xmlns:w16cid="http://schemas.microsoft.com/office/word/2016/wordml/cid" xmlns:w16="http://schemas.microsoft.com/office/word/2018/wordml" xmlns:w16sdtdh="http://schemas.microsoft.com/office/word/2020/wordml/sdtdatahash" xmlns:w16se="http://schemas.microsoft.com/office/word/2015/wordml/symex" xmlns:wpg="http://schemas.microsoft.com/office/word/2010/wordprocessingGroup" xmlns:wpi="http://schemas.microsoft.com/office/word/2010/wordprocessingInk" xmlns:wne="http://schemas.microsoft.com/office/word/2006/wordml" xmlns:wps="http://schemas.microsoft.com/office/word/2010/wordprocessingShape" mc:Ignorable="w14 w15 w16se w16cid w16 w16cex w16sdtdh wp14">
+<w:hdr xmlns:wpc="http://schemas.microsoft.com/office/word/2010/wordprocessingCanvas" xmlns:cx="http://schemas.microsoft.com/office/drawing/2014/chartex" xmlns:cx1="http://schemas.microsoft.com/office/drawing/2015/9/8/chartex" xmlns:cx2="http://schemas.microsoft.com/office/drawing/2015/10/21/chartex" xmlns:cx3="http://schemas.microsoft.com/office/drawing/2016/5/9/chartex" xmlns:cx4="http://schemas.microsoft.com/office/drawing/2016/5/10/chartex" xmlns:cx5="http://schemas.microsoft.com/office/drawing/2016/5/11/chartex" xmlns:cx6="http://schemas.microsoft.com/office/drawing/2016/5/12/chartex" xmlns:cx7="http://schemas.microsoft.com/office/drawing/2016/5/13/chartex" xmlns:cx8="http://schemas.microsoft.com/office/drawing/2016/5/14/chartex" xmlns:mc="http://schemas.openxmlformats.org/markup-compatibility/2006" xmlns:aink="http://schemas.microsoft.com/office/drawing/2016/ink" xmlns:am3d="http://schemas.microsoft.com/office/drawing/2017/model3d" xmlns:o="urn:schemas-microsoft-com:office:office" xmlns:oel="http://schemas.microsoft.com/office/2019/extlst" xmlns:r="http://schemas.openxmlformats.org/officeDocument/2006/relationships" xmlns:m="http://schemas.openxmlformats.org/officeDocument/2006/math" xmlns:v="urn:schemas-microsoft-com:vml" xmlns:wp14="http://schemas.microsoft.com/office/word/2010/wordprocessingDrawing" xmlns:wp="http://schemas.openxmlformats.org/drawingml/2006/wordprocessingDrawing" xmlns:w10="urn:schemas-microsoft-com:office:word" xmlns:w="http://schemas.openxmlformats.org/wordprocessingml/2006/main" xmlns:w14="http://schemas.microsoft.com/office/word/2010/wordml" xmlns:w15="http://schemas.microsoft.com/office/word/2012/wordml" xmlns:w16cex="http://schemas.microsoft.com/office/word/2018/wordml/cex" xmlns:w16cid="http://schemas.microsoft.com/office/word/2016/wordml/cid" xmlns:w16="http://schemas.microsoft.com/office/word/2018/wordml" xmlns:w16du="http://schemas.microsoft.com/office/word/2023/wordml/word16du" xmlns:w16sdtdh="http://schemas.microsoft.com/office/word/2020/wordml/sdtdatahash" xmlns:w16sdtfl="http://schemas.microsoft.com/office/word/2024/wordml/sdtformatlock" xmlns:w16se="http://schemas.microsoft.com/office/word/2015/wordml/symex" xmlns:wpg="http://schemas.microsoft.com/office/word/2010/wordprocessingGroup" xmlns:wpi="http://schemas.microsoft.com/office/word/2010/wordprocessingInk" xmlns:wne="http://schemas.microsoft.com/office/word/2006/wordml" xmlns:wps="http://schemas.microsoft.com/office/word/2010/wordprocessingShape" mc:Ignorable="w14 w15 w16se w16cid w16 w16cex w16sdtdh w16sdtfl w16du wp14">
+  <w:p>
+    <w:pPr>
+      <w:pStyle w:val="Header"/>
+    </w:pPr>
+  </w:p>
+</w:hdr>
+</file>
+
+<file path=word/header2.xml><?xml version="1.0" encoding="utf-8"?>
+<w:hdr xmlns:wpc="http://schemas.microsoft.com/office/word/2010/wordprocessingCanvas" xmlns:cx="http://schemas.microsoft.com/office/drawing/2014/chartex" xmlns:cx1="http://schemas.microsoft.com/office/drawing/2015/9/8/chartex" xmlns:cx2="http://schemas.microsoft.com/office/drawing/2015/10/21/chartex" xmlns:cx3="http://schemas.microsoft.com/office/drawing/2016/5/9/chartex" xmlns:cx4="http://schemas.microsoft.com/office/drawing/2016/5/10/chartex" xmlns:cx5="http://schemas.microsoft.com/office/drawing/2016/5/11/chartex" xmlns:cx6="http://schemas.microsoft.com/office/drawing/2016/5/12/chartex" xmlns:cx7="http://schemas.microsoft.com/office/drawing/2016/5/13/chartex" xmlns:cx8="http://schemas.microsoft.com/office/drawing/2016/5/14/chartex" xmlns:mc="http://schemas.openxmlformats.org/markup-compatibility/2006" xmlns:aink="http://schemas.microsoft.com/office/drawing/2016/ink" xmlns:am3d="http://schemas.microsoft.com/office/drawing/2017/model3d" xmlns:o="urn:schemas-microsoft-com:office:office" xmlns:oel="http://schemas.microsoft.com/office/2019/extlst" xmlns:r="http://schemas.openxmlformats.org/officeDocument/2006/relationships" xmlns:m="http://schemas.openxmlformats.org/officeDocument/2006/math" xmlns:v="urn:schemas-microsoft-com:vml" xmlns:wp14="http://schemas.microsoft.com/office/word/2010/wordprocessingDrawing" xmlns:wp="http://schemas.openxmlformats.org/drawingml/2006/wordprocessingDrawing" xmlns:w10="urn:schemas-microsoft-com:office:word" xmlns:w="http://schemas.openxmlformats.org/wordprocessingml/2006/main" xmlns:w14="http://schemas.microsoft.com/office/word/2010/wordml" xmlns:w15="http://schemas.microsoft.com/office/word/2012/wordml" xmlns:w16cex="http://schemas.microsoft.com/office/word/2018/wordml/cex" xmlns:w16cid="http://schemas.microsoft.com/office/word/2016/wordml/cid" xmlns:w16="http://schemas.microsoft.com/office/word/2018/wordml" xmlns:w16du="http://schemas.microsoft.com/office/word/2023/wordml/word16du" xmlns:w16sdtdh="http://schemas.microsoft.com/office/word/2020/wordml/sdtdatahash" xmlns:w16sdtfl="http://schemas.microsoft.com/office/word/2024/wordml/sdtformatlock" xmlns:w16se="http://schemas.microsoft.com/office/word/2015/wordml/symex" xmlns:wpg="http://schemas.microsoft.com/office/word/2010/wordprocessingGroup" xmlns:wpi="http://schemas.microsoft.com/office/word/2010/wordprocessingInk" xmlns:wne="http://schemas.microsoft.com/office/word/2006/wordml" xmlns:wps="http://schemas.microsoft.com/office/word/2010/wordprocessingShape" mc:Ignorable="w14 w15 w16se w16cid w16 w16cex w16sdtdh w16sdtfl w16du wp14">
   <w:p>
     <w:pPr>
       <w:rPr>
@@ -2094,65 +2087,57 @@
         <w:b/>
         <w:bCs/>
         <w:noProof/>
-        <w:sz w:val="22"/>
-      </w:rPr>
-      <w:t xml:space="preserve">        </w:t>
+        <w:sz w:val="28"/>
+        <w:szCs w:val="28"/>
+      </w:rPr>
+      <w:t xml:space="preserve">     </w:t>
     </w:r>
     <w:bookmarkStart w:id="0" w:name="OLE_LINK2"/>
     <w:r>
       <w:rPr>
         <w:b/>
         <w:bCs/>
-        <w:sz w:val="30"/>
-        <w:szCs w:val="30"/>
-      </w:rPr>
-      <w:t xml:space="preserve">Invoice </w:t>
+        <w:sz w:val="28"/>
+        <w:szCs w:val="28"/>
+      </w:rPr>
+      <w:t>Invoice #:</w:t>
     </w:r>
     <w:r>
       <w:rPr>
         <w:b/>
         <w:bCs/>
-        <w:sz w:val="30"/>
-        <w:szCs w:val="32"/>
-      </w:rPr>
-      <w:t>#:</w:t>
-    </w:r>
+        <w:sz w:val="28"/>
+        <w:szCs w:val="28"/>
+      </w:rPr>
+      <w:t xml:space="preserve"> </w:t>
+    </w:r>
+    <w:bookmarkEnd w:id="0"/>
     <w:r>
       <w:rPr>
         <w:b/>
         <w:bCs/>
-        <w:sz w:val="30"/>
-        <w:szCs w:val="32"/>
-      </w:rPr>
-      <w:t xml:space="preserve"> </w:t>
-    </w:r>
-    <w:bookmarkEnd w:id="0"/>
+        <w:sz w:val="28"/>
+        <w:szCs w:val="28"/>
+      </w:rPr>
+      <w:t>{{</w:t>
+    </w:r>
+    <w:proofErr w:type="spellStart"/>
     <w:r>
       <w:rPr>
         <w:b/>
         <w:bCs/>
-        <w:sz w:val="30"/>
-        <w:szCs w:val="30"/>
-      </w:rPr>
-      <w:t>{{</w:t>
-    </w:r>
-    <w:proofErr w:type="spellStart"/>
+        <w:sz w:val="28"/>
+        <w:szCs w:val="28"/>
+      </w:rPr>
+      <w:t>InvoiceId</w:t>
+    </w:r>
+    <w:proofErr w:type="spellEnd"/>
     <w:r>
       <w:rPr>
         <w:b/>
         <w:bCs/>
-        <w:sz w:val="30"/>
-        <w:szCs w:val="30"/>
-      </w:rPr>
-      <w:t>InvoiceId</w:t>
-    </w:r>
-    <w:proofErr w:type="spellEnd"/>
-    <w:r>
-      <w:rPr>
-        <w:b/>
-        <w:bCs/>
-        <w:sz w:val="30"/>
-        <w:szCs w:val="30"/>
+        <w:sz w:val="28"/>
+        <w:szCs w:val="28"/>
       </w:rPr>
       <w:t>}}</w:t>
     </w:r>
@@ -2201,15 +2186,6 @@
         <w:sz w:val="22"/>
       </w:rPr>
       <w:t xml:space="preserve">  </w:t>
-    </w:r>
-    <w:r>
-      <w:rPr>
-        <w:i/>
-        <w:iCs/>
-        <w:noProof/>
-        <w:sz w:val="22"/>
-      </w:rPr>
-      <w:t xml:space="preserve">   </w:t>
     </w:r>
     <w:r>
       <w:rPr>
@@ -2320,8 +2296,18 @@
 </w:hdr>
 </file>
 
+<file path=word/header3.xml><?xml version="1.0" encoding="utf-8"?>
+<w:hdr xmlns:wpc="http://schemas.microsoft.com/office/word/2010/wordprocessingCanvas" xmlns:cx="http://schemas.microsoft.com/office/drawing/2014/chartex" xmlns:cx1="http://schemas.microsoft.com/office/drawing/2015/9/8/chartex" xmlns:cx2="http://schemas.microsoft.com/office/drawing/2015/10/21/chartex" xmlns:cx3="http://schemas.microsoft.com/office/drawing/2016/5/9/chartex" xmlns:cx4="http://schemas.microsoft.com/office/drawing/2016/5/10/chartex" xmlns:cx5="http://schemas.microsoft.com/office/drawing/2016/5/11/chartex" xmlns:cx6="http://schemas.microsoft.com/office/drawing/2016/5/12/chartex" xmlns:cx7="http://schemas.microsoft.com/office/drawing/2016/5/13/chartex" xmlns:cx8="http://schemas.microsoft.com/office/drawing/2016/5/14/chartex" xmlns:mc="http://schemas.openxmlformats.org/markup-compatibility/2006" xmlns:aink="http://schemas.microsoft.com/office/drawing/2016/ink" xmlns:am3d="http://schemas.microsoft.com/office/drawing/2017/model3d" xmlns:o="urn:schemas-microsoft-com:office:office" xmlns:oel="http://schemas.microsoft.com/office/2019/extlst" xmlns:r="http://schemas.openxmlformats.org/officeDocument/2006/relationships" xmlns:m="http://schemas.openxmlformats.org/officeDocument/2006/math" xmlns:v="urn:schemas-microsoft-com:vml" xmlns:wp14="http://schemas.microsoft.com/office/word/2010/wordprocessingDrawing" xmlns:wp="http://schemas.openxmlformats.org/drawingml/2006/wordprocessingDrawing" xmlns:w10="urn:schemas-microsoft-com:office:word" xmlns:w="http://schemas.openxmlformats.org/wordprocessingml/2006/main" xmlns:w14="http://schemas.microsoft.com/office/word/2010/wordml" xmlns:w15="http://schemas.microsoft.com/office/word/2012/wordml" xmlns:w16cex="http://schemas.microsoft.com/office/word/2018/wordml/cex" xmlns:w16cid="http://schemas.microsoft.com/office/word/2016/wordml/cid" xmlns:w16="http://schemas.microsoft.com/office/word/2018/wordml" xmlns:w16du="http://schemas.microsoft.com/office/word/2023/wordml/word16du" xmlns:w16sdtdh="http://schemas.microsoft.com/office/word/2020/wordml/sdtdatahash" xmlns:w16sdtfl="http://schemas.microsoft.com/office/word/2024/wordml/sdtformatlock" xmlns:w16se="http://schemas.microsoft.com/office/word/2015/wordml/symex" xmlns:wpg="http://schemas.microsoft.com/office/word/2010/wordprocessingGroup" xmlns:wpi="http://schemas.microsoft.com/office/word/2010/wordprocessingInk" xmlns:wne="http://schemas.microsoft.com/office/word/2006/wordml" xmlns:wps="http://schemas.microsoft.com/office/word/2010/wordprocessingShape" mc:Ignorable="w14 w15 w16se w16cid w16 w16cex w16sdtdh w16sdtfl w16du wp14">
+  <w:p>
+    <w:pPr>
+      <w:pStyle w:val="Header"/>
+    </w:pPr>
+  </w:p>
+</w:hdr>
+</file>
+
 <file path=word/styles.xml><?xml version="1.0" encoding="utf-8"?>
-<w:styles xmlns:mc="http://schemas.openxmlformats.org/markup-compatibility/2006" xmlns:r="http://schemas.openxmlformats.org/officeDocument/2006/relationships" xmlns:w="http://schemas.openxmlformats.org/wordprocessingml/2006/main" xmlns:w14="http://schemas.microsoft.com/office/word/2010/wordml" xmlns:w15="http://schemas.microsoft.com/office/word/2012/wordml" xmlns:w16cex="http://schemas.microsoft.com/office/word/2018/wordml/cex" xmlns:w16cid="http://schemas.microsoft.com/office/word/2016/wordml/cid" xmlns:w16="http://schemas.microsoft.com/office/word/2018/wordml" xmlns:w16sdtdh="http://schemas.microsoft.com/office/word/2020/wordml/sdtdatahash" xmlns:w16se="http://schemas.microsoft.com/office/word/2015/wordml/symex" mc:Ignorable="w14 w15 w16se w16cid w16 w16cex w16sdtdh">
+<w:styles xmlns:mc="http://schemas.openxmlformats.org/markup-compatibility/2006" xmlns:r="http://schemas.openxmlformats.org/officeDocument/2006/relationships" xmlns:w="http://schemas.openxmlformats.org/wordprocessingml/2006/main" xmlns:w14="http://schemas.microsoft.com/office/word/2010/wordml" xmlns:w15="http://schemas.microsoft.com/office/word/2012/wordml" xmlns:w16cex="http://schemas.microsoft.com/office/word/2018/wordml/cex" xmlns:w16cid="http://schemas.microsoft.com/office/word/2016/wordml/cid" xmlns:w16="http://schemas.microsoft.com/office/word/2018/wordml" xmlns:w16du="http://schemas.microsoft.com/office/word/2023/wordml/word16du" xmlns:w16sdtdh="http://schemas.microsoft.com/office/word/2020/wordml/sdtdatahash" xmlns:w16sdtfl="http://schemas.microsoft.com/office/word/2024/wordml/sdtformatlock" xmlns:w16se="http://schemas.microsoft.com/office/word/2015/wordml/symex" mc:Ignorable="w14 w15 w16se w16cid w16 w16cex w16sdtdh w16sdtfl w16du">
   <w:docDefaults>
     <w:rPrDefault>
       <w:rPr>
@@ -3138,6 +3124,7 @@
 
 <file path=docMetadata/LabelInfo.xml><?xml version="1.0" encoding="utf-8"?>
 <clbl:labelList xmlns:clbl="http://schemas.microsoft.com/office/2020/mipLabelMetadata">
+  <clbl:label id="{d9290083-bd2f-48a2-8ac5-09a524b17d15}" enabled="1" method="Privileged" siteId="{b9fec68c-c92d-461e-9a97-3d03a0f18b82}" contentBits="1" removed="0"/>
   <clbl:label id="{e0793d39-0939-496d-b129-198edd916feb}" enabled="0" method="" siteId="{e0793d39-0939-496d-b129-198edd916feb}" removed="1"/>
 </clbl:labelList>
 </file>
--- a/ALR-DocgenTemplates/InvoiceTemplate.docx
+++ b/ALR-DocgenTemplates/InvoiceTemplate.docx
@@ -12,12 +12,8 @@
           <w:szCs w:val="34"/>
         </w:rPr>
         <w:sectPr>
-          <w:headerReference w:type="even" r:id="rId6"/>
-          <w:headerReference w:type="default" r:id="rId7"/>
-          <w:footerReference w:type="even" r:id="rId8"/>
-          <w:footerReference w:type="default" r:id="rId9"/>
-          <w:headerReference w:type="first" r:id="rId10"/>
-          <w:footerReference w:type="first" r:id="rId11"/>
+          <w:headerReference w:type="default" r:id="rId6"/>
+          <w:footerReference w:type="default" r:id="rId7"/>
           <w:pgSz w:w="12240" w:h="15840"/>
           <w:pgMar w:top="720" w:right="720" w:bottom="720" w:left="720" w:header="708" w:footer="708" w:gutter="0"/>
           <w:cols w:space="708"/>
@@ -661,28 +657,28 @@
               </w:rPr>
             </w:pPr>
             <w:bookmarkStart w:id="4" w:name="OLE_LINK8"/>
+            <w:r>
+              <w:rPr>
+                <w:rStyle w:val="ui-provider"/>
+                <w:sz w:val="22"/>
+              </w:rPr>
+              <w:t>{{</w:t>
+            </w:r>
+            <w:proofErr w:type="spellStart"/>
+            <w:r>
+              <w:rPr>
+                <w:rStyle w:val="ui-provider"/>
+                <w:sz w:val="22"/>
+              </w:rPr>
+              <w:t>PublicFeeSum</w:t>
+            </w:r>
+            <w:proofErr w:type="spellEnd"/>
             <w:proofErr w:type="gramStart"/>
             <w:r>
               <w:rPr>
                 <w:rStyle w:val="ui-provider"/>
                 <w:sz w:val="22"/>
               </w:rPr>
-              <w:t>{{</w:t>
-            </w:r>
-            <w:proofErr w:type="spellStart"/>
-            <w:r>
-              <w:rPr>
-                <w:rStyle w:val="ui-provider"/>
-                <w:sz w:val="22"/>
-              </w:rPr>
-              <w:t>PublicFeeSum</w:t>
-            </w:r>
-            <w:proofErr w:type="spellEnd"/>
-            <w:r>
-              <w:rPr>
-                <w:rStyle w:val="ui-provider"/>
-                <w:sz w:val="22"/>
-              </w:rPr>
               <w:t>}}</w:t>
             </w:r>
             <w:bookmarkStart w:id="5" w:name="OLE_LINK27"/>
@@ -691,7 +687,7 @@
                 <w:rStyle w:val="ui-provider"/>
                 <w:sz w:val="22"/>
               </w:rPr>
-              <w:t>{{/</w:t>
+              <w:t>{</w:t>
             </w:r>
             <w:proofErr w:type="gramEnd"/>
             <w:r>
@@ -699,7 +695,7 @@
                 <w:rStyle w:val="ui-provider"/>
                 <w:sz w:val="22"/>
               </w:rPr>
-              <w:t>P</w:t>
+              <w:t>{/P</w:t>
             </w:r>
             <w:r>
               <w:rPr>
@@ -855,6 +851,26 @@
                 <w:sz w:val="22"/>
               </w:rPr>
             </w:pPr>
+            <w:r>
+              <w:rPr>
+                <w:rStyle w:val="ui-provider"/>
+                <w:kern w:val="0"/>
+                <w:sz w:val="22"/>
+                <w14:ligatures w14:val="none"/>
+              </w:rPr>
+              <w:t>{{</w:t>
+            </w:r>
+            <w:proofErr w:type="spellStart"/>
+            <w:r>
+              <w:rPr>
+                <w:rStyle w:val="ui-provider"/>
+                <w:kern w:val="0"/>
+                <w:sz w:val="22"/>
+                <w14:ligatures w14:val="none"/>
+              </w:rPr>
+              <w:t>PrivateFeeSum</w:t>
+            </w:r>
+            <w:proofErr w:type="spellEnd"/>
             <w:proofErr w:type="gramStart"/>
             <w:r>
               <w:rPr>
@@ -863,26 +879,6 @@
                 <w:sz w:val="22"/>
                 <w14:ligatures w14:val="none"/>
               </w:rPr>
-              <w:t>{{</w:t>
-            </w:r>
-            <w:proofErr w:type="spellStart"/>
-            <w:r>
-              <w:rPr>
-                <w:rStyle w:val="ui-provider"/>
-                <w:kern w:val="0"/>
-                <w:sz w:val="22"/>
-                <w14:ligatures w14:val="none"/>
-              </w:rPr>
-              <w:t>PrivateFeeSum</w:t>
-            </w:r>
-            <w:proofErr w:type="spellEnd"/>
-            <w:r>
-              <w:rPr>
-                <w:rStyle w:val="ui-provider"/>
-                <w:kern w:val="0"/>
-                <w:sz w:val="22"/>
-                <w14:ligatures w14:val="none"/>
-              </w:rPr>
               <w:t>}}</w:t>
             </w:r>
             <w:bookmarkStart w:id="8" w:name="OLE_LINK28"/>
@@ -893,7 +889,7 @@
                 <w:sz w:val="22"/>
                 <w14:ligatures w14:val="none"/>
               </w:rPr>
-              <w:t>{{/</w:t>
+              <w:t>{</w:t>
             </w:r>
             <w:proofErr w:type="gramEnd"/>
             <w:r>
@@ -903,7 +899,7 @@
                 <w:sz w:val="22"/>
                 <w14:ligatures w14:val="none"/>
               </w:rPr>
-              <w:t>Private}}</w:t>
+              <w:t>{/Private}}</w:t>
             </w:r>
             <w:bookmarkEnd w:id="8"/>
           </w:p>
@@ -937,7 +933,16 @@
                 <w:sz w:val="22"/>
                 <w14:ligatures w14:val="none"/>
               </w:rPr>
-              <w:t>Per Diem</w:t>
+              <w:t xml:space="preserve">Per </w:t>
+            </w:r>
+            <w:proofErr w:type="gramStart"/>
+            <w:r>
+              <w:rPr>
+                <w:kern w:val="0"/>
+                <w:sz w:val="22"/>
+                <w14:ligatures w14:val="none"/>
+              </w:rPr>
+              <w:t>Diem</w:t>
             </w:r>
             <w:bookmarkEnd w:id="9"/>
             <w:r>
@@ -947,7 +952,17 @@
                 <w:sz w:val="22"/>
                 <w14:ligatures w14:val="none"/>
               </w:rPr>
-              <w:t>{{#</w:t>
+              <w:t>{</w:t>
+            </w:r>
+            <w:proofErr w:type="gramEnd"/>
+            <w:r>
+              <w:rPr>
+                <w:rStyle w:val="ui-provider"/>
+                <w:kern w:val="0"/>
+                <w:sz w:val="22"/>
+                <w14:ligatures w14:val="none"/>
+              </w:rPr>
+              <w:t>{#</w:t>
             </w:r>
             <w:r>
               <w:rPr>
@@ -1106,6 +1121,7 @@
               </w:rPr>
               <w:t>{{</w:t>
             </w:r>
+            <w:proofErr w:type="spellStart"/>
             <w:r>
               <w:rPr>
                 <w:kern w:val="0"/>
@@ -1121,7 +1137,18 @@
                 <w:sz w:val="22"/>
                 <w14:ligatures w14:val="none"/>
               </w:rPr>
-              <w:t>Sum}}</w:t>
+              <w:t>Sum</w:t>
+            </w:r>
+            <w:proofErr w:type="spellEnd"/>
+            <w:proofErr w:type="gramStart"/>
+            <w:r>
+              <w:rPr>
+                <w:rStyle w:val="ui-provider"/>
+                <w:kern w:val="0"/>
+                <w:sz w:val="22"/>
+                <w14:ligatures w14:val="none"/>
+              </w:rPr>
+              <w:t>}}</w:t>
             </w:r>
             <w:bookmarkStart w:id="14" w:name="OLE_LINK29"/>
             <w:r>
@@ -1131,7 +1158,17 @@
                 <w:sz w:val="22"/>
                 <w14:ligatures w14:val="none"/>
               </w:rPr>
-              <w:t>{{/</w:t>
+              <w:t>{</w:t>
+            </w:r>
+            <w:proofErr w:type="gramEnd"/>
+            <w:r>
+              <w:rPr>
+                <w:rStyle w:val="ui-provider"/>
+                <w:kern w:val="0"/>
+                <w:sz w:val="22"/>
+                <w14:ligatures w14:val="none"/>
+              </w:rPr>
+              <w:t>{/</w:t>
             </w:r>
             <w:r>
               <w:rPr>
@@ -1504,32 +1541,39 @@
                 <w:sz w:val="24"/>
                 <w:szCs w:val="24"/>
               </w:rPr>
-              <w:t xml:space="preserve">     Registration: </w:t>
+              <w:t xml:space="preserve">     Registration:</w:t>
             </w:r>
             <w:bookmarkStart w:id="15" w:name="OLE_LINK9"/>
             <w:r>
               <w:rPr>
+                <w:b/>
+                <w:bCs/>
                 <w:color w:val="000000" w:themeColor="text1"/>
                 <w:sz w:val="24"/>
                 <w:szCs w:val="24"/>
               </w:rPr>
+              <w:t xml:space="preserve"> </w:t>
+            </w:r>
+            <w:r>
+              <w:rPr>
+                <w:color w:val="000000" w:themeColor="text1"/>
+                <w:sz w:val="22"/>
+              </w:rPr>
               <w:t>{{</w:t>
             </w:r>
             <w:proofErr w:type="spellStart"/>
             <w:r>
               <w:rPr>
                 <w:color w:val="000000" w:themeColor="text1"/>
-                <w:sz w:val="24"/>
-                <w:szCs w:val="24"/>
-              </w:rPr>
-              <w:t>CertificateId</w:t>
+                <w:sz w:val="22"/>
+              </w:rPr>
+              <w:t>IF_isCertificateIdNotPresent</w:t>
             </w:r>
             <w:proofErr w:type="spellEnd"/>
             <w:r>
               <w:rPr>
                 <w:color w:val="000000" w:themeColor="text1"/>
-                <w:sz w:val="24"/>
-                <w:szCs w:val="24"/>
+                <w:sz w:val="22"/>
               </w:rPr>
               <w:t>}}</w:t>
             </w:r>
@@ -1785,16 +1829,6 @@
 <w:ftr xmlns:wpc="http://schemas.microsoft.com/office/word/2010/wordprocessingCanvas" xmlns:cx="http://schemas.microsoft.com/office/drawing/2014/chartex" xmlns:cx1="http://schemas.microsoft.com/office/drawing/2015/9/8/chartex" xmlns:cx2="http://schemas.microsoft.com/office/drawing/2015/10/21/chartex" xmlns:cx3="http://schemas.microsoft.com/office/drawing/2016/5/9/chartex" xmlns:cx4="http://schemas.microsoft.com/office/drawing/2016/5/10/chartex" xmlns:cx5="http://schemas.microsoft.com/office/drawing/2016/5/11/chartex" xmlns:cx6="http://schemas.microsoft.com/office/drawing/2016/5/12/chartex" xmlns:cx7="http://schemas.microsoft.com/office/drawing/2016/5/13/chartex" xmlns:cx8="http://schemas.microsoft.com/office/drawing/2016/5/14/chartex" xmlns:mc="http://schemas.openxmlformats.org/markup-compatibility/2006" xmlns:aink="http://schemas.microsoft.com/office/drawing/2016/ink" xmlns:am3d="http://schemas.microsoft.com/office/drawing/2017/model3d" xmlns:o="urn:schemas-microsoft-com:office:office" xmlns:oel="http://schemas.microsoft.com/office/2019/extlst" xmlns:r="http://schemas.openxmlformats.org/officeDocument/2006/relationships" xmlns:m="http://schemas.openxmlformats.org/officeDocument/2006/math" xmlns:v="urn:schemas-microsoft-com:vml" xmlns:wp14="http://schemas.microsoft.com/office/word/2010/wordprocessingDrawing" xmlns:wp="http://schemas.openxmlformats.org/drawingml/2006/wordprocessingDrawing" xmlns:w10="urn:schemas-microsoft-com:office:word" xmlns:w="http://schemas.openxmlformats.org/wordprocessingml/2006/main" xmlns:w14="http://schemas.microsoft.com/office/word/2010/wordml" xmlns:w15="http://schemas.microsoft.com/office/word/2012/wordml" xmlns:w16cex="http://schemas.microsoft.com/office/word/2018/wordml/cex" xmlns:w16cid="http://schemas.microsoft.com/office/word/2016/wordml/cid" xmlns:w16="http://schemas.microsoft.com/office/word/2018/wordml" xmlns:w16du="http://schemas.microsoft.com/office/word/2023/wordml/word16du" xmlns:w16sdtdh="http://schemas.microsoft.com/office/word/2020/wordml/sdtdatahash" xmlns:w16sdtfl="http://schemas.microsoft.com/office/word/2024/wordml/sdtformatlock" xmlns:w16se="http://schemas.microsoft.com/office/word/2015/wordml/symex" xmlns:wpg="http://schemas.microsoft.com/office/word/2010/wordprocessingGroup" xmlns:wpi="http://schemas.microsoft.com/office/word/2010/wordprocessingInk" xmlns:wne="http://schemas.microsoft.com/office/word/2006/wordml" xmlns:wps="http://schemas.microsoft.com/office/word/2010/wordprocessingShape" mc:Ignorable="w14 w15 w16se w16cid w16 w16cex w16sdtdh w16sdtfl w16du wp14">
   <w:p>
     <w:pPr>
-      <w:pStyle w:val="Footer"/>
-    </w:pPr>
-  </w:p>
-</w:ftr>
-</file>
-
-<file path=word/footer2.xml><?xml version="1.0" encoding="utf-8"?>
-<w:ftr xmlns:wpc="http://schemas.microsoft.com/office/word/2010/wordprocessingCanvas" xmlns:cx="http://schemas.microsoft.com/office/drawing/2014/chartex" xmlns:cx1="http://schemas.microsoft.com/office/drawing/2015/9/8/chartex" xmlns:cx2="http://schemas.microsoft.com/office/drawing/2015/10/21/chartex" xmlns:cx3="http://schemas.microsoft.com/office/drawing/2016/5/9/chartex" xmlns:cx4="http://schemas.microsoft.com/office/drawing/2016/5/10/chartex" xmlns:cx5="http://schemas.microsoft.com/office/drawing/2016/5/11/chartex" xmlns:cx6="http://schemas.microsoft.com/office/drawing/2016/5/12/chartex" xmlns:cx7="http://schemas.microsoft.com/office/drawing/2016/5/13/chartex" xmlns:cx8="http://schemas.microsoft.com/office/drawing/2016/5/14/chartex" xmlns:mc="http://schemas.openxmlformats.org/markup-compatibility/2006" xmlns:aink="http://schemas.microsoft.com/office/drawing/2016/ink" xmlns:am3d="http://schemas.microsoft.com/office/drawing/2017/model3d" xmlns:o="urn:schemas-microsoft-com:office:office" xmlns:oel="http://schemas.microsoft.com/office/2019/extlst" xmlns:r="http://schemas.openxmlformats.org/officeDocument/2006/relationships" xmlns:m="http://schemas.openxmlformats.org/officeDocument/2006/math" xmlns:v="urn:schemas-microsoft-com:vml" xmlns:wp14="http://schemas.microsoft.com/office/word/2010/wordprocessingDrawing" xmlns:wp="http://schemas.openxmlformats.org/drawingml/2006/wordprocessingDrawing" xmlns:w10="urn:schemas-microsoft-com:office:word" xmlns:w="http://schemas.openxmlformats.org/wordprocessingml/2006/main" xmlns:w14="http://schemas.microsoft.com/office/word/2010/wordml" xmlns:w15="http://schemas.microsoft.com/office/word/2012/wordml" xmlns:w16cex="http://schemas.microsoft.com/office/word/2018/wordml/cex" xmlns:w16cid="http://schemas.microsoft.com/office/word/2016/wordml/cid" xmlns:w16="http://schemas.microsoft.com/office/word/2018/wordml" xmlns:w16du="http://schemas.microsoft.com/office/word/2023/wordml/word16du" xmlns:w16sdtdh="http://schemas.microsoft.com/office/word/2020/wordml/sdtdatahash" xmlns:w16sdtfl="http://schemas.microsoft.com/office/word/2024/wordml/sdtformatlock" xmlns:w16se="http://schemas.microsoft.com/office/word/2015/wordml/symex" xmlns:wpg="http://schemas.microsoft.com/office/word/2010/wordprocessingGroup" xmlns:wpi="http://schemas.microsoft.com/office/word/2010/wordprocessingInk" xmlns:wne="http://schemas.microsoft.com/office/word/2006/wordml" xmlns:wps="http://schemas.microsoft.com/office/word/2010/wordprocessingShape" mc:Ignorable="w14 w15 w16se w16cid w16 w16cex w16sdtdh w16sdtfl w16du wp14">
-  <w:p>
-    <w:pPr>
       <w:jc w:val="right"/>
       <w:rPr>
         <w:noProof/>
@@ -1899,16 +1933,6 @@
       </w:rPr>
       <w:t xml:space="preserve"> (250) 953-0496</w:t>
     </w:r>
-  </w:p>
-</w:ftr>
-</file>
-
-<file path=word/footer3.xml><?xml version="1.0" encoding="utf-8"?>
-<w:ftr xmlns:wpc="http://schemas.microsoft.com/office/word/2010/wordprocessingCanvas" xmlns:cx="http://schemas.microsoft.com/office/drawing/2014/chartex" xmlns:cx1="http://schemas.microsoft.com/office/drawing/2015/9/8/chartex" xmlns:cx2="http://schemas.microsoft.com/office/drawing/2015/10/21/chartex" xmlns:cx3="http://schemas.microsoft.com/office/drawing/2016/5/9/chartex" xmlns:cx4="http://schemas.microsoft.com/office/drawing/2016/5/10/chartex" xmlns:cx5="http://schemas.microsoft.com/office/drawing/2016/5/11/chartex" xmlns:cx6="http://schemas.microsoft.com/office/drawing/2016/5/12/chartex" xmlns:cx7="http://schemas.microsoft.com/office/drawing/2016/5/13/chartex" xmlns:cx8="http://schemas.microsoft.com/office/drawing/2016/5/14/chartex" xmlns:mc="http://schemas.openxmlformats.org/markup-compatibility/2006" xmlns:aink="http://schemas.microsoft.com/office/drawing/2016/ink" xmlns:am3d="http://schemas.microsoft.com/office/drawing/2017/model3d" xmlns:o="urn:schemas-microsoft-com:office:office" xmlns:oel="http://schemas.microsoft.com/office/2019/extlst" xmlns:r="http://schemas.openxmlformats.org/officeDocument/2006/relationships" xmlns:m="http://schemas.openxmlformats.org/officeDocument/2006/math" xmlns:v="urn:schemas-microsoft-com:vml" xmlns:wp14="http://schemas.microsoft.com/office/word/2010/wordprocessingDrawing" xmlns:wp="http://schemas.openxmlformats.org/drawingml/2006/wordprocessingDrawing" xmlns:w10="urn:schemas-microsoft-com:office:word" xmlns:w="http://schemas.openxmlformats.org/wordprocessingml/2006/main" xmlns:w14="http://schemas.microsoft.com/office/word/2010/wordml" xmlns:w15="http://schemas.microsoft.com/office/word/2012/wordml" xmlns:w16cex="http://schemas.microsoft.com/office/word/2018/wordml/cex" xmlns:w16cid="http://schemas.microsoft.com/office/word/2016/wordml/cid" xmlns:w16="http://schemas.microsoft.com/office/word/2018/wordml" xmlns:w16du="http://schemas.microsoft.com/office/word/2023/wordml/word16du" xmlns:w16sdtdh="http://schemas.microsoft.com/office/word/2020/wordml/sdtdatahash" xmlns:w16sdtfl="http://schemas.microsoft.com/office/word/2024/wordml/sdtformatlock" xmlns:w16se="http://schemas.microsoft.com/office/word/2015/wordml/symex" xmlns:wpg="http://schemas.microsoft.com/office/word/2010/wordprocessingGroup" xmlns:wpi="http://schemas.microsoft.com/office/word/2010/wordprocessingInk" xmlns:wne="http://schemas.microsoft.com/office/word/2006/wordml" xmlns:wps="http://schemas.microsoft.com/office/word/2010/wordprocessingShape" mc:Ignorable="w14 w15 w16se w16cid w16 w16cex w16sdtdh w16sdtfl w16du wp14">
-  <w:p>
-    <w:pPr>
-      <w:pStyle w:val="Footer"/>
-    </w:pPr>
   </w:p>
 </w:ftr>
 </file>
@@ -1939,16 +1963,6 @@
 </file>
 
 <file path=word/header1.xml><?xml version="1.0" encoding="utf-8"?>
-<w:hdr xmlns:wpc="http://schemas.microsoft.com/office/word/2010/wordprocessingCanvas" xmlns:cx="http://schemas.microsoft.com/office/drawing/2014/chartex" xmlns:cx1="http://schemas.microsoft.com/office/drawing/2015/9/8/chartex" xmlns:cx2="http://schemas.microsoft.com/office/drawing/2015/10/21/chartex" xmlns:cx3="http://schemas.microsoft.com/office/drawing/2016/5/9/chartex" xmlns:cx4="http://schemas.microsoft.com/office/drawing/2016/5/10/chartex" xmlns:cx5="http://schemas.microsoft.com/office/drawing/2016/5/11/chartex" xmlns:cx6="http://schemas.microsoft.com/office/drawing/2016/5/12/chartex" xmlns:cx7="http://schemas.microsoft.com/office/drawing/2016/5/13/chartex" xmlns:cx8="http://schemas.microsoft.com/office/drawing/2016/5/14/chartex" xmlns:mc="http://schemas.openxmlformats.org/markup-compatibility/2006" xmlns:aink="http://schemas.microsoft.com/office/drawing/2016/ink" xmlns:am3d="http://schemas.microsoft.com/office/drawing/2017/model3d" xmlns:o="urn:schemas-microsoft-com:office:office" xmlns:oel="http://schemas.microsoft.com/office/2019/extlst" xmlns:r="http://schemas.openxmlformats.org/officeDocument/2006/relationships" xmlns:m="http://schemas.openxmlformats.org/officeDocument/2006/math" xmlns:v="urn:schemas-microsoft-com:vml" xmlns:wp14="http://schemas.microsoft.com/office/word/2010/wordprocessingDrawing" xmlns:wp="http://schemas.openxmlformats.org/drawingml/2006/wordprocessingDrawing" xmlns:w10="urn:schemas-microsoft-com:office:word" xmlns:w="http://schemas.openxmlformats.org/wordprocessingml/2006/main" xmlns:w14="http://schemas.microsoft.com/office/word/2010/wordml" xmlns:w15="http://schemas.microsoft.com/office/word/2012/wordml" xmlns:w16cex="http://schemas.microsoft.com/office/word/2018/wordml/cex" xmlns:w16cid="http://schemas.microsoft.com/office/word/2016/wordml/cid" xmlns:w16="http://schemas.microsoft.com/office/word/2018/wordml" xmlns:w16du="http://schemas.microsoft.com/office/word/2023/wordml/word16du" xmlns:w16sdtdh="http://schemas.microsoft.com/office/word/2020/wordml/sdtdatahash" xmlns:w16sdtfl="http://schemas.microsoft.com/office/word/2024/wordml/sdtformatlock" xmlns:w16se="http://schemas.microsoft.com/office/word/2015/wordml/symex" xmlns:wpg="http://schemas.microsoft.com/office/word/2010/wordprocessingGroup" xmlns:wpi="http://schemas.microsoft.com/office/word/2010/wordprocessingInk" xmlns:wne="http://schemas.microsoft.com/office/word/2006/wordml" xmlns:wps="http://schemas.microsoft.com/office/word/2010/wordprocessingShape" mc:Ignorable="w14 w15 w16se w16cid w16 w16cex w16sdtdh w16sdtfl w16du wp14">
-  <w:p>
-    <w:pPr>
-      <w:pStyle w:val="Header"/>
-    </w:pPr>
-  </w:p>
-</w:hdr>
-</file>
-
-<file path=word/header2.xml><?xml version="1.0" encoding="utf-8"?>
 <w:hdr xmlns:wpc="http://schemas.microsoft.com/office/word/2010/wordprocessingCanvas" xmlns:cx="http://schemas.microsoft.com/office/drawing/2014/chartex" xmlns:cx1="http://schemas.microsoft.com/office/drawing/2015/9/8/chartex" xmlns:cx2="http://schemas.microsoft.com/office/drawing/2015/10/21/chartex" xmlns:cx3="http://schemas.microsoft.com/office/drawing/2016/5/9/chartex" xmlns:cx4="http://schemas.microsoft.com/office/drawing/2016/5/10/chartex" xmlns:cx5="http://schemas.microsoft.com/office/drawing/2016/5/11/chartex" xmlns:cx6="http://schemas.microsoft.com/office/drawing/2016/5/12/chartex" xmlns:cx7="http://schemas.microsoft.com/office/drawing/2016/5/13/chartex" xmlns:cx8="http://schemas.microsoft.com/office/drawing/2016/5/14/chartex" xmlns:mc="http://schemas.openxmlformats.org/markup-compatibility/2006" xmlns:aink="http://schemas.microsoft.com/office/drawing/2016/ink" xmlns:am3d="http://schemas.microsoft.com/office/drawing/2017/model3d" xmlns:o="urn:schemas-microsoft-com:office:office" xmlns:oel="http://schemas.microsoft.com/office/2019/extlst" xmlns:r="http://schemas.openxmlformats.org/officeDocument/2006/relationships" xmlns:m="http://schemas.openxmlformats.org/officeDocument/2006/math" xmlns:v="urn:schemas-microsoft-com:vml" xmlns:wp14="http://schemas.microsoft.com/office/word/2010/wordprocessingDrawing" xmlns:wp="http://schemas.openxmlformats.org/drawingml/2006/wordprocessingDrawing" xmlns:w10="urn:schemas-microsoft-com:office:word" xmlns:w="http://schemas.openxmlformats.org/wordprocessingml/2006/main" xmlns:w14="http://schemas.microsoft.com/office/word/2010/wordml" xmlns:w15="http://schemas.microsoft.com/office/word/2012/wordml" xmlns:w16cex="http://schemas.microsoft.com/office/word/2018/wordml/cex" xmlns:w16cid="http://schemas.microsoft.com/office/word/2016/wordml/cid" xmlns:w16="http://schemas.microsoft.com/office/word/2018/wordml" xmlns:w16du="http://schemas.microsoft.com/office/word/2023/wordml/word16du" xmlns:w16sdtdh="http://schemas.microsoft.com/office/word/2020/wordml/sdtdatahash" xmlns:w16sdtfl="http://schemas.microsoft.com/office/word/2024/wordml/sdtformatlock" xmlns:w16se="http://schemas.microsoft.com/office/word/2015/wordml/symex" xmlns:wpg="http://schemas.microsoft.com/office/word/2010/wordprocessingGroup" xmlns:wpi="http://schemas.microsoft.com/office/word/2010/wordprocessingInk" xmlns:wne="http://schemas.microsoft.com/office/word/2006/wordml" xmlns:wps="http://schemas.microsoft.com/office/word/2010/wordprocessingShape" mc:Ignorable="w14 w15 w16se w16cid w16 w16cex w16sdtdh w16sdtfl w16du wp14">
   <w:p>
     <w:pPr>
@@ -2087,57 +2101,65 @@
         <w:b/>
         <w:bCs/>
         <w:noProof/>
-        <w:sz w:val="28"/>
-        <w:szCs w:val="28"/>
-      </w:rPr>
-      <w:t xml:space="preserve">     </w:t>
+        <w:sz w:val="22"/>
+      </w:rPr>
+      <w:t xml:space="preserve">        </w:t>
     </w:r>
     <w:bookmarkStart w:id="0" w:name="OLE_LINK2"/>
     <w:r>
       <w:rPr>
         <w:b/>
         <w:bCs/>
-        <w:sz w:val="28"/>
-        <w:szCs w:val="28"/>
-      </w:rPr>
-      <w:t>Invoice #:</w:t>
+        <w:sz w:val="30"/>
+        <w:szCs w:val="30"/>
+      </w:rPr>
+      <w:t xml:space="preserve">Invoice </w:t>
     </w:r>
     <w:r>
       <w:rPr>
         <w:b/>
         <w:bCs/>
-        <w:sz w:val="28"/>
-        <w:szCs w:val="28"/>
-      </w:rPr>
-      <w:t xml:space="preserve"> </w:t>
-    </w:r>
-    <w:bookmarkEnd w:id="0"/>
+        <w:sz w:val="30"/>
+        <w:szCs w:val="32"/>
+      </w:rPr>
+      <w:t>#:</w:t>
+    </w:r>
     <w:r>
       <w:rPr>
         <w:b/>
         <w:bCs/>
-        <w:sz w:val="28"/>
-        <w:szCs w:val="28"/>
-      </w:rPr>
-      <w:t>{{</w:t>
-    </w:r>
-    <w:proofErr w:type="spellStart"/>
+        <w:sz w:val="30"/>
+        <w:szCs w:val="32"/>
+      </w:rPr>
+      <w:t xml:space="preserve"> </w:t>
+    </w:r>
+    <w:bookmarkEnd w:id="0"/>
     <w:r>
       <w:rPr>
         <w:b/>
         <w:bCs/>
-        <w:sz w:val="28"/>
-        <w:szCs w:val="28"/>
-      </w:rPr>
-      <w:t>InvoiceId</w:t>
-    </w:r>
-    <w:proofErr w:type="spellEnd"/>
+        <w:sz w:val="30"/>
+        <w:szCs w:val="30"/>
+      </w:rPr>
+      <w:t>{{</w:t>
+    </w:r>
+    <w:proofErr w:type="spellStart"/>
     <w:r>
       <w:rPr>
         <w:b/>
         <w:bCs/>
-        <w:sz w:val="28"/>
-        <w:szCs w:val="28"/>
+        <w:sz w:val="30"/>
+        <w:szCs w:val="30"/>
+      </w:rPr>
+      <w:t>InvoiceId</w:t>
+    </w:r>
+    <w:proofErr w:type="spellEnd"/>
+    <w:r>
+      <w:rPr>
+        <w:b/>
+        <w:bCs/>
+        <w:sz w:val="30"/>
+        <w:szCs w:val="30"/>
       </w:rPr>
       <w:t>}}</w:t>
     </w:r>
@@ -2186,6 +2208,15 @@
         <w:sz w:val="22"/>
       </w:rPr>
       <w:t xml:space="preserve">  </w:t>
+    </w:r>
+    <w:r>
+      <w:rPr>
+        <w:i/>
+        <w:iCs/>
+        <w:noProof/>
+        <w:sz w:val="22"/>
+      </w:rPr>
+      <w:t xml:space="preserve">   </w:t>
     </w:r>
     <w:r>
       <w:rPr>
@@ -2291,16 +2322,6 @@
         <w:noProof/>
         <w:sz w:val="22"/>
       </w:rPr>
-    </w:pPr>
-  </w:p>
-</w:hdr>
-</file>
-
-<file path=word/header3.xml><?xml version="1.0" encoding="utf-8"?>
-<w:hdr xmlns:wpc="http://schemas.microsoft.com/office/word/2010/wordprocessingCanvas" xmlns:cx="http://schemas.microsoft.com/office/drawing/2014/chartex" xmlns:cx1="http://schemas.microsoft.com/office/drawing/2015/9/8/chartex" xmlns:cx2="http://schemas.microsoft.com/office/drawing/2015/10/21/chartex" xmlns:cx3="http://schemas.microsoft.com/office/drawing/2016/5/9/chartex" xmlns:cx4="http://schemas.microsoft.com/office/drawing/2016/5/10/chartex" xmlns:cx5="http://schemas.microsoft.com/office/drawing/2016/5/11/chartex" xmlns:cx6="http://schemas.microsoft.com/office/drawing/2016/5/12/chartex" xmlns:cx7="http://schemas.microsoft.com/office/drawing/2016/5/13/chartex" xmlns:cx8="http://schemas.microsoft.com/office/drawing/2016/5/14/chartex" xmlns:mc="http://schemas.openxmlformats.org/markup-compatibility/2006" xmlns:aink="http://schemas.microsoft.com/office/drawing/2016/ink" xmlns:am3d="http://schemas.microsoft.com/office/drawing/2017/model3d" xmlns:o="urn:schemas-microsoft-com:office:office" xmlns:oel="http://schemas.microsoft.com/office/2019/extlst" xmlns:r="http://schemas.openxmlformats.org/officeDocument/2006/relationships" xmlns:m="http://schemas.openxmlformats.org/officeDocument/2006/math" xmlns:v="urn:schemas-microsoft-com:vml" xmlns:wp14="http://schemas.microsoft.com/office/word/2010/wordprocessingDrawing" xmlns:wp="http://schemas.openxmlformats.org/drawingml/2006/wordprocessingDrawing" xmlns:w10="urn:schemas-microsoft-com:office:word" xmlns:w="http://schemas.openxmlformats.org/wordprocessingml/2006/main" xmlns:w14="http://schemas.microsoft.com/office/word/2010/wordml" xmlns:w15="http://schemas.microsoft.com/office/word/2012/wordml" xmlns:w16cex="http://schemas.microsoft.com/office/word/2018/wordml/cex" xmlns:w16cid="http://schemas.microsoft.com/office/word/2016/wordml/cid" xmlns:w16="http://schemas.microsoft.com/office/word/2018/wordml" xmlns:w16du="http://schemas.microsoft.com/office/word/2023/wordml/word16du" xmlns:w16sdtdh="http://schemas.microsoft.com/office/word/2020/wordml/sdtdatahash" xmlns:w16sdtfl="http://schemas.microsoft.com/office/word/2024/wordml/sdtformatlock" xmlns:w16se="http://schemas.microsoft.com/office/word/2015/wordml/symex" xmlns:wpg="http://schemas.microsoft.com/office/word/2010/wordprocessingGroup" xmlns:wpi="http://schemas.microsoft.com/office/word/2010/wordprocessingInk" xmlns:wne="http://schemas.microsoft.com/office/word/2006/wordml" xmlns:wps="http://schemas.microsoft.com/office/word/2010/wordprocessingShape" mc:Ignorable="w14 w15 w16se w16cid w16 w16cex w16sdtdh w16sdtfl w16du wp14">
-  <w:p>
-    <w:pPr>
-      <w:pStyle w:val="Header"/>
     </w:pPr>
   </w:p>
 </w:hdr>
@@ -2709,7 +2730,6 @@
   <w:style w:type="character" w:default="1" w:styleId="DefaultParagraphFont">
     <w:name w:val="Default Paragraph Font"/>
     <w:uiPriority w:val="1"/>
-    <w:semiHidden/>
     <w:unhideWhenUsed/>
   </w:style>
   <w:style w:type="table" w:default="1" w:styleId="TableNormal">
@@ -3124,7 +3144,6 @@
 
 <file path=docMetadata/LabelInfo.xml><?xml version="1.0" encoding="utf-8"?>
 <clbl:labelList xmlns:clbl="http://schemas.microsoft.com/office/2020/mipLabelMetadata">
-  <clbl:label id="{d9290083-bd2f-48a2-8ac5-09a524b17d15}" enabled="1" method="Privileged" siteId="{b9fec68c-c92d-461e-9a97-3d03a0f18b82}" contentBits="1" removed="0"/>
   <clbl:label id="{e0793d39-0939-496d-b129-198edd916feb}" enabled="0" method="" siteId="{e0793d39-0939-496d-b129-198edd916feb}" removed="1"/>
 </clbl:labelList>
 </file>
--- a/ALR-DocgenTemplates/InvoiceTemplate.docx
+++ b/ALR-DocgenTemplates/InvoiceTemplate.docx
@@ -136,29 +136,7 @@
                 <w:szCs w:val="24"/>
                 <w14:ligatures w14:val="none"/>
               </w:rPr>
-              <w:t>{{</w:t>
-            </w:r>
-            <w:proofErr w:type="spellStart"/>
-            <w:r>
-              <w:rPr>
-                <w:color w:val="000000" w:themeColor="text1"/>
-                <w:kern w:val="0"/>
-                <w:sz w:val="24"/>
-                <w:szCs w:val="24"/>
-                <w14:ligatures w14:val="none"/>
-              </w:rPr>
-              <w:t>RegistrantName</w:t>
-            </w:r>
-            <w:proofErr w:type="spellEnd"/>
-            <w:r>
-              <w:rPr>
-                <w:color w:val="000000" w:themeColor="text1"/>
-                <w:kern w:val="0"/>
-                <w:sz w:val="24"/>
-                <w:szCs w:val="24"/>
-                <w14:ligatures w14:val="none"/>
-              </w:rPr>
-              <w:t>}}</w:t>
+              <w:t>{{RegistrantName}}</w:t>
             </w:r>
           </w:p>
         </w:tc>
@@ -183,29 +161,7 @@
                 <w:szCs w:val="24"/>
                 <w14:ligatures w14:val="none"/>
               </w:rPr>
-              <w:t>{{</w:t>
-            </w:r>
-            <w:proofErr w:type="spellStart"/>
-            <w:r>
-              <w:rPr>
-                <w:color w:val="000000" w:themeColor="text1"/>
-                <w:kern w:val="0"/>
-                <w:sz w:val="24"/>
-                <w:szCs w:val="24"/>
-                <w14:ligatures w14:val="none"/>
-              </w:rPr>
-              <w:t>ResidenceName</w:t>
-            </w:r>
-            <w:proofErr w:type="spellEnd"/>
-            <w:r>
-              <w:rPr>
-                <w:color w:val="000000" w:themeColor="text1"/>
-                <w:kern w:val="0"/>
-                <w:sz w:val="24"/>
-                <w:szCs w:val="24"/>
-                <w14:ligatures w14:val="none"/>
-              </w:rPr>
-              <w:t>}}</w:t>
+              <w:t>{{ResidenceName}}</w:t>
             </w:r>
           </w:p>
         </w:tc>
@@ -235,29 +191,7 @@
                 <w:szCs w:val="24"/>
                 <w14:ligatures w14:val="none"/>
               </w:rPr>
-              <w:t>{{</w:t>
-            </w:r>
-            <w:proofErr w:type="spellStart"/>
-            <w:r>
-              <w:rPr>
-                <w:color w:val="000000" w:themeColor="text1"/>
-                <w:kern w:val="0"/>
-                <w:sz w:val="24"/>
-                <w:szCs w:val="24"/>
-                <w14:ligatures w14:val="none"/>
-              </w:rPr>
-              <w:t>RegistrantAddress</w:t>
-            </w:r>
-            <w:proofErr w:type="spellEnd"/>
-            <w:r>
-              <w:rPr>
-                <w:color w:val="000000" w:themeColor="text1"/>
-                <w:kern w:val="0"/>
-                <w:sz w:val="24"/>
-                <w:szCs w:val="24"/>
-                <w14:ligatures w14:val="none"/>
-              </w:rPr>
-              <w:t>}}</w:t>
+              <w:t>{{RegistrantAddress}}</w:t>
             </w:r>
           </w:p>
         </w:tc>
@@ -360,25 +294,7 @@
                 <w:sz w:val="24"/>
                 <w:szCs w:val="24"/>
               </w:rPr>
-              <w:t>{{</w:t>
-            </w:r>
-            <w:proofErr w:type="spellStart"/>
-            <w:r>
-              <w:rPr>
-                <w:color w:val="000000" w:themeColor="text1"/>
-                <w:sz w:val="24"/>
-                <w:szCs w:val="24"/>
-              </w:rPr>
-              <w:t>ResidenceAddress</w:t>
-            </w:r>
-            <w:proofErr w:type="spellEnd"/>
-            <w:r>
-              <w:rPr>
-                <w:color w:val="000000" w:themeColor="text1"/>
-                <w:sz w:val="24"/>
-                <w:szCs w:val="24"/>
-              </w:rPr>
-              <w:t>}}</w:t>
+              <w:t>{{ResidenceAddress}}</w:t>
             </w:r>
             <w:bookmarkEnd w:id="1"/>
           </w:p>
@@ -588,21 +504,7 @@
               <w:rPr>
                 <w:sz w:val="22"/>
               </w:rPr>
-              <w:t>{{</w:t>
-            </w:r>
-            <w:proofErr w:type="spellStart"/>
-            <w:r>
-              <w:rPr>
-                <w:sz w:val="22"/>
-              </w:rPr>
-              <w:t>PublicQuantitySum</w:t>
-            </w:r>
-            <w:proofErr w:type="spellEnd"/>
-            <w:r>
-              <w:rPr>
-                <w:sz w:val="22"/>
-              </w:rPr>
-              <w:t>}}</w:t>
+              <w:t>{{PublicQuantitySum}}</w:t>
             </w:r>
           </w:p>
         </w:tc>
@@ -624,23 +526,7 @@
                 <w:rStyle w:val="ui-provider"/>
                 <w:sz w:val="22"/>
               </w:rPr>
-              <w:t>{{</w:t>
-            </w:r>
-            <w:proofErr w:type="spellStart"/>
-            <w:r>
-              <w:rPr>
-                <w:rStyle w:val="ui-provider"/>
-                <w:sz w:val="22"/>
-              </w:rPr>
-              <w:t>PublicSum</w:t>
-            </w:r>
-            <w:proofErr w:type="spellEnd"/>
-            <w:r>
-              <w:rPr>
-                <w:rStyle w:val="ui-provider"/>
-                <w:sz w:val="22"/>
-              </w:rPr>
-              <w:t>}}</w:t>
+              <w:t>{{PublicSum}}</w:t>
             </w:r>
             <w:bookmarkEnd w:id="3"/>
           </w:p>
@@ -661,45 +547,20 @@
               </w:rPr>
             </w:pPr>
             <w:bookmarkStart w:id="4" w:name="OLE_LINK8"/>
-            <w:proofErr w:type="gramStart"/>
             <w:r>
               <w:rPr>
                 <w:rStyle w:val="ui-provider"/>
                 <w:sz w:val="22"/>
               </w:rPr>
-              <w:t>{{</w:t>
-            </w:r>
-            <w:proofErr w:type="spellStart"/>
+              <w:t>{{PublicFeeSum}}</w:t>
+            </w:r>
+            <w:bookmarkStart w:id="5" w:name="OLE_LINK27"/>
             <w:r>
               <w:rPr>
                 <w:rStyle w:val="ui-provider"/>
                 <w:sz w:val="22"/>
               </w:rPr>
-              <w:t>PublicFeeSum</w:t>
-            </w:r>
-            <w:proofErr w:type="spellEnd"/>
-            <w:r>
-              <w:rPr>
-                <w:rStyle w:val="ui-provider"/>
-                <w:sz w:val="22"/>
-              </w:rPr>
-              <w:t>}}</w:t>
-            </w:r>
-            <w:bookmarkStart w:id="5" w:name="OLE_LINK27"/>
-            <w:r>
-              <w:rPr>
-                <w:rStyle w:val="ui-provider"/>
-                <w:sz w:val="22"/>
-              </w:rPr>
-              <w:t>{{/</w:t>
-            </w:r>
-            <w:proofErr w:type="gramEnd"/>
-            <w:r>
-              <w:rPr>
-                <w:rStyle w:val="ui-provider"/>
-                <w:sz w:val="22"/>
-              </w:rPr>
-              <w:t>P</w:t>
+              <w:t>{{/P</w:t>
             </w:r>
             <w:r>
               <w:rPr>
@@ -770,25 +631,7 @@
                 <w:sz w:val="22"/>
                 <w14:ligatures w14:val="none"/>
               </w:rPr>
-              <w:t>{{</w:t>
-            </w:r>
-            <w:proofErr w:type="spellStart"/>
-            <w:r>
-              <w:rPr>
-                <w:kern w:val="0"/>
-                <w:sz w:val="22"/>
-                <w14:ligatures w14:val="none"/>
-              </w:rPr>
-              <w:t>PrivateQuantitySum</w:t>
-            </w:r>
-            <w:proofErr w:type="spellEnd"/>
-            <w:r>
-              <w:rPr>
-                <w:kern w:val="0"/>
-                <w:sz w:val="22"/>
-                <w14:ligatures w14:val="none"/>
-              </w:rPr>
-              <w:t>}}</w:t>
+              <w:t>{{PrivateQuantitySum}}</w:t>
             </w:r>
             <w:bookmarkEnd w:id="6"/>
           </w:p>
@@ -814,27 +657,7 @@
                 <w:sz w:val="22"/>
                 <w14:ligatures w14:val="none"/>
               </w:rPr>
-              <w:t>{{</w:t>
-            </w:r>
-            <w:proofErr w:type="spellStart"/>
-            <w:r>
-              <w:rPr>
-                <w:rStyle w:val="ui-provider"/>
-                <w:kern w:val="0"/>
-                <w:sz w:val="22"/>
-                <w14:ligatures w14:val="none"/>
-              </w:rPr>
-              <w:t>PrivateSum</w:t>
-            </w:r>
-            <w:proofErr w:type="spellEnd"/>
-            <w:r>
-              <w:rPr>
-                <w:rStyle w:val="ui-provider"/>
-                <w:kern w:val="0"/>
-                <w:sz w:val="22"/>
-                <w14:ligatures w14:val="none"/>
-              </w:rPr>
-              <w:t>}}</w:t>
+              <w:t>{{PrivateSum}}</w:t>
             </w:r>
             <w:bookmarkEnd w:id="7"/>
           </w:p>
@@ -855,7 +678,6 @@
                 <w:sz w:val="22"/>
               </w:rPr>
             </w:pPr>
-            <w:proofErr w:type="gramStart"/>
             <w:r>
               <w:rPr>
                 <w:rStyle w:val="ui-provider"/>
@@ -863,9 +685,9 @@
                 <w:sz w:val="22"/>
                 <w14:ligatures w14:val="none"/>
               </w:rPr>
-              <w:t>{{</w:t>
-            </w:r>
-            <w:proofErr w:type="spellStart"/>
+              <w:t>{{PrivateFeeSum}}</w:t>
+            </w:r>
+            <w:bookmarkStart w:id="8" w:name="OLE_LINK28"/>
             <w:r>
               <w:rPr>
                 <w:rStyle w:val="ui-provider"/>
@@ -873,37 +695,7 @@
                 <w:sz w:val="22"/>
                 <w14:ligatures w14:val="none"/>
               </w:rPr>
-              <w:t>PrivateFeeSum</w:t>
-            </w:r>
-            <w:proofErr w:type="spellEnd"/>
-            <w:r>
-              <w:rPr>
-                <w:rStyle w:val="ui-provider"/>
-                <w:kern w:val="0"/>
-                <w:sz w:val="22"/>
-                <w14:ligatures w14:val="none"/>
-              </w:rPr>
-              <w:t>}}</w:t>
-            </w:r>
-            <w:bookmarkStart w:id="8" w:name="OLE_LINK28"/>
-            <w:r>
-              <w:rPr>
-                <w:rStyle w:val="ui-provider"/>
-                <w:kern w:val="0"/>
-                <w:sz w:val="22"/>
-                <w14:ligatures w14:val="none"/>
-              </w:rPr>
-              <w:t>{{/</w:t>
-            </w:r>
-            <w:proofErr w:type="gramEnd"/>
-            <w:r>
-              <w:rPr>
-                <w:rStyle w:val="ui-provider"/>
-                <w:kern w:val="0"/>
-                <w:sz w:val="22"/>
-                <w14:ligatures w14:val="none"/>
-              </w:rPr>
-              <w:t>Private}}</w:t>
+              <w:t>{{/Private}}</w:t>
             </w:r>
             <w:bookmarkEnd w:id="8"/>
           </w:p>
@@ -992,7 +784,6 @@
               <w:t>{{</w:t>
             </w:r>
             <w:bookmarkStart w:id="11" w:name="OLE_LINK22"/>
-            <w:proofErr w:type="spellStart"/>
             <w:r>
               <w:rPr>
                 <w:kern w:val="0"/>
@@ -1008,16 +799,7 @@
                 <w:sz w:val="22"/>
                 <w14:ligatures w14:val="none"/>
               </w:rPr>
-              <w:t>QuantitySum</w:t>
-            </w:r>
-            <w:proofErr w:type="spellEnd"/>
-            <w:r>
-              <w:rPr>
-                <w:kern w:val="0"/>
-                <w:sz w:val="22"/>
-                <w14:ligatures w14:val="none"/>
-              </w:rPr>
-              <w:t>}}</w:t>
+              <w:t>QuantitySum}}</w:t>
             </w:r>
             <w:bookmarkEnd w:id="10"/>
           </w:p>
@@ -1047,7 +829,6 @@
               </w:rPr>
               <w:t>{{</w:t>
             </w:r>
-            <w:proofErr w:type="spellStart"/>
             <w:r>
               <w:rPr>
                 <w:kern w:val="0"/>
@@ -1063,17 +844,7 @@
                 <w:sz w:val="22"/>
                 <w14:ligatures w14:val="none"/>
               </w:rPr>
-              <w:t>Sum</w:t>
-            </w:r>
-            <w:proofErr w:type="spellEnd"/>
-            <w:r>
-              <w:rPr>
-                <w:rStyle w:val="ui-provider"/>
-                <w:kern w:val="0"/>
-                <w:sz w:val="22"/>
-                <w14:ligatures w14:val="none"/>
-              </w:rPr>
-              <w:t>}}</w:t>
+              <w:t>Sum}}</w:t>
             </w:r>
             <w:bookmarkEnd w:id="12"/>
           </w:p>
@@ -1513,25 +1284,7 @@
                 <w:sz w:val="24"/>
                 <w:szCs w:val="24"/>
               </w:rPr>
-              <w:t>{{</w:t>
-            </w:r>
-            <w:proofErr w:type="spellStart"/>
-            <w:r>
-              <w:rPr>
-                <w:color w:val="000000" w:themeColor="text1"/>
-                <w:sz w:val="24"/>
-                <w:szCs w:val="24"/>
-              </w:rPr>
-              <w:t>CertificateId</w:t>
-            </w:r>
-            <w:proofErr w:type="spellEnd"/>
-            <w:r>
-              <w:rPr>
-                <w:color w:val="000000" w:themeColor="text1"/>
-                <w:sz w:val="24"/>
-                <w:szCs w:val="24"/>
-              </w:rPr>
-              <w:t>}}</w:t>
+              <w:t>{{CertificateId}}</w:t>
             </w:r>
             <w:bookmarkEnd w:id="15"/>
           </w:p>
@@ -1580,29 +1333,7 @@
                 <w:szCs w:val="24"/>
                 <w14:ligatures w14:val="none"/>
               </w:rPr>
-              <w:t>{{</w:t>
-            </w:r>
-            <w:proofErr w:type="spellStart"/>
-            <w:r>
-              <w:rPr>
-                <w:color w:val="000000" w:themeColor="text1"/>
-                <w:kern w:val="0"/>
-                <w:sz w:val="24"/>
-                <w:szCs w:val="24"/>
-                <w14:ligatures w14:val="none"/>
-              </w:rPr>
-              <w:t>TotalFeeAmount</w:t>
-            </w:r>
-            <w:proofErr w:type="spellEnd"/>
-            <w:r>
-              <w:rPr>
-                <w:color w:val="000000" w:themeColor="text1"/>
-                <w:kern w:val="0"/>
-                <w:sz w:val="24"/>
-                <w:szCs w:val="24"/>
-                <w14:ligatures w14:val="none"/>
-              </w:rPr>
-              <w:t>}}</w:t>
+              <w:t>{{TotalFeeAmount}}</w:t>
             </w:r>
             <w:bookmarkEnd w:id="16"/>
           </w:p>
@@ -1692,29 +1423,7 @@
                 <w:szCs w:val="24"/>
                 <w14:ligatures w14:val="none"/>
               </w:rPr>
-              <w:t>{{</w:t>
-            </w:r>
-            <w:proofErr w:type="spellStart"/>
-            <w:r>
-              <w:rPr>
-                <w:color w:val="000000" w:themeColor="text1"/>
-                <w:kern w:val="0"/>
-                <w:sz w:val="24"/>
-                <w:szCs w:val="24"/>
-                <w14:ligatures w14:val="none"/>
-              </w:rPr>
-              <w:t>TotalFeeAmount</w:t>
-            </w:r>
-            <w:proofErr w:type="spellEnd"/>
-            <w:r>
-              <w:rPr>
-                <w:color w:val="000000" w:themeColor="text1"/>
-                <w:kern w:val="0"/>
-                <w:sz w:val="24"/>
-                <w:szCs w:val="24"/>
-                <w14:ligatures w14:val="none"/>
-              </w:rPr>
-              <w:t>}}</w:t>
+              <w:t>{{TotalFeeAmount}}</w:t>
             </w:r>
           </w:p>
         </w:tc>
@@ -2119,27 +1828,7 @@
         <w:sz w:val="28"/>
         <w:szCs w:val="28"/>
       </w:rPr>
-      <w:t>{{</w:t>
-    </w:r>
-    <w:proofErr w:type="spellStart"/>
-    <w:r>
-      <w:rPr>
-        <w:b/>
-        <w:bCs/>
-        <w:sz w:val="28"/>
-        <w:szCs w:val="28"/>
-      </w:rPr>
-      <w:t>InvoiceId</w:t>
-    </w:r>
-    <w:proofErr w:type="spellEnd"/>
-    <w:r>
-      <w:rPr>
-        <w:b/>
-        <w:bCs/>
-        <w:sz w:val="28"/>
-        <w:szCs w:val="28"/>
-      </w:rPr>
-      <w:t>}}</w:t>
+      <w:t>{{InvoiceId}}</w:t>
     </w:r>
     <w:r>
       <w:rPr>
@@ -2223,25 +1912,7 @@
         <w:szCs w:val="20"/>
         <w14:ligatures w14:val="none"/>
       </w:rPr>
-      <w:t>{{</w:t>
-    </w:r>
-    <w:proofErr w:type="spellStart"/>
-    <w:r>
-      <w:rPr>
-        <w:kern w:val="0"/>
-        <w:szCs w:val="20"/>
-        <w14:ligatures w14:val="none"/>
-      </w:rPr>
-      <w:t>InvoiceCreatedDate</w:t>
-    </w:r>
-    <w:proofErr w:type="spellEnd"/>
-    <w:r>
-      <w:rPr>
-        <w:kern w:val="0"/>
-        <w:szCs w:val="20"/>
-        <w14:ligatures w14:val="none"/>
-      </w:rPr>
-      <w:t>}}</w:t>
+      <w:t>{{InvoiceCreatedDate}}</w:t>
     </w:r>
     <w:r>
       <w:rPr>
@@ -2274,7 +1945,21 @@
         <w:noProof/>
         <w:szCs w:val="20"/>
       </w:rPr>
-      <w:t>PO Box 9601 STN Prov Gov</w:t>
+      <w:t>PO Box 960</w:t>
+    </w:r>
+    <w:r>
+      <w:rPr>
+        <w:noProof/>
+        <w:szCs w:val="20"/>
+      </w:rPr>
+      <w:t>4</w:t>
+    </w:r>
+    <w:r>
+      <w:rPr>
+        <w:noProof/>
+        <w:szCs w:val="20"/>
+      </w:rPr>
+      <w:t xml:space="preserve"> STN Prov Gov</w:t>
     </w:r>
     <w:r>
       <w:rPr>

--- a/ALR-DocgenTemplates/InvoiceTemplate.docx
+++ b/ALR-DocgenTemplates/InvoiceTemplate.docx
@@ -385,7 +385,7 @@
       <w:tblPr>
         <w:tblStyle w:val="TableGrid"/>
         <w:tblpPr w:leftFromText="180" w:rightFromText="180" w:vertAnchor="text" w:horzAnchor="margin" w:tblpY="1985"/>
-        <w:tblW w:w="10975" w:type="dxa"/>
+        <w:tblW w:w="11193" w:type="dxa"/>
         <w:tblBorders>
           <w:top w:val="none" w:sz="0" w:space="0" w:color="auto"/>
           <w:left w:val="none" w:sz="0" w:space="0" w:color="auto"/>
@@ -397,18 +397,18 @@
         <w:tblLook w:val="04A0" w:firstRow="1" w:lastRow="0" w:firstColumn="1" w:lastColumn="0" w:noHBand="0" w:noVBand="1"/>
       </w:tblPr>
       <w:tblGrid>
-        <w:gridCol w:w="2878"/>
-        <w:gridCol w:w="2631"/>
-        <w:gridCol w:w="2496"/>
-        <w:gridCol w:w="2970"/>
+        <w:gridCol w:w="2934"/>
+        <w:gridCol w:w="2683"/>
+        <w:gridCol w:w="2546"/>
+        <w:gridCol w:w="3030"/>
       </w:tblGrid>
       <w:tr>
         <w:trPr>
-          <w:trHeight w:val="467"/>
+          <w:trHeight w:val="414"/>
         </w:trPr>
         <w:tc>
           <w:tcPr>
-            <w:tcW w:w="2878" w:type="dxa"/>
+            <w:tcW w:w="2934" w:type="dxa"/>
           </w:tcPr>
           <w:p>
             <w:pPr>
@@ -434,7 +434,7 @@
         </w:tc>
         <w:tc>
           <w:tcPr>
-            <w:tcW w:w="2631" w:type="dxa"/>
+            <w:tcW w:w="2683" w:type="dxa"/>
           </w:tcPr>
           <w:p>
             <w:pPr>
@@ -460,7 +460,7 @@
         </w:tc>
         <w:tc>
           <w:tcPr>
-            <w:tcW w:w="2496" w:type="dxa"/>
+            <w:tcW w:w="2546" w:type="dxa"/>
           </w:tcPr>
           <w:p>
             <w:pPr>
@@ -486,7 +486,7 @@
         </w:tc>
         <w:tc>
           <w:tcPr>
-            <w:tcW w:w="2970" w:type="dxa"/>
+            <w:tcW w:w="3030" w:type="dxa"/>
           </w:tcPr>
           <w:p>
             <w:pPr>
@@ -513,11 +513,11 @@
       </w:tr>
       <w:tr>
         <w:trPr>
-          <w:trHeight w:val="368"/>
+          <w:trHeight w:val="326"/>
         </w:trPr>
         <w:tc>
           <w:tcPr>
-            <w:tcW w:w="2878" w:type="dxa"/>
+            <w:tcW w:w="2934" w:type="dxa"/>
           </w:tcPr>
           <w:p>
             <w:pPr>
@@ -570,7 +570,7 @@
         </w:tc>
         <w:tc>
           <w:tcPr>
-            <w:tcW w:w="2631" w:type="dxa"/>
+            <w:tcW w:w="2683" w:type="dxa"/>
           </w:tcPr>
           <w:p>
             <w:pPr>
@@ -604,7 +604,7 @@
         </w:tc>
         <w:tc>
           <w:tcPr>
-            <w:tcW w:w="2496" w:type="dxa"/>
+            <w:tcW w:w="2546" w:type="dxa"/>
           </w:tcPr>
           <w:p>
             <w:pPr>
@@ -643,7 +643,7 @@
         </w:tc>
         <w:tc>
           <w:tcPr>
-            <w:tcW w:w="2970" w:type="dxa"/>
+            <w:tcW w:w="3030" w:type="dxa"/>
           </w:tcPr>
           <w:p>
             <w:pPr>
@@ -717,11 +717,11 @@
       </w:tr>
       <w:tr>
         <w:trPr>
-          <w:trHeight w:val="368"/>
+          <w:trHeight w:val="326"/>
         </w:trPr>
         <w:tc>
           <w:tcPr>
-            <w:tcW w:w="2878" w:type="dxa"/>
+            <w:tcW w:w="2934" w:type="dxa"/>
           </w:tcPr>
           <w:p>
             <w:pPr>
@@ -749,7 +749,7 @@
         </w:tc>
         <w:tc>
           <w:tcPr>
-            <w:tcW w:w="2631" w:type="dxa"/>
+            <w:tcW w:w="2683" w:type="dxa"/>
           </w:tcPr>
           <w:p>
             <w:pPr>
@@ -791,7 +791,7 @@
         </w:tc>
         <w:tc>
           <w:tcPr>
-            <w:tcW w:w="2496" w:type="dxa"/>
+            <w:tcW w:w="2546" w:type="dxa"/>
           </w:tcPr>
           <w:p>
             <w:pPr>
@@ -837,7 +837,7 @@
         </w:tc>
         <w:tc>
           <w:tcPr>
-            <w:tcW w:w="2970" w:type="dxa"/>
+            <w:tcW w:w="3030" w:type="dxa"/>
           </w:tcPr>
           <w:p>
             <w:pPr>
@@ -907,17 +907,19 @@
       </w:tr>
       <w:tr>
         <w:trPr>
-          <w:trHeight w:val="368"/>
+          <w:trHeight w:val="326"/>
         </w:trPr>
         <w:tc>
           <w:tcPr>
-            <w:tcW w:w="2878" w:type="dxa"/>
+            <w:tcW w:w="2934" w:type="dxa"/>
           </w:tcPr>
           <w:p>
             <w:pPr>
               <w:contextualSpacing/>
               <w:rPr>
-                <w:sz w:val="22"/>
+                <w:kern w:val="0"/>
+                <w:sz w:val="22"/>
+                <w14:ligatures w14:val="none"/>
               </w:rPr>
             </w:pPr>
             <w:r>
@@ -985,7 +987,7 @@
         </w:tc>
         <w:tc>
           <w:tcPr>
-            <w:tcW w:w="2631" w:type="dxa"/>
+            <w:tcW w:w="2683" w:type="dxa"/>
           </w:tcPr>
           <w:p>
             <w:pPr>
@@ -1039,7 +1041,7 @@
         </w:tc>
         <w:tc>
           <w:tcPr>
-            <w:tcW w:w="2496" w:type="dxa"/>
+            <w:tcW w:w="2546" w:type="dxa"/>
           </w:tcPr>
           <w:p>
             <w:pPr>
@@ -1095,7 +1097,7 @@
         </w:tc>
         <w:tc>
           <w:tcPr>
-            <w:tcW w:w="2970" w:type="dxa"/>
+            <w:tcW w:w="3030" w:type="dxa"/>
           </w:tcPr>
           <w:p>
             <w:pPr>
@@ -1189,6 +1191,401 @@
             </w:r>
             <w:bookmarkEnd w:id="13"/>
             <w:bookmarkEnd w:id="14"/>
+          </w:p>
+        </w:tc>
+      </w:tr>
+      <w:tr>
+        <w:trPr>
+          <w:trHeight w:val="326"/>
+        </w:trPr>
+        <w:tc>
+          <w:tcPr>
+            <w:tcW w:w="2934" w:type="dxa"/>
+          </w:tcPr>
+          <w:p>
+            <w:pPr>
+              <w:contextualSpacing/>
+              <w:rPr>
+                <w:sz w:val="22"/>
+              </w:rPr>
+            </w:pPr>
+            <w:r>
+              <w:rPr>
+                <w:sz w:val="22"/>
+              </w:rPr>
+              <w:t xml:space="preserve">     </w:t>
+            </w:r>
+            <w:r>
+              <w:rPr>
+                <w:sz w:val="22"/>
+              </w:rPr>
+              <w:t>Application Fee{{#AppFee}}</w:t>
+            </w:r>
+          </w:p>
+        </w:tc>
+        <w:tc>
+          <w:tcPr>
+            <w:tcW w:w="2683" w:type="dxa"/>
+          </w:tcPr>
+          <w:p>
+            <w:pPr>
+              <w:contextualSpacing/>
+              <w:jc w:val="center"/>
+              <w:rPr>
+                <w:kern w:val="0"/>
+                <w:sz w:val="22"/>
+                <w14:ligatures w14:val="none"/>
+              </w:rPr>
+            </w:pPr>
+            <w:r>
+              <w:rPr>
+                <w:kern w:val="0"/>
+                <w:sz w:val="22"/>
+                <w14:ligatures w14:val="none"/>
+              </w:rPr>
+              <w:t>1</w:t>
+            </w:r>
+          </w:p>
+        </w:tc>
+        <w:tc>
+          <w:tcPr>
+            <w:tcW w:w="2546" w:type="dxa"/>
+          </w:tcPr>
+          <w:p>
+            <w:pPr>
+              <w:contextualSpacing/>
+              <w:jc w:val="center"/>
+              <w:rPr>
+                <w:rStyle w:val="ui-provider"/>
+                <w:kern w:val="0"/>
+                <w:sz w:val="22"/>
+                <w14:ligatures w14:val="none"/>
+              </w:rPr>
+            </w:pPr>
+            <w:r>
+              <w:rPr>
+                <w:rStyle w:val="ui-provider"/>
+                <w:kern w:val="0"/>
+                <w:sz w:val="24"/>
+                <w:szCs w:val="24"/>
+                <w14:ligatures w14:val="none"/>
+              </w:rPr>
+              <w:t>{{</w:t>
+            </w:r>
+            <w:proofErr w:type="spellStart"/>
+            <w:r>
+              <w:rPr>
+                <w:sz w:val="24"/>
+                <w:szCs w:val="24"/>
+              </w:rPr>
+              <w:t>AppSum</w:t>
+            </w:r>
+            <w:proofErr w:type="spellEnd"/>
+            <w:r>
+              <w:rPr>
+                <w:rStyle w:val="ui-provider"/>
+                <w:kern w:val="0"/>
+                <w:sz w:val="24"/>
+                <w:szCs w:val="24"/>
+                <w14:ligatures w14:val="none"/>
+              </w:rPr>
+              <w:t>}}</w:t>
+            </w:r>
+          </w:p>
+        </w:tc>
+        <w:tc>
+          <w:tcPr>
+            <w:tcW w:w="3030" w:type="dxa"/>
+          </w:tcPr>
+          <w:p>
+            <w:pPr>
+              <w:tabs>
+                <w:tab w:val="left" w:pos="340"/>
+              </w:tabs>
+              <w:contextualSpacing/>
+              <w:jc w:val="center"/>
+              <w:rPr>
+                <w:rStyle w:val="ui-provider"/>
+                <w:kern w:val="0"/>
+                <w:sz w:val="22"/>
+                <w14:ligatures w14:val="none"/>
+              </w:rPr>
+            </w:pPr>
+            <w:r>
+              <w:rPr>
+                <w:kern w:val="0"/>
+                <w:sz w:val="22"/>
+                <w14:ligatures w14:val="none"/>
+              </w:rPr>
+              <w:t>{{</w:t>
+            </w:r>
+            <w:proofErr w:type="spellStart"/>
+            <w:r>
+              <w:rPr>
+                <w:kern w:val="0"/>
+                <w:sz w:val="22"/>
+                <w14:ligatures w14:val="none"/>
+              </w:rPr>
+              <w:t>AppFeeSum</w:t>
+            </w:r>
+            <w:proofErr w:type="spellEnd"/>
+            <w:proofErr w:type="gramStart"/>
+            <w:r>
+              <w:rPr>
+                <w:kern w:val="0"/>
+                <w:sz w:val="22"/>
+                <w14:ligatures w14:val="none"/>
+              </w:rPr>
+              <w:t>}}{</w:t>
+            </w:r>
+            <w:proofErr w:type="gramEnd"/>
+            <w:r>
+              <w:rPr>
+                <w:kern w:val="0"/>
+                <w:sz w:val="22"/>
+                <w14:ligatures w14:val="none"/>
+              </w:rPr>
+              <w:t>{/</w:t>
+            </w:r>
+            <w:proofErr w:type="spellStart"/>
+            <w:r>
+              <w:rPr>
+                <w:kern w:val="0"/>
+                <w:sz w:val="22"/>
+                <w14:ligatures w14:val="none"/>
+              </w:rPr>
+              <w:t>AppFee</w:t>
+            </w:r>
+            <w:proofErr w:type="spellEnd"/>
+            <w:r>
+              <w:rPr>
+                <w:kern w:val="0"/>
+                <w:sz w:val="22"/>
+                <w14:ligatures w14:val="none"/>
+              </w:rPr>
+              <w:t>}}</w:t>
+            </w:r>
+          </w:p>
+        </w:tc>
+      </w:tr>
+      <w:tr>
+        <w:trPr>
+          <w:trHeight w:val="326"/>
+        </w:trPr>
+        <w:tc>
+          <w:tcPr>
+            <w:tcW w:w="2934" w:type="dxa"/>
+          </w:tcPr>
+          <w:p>
+            <w:pPr>
+              <w:contextualSpacing/>
+              <w:rPr>
+                <w:sz w:val="24"/>
+                <w:szCs w:val="24"/>
+              </w:rPr>
+            </w:pPr>
+            <w:r>
+              <w:rPr>
+                <w:sz w:val="24"/>
+                <w:szCs w:val="24"/>
+              </w:rPr>
+              <w:t xml:space="preserve">   </w:t>
+            </w:r>
+          </w:p>
+        </w:tc>
+        <w:tc>
+          <w:tcPr>
+            <w:tcW w:w="2683" w:type="dxa"/>
+          </w:tcPr>
+          <w:p>
+            <w:pPr>
+              <w:contextualSpacing/>
+              <w:jc w:val="center"/>
+              <w:rPr>
+                <w:kern w:val="0"/>
+                <w:sz w:val="22"/>
+                <w14:ligatures w14:val="none"/>
+              </w:rPr>
+            </w:pPr>
+          </w:p>
+        </w:tc>
+        <w:tc>
+          <w:tcPr>
+            <w:tcW w:w="2546" w:type="dxa"/>
+          </w:tcPr>
+          <w:p>
+            <w:pPr>
+              <w:contextualSpacing/>
+              <w:jc w:val="center"/>
+              <w:rPr>
+                <w:rStyle w:val="ui-provider"/>
+                <w:kern w:val="0"/>
+                <w:sz w:val="24"/>
+                <w:szCs w:val="24"/>
+                <w14:ligatures w14:val="none"/>
+              </w:rPr>
+            </w:pPr>
+          </w:p>
+        </w:tc>
+        <w:tc>
+          <w:tcPr>
+            <w:tcW w:w="3030" w:type="dxa"/>
+          </w:tcPr>
+          <w:p>
+            <w:pPr>
+              <w:tabs>
+                <w:tab w:val="left" w:pos="340"/>
+              </w:tabs>
+              <w:contextualSpacing/>
+              <w:rPr>
+                <w:rStyle w:val="ui-provider"/>
+                <w:kern w:val="0"/>
+                <w:sz w:val="22"/>
+                <w14:ligatures w14:val="none"/>
+              </w:rPr>
+            </w:pPr>
+          </w:p>
+        </w:tc>
+      </w:tr>
+      <w:tr>
+        <w:trPr>
+          <w:trHeight w:val="326"/>
+        </w:trPr>
+        <w:tc>
+          <w:tcPr>
+            <w:tcW w:w="2934" w:type="dxa"/>
+          </w:tcPr>
+          <w:p>
+            <w:pPr>
+              <w:contextualSpacing/>
+              <w:rPr>
+                <w:sz w:val="22"/>
+              </w:rPr>
+            </w:pPr>
+          </w:p>
+        </w:tc>
+        <w:tc>
+          <w:tcPr>
+            <w:tcW w:w="2683" w:type="dxa"/>
+          </w:tcPr>
+          <w:p>
+            <w:pPr>
+              <w:contextualSpacing/>
+              <w:jc w:val="center"/>
+              <w:rPr>
+                <w:kern w:val="0"/>
+                <w:sz w:val="22"/>
+                <w14:ligatures w14:val="none"/>
+              </w:rPr>
+            </w:pPr>
+          </w:p>
+        </w:tc>
+        <w:tc>
+          <w:tcPr>
+            <w:tcW w:w="2546" w:type="dxa"/>
+          </w:tcPr>
+          <w:p>
+            <w:pPr>
+              <w:contextualSpacing/>
+              <w:jc w:val="center"/>
+              <w:rPr>
+                <w:rStyle w:val="ui-provider"/>
+                <w:kern w:val="0"/>
+                <w:sz w:val="22"/>
+                <w14:ligatures w14:val="none"/>
+              </w:rPr>
+            </w:pPr>
+          </w:p>
+        </w:tc>
+        <w:tc>
+          <w:tcPr>
+            <w:tcW w:w="3030" w:type="dxa"/>
+          </w:tcPr>
+          <w:p>
+            <w:pPr>
+              <w:tabs>
+                <w:tab w:val="left" w:pos="340"/>
+              </w:tabs>
+              <w:contextualSpacing/>
+              <w:jc w:val="center"/>
+              <w:rPr>
+                <w:rStyle w:val="ui-provider"/>
+                <w:kern w:val="0"/>
+                <w:sz w:val="22"/>
+                <w14:ligatures w14:val="none"/>
+              </w:rPr>
+            </w:pPr>
+          </w:p>
+        </w:tc>
+      </w:tr>
+      <w:tr>
+        <w:trPr>
+          <w:trHeight w:val="326"/>
+        </w:trPr>
+        <w:tc>
+          <w:tcPr>
+            <w:tcW w:w="2934" w:type="dxa"/>
+          </w:tcPr>
+          <w:p>
+            <w:pPr>
+              <w:contextualSpacing/>
+              <w:rPr>
+                <w:sz w:val="22"/>
+              </w:rPr>
+            </w:pPr>
+          </w:p>
+        </w:tc>
+        <w:tc>
+          <w:tcPr>
+            <w:tcW w:w="2683" w:type="dxa"/>
+          </w:tcPr>
+          <w:p>
+            <w:pPr>
+              <w:contextualSpacing/>
+              <w:jc w:val="center"/>
+              <w:rPr>
+                <w:kern w:val="0"/>
+                <w:sz w:val="22"/>
+                <w14:ligatures w14:val="none"/>
+              </w:rPr>
+            </w:pPr>
+          </w:p>
+        </w:tc>
+        <w:tc>
+          <w:tcPr>
+            <w:tcW w:w="2546" w:type="dxa"/>
+          </w:tcPr>
+          <w:p>
+            <w:pPr>
+              <w:contextualSpacing/>
+              <w:jc w:val="center"/>
+              <w:rPr>
+                <w:rStyle w:val="ui-provider"/>
+                <w:kern w:val="0"/>
+                <w:sz w:val="22"/>
+                <w14:ligatures w14:val="none"/>
+              </w:rPr>
+            </w:pPr>
+          </w:p>
+        </w:tc>
+        <w:tc>
+          <w:tcPr>
+            <w:tcW w:w="3030" w:type="dxa"/>
+          </w:tcPr>
+          <w:p>
+            <w:pPr>
+              <w:tabs>
+                <w:tab w:val="left" w:pos="340"/>
+              </w:tabs>
+              <w:contextualSpacing/>
+              <w:jc w:val="center"/>
+              <w:rPr>
+                <w:rStyle w:val="ui-provider"/>
+                <w:kern w:val="0"/>
+                <w:sz w:val="22"/>
+                <w14:ligatures w14:val="none"/>
+              </w:rPr>
+            </w:pPr>
           </w:p>
         </w:tc>
       </w:tr>
@@ -1312,7 +1709,6 @@
     </w:p>
     <w:p>
       <w:pPr>
-        <w:jc w:val="center"/>
         <w:rPr>
           <w:color w:val="000000" w:themeColor="text1"/>
           <w:sz w:val="24"/>
@@ -1349,27 +1745,6 @@
           <w:sz w:val="22"/>
         </w:rPr>
       </w:pPr>
-    </w:p>
-    <w:p>
-      <w:pPr>
-        <w:rPr>
-          <w:b/>
-          <w:bCs/>
-          <w:noProof/>
-          <w:sz w:val="24"/>
-          <w:szCs w:val="24"/>
-        </w:rPr>
-      </w:pPr>
-      <w:r>
-        <w:rPr>
-          <w:b/>
-          <w:bCs/>
-          <w:noProof/>
-          <w:sz w:val="24"/>
-          <w:szCs w:val="24"/>
-        </w:rPr>
-        <w:t xml:space="preserve">  </w:t>
-      </w:r>
     </w:p>
     <w:p>
       <w:pPr>
@@ -1514,8 +1889,8 @@
       </w:tblPr>
       <w:tblGrid>
         <w:gridCol w:w="5125"/>
-        <w:gridCol w:w="4140"/>
-        <w:gridCol w:w="4325"/>
+        <w:gridCol w:w="3965"/>
+        <w:gridCol w:w="4500"/>
       </w:tblGrid>
       <w:tr>
         <w:trPr>
@@ -1541,9 +1916,9 @@
                 <w:sz w:val="24"/>
                 <w:szCs w:val="24"/>
               </w:rPr>
-              <w:t xml:space="preserve">     Registration:</w:t>
-            </w:r>
-            <w:bookmarkStart w:id="15" w:name="OLE_LINK9"/>
+              <w:t xml:space="preserve">  </w:t>
+            </w:r>
+            <w:proofErr w:type="gramStart"/>
             <w:r>
               <w:rPr>
                 <w:b/>
@@ -1552,46 +1927,9 @@
                 <w:sz w:val="24"/>
                 <w:szCs w:val="24"/>
               </w:rPr>
-              <w:t xml:space="preserve"> </w:t>
-            </w:r>
-            <w:r>
-              <w:rPr>
-                <w:color w:val="000000" w:themeColor="text1"/>
-                <w:sz w:val="22"/>
-              </w:rPr>
-              <w:t>{{</w:t>
-            </w:r>
-            <w:proofErr w:type="spellStart"/>
-            <w:r>
-              <w:rPr>
-                <w:color w:val="000000" w:themeColor="text1"/>
-                <w:sz w:val="22"/>
-              </w:rPr>
-              <w:t>IF_isCertificateIdNotPresent</w:t>
-            </w:r>
-            <w:proofErr w:type="spellEnd"/>
-            <w:r>
-              <w:rPr>
-                <w:color w:val="000000" w:themeColor="text1"/>
-                <w:sz w:val="22"/>
-              </w:rPr>
-              <w:t>}}</w:t>
-            </w:r>
-            <w:bookmarkEnd w:id="15"/>
-          </w:p>
-        </w:tc>
-        <w:tc>
-          <w:tcPr>
-            <w:tcW w:w="4140" w:type="dxa"/>
-            <w:hideMark/>
-          </w:tcPr>
-          <w:p>
-            <w:pPr>
-              <w:rPr>
-                <w:noProof/>
-                <w:sz w:val="22"/>
-              </w:rPr>
-            </w:pPr>
+              <w:t>Registration:</w:t>
+            </w:r>
+            <w:bookmarkStart w:id="15" w:name="OLE_LINK9"/>
             <w:r>
               <w:rPr>
                 <w:b/>
@@ -1600,13 +1938,72 @@
                 <w:sz w:val="24"/>
                 <w:szCs w:val="24"/>
               </w:rPr>
-              <w:t xml:space="preserve">                                     Invoice total:</w:t>
-            </w:r>
-          </w:p>
-        </w:tc>
-        <w:tc>
-          <w:tcPr>
-            <w:tcW w:w="4325" w:type="dxa"/>
+              <w:t xml:space="preserve"> </w:t>
+            </w:r>
+            <w:r>
+              <w:rPr>
+                <w:color w:val="000000" w:themeColor="text1"/>
+                <w:sz w:val="22"/>
+              </w:rPr>
+              <w:t>{{</w:t>
+            </w:r>
+            <w:proofErr w:type="spellStart"/>
+            <w:proofErr w:type="gramEnd"/>
+            <w:r>
+              <w:rPr>
+                <w:color w:val="000000" w:themeColor="text1"/>
+                <w:sz w:val="22"/>
+              </w:rPr>
+              <w:t>IF_isCertificateIdNotPresent</w:t>
+            </w:r>
+            <w:proofErr w:type="spellEnd"/>
+            <w:r>
+              <w:rPr>
+                <w:color w:val="000000" w:themeColor="text1"/>
+                <w:sz w:val="22"/>
+              </w:rPr>
+              <w:t>}}</w:t>
+            </w:r>
+            <w:bookmarkEnd w:id="15"/>
+          </w:p>
+        </w:tc>
+        <w:tc>
+          <w:tcPr>
+            <w:tcW w:w="3965" w:type="dxa"/>
+            <w:hideMark/>
+          </w:tcPr>
+          <w:p>
+            <w:pPr>
+              <w:rPr>
+                <w:noProof/>
+                <w:sz w:val="22"/>
+              </w:rPr>
+            </w:pPr>
+            <w:r>
+              <w:rPr>
+                <w:b/>
+                <w:bCs/>
+                <w:color w:val="000000" w:themeColor="text1"/>
+                <w:sz w:val="24"/>
+                <w:szCs w:val="24"/>
+              </w:rPr>
+              <w:t xml:space="preserve">                                  Invoice total:</w:t>
+            </w:r>
+            <w:r>
+              <w:rPr>
+                <w:b/>
+                <w:bCs/>
+                <w:color w:val="000000" w:themeColor="text1"/>
+                <w:sz w:val="24"/>
+                <w:szCs w:val="24"/>
+              </w:rPr>
+              <w:t xml:space="preserve">       </w:t>
+            </w:r>
+          </w:p>
+        </w:tc>
+        <w:tc>
+          <w:tcPr>
+            <w:tcW w:w="4500" w:type="dxa"/>
           </w:tcPr>
           <w:p>
             <w:pPr>
@@ -1688,7 +2085,7 @@
         </w:tc>
         <w:tc>
           <w:tcPr>
-            <w:tcW w:w="4140" w:type="dxa"/>
+            <w:tcW w:w="3965" w:type="dxa"/>
             <w:hideMark/>
           </w:tcPr>
           <w:p>
@@ -1710,13 +2107,13 @@
                 <w:szCs w:val="24"/>
                 <w14:ligatures w14:val="none"/>
               </w:rPr>
-              <w:t xml:space="preserve">                                     Balance due:</w:t>
-            </w:r>
-          </w:p>
-        </w:tc>
-        <w:tc>
-          <w:tcPr>
-            <w:tcW w:w="4325" w:type="dxa"/>
+              <w:t xml:space="preserve">                                  Balance due:</w:t>
+            </w:r>
+          </w:p>
+        </w:tc>
+        <w:tc>
+          <w:tcPr>
+            <w:tcW w:w="4500" w:type="dxa"/>
           </w:tcPr>
           <w:p>
             <w:pPr>
@@ -1774,20 +2171,6 @@
           <w:sz w:val="22"/>
         </w:rPr>
       </w:pPr>
-      <w:r>
-        <w:rPr>
-          <w:noProof/>
-          <w:sz w:val="22"/>
-        </w:rPr>
-        <w:t xml:space="preserve">  </w:t>
-      </w:r>
-      <w:r>
-        <w:rPr>
-          <w:noProof/>
-          <w:sz w:val="22"/>
-        </w:rPr>
-        <w:tab/>
-      </w:r>
     </w:p>
     <w:sectPr>
       <w:type w:val="continuous"/>
@@ -2730,6 +3113,7 @@
   <w:style w:type="character" w:default="1" w:styleId="DefaultParagraphFont">
     <w:name w:val="Default Paragraph Font"/>
     <w:uiPriority w:val="1"/>
+    <w:semiHidden/>
     <w:unhideWhenUsed/>
   </w:style>
   <w:style w:type="table" w:default="1" w:styleId="TableNormal">

--- a/ALR-DocgenTemplates/InvoiceTemplate.docx
+++ b/ALR-DocgenTemplates/InvoiceTemplate.docx
@@ -385,7 +385,7 @@
       <w:tblPr>
         <w:tblStyle w:val="TableGrid"/>
         <w:tblpPr w:leftFromText="180" w:rightFromText="180" w:vertAnchor="text" w:horzAnchor="margin" w:tblpY="1985"/>
-        <w:tblW w:w="11193" w:type="dxa"/>
+        <w:tblW w:w="10975" w:type="dxa"/>
         <w:tblBorders>
           <w:top w:val="none" w:sz="0" w:space="0" w:color="auto"/>
           <w:left w:val="none" w:sz="0" w:space="0" w:color="auto"/>
@@ -397,18 +397,18 @@
         <w:tblLook w:val="04A0" w:firstRow="1" w:lastRow="0" w:firstColumn="1" w:lastColumn="0" w:noHBand="0" w:noVBand="1"/>
       </w:tblPr>
       <w:tblGrid>
-        <w:gridCol w:w="2934"/>
-        <w:gridCol w:w="2683"/>
-        <w:gridCol w:w="2546"/>
-        <w:gridCol w:w="3030"/>
+        <w:gridCol w:w="2878"/>
+        <w:gridCol w:w="2631"/>
+        <w:gridCol w:w="2496"/>
+        <w:gridCol w:w="2970"/>
       </w:tblGrid>
       <w:tr>
         <w:trPr>
-          <w:trHeight w:val="414"/>
+          <w:trHeight w:val="467"/>
         </w:trPr>
         <w:tc>
           <w:tcPr>
-            <w:tcW w:w="2934" w:type="dxa"/>
+            <w:tcW w:w="2878" w:type="dxa"/>
           </w:tcPr>
           <w:p>
             <w:pPr>
@@ -434,7 +434,7 @@
         </w:tc>
         <w:tc>
           <w:tcPr>
-            <w:tcW w:w="2683" w:type="dxa"/>
+            <w:tcW w:w="2631" w:type="dxa"/>
           </w:tcPr>
           <w:p>
             <w:pPr>
@@ -460,7 +460,7 @@
         </w:tc>
         <w:tc>
           <w:tcPr>
-            <w:tcW w:w="2546" w:type="dxa"/>
+            <w:tcW w:w="2496" w:type="dxa"/>
           </w:tcPr>
           <w:p>
             <w:pPr>
@@ -486,7 +486,7 @@
         </w:tc>
         <w:tc>
           <w:tcPr>
-            <w:tcW w:w="3030" w:type="dxa"/>
+            <w:tcW w:w="2970" w:type="dxa"/>
           </w:tcPr>
           <w:p>
             <w:pPr>
@@ -513,11 +513,11 @@
       </w:tr>
       <w:tr>
         <w:trPr>
-          <w:trHeight w:val="326"/>
+          <w:trHeight w:val="368"/>
         </w:trPr>
         <w:tc>
           <w:tcPr>
-            <w:tcW w:w="2934" w:type="dxa"/>
+            <w:tcW w:w="2878" w:type="dxa"/>
           </w:tcPr>
           <w:p>
             <w:pPr>
@@ -570,7 +570,7 @@
         </w:tc>
         <w:tc>
           <w:tcPr>
-            <w:tcW w:w="2683" w:type="dxa"/>
+            <w:tcW w:w="2631" w:type="dxa"/>
           </w:tcPr>
           <w:p>
             <w:pPr>
@@ -604,7 +604,7 @@
         </w:tc>
         <w:tc>
           <w:tcPr>
-            <w:tcW w:w="2546" w:type="dxa"/>
+            <w:tcW w:w="2496" w:type="dxa"/>
           </w:tcPr>
           <w:p>
             <w:pPr>
@@ -643,7 +643,7 @@
         </w:tc>
         <w:tc>
           <w:tcPr>
-            <w:tcW w:w="3030" w:type="dxa"/>
+            <w:tcW w:w="2970" w:type="dxa"/>
           </w:tcPr>
           <w:p>
             <w:pPr>
@@ -717,11 +717,11 @@
       </w:tr>
       <w:tr>
         <w:trPr>
-          <w:trHeight w:val="326"/>
+          <w:trHeight w:val="368"/>
         </w:trPr>
         <w:tc>
           <w:tcPr>
-            <w:tcW w:w="2934" w:type="dxa"/>
+            <w:tcW w:w="2878" w:type="dxa"/>
           </w:tcPr>
           <w:p>
             <w:pPr>
@@ -749,7 +749,7 @@
         </w:tc>
         <w:tc>
           <w:tcPr>
-            <w:tcW w:w="2683" w:type="dxa"/>
+            <w:tcW w:w="2631" w:type="dxa"/>
           </w:tcPr>
           <w:p>
             <w:pPr>
@@ -791,7 +791,7 @@
         </w:tc>
         <w:tc>
           <w:tcPr>
-            <w:tcW w:w="2546" w:type="dxa"/>
+            <w:tcW w:w="2496" w:type="dxa"/>
           </w:tcPr>
           <w:p>
             <w:pPr>
@@ -837,7 +837,7 @@
         </w:tc>
         <w:tc>
           <w:tcPr>
-            <w:tcW w:w="3030" w:type="dxa"/>
+            <w:tcW w:w="2970" w:type="dxa"/>
           </w:tcPr>
           <w:p>
             <w:pPr>
@@ -907,19 +907,17 @@
       </w:tr>
       <w:tr>
         <w:trPr>
-          <w:trHeight w:val="326"/>
+          <w:trHeight w:val="368"/>
         </w:trPr>
         <w:tc>
           <w:tcPr>
-            <w:tcW w:w="2934" w:type="dxa"/>
+            <w:tcW w:w="2878" w:type="dxa"/>
           </w:tcPr>
           <w:p>
             <w:pPr>
               <w:contextualSpacing/>
               <w:rPr>
-                <w:kern w:val="0"/>
-                <w:sz w:val="22"/>
-                <w14:ligatures w14:val="none"/>
+                <w:sz w:val="22"/>
               </w:rPr>
             </w:pPr>
             <w:r>
@@ -987,7 +985,7 @@
         </w:tc>
         <w:tc>
           <w:tcPr>
-            <w:tcW w:w="2683" w:type="dxa"/>
+            <w:tcW w:w="2631" w:type="dxa"/>
           </w:tcPr>
           <w:p>
             <w:pPr>
@@ -1041,7 +1039,7 @@
         </w:tc>
         <w:tc>
           <w:tcPr>
-            <w:tcW w:w="2546" w:type="dxa"/>
+            <w:tcW w:w="2496" w:type="dxa"/>
           </w:tcPr>
           <w:p>
             <w:pPr>
@@ -1097,7 +1095,7 @@
         </w:tc>
         <w:tc>
           <w:tcPr>
-            <w:tcW w:w="3030" w:type="dxa"/>
+            <w:tcW w:w="2970" w:type="dxa"/>
           </w:tcPr>
           <w:p>
             <w:pPr>
@@ -1191,401 +1189,6 @@
             </w:r>
             <w:bookmarkEnd w:id="13"/>
             <w:bookmarkEnd w:id="14"/>
-          </w:p>
-        </w:tc>
-      </w:tr>
-      <w:tr>
-        <w:trPr>
-          <w:trHeight w:val="326"/>
-        </w:trPr>
-        <w:tc>
-          <w:tcPr>
-            <w:tcW w:w="2934" w:type="dxa"/>
-          </w:tcPr>
-          <w:p>
-            <w:pPr>
-              <w:contextualSpacing/>
-              <w:rPr>
-                <w:sz w:val="22"/>
-              </w:rPr>
-            </w:pPr>
-            <w:r>
-              <w:rPr>
-                <w:sz w:val="22"/>
-              </w:rPr>
-              <w:t xml:space="preserve">     </w:t>
-            </w:r>
-            <w:r>
-              <w:rPr>
-                <w:sz w:val="22"/>
-              </w:rPr>
-              <w:t>Application Fee{{#AppFee}}</w:t>
-            </w:r>
-          </w:p>
-        </w:tc>
-        <w:tc>
-          <w:tcPr>
-            <w:tcW w:w="2683" w:type="dxa"/>
-          </w:tcPr>
-          <w:p>
-            <w:pPr>
-              <w:contextualSpacing/>
-              <w:jc w:val="center"/>
-              <w:rPr>
-                <w:kern w:val="0"/>
-                <w:sz w:val="22"/>
-                <w14:ligatures w14:val="none"/>
-              </w:rPr>
-            </w:pPr>
-            <w:r>
-              <w:rPr>
-                <w:kern w:val="0"/>
-                <w:sz w:val="22"/>
-                <w14:ligatures w14:val="none"/>
-              </w:rPr>
-              <w:t>1</w:t>
-            </w:r>
-          </w:p>
-        </w:tc>
-        <w:tc>
-          <w:tcPr>
-            <w:tcW w:w="2546" w:type="dxa"/>
-          </w:tcPr>
-          <w:p>
-            <w:pPr>
-              <w:contextualSpacing/>
-              <w:jc w:val="center"/>
-              <w:rPr>
-                <w:rStyle w:val="ui-provider"/>
-                <w:kern w:val="0"/>
-                <w:sz w:val="22"/>
-                <w14:ligatures w14:val="none"/>
-              </w:rPr>
-            </w:pPr>
-            <w:r>
-              <w:rPr>
-                <w:rStyle w:val="ui-provider"/>
-                <w:kern w:val="0"/>
-                <w:sz w:val="24"/>
-                <w:szCs w:val="24"/>
-                <w14:ligatures w14:val="none"/>
-              </w:rPr>
-              <w:t>{{</w:t>
-            </w:r>
-            <w:proofErr w:type="spellStart"/>
-            <w:r>
-              <w:rPr>
-                <w:sz w:val="24"/>
-                <w:szCs w:val="24"/>
-              </w:rPr>
-              <w:t>AppSum</w:t>
-            </w:r>
-            <w:proofErr w:type="spellEnd"/>
-            <w:r>
-              <w:rPr>
-                <w:rStyle w:val="ui-provider"/>
-                <w:kern w:val="0"/>
-                <w:sz w:val="24"/>
-                <w:szCs w:val="24"/>
-                <w14:ligatures w14:val="none"/>
-              </w:rPr>
-              <w:t>}}</w:t>
-            </w:r>
-          </w:p>
-        </w:tc>
-        <w:tc>
-          <w:tcPr>
-            <w:tcW w:w="3030" w:type="dxa"/>
-          </w:tcPr>
-          <w:p>
-            <w:pPr>
-              <w:tabs>
-                <w:tab w:val="left" w:pos="340"/>
-              </w:tabs>
-              <w:contextualSpacing/>
-              <w:jc w:val="center"/>
-              <w:rPr>
-                <w:rStyle w:val="ui-provider"/>
-                <w:kern w:val="0"/>
-                <w:sz w:val="22"/>
-                <w14:ligatures w14:val="none"/>
-              </w:rPr>
-            </w:pPr>
-            <w:r>
-              <w:rPr>
-                <w:kern w:val="0"/>
-                <w:sz w:val="22"/>
-                <w14:ligatures w14:val="none"/>
-              </w:rPr>
-              <w:t>{{</w:t>
-            </w:r>
-            <w:proofErr w:type="spellStart"/>
-            <w:r>
-              <w:rPr>
-                <w:kern w:val="0"/>
-                <w:sz w:val="22"/>
-                <w14:ligatures w14:val="none"/>
-              </w:rPr>
-              <w:t>AppFeeSum</w:t>
-            </w:r>
-            <w:proofErr w:type="spellEnd"/>
-            <w:proofErr w:type="gramStart"/>
-            <w:r>
-              <w:rPr>
-                <w:kern w:val="0"/>
-                <w:sz w:val="22"/>
-                <w14:ligatures w14:val="none"/>
-              </w:rPr>
-              <w:t>}}{</w:t>
-            </w:r>
-            <w:proofErr w:type="gramEnd"/>
-            <w:r>
-              <w:rPr>
-                <w:kern w:val="0"/>
-                <w:sz w:val="22"/>
-                <w14:ligatures w14:val="none"/>
-              </w:rPr>
-              <w:t>{/</w:t>
-            </w:r>
-            <w:proofErr w:type="spellStart"/>
-            <w:r>
-              <w:rPr>
-                <w:kern w:val="0"/>
-                <w:sz w:val="22"/>
-                <w14:ligatures w14:val="none"/>
-              </w:rPr>
-              <w:t>AppFee</w:t>
-            </w:r>
-            <w:proofErr w:type="spellEnd"/>
-            <w:r>
-              <w:rPr>
-                <w:kern w:val="0"/>
-                <w:sz w:val="22"/>
-                <w14:ligatures w14:val="none"/>
-              </w:rPr>
-              <w:t>}}</w:t>
-            </w:r>
-          </w:p>
-        </w:tc>
-      </w:tr>
-      <w:tr>
-        <w:trPr>
-          <w:trHeight w:val="326"/>
-        </w:trPr>
-        <w:tc>
-          <w:tcPr>
-            <w:tcW w:w="2934" w:type="dxa"/>
-          </w:tcPr>
-          <w:p>
-            <w:pPr>
-              <w:contextualSpacing/>
-              <w:rPr>
-                <w:sz w:val="24"/>
-                <w:szCs w:val="24"/>
-              </w:rPr>
-            </w:pPr>
-            <w:r>
-              <w:rPr>
-                <w:sz w:val="24"/>
-                <w:szCs w:val="24"/>
-              </w:rPr>
-              <w:t xml:space="preserve">   </w:t>
-            </w:r>
-          </w:p>
-        </w:tc>
-        <w:tc>
-          <w:tcPr>
-            <w:tcW w:w="2683" w:type="dxa"/>
-          </w:tcPr>
-          <w:p>
-            <w:pPr>
-              <w:contextualSpacing/>
-              <w:jc w:val="center"/>
-              <w:rPr>
-                <w:kern w:val="0"/>
-                <w:sz w:val="22"/>
-                <w14:ligatures w14:val="none"/>
-              </w:rPr>
-            </w:pPr>
-          </w:p>
-        </w:tc>
-        <w:tc>
-          <w:tcPr>
-            <w:tcW w:w="2546" w:type="dxa"/>
-          </w:tcPr>
-          <w:p>
-            <w:pPr>
-              <w:contextualSpacing/>
-              <w:jc w:val="center"/>
-              <w:rPr>
-                <w:rStyle w:val="ui-provider"/>
-                <w:kern w:val="0"/>
-                <w:sz w:val="24"/>
-                <w:szCs w:val="24"/>
-                <w14:ligatures w14:val="none"/>
-              </w:rPr>
-            </w:pPr>
-          </w:p>
-        </w:tc>
-        <w:tc>
-          <w:tcPr>
-            <w:tcW w:w="3030" w:type="dxa"/>
-          </w:tcPr>
-          <w:p>
-            <w:pPr>
-              <w:tabs>
-                <w:tab w:val="left" w:pos="340"/>
-              </w:tabs>
-              <w:contextualSpacing/>
-              <w:rPr>
-                <w:rStyle w:val="ui-provider"/>
-                <w:kern w:val="0"/>
-                <w:sz w:val="22"/>
-                <w14:ligatures w14:val="none"/>
-              </w:rPr>
-            </w:pPr>
-          </w:p>
-        </w:tc>
-      </w:tr>
-      <w:tr>
-        <w:trPr>
-          <w:trHeight w:val="326"/>
-        </w:trPr>
-        <w:tc>
-          <w:tcPr>
-            <w:tcW w:w="2934" w:type="dxa"/>
-          </w:tcPr>
-          <w:p>
-            <w:pPr>
-              <w:contextualSpacing/>
-              <w:rPr>
-                <w:sz w:val="22"/>
-              </w:rPr>
-            </w:pPr>
-          </w:p>
-        </w:tc>
-        <w:tc>
-          <w:tcPr>
-            <w:tcW w:w="2683" w:type="dxa"/>
-          </w:tcPr>
-          <w:p>
-            <w:pPr>
-              <w:contextualSpacing/>
-              <w:jc w:val="center"/>
-              <w:rPr>
-                <w:kern w:val="0"/>
-                <w:sz w:val="22"/>
-                <w14:ligatures w14:val="none"/>
-              </w:rPr>
-            </w:pPr>
-          </w:p>
-        </w:tc>
-        <w:tc>
-          <w:tcPr>
-            <w:tcW w:w="2546" w:type="dxa"/>
-          </w:tcPr>
-          <w:p>
-            <w:pPr>
-              <w:contextualSpacing/>
-              <w:jc w:val="center"/>
-              <w:rPr>
-                <w:rStyle w:val="ui-provider"/>
-                <w:kern w:val="0"/>
-                <w:sz w:val="22"/>
-                <w14:ligatures w14:val="none"/>
-              </w:rPr>
-            </w:pPr>
-          </w:p>
-        </w:tc>
-        <w:tc>
-          <w:tcPr>
-            <w:tcW w:w="3030" w:type="dxa"/>
-          </w:tcPr>
-          <w:p>
-            <w:pPr>
-              <w:tabs>
-                <w:tab w:val="left" w:pos="340"/>
-              </w:tabs>
-              <w:contextualSpacing/>
-              <w:jc w:val="center"/>
-              <w:rPr>
-                <w:rStyle w:val="ui-provider"/>
-                <w:kern w:val="0"/>
-                <w:sz w:val="22"/>
-                <w14:ligatures w14:val="none"/>
-              </w:rPr>
-            </w:pPr>
-          </w:p>
-        </w:tc>
-      </w:tr>
-      <w:tr>
-        <w:trPr>
-          <w:trHeight w:val="326"/>
-        </w:trPr>
-        <w:tc>
-          <w:tcPr>
-            <w:tcW w:w="2934" w:type="dxa"/>
-          </w:tcPr>
-          <w:p>
-            <w:pPr>
-              <w:contextualSpacing/>
-              <w:rPr>
-                <w:sz w:val="22"/>
-              </w:rPr>
-            </w:pPr>
-          </w:p>
-        </w:tc>
-        <w:tc>
-          <w:tcPr>
-            <w:tcW w:w="2683" w:type="dxa"/>
-          </w:tcPr>
-          <w:p>
-            <w:pPr>
-              <w:contextualSpacing/>
-              <w:jc w:val="center"/>
-              <w:rPr>
-                <w:kern w:val="0"/>
-                <w:sz w:val="22"/>
-                <w14:ligatures w14:val="none"/>
-              </w:rPr>
-            </w:pPr>
-          </w:p>
-        </w:tc>
-        <w:tc>
-          <w:tcPr>
-            <w:tcW w:w="2546" w:type="dxa"/>
-          </w:tcPr>
-          <w:p>
-            <w:pPr>
-              <w:contextualSpacing/>
-              <w:jc w:val="center"/>
-              <w:rPr>
-                <w:rStyle w:val="ui-provider"/>
-                <w:kern w:val="0"/>
-                <w:sz w:val="22"/>
-                <w14:ligatures w14:val="none"/>
-              </w:rPr>
-            </w:pPr>
-          </w:p>
-        </w:tc>
-        <w:tc>
-          <w:tcPr>
-            <w:tcW w:w="3030" w:type="dxa"/>
-          </w:tcPr>
-          <w:p>
-            <w:pPr>
-              <w:tabs>
-                <w:tab w:val="left" w:pos="340"/>
-              </w:tabs>
-              <w:contextualSpacing/>
-              <w:jc w:val="center"/>
-              <w:rPr>
-                <w:rStyle w:val="ui-provider"/>
-                <w:kern w:val="0"/>
-                <w:sz w:val="22"/>
-                <w14:ligatures w14:val="none"/>
-              </w:rPr>
-            </w:pPr>
           </w:p>
         </w:tc>
       </w:tr>
@@ -1709,6 +1312,7 @@
     </w:p>
     <w:p>
       <w:pPr>
+        <w:jc w:val="center"/>
         <w:rPr>
           <w:color w:val="000000" w:themeColor="text1"/>
           <w:sz w:val="24"/>
@@ -1745,6 +1349,27 @@
           <w:sz w:val="22"/>
         </w:rPr>
       </w:pPr>
+    </w:p>
+    <w:p>
+      <w:pPr>
+        <w:rPr>
+          <w:b/>
+          <w:bCs/>
+          <w:noProof/>
+          <w:sz w:val="24"/>
+          <w:szCs w:val="24"/>
+        </w:rPr>
+      </w:pPr>
+      <w:r>
+        <w:rPr>
+          <w:b/>
+          <w:bCs/>
+          <w:noProof/>
+          <w:sz w:val="24"/>
+          <w:szCs w:val="24"/>
+        </w:rPr>
+        <w:t xml:space="preserve">  </w:t>
+      </w:r>
     </w:p>
     <w:p>
       <w:pPr>
@@ -1889,8 +1514,8 @@
       </w:tblPr>
       <w:tblGrid>
         <w:gridCol w:w="5125"/>
-        <w:gridCol w:w="3965"/>
-        <w:gridCol w:w="4500"/>
+        <w:gridCol w:w="4140"/>
+        <w:gridCol w:w="4325"/>
       </w:tblGrid>
       <w:tr>
         <w:trPr>
@@ -1916,9 +1541,9 @@
                 <w:sz w:val="24"/>
                 <w:szCs w:val="24"/>
               </w:rPr>
-              <w:t xml:space="preserve">  </w:t>
-            </w:r>
-            <w:proofErr w:type="gramStart"/>
+              <w:t xml:space="preserve">     Registration:</w:t>
+            </w:r>
+            <w:bookmarkStart w:id="15" w:name="OLE_LINK9"/>
             <w:r>
               <w:rPr>
                 <w:b/>
@@ -1927,28 +1552,16 @@
                 <w:sz w:val="24"/>
                 <w:szCs w:val="24"/>
               </w:rPr>
-              <w:t>Registration:</w:t>
-            </w:r>
-            <w:bookmarkStart w:id="15" w:name="OLE_LINK9"/>
-            <w:r>
-              <w:rPr>
-                <w:b/>
-                <w:bCs/>
+              <w:t xml:space="preserve"> </w:t>
+            </w:r>
+            <w:r>
+              <w:rPr>
                 <w:color w:val="000000" w:themeColor="text1"/>
-                <w:sz w:val="24"/>
-                <w:szCs w:val="24"/>
-              </w:rPr>
-              <w:t xml:space="preserve"> </w:t>
-            </w:r>
-            <w:r>
-              <w:rPr>
-                <w:color w:val="000000" w:themeColor="text1"/>
                 <w:sz w:val="22"/>
               </w:rPr>
               <w:t>{{</w:t>
             </w:r>
             <w:proofErr w:type="spellStart"/>
-            <w:proofErr w:type="gramEnd"/>
             <w:r>
               <w:rPr>
                 <w:color w:val="000000" w:themeColor="text1"/>
@@ -1969,7 +1582,7 @@
         </w:tc>
         <w:tc>
           <w:tcPr>
-            <w:tcW w:w="3965" w:type="dxa"/>
+            <w:tcW w:w="4140" w:type="dxa"/>
             <w:hideMark/>
           </w:tcPr>
           <w:p>
@@ -1987,23 +1600,13 @@
                 <w:sz w:val="24"/>
                 <w:szCs w:val="24"/>
               </w:rPr>
-              <w:t xml:space="preserve">                                  Invoice total:</w:t>
-            </w:r>
-            <w:r>
-              <w:rPr>
-                <w:b/>
-                <w:bCs/>
-                <w:color w:val="000000" w:themeColor="text1"/>
-                <w:sz w:val="24"/>
-                <w:szCs w:val="24"/>
-              </w:rPr>
-              <w:t xml:space="preserve">       </w:t>
+              <w:t xml:space="preserve">                                     Invoice total:</w:t>
             </w:r>
           </w:p>
         </w:tc>
         <w:tc>
           <w:tcPr>
-            <w:tcW w:w="4500" w:type="dxa"/>
+            <w:tcW w:w="4325" w:type="dxa"/>
           </w:tcPr>
           <w:p>
             <w:pPr>
@@ -2085,7 +1688,7 @@
         </w:tc>
         <w:tc>
           <w:tcPr>
-            <w:tcW w:w="3965" w:type="dxa"/>
+            <w:tcW w:w="4140" w:type="dxa"/>
             <w:hideMark/>
           </w:tcPr>
           <w:p>
@@ -2107,13 +1710,13 @@
                 <w:szCs w:val="24"/>
                 <w14:ligatures w14:val="none"/>
               </w:rPr>
-              <w:t xml:space="preserve">                                  Balance due:</w:t>
+              <w:t xml:space="preserve">                                     Balance due:</w:t>
             </w:r>
           </w:p>
         </w:tc>
         <w:tc>
           <w:tcPr>
-            <w:tcW w:w="4500" w:type="dxa"/>
+            <w:tcW w:w="4325" w:type="dxa"/>
           </w:tcPr>
           <w:p>
             <w:pPr>
@@ -2171,6 +1774,20 @@
           <w:sz w:val="22"/>
         </w:rPr>
       </w:pPr>
+      <w:r>
+        <w:rPr>
+          <w:noProof/>
+          <w:sz w:val="22"/>
+        </w:rPr>
+        <w:t xml:space="preserve">  </w:t>
+      </w:r>
+      <w:r>
+        <w:rPr>
+          <w:noProof/>
+          <w:sz w:val="22"/>
+        </w:rPr>
+        <w:tab/>
+      </w:r>
     </w:p>
     <w:sectPr>
       <w:type w:val="continuous"/>
@@ -3113,7 +2730,6 @@
   <w:style w:type="character" w:default="1" w:styleId="DefaultParagraphFont">
     <w:name w:val="Default Paragraph Font"/>
     <w:uiPriority w:val="1"/>
-    <w:semiHidden/>
     <w:unhideWhenUsed/>
   </w:style>
   <w:style w:type="table" w:default="1" w:styleId="TableNormal">

--- a/ALR-DocgenTemplates/InvoiceTemplate.docx
+++ b/ALR-DocgenTemplates/InvoiceTemplate.docx
@@ -12,8 +12,12 @@
           <w:szCs w:val="34"/>
         </w:rPr>
         <w:sectPr>
-          <w:headerReference w:type="default" r:id="rId6"/>
-          <w:footerReference w:type="default" r:id="rId7"/>
+          <w:headerReference w:type="even" r:id="rId6"/>
+          <w:headerReference w:type="default" r:id="rId7"/>
+          <w:footerReference w:type="even" r:id="rId8"/>
+          <w:footerReference w:type="default" r:id="rId9"/>
+          <w:headerReference w:type="first" r:id="rId10"/>
+          <w:footerReference w:type="first" r:id="rId11"/>
           <w:pgSz w:w="12240" w:h="15840"/>
           <w:pgMar w:top="720" w:right="720" w:bottom="720" w:left="720" w:header="708" w:footer="708" w:gutter="0"/>
           <w:cols w:space="708"/>
@@ -132,29 +136,7 @@
                 <w:szCs w:val="24"/>
                 <w14:ligatures w14:val="none"/>
               </w:rPr>
-              <w:t>{{</w:t>
-            </w:r>
-            <w:proofErr w:type="spellStart"/>
-            <w:r>
-              <w:rPr>
-                <w:color w:val="000000" w:themeColor="text1"/>
-                <w:kern w:val="0"/>
-                <w:sz w:val="24"/>
-                <w:szCs w:val="24"/>
-                <w14:ligatures w14:val="none"/>
-              </w:rPr>
-              <w:t>RegistrantName</w:t>
-            </w:r>
-            <w:proofErr w:type="spellEnd"/>
-            <w:r>
-              <w:rPr>
-                <w:color w:val="000000" w:themeColor="text1"/>
-                <w:kern w:val="0"/>
-                <w:sz w:val="24"/>
-                <w:szCs w:val="24"/>
-                <w14:ligatures w14:val="none"/>
-              </w:rPr>
-              <w:t>}}</w:t>
+              <w:t>{{RegistrantName}}</w:t>
             </w:r>
           </w:p>
         </w:tc>
@@ -179,29 +161,7 @@
                 <w:szCs w:val="24"/>
                 <w14:ligatures w14:val="none"/>
               </w:rPr>
-              <w:t>{{</w:t>
-            </w:r>
-            <w:proofErr w:type="spellStart"/>
-            <w:r>
-              <w:rPr>
-                <w:color w:val="000000" w:themeColor="text1"/>
-                <w:kern w:val="0"/>
-                <w:sz w:val="24"/>
-                <w:szCs w:val="24"/>
-                <w14:ligatures w14:val="none"/>
-              </w:rPr>
-              <w:t>ResidenceName</w:t>
-            </w:r>
-            <w:proofErr w:type="spellEnd"/>
-            <w:r>
-              <w:rPr>
-                <w:color w:val="000000" w:themeColor="text1"/>
-                <w:kern w:val="0"/>
-                <w:sz w:val="24"/>
-                <w:szCs w:val="24"/>
-                <w14:ligatures w14:val="none"/>
-              </w:rPr>
-              <w:t>}}</w:t>
+              <w:t>{{ResidenceName}}</w:t>
             </w:r>
           </w:p>
         </w:tc>
@@ -231,29 +191,7 @@
                 <w:szCs w:val="24"/>
                 <w14:ligatures w14:val="none"/>
               </w:rPr>
-              <w:t>{{</w:t>
-            </w:r>
-            <w:proofErr w:type="spellStart"/>
-            <w:r>
-              <w:rPr>
-                <w:color w:val="000000" w:themeColor="text1"/>
-                <w:kern w:val="0"/>
-                <w:sz w:val="24"/>
-                <w:szCs w:val="24"/>
-                <w14:ligatures w14:val="none"/>
-              </w:rPr>
-              <w:t>RegistrantAddress</w:t>
-            </w:r>
-            <w:proofErr w:type="spellEnd"/>
-            <w:r>
-              <w:rPr>
-                <w:color w:val="000000" w:themeColor="text1"/>
-                <w:kern w:val="0"/>
-                <w:sz w:val="24"/>
-                <w:szCs w:val="24"/>
-                <w14:ligatures w14:val="none"/>
-              </w:rPr>
-              <w:t>}}</w:t>
+              <w:t>{{RegistrantAddress}}</w:t>
             </w:r>
           </w:p>
         </w:tc>
@@ -356,25 +294,7 @@
                 <w:sz w:val="24"/>
                 <w:szCs w:val="24"/>
               </w:rPr>
-              <w:t>{{</w:t>
-            </w:r>
-            <w:proofErr w:type="spellStart"/>
-            <w:r>
-              <w:rPr>
-                <w:color w:val="000000" w:themeColor="text1"/>
-                <w:sz w:val="24"/>
-                <w:szCs w:val="24"/>
-              </w:rPr>
-              <w:t>ResidenceAddress</w:t>
-            </w:r>
-            <w:proofErr w:type="spellEnd"/>
-            <w:r>
-              <w:rPr>
-                <w:color w:val="000000" w:themeColor="text1"/>
-                <w:sz w:val="24"/>
-                <w:szCs w:val="24"/>
-              </w:rPr>
-              <w:t>}}</w:t>
+              <w:t>{{ResidenceAddress}}</w:t>
             </w:r>
             <w:bookmarkEnd w:id="1"/>
           </w:p>
@@ -584,21 +504,7 @@
               <w:rPr>
                 <w:sz w:val="22"/>
               </w:rPr>
-              <w:t>{{</w:t>
-            </w:r>
-            <w:proofErr w:type="spellStart"/>
-            <w:r>
-              <w:rPr>
-                <w:sz w:val="22"/>
-              </w:rPr>
-              <w:t>PublicQuantitySum</w:t>
-            </w:r>
-            <w:proofErr w:type="spellEnd"/>
-            <w:r>
-              <w:rPr>
-                <w:sz w:val="22"/>
-              </w:rPr>
-              <w:t>}}</w:t>
+              <w:t>{{PublicQuantitySum}}</w:t>
             </w:r>
           </w:p>
         </w:tc>
@@ -620,23 +526,7 @@
                 <w:rStyle w:val="ui-provider"/>
                 <w:sz w:val="22"/>
               </w:rPr>
-              <w:t>{{</w:t>
-            </w:r>
-            <w:proofErr w:type="spellStart"/>
-            <w:r>
-              <w:rPr>
-                <w:rStyle w:val="ui-provider"/>
-                <w:sz w:val="22"/>
-              </w:rPr>
-              <w:t>PublicSum</w:t>
-            </w:r>
-            <w:proofErr w:type="spellEnd"/>
-            <w:r>
-              <w:rPr>
-                <w:rStyle w:val="ui-provider"/>
-                <w:sz w:val="22"/>
-              </w:rPr>
-              <w:t>}}</w:t>
+              <w:t>{{PublicSum}}</w:t>
             </w:r>
             <w:bookmarkEnd w:id="3"/>
           </w:p>
@@ -662,40 +552,15 @@
                 <w:rStyle w:val="ui-provider"/>
                 <w:sz w:val="22"/>
               </w:rPr>
-              <w:t>{{</w:t>
-            </w:r>
-            <w:proofErr w:type="spellStart"/>
+              <w:t>{{PublicFeeSum}}</w:t>
+            </w:r>
+            <w:bookmarkStart w:id="5" w:name="OLE_LINK27"/>
             <w:r>
               <w:rPr>
                 <w:rStyle w:val="ui-provider"/>
                 <w:sz w:val="22"/>
               </w:rPr>
-              <w:t>PublicFeeSum</w:t>
-            </w:r>
-            <w:proofErr w:type="spellEnd"/>
-            <w:proofErr w:type="gramStart"/>
-            <w:r>
-              <w:rPr>
-                <w:rStyle w:val="ui-provider"/>
-                <w:sz w:val="22"/>
-              </w:rPr>
-              <w:t>}}</w:t>
-            </w:r>
-            <w:bookmarkStart w:id="5" w:name="OLE_LINK27"/>
-            <w:r>
-              <w:rPr>
-                <w:rStyle w:val="ui-provider"/>
-                <w:sz w:val="22"/>
-              </w:rPr>
-              <w:t>{</w:t>
-            </w:r>
-            <w:proofErr w:type="gramEnd"/>
-            <w:r>
-              <w:rPr>
-                <w:rStyle w:val="ui-provider"/>
-                <w:sz w:val="22"/>
-              </w:rPr>
-              <w:t>{/P</w:t>
+              <w:t>{{/P</w:t>
             </w:r>
             <w:r>
               <w:rPr>
@@ -766,25 +631,7 @@
                 <w:sz w:val="22"/>
                 <w14:ligatures w14:val="none"/>
               </w:rPr>
-              <w:t>{{</w:t>
-            </w:r>
-            <w:proofErr w:type="spellStart"/>
-            <w:r>
-              <w:rPr>
-                <w:kern w:val="0"/>
-                <w:sz w:val="22"/>
-                <w14:ligatures w14:val="none"/>
-              </w:rPr>
-              <w:t>PrivateQuantitySum</w:t>
-            </w:r>
-            <w:proofErr w:type="spellEnd"/>
-            <w:r>
-              <w:rPr>
-                <w:kern w:val="0"/>
-                <w:sz w:val="22"/>
-                <w14:ligatures w14:val="none"/>
-              </w:rPr>
-              <w:t>}}</w:t>
+              <w:t>{{PrivateQuantitySum}}</w:t>
             </w:r>
             <w:bookmarkEnd w:id="6"/>
           </w:p>
@@ -810,27 +657,7 @@
                 <w:sz w:val="22"/>
                 <w14:ligatures w14:val="none"/>
               </w:rPr>
-              <w:t>{{</w:t>
-            </w:r>
-            <w:proofErr w:type="spellStart"/>
-            <w:r>
-              <w:rPr>
-                <w:rStyle w:val="ui-provider"/>
-                <w:kern w:val="0"/>
-                <w:sz w:val="22"/>
-                <w14:ligatures w14:val="none"/>
-              </w:rPr>
-              <w:t>PrivateSum</w:t>
-            </w:r>
-            <w:proofErr w:type="spellEnd"/>
-            <w:r>
-              <w:rPr>
-                <w:rStyle w:val="ui-provider"/>
-                <w:kern w:val="0"/>
-                <w:sz w:val="22"/>
-                <w14:ligatures w14:val="none"/>
-              </w:rPr>
-              <w:t>}}</w:t>
+              <w:t>{{PrivateSum}}</w:t>
             </w:r>
             <w:bookmarkEnd w:id="7"/>
           </w:p>
@@ -858,9 +685,9 @@
                 <w:sz w:val="22"/>
                 <w14:ligatures w14:val="none"/>
               </w:rPr>
-              <w:t>{{</w:t>
-            </w:r>
-            <w:proofErr w:type="spellStart"/>
+              <w:t>{{PrivateFeeSum}}</w:t>
+            </w:r>
+            <w:bookmarkStart w:id="8" w:name="OLE_LINK28"/>
             <w:r>
               <w:rPr>
                 <w:rStyle w:val="ui-provider"/>
@@ -868,38 +695,7 @@
                 <w:sz w:val="22"/>
                 <w14:ligatures w14:val="none"/>
               </w:rPr>
-              <w:t>PrivateFeeSum</w:t>
-            </w:r>
-            <w:proofErr w:type="spellEnd"/>
-            <w:proofErr w:type="gramStart"/>
-            <w:r>
-              <w:rPr>
-                <w:rStyle w:val="ui-provider"/>
-                <w:kern w:val="0"/>
-                <w:sz w:val="22"/>
-                <w14:ligatures w14:val="none"/>
-              </w:rPr>
-              <w:t>}}</w:t>
-            </w:r>
-            <w:bookmarkStart w:id="8" w:name="OLE_LINK28"/>
-            <w:r>
-              <w:rPr>
-                <w:rStyle w:val="ui-provider"/>
-                <w:kern w:val="0"/>
-                <w:sz w:val="22"/>
-                <w14:ligatures w14:val="none"/>
-              </w:rPr>
-              <w:t>{</w:t>
-            </w:r>
-            <w:proofErr w:type="gramEnd"/>
-            <w:r>
-              <w:rPr>
-                <w:rStyle w:val="ui-provider"/>
-                <w:kern w:val="0"/>
-                <w:sz w:val="22"/>
-                <w14:ligatures w14:val="none"/>
-              </w:rPr>
-              <w:t>{/Private}}</w:t>
+              <w:t>{{/Private}}</w:t>
             </w:r>
             <w:bookmarkEnd w:id="8"/>
           </w:p>
@@ -933,16 +729,7 @@
                 <w:sz w:val="22"/>
                 <w14:ligatures w14:val="none"/>
               </w:rPr>
-              <w:t xml:space="preserve">Per </w:t>
-            </w:r>
-            <w:proofErr w:type="gramStart"/>
-            <w:r>
-              <w:rPr>
-                <w:kern w:val="0"/>
-                <w:sz w:val="22"/>
-                <w14:ligatures w14:val="none"/>
-              </w:rPr>
-              <w:t>Diem</w:t>
+              <w:t>Per Diem</w:t>
             </w:r>
             <w:bookmarkEnd w:id="9"/>
             <w:r>
@@ -952,17 +739,7 @@
                 <w:sz w:val="22"/>
                 <w14:ligatures w14:val="none"/>
               </w:rPr>
-              <w:t>{</w:t>
-            </w:r>
-            <w:proofErr w:type="gramEnd"/>
-            <w:r>
-              <w:rPr>
-                <w:rStyle w:val="ui-provider"/>
-                <w:kern w:val="0"/>
-                <w:sz w:val="22"/>
-                <w14:ligatures w14:val="none"/>
-              </w:rPr>
-              <w:t>{#</w:t>
+              <w:t>{{#</w:t>
             </w:r>
             <w:r>
               <w:rPr>
@@ -1007,7 +784,6 @@
               <w:t>{{</w:t>
             </w:r>
             <w:bookmarkStart w:id="11" w:name="OLE_LINK22"/>
-            <w:proofErr w:type="spellStart"/>
             <w:r>
               <w:rPr>
                 <w:kern w:val="0"/>
@@ -1023,16 +799,7 @@
                 <w:sz w:val="22"/>
                 <w14:ligatures w14:val="none"/>
               </w:rPr>
-              <w:t>QuantitySum</w:t>
-            </w:r>
-            <w:proofErr w:type="spellEnd"/>
-            <w:r>
-              <w:rPr>
-                <w:kern w:val="0"/>
-                <w:sz w:val="22"/>
-                <w14:ligatures w14:val="none"/>
-              </w:rPr>
-              <w:t>}}</w:t>
+              <w:t>QuantitySum}}</w:t>
             </w:r>
             <w:bookmarkEnd w:id="10"/>
           </w:p>
@@ -1062,7 +829,6 @@
               </w:rPr>
               <w:t>{{</w:t>
             </w:r>
-            <w:proofErr w:type="spellStart"/>
             <w:r>
               <w:rPr>
                 <w:kern w:val="0"/>
@@ -1078,17 +844,7 @@
                 <w:sz w:val="22"/>
                 <w14:ligatures w14:val="none"/>
               </w:rPr>
-              <w:t>Sum</w:t>
-            </w:r>
-            <w:proofErr w:type="spellEnd"/>
-            <w:r>
-              <w:rPr>
-                <w:rStyle w:val="ui-provider"/>
-                <w:kern w:val="0"/>
-                <w:sz w:val="22"/>
-                <w14:ligatures w14:val="none"/>
-              </w:rPr>
-              <w:t>}}</w:t>
+              <w:t>Sum}}</w:t>
             </w:r>
             <w:bookmarkEnd w:id="12"/>
           </w:p>
@@ -1121,7 +877,6 @@
               </w:rPr>
               <w:t>{{</w:t>
             </w:r>
-            <w:proofErr w:type="spellStart"/>
             <w:r>
               <w:rPr>
                 <w:kern w:val="0"/>
@@ -1137,10 +892,9 @@
                 <w:sz w:val="22"/>
                 <w14:ligatures w14:val="none"/>
               </w:rPr>
-              <w:t>Sum</w:t>
-            </w:r>
-            <w:proofErr w:type="spellEnd"/>
-            <w:proofErr w:type="gramStart"/>
+              <w:t>Sum}}</w:t>
+            </w:r>
+            <w:bookmarkStart w:id="14" w:name="OLE_LINK29"/>
             <w:r>
               <w:rPr>
                 <w:rStyle w:val="ui-provider"/>
@@ -1148,27 +902,7 @@
                 <w:sz w:val="22"/>
                 <w14:ligatures w14:val="none"/>
               </w:rPr>
-              <w:t>}}</w:t>
-            </w:r>
-            <w:bookmarkStart w:id="14" w:name="OLE_LINK29"/>
-            <w:r>
-              <w:rPr>
-                <w:rStyle w:val="ui-provider"/>
-                <w:kern w:val="0"/>
-                <w:sz w:val="22"/>
-                <w14:ligatures w14:val="none"/>
-              </w:rPr>
-              <w:t>{</w:t>
-            </w:r>
-            <w:proofErr w:type="gramEnd"/>
-            <w:r>
-              <w:rPr>
-                <w:rStyle w:val="ui-provider"/>
-                <w:kern w:val="0"/>
-                <w:sz w:val="22"/>
-                <w14:ligatures w14:val="none"/>
-              </w:rPr>
-              <w:t>{/</w:t>
+              <w:t>{{/</w:t>
             </w:r>
             <w:r>
               <w:rPr>
@@ -1541,41 +1275,16 @@
                 <w:sz w:val="24"/>
                 <w:szCs w:val="24"/>
               </w:rPr>
-              <w:t xml:space="preserve">     Registration:</w:t>
+              <w:t xml:space="preserve">     Registration: </w:t>
             </w:r>
             <w:bookmarkStart w:id="15" w:name="OLE_LINK9"/>
             <w:r>
               <w:rPr>
-                <w:b/>
-                <w:bCs/>
                 <w:color w:val="000000" w:themeColor="text1"/>
                 <w:sz w:val="24"/>
                 <w:szCs w:val="24"/>
               </w:rPr>
-              <w:t xml:space="preserve"> </w:t>
-            </w:r>
-            <w:r>
-              <w:rPr>
-                <w:color w:val="000000" w:themeColor="text1"/>
-                <w:sz w:val="22"/>
-              </w:rPr>
-              <w:t>{{</w:t>
-            </w:r>
-            <w:proofErr w:type="spellStart"/>
-            <w:r>
-              <w:rPr>
-                <w:color w:val="000000" w:themeColor="text1"/>
-                <w:sz w:val="22"/>
-              </w:rPr>
-              <w:t>IF_isCertificateIdNotPresent</w:t>
-            </w:r>
-            <w:proofErr w:type="spellEnd"/>
-            <w:r>
-              <w:rPr>
-                <w:color w:val="000000" w:themeColor="text1"/>
-                <w:sz w:val="22"/>
-              </w:rPr>
-              <w:t>}}</w:t>
+              <w:t>{{CertificateId}}</w:t>
             </w:r>
             <w:bookmarkEnd w:id="15"/>
           </w:p>
@@ -1624,29 +1333,7 @@
                 <w:szCs w:val="24"/>
                 <w14:ligatures w14:val="none"/>
               </w:rPr>
-              <w:t>{{</w:t>
-            </w:r>
-            <w:proofErr w:type="spellStart"/>
-            <w:r>
-              <w:rPr>
-                <w:color w:val="000000" w:themeColor="text1"/>
-                <w:kern w:val="0"/>
-                <w:sz w:val="24"/>
-                <w:szCs w:val="24"/>
-                <w14:ligatures w14:val="none"/>
-              </w:rPr>
-              <w:t>TotalFeeAmount</w:t>
-            </w:r>
-            <w:proofErr w:type="spellEnd"/>
-            <w:r>
-              <w:rPr>
-                <w:color w:val="000000" w:themeColor="text1"/>
-                <w:kern w:val="0"/>
-                <w:sz w:val="24"/>
-                <w:szCs w:val="24"/>
-                <w14:ligatures w14:val="none"/>
-              </w:rPr>
-              <w:t>}}</w:t>
+              <w:t>{{TotalFeeAmount}}</w:t>
             </w:r>
             <w:bookmarkEnd w:id="16"/>
           </w:p>
@@ -1736,29 +1423,7 @@
                 <w:szCs w:val="24"/>
                 <w14:ligatures w14:val="none"/>
               </w:rPr>
-              <w:t>{{</w:t>
-            </w:r>
-            <w:proofErr w:type="spellStart"/>
-            <w:r>
-              <w:rPr>
-                <w:color w:val="000000" w:themeColor="text1"/>
-                <w:kern w:val="0"/>
-                <w:sz w:val="24"/>
-                <w:szCs w:val="24"/>
-                <w14:ligatures w14:val="none"/>
-              </w:rPr>
-              <w:t>TotalFeeAmount</w:t>
-            </w:r>
-            <w:proofErr w:type="spellEnd"/>
-            <w:r>
-              <w:rPr>
-                <w:color w:val="000000" w:themeColor="text1"/>
-                <w:kern w:val="0"/>
-                <w:sz w:val="24"/>
-                <w:szCs w:val="24"/>
-                <w14:ligatures w14:val="none"/>
-              </w:rPr>
-              <w:t>}}</w:t>
+              <w:t>{{TotalFeeAmount}}</w:t>
             </w:r>
           </w:p>
         </w:tc>
@@ -1829,6 +1494,16 @@
 <w:ftr xmlns:wpc="http://schemas.microsoft.com/office/word/2010/wordprocessingCanvas" xmlns:cx="http://schemas.microsoft.com/office/drawing/2014/chartex" xmlns:cx1="http://schemas.microsoft.com/office/drawing/2015/9/8/chartex" xmlns:cx2="http://schemas.microsoft.com/office/drawing/2015/10/21/chartex" xmlns:cx3="http://schemas.microsoft.com/office/drawing/2016/5/9/chartex" xmlns:cx4="http://schemas.microsoft.com/office/drawing/2016/5/10/chartex" xmlns:cx5="http://schemas.microsoft.com/office/drawing/2016/5/11/chartex" xmlns:cx6="http://schemas.microsoft.com/office/drawing/2016/5/12/chartex" xmlns:cx7="http://schemas.microsoft.com/office/drawing/2016/5/13/chartex" xmlns:cx8="http://schemas.microsoft.com/office/drawing/2016/5/14/chartex" xmlns:mc="http://schemas.openxmlformats.org/markup-compatibility/2006" xmlns:aink="http://schemas.microsoft.com/office/drawing/2016/ink" xmlns:am3d="http://schemas.microsoft.com/office/drawing/2017/model3d" xmlns:o="urn:schemas-microsoft-com:office:office" xmlns:oel="http://schemas.microsoft.com/office/2019/extlst" xmlns:r="http://schemas.openxmlformats.org/officeDocument/2006/relationships" xmlns:m="http://schemas.openxmlformats.org/officeDocument/2006/math" xmlns:v="urn:schemas-microsoft-com:vml" xmlns:wp14="http://schemas.microsoft.com/office/word/2010/wordprocessingDrawing" xmlns:wp="http://schemas.openxmlformats.org/drawingml/2006/wordprocessingDrawing" xmlns:w10="urn:schemas-microsoft-com:office:word" xmlns:w="http://schemas.openxmlformats.org/wordprocessingml/2006/main" xmlns:w14="http://schemas.microsoft.com/office/word/2010/wordml" xmlns:w15="http://schemas.microsoft.com/office/word/2012/wordml" xmlns:w16cex="http://schemas.microsoft.com/office/word/2018/wordml/cex" xmlns:w16cid="http://schemas.microsoft.com/office/word/2016/wordml/cid" xmlns:w16="http://schemas.microsoft.com/office/word/2018/wordml" xmlns:w16du="http://schemas.microsoft.com/office/word/2023/wordml/word16du" xmlns:w16sdtdh="http://schemas.microsoft.com/office/word/2020/wordml/sdtdatahash" xmlns:w16sdtfl="http://schemas.microsoft.com/office/word/2024/wordml/sdtformatlock" xmlns:w16se="http://schemas.microsoft.com/office/word/2015/wordml/symex" xmlns:wpg="http://schemas.microsoft.com/office/word/2010/wordprocessingGroup" xmlns:wpi="http://schemas.microsoft.com/office/word/2010/wordprocessingInk" xmlns:wne="http://schemas.microsoft.com/office/word/2006/wordml" xmlns:wps="http://schemas.microsoft.com/office/word/2010/wordprocessingShape" mc:Ignorable="w14 w15 w16se w16cid w16 w16cex w16sdtdh w16sdtfl w16du wp14">
   <w:p>
     <w:pPr>
+      <w:pStyle w:val="Footer"/>
+    </w:pPr>
+  </w:p>
+</w:ftr>
+</file>
+
+<file path=word/footer2.xml><?xml version="1.0" encoding="utf-8"?>
+<w:ftr xmlns:wpc="http://schemas.microsoft.com/office/word/2010/wordprocessingCanvas" xmlns:cx="http://schemas.microsoft.com/office/drawing/2014/chartex" xmlns:cx1="http://schemas.microsoft.com/office/drawing/2015/9/8/chartex" xmlns:cx2="http://schemas.microsoft.com/office/drawing/2015/10/21/chartex" xmlns:cx3="http://schemas.microsoft.com/office/drawing/2016/5/9/chartex" xmlns:cx4="http://schemas.microsoft.com/office/drawing/2016/5/10/chartex" xmlns:cx5="http://schemas.microsoft.com/office/drawing/2016/5/11/chartex" xmlns:cx6="http://schemas.microsoft.com/office/drawing/2016/5/12/chartex" xmlns:cx7="http://schemas.microsoft.com/office/drawing/2016/5/13/chartex" xmlns:cx8="http://schemas.microsoft.com/office/drawing/2016/5/14/chartex" xmlns:mc="http://schemas.openxmlformats.org/markup-compatibility/2006" xmlns:aink="http://schemas.microsoft.com/office/drawing/2016/ink" xmlns:am3d="http://schemas.microsoft.com/office/drawing/2017/model3d" xmlns:o="urn:schemas-microsoft-com:office:office" xmlns:oel="http://schemas.microsoft.com/office/2019/extlst" xmlns:r="http://schemas.openxmlformats.org/officeDocument/2006/relationships" xmlns:m="http://schemas.openxmlformats.org/officeDocument/2006/math" xmlns:v="urn:schemas-microsoft-com:vml" xmlns:wp14="http://schemas.microsoft.com/office/word/2010/wordprocessingDrawing" xmlns:wp="http://schemas.openxmlformats.org/drawingml/2006/wordprocessingDrawing" xmlns:w10="urn:schemas-microsoft-com:office:word" xmlns:w="http://schemas.openxmlformats.org/wordprocessingml/2006/main" xmlns:w14="http://schemas.microsoft.com/office/word/2010/wordml" xmlns:w15="http://schemas.microsoft.com/office/word/2012/wordml" xmlns:w16cex="http://schemas.microsoft.com/office/word/2018/wordml/cex" xmlns:w16cid="http://schemas.microsoft.com/office/word/2016/wordml/cid" xmlns:w16="http://schemas.microsoft.com/office/word/2018/wordml" xmlns:w16du="http://schemas.microsoft.com/office/word/2023/wordml/word16du" xmlns:w16sdtdh="http://schemas.microsoft.com/office/word/2020/wordml/sdtdatahash" xmlns:w16sdtfl="http://schemas.microsoft.com/office/word/2024/wordml/sdtformatlock" xmlns:w16se="http://schemas.microsoft.com/office/word/2015/wordml/symex" xmlns:wpg="http://schemas.microsoft.com/office/word/2010/wordprocessingGroup" xmlns:wpi="http://schemas.microsoft.com/office/word/2010/wordprocessingInk" xmlns:wne="http://schemas.microsoft.com/office/word/2006/wordml" xmlns:wps="http://schemas.microsoft.com/office/word/2010/wordprocessingShape" mc:Ignorable="w14 w15 w16se w16cid w16 w16cex w16sdtdh w16sdtfl w16du wp14">
+  <w:p>
+    <w:pPr>
       <w:jc w:val="right"/>
       <w:rPr>
         <w:noProof/>
@@ -1933,6 +1608,16 @@
       </w:rPr>
       <w:t xml:space="preserve"> (250) 953-0496</w:t>
     </w:r>
+  </w:p>
+</w:ftr>
+</file>
+
+<file path=word/footer3.xml><?xml version="1.0" encoding="utf-8"?>
+<w:ftr xmlns:wpc="http://schemas.microsoft.com/office/word/2010/wordprocessingCanvas" xmlns:cx="http://schemas.microsoft.com/office/drawing/2014/chartex" xmlns:cx1="http://schemas.microsoft.com/office/drawing/2015/9/8/chartex" xmlns:cx2="http://schemas.microsoft.com/office/drawing/2015/10/21/chartex" xmlns:cx3="http://schemas.microsoft.com/office/drawing/2016/5/9/chartex" xmlns:cx4="http://schemas.microsoft.com/office/drawing/2016/5/10/chartex" xmlns:cx5="http://schemas.microsoft.com/office/drawing/2016/5/11/chartex" xmlns:cx6="http://schemas.microsoft.com/office/drawing/2016/5/12/chartex" xmlns:cx7="http://schemas.microsoft.com/office/drawing/2016/5/13/chartex" xmlns:cx8="http://schemas.microsoft.com/office/drawing/2016/5/14/chartex" xmlns:mc="http://schemas.openxmlformats.org/markup-compatibility/2006" xmlns:aink="http://schemas.microsoft.com/office/drawing/2016/ink" xmlns:am3d="http://schemas.microsoft.com/office/drawing/2017/model3d" xmlns:o="urn:schemas-microsoft-com:office:office" xmlns:oel="http://schemas.microsoft.com/office/2019/extlst" xmlns:r="http://schemas.openxmlformats.org/officeDocument/2006/relationships" xmlns:m="http://schemas.openxmlformats.org/officeDocument/2006/math" xmlns:v="urn:schemas-microsoft-com:vml" xmlns:wp14="http://schemas.microsoft.com/office/word/2010/wordprocessingDrawing" xmlns:wp="http://schemas.openxmlformats.org/drawingml/2006/wordprocessingDrawing" xmlns:w10="urn:schemas-microsoft-com:office:word" xmlns:w="http://schemas.openxmlformats.org/wordprocessingml/2006/main" xmlns:w14="http://schemas.microsoft.com/office/word/2010/wordml" xmlns:w15="http://schemas.microsoft.com/office/word/2012/wordml" xmlns:w16cex="http://schemas.microsoft.com/office/word/2018/wordml/cex" xmlns:w16cid="http://schemas.microsoft.com/office/word/2016/wordml/cid" xmlns:w16="http://schemas.microsoft.com/office/word/2018/wordml" xmlns:w16du="http://schemas.microsoft.com/office/word/2023/wordml/word16du" xmlns:w16sdtdh="http://schemas.microsoft.com/office/word/2020/wordml/sdtdatahash" xmlns:w16sdtfl="http://schemas.microsoft.com/office/word/2024/wordml/sdtformatlock" xmlns:w16se="http://schemas.microsoft.com/office/word/2015/wordml/symex" xmlns:wpg="http://schemas.microsoft.com/office/word/2010/wordprocessingGroup" xmlns:wpi="http://schemas.microsoft.com/office/word/2010/wordprocessingInk" xmlns:wne="http://schemas.microsoft.com/office/word/2006/wordml" xmlns:wps="http://schemas.microsoft.com/office/word/2010/wordprocessingShape" mc:Ignorable="w14 w15 w16se w16cid w16 w16cex w16sdtdh w16sdtfl w16du wp14">
+  <w:p>
+    <w:pPr>
+      <w:pStyle w:val="Footer"/>
+    </w:pPr>
   </w:p>
 </w:ftr>
 </file>
@@ -1963,6 +1648,16 @@
 </file>
 
 <file path=word/header1.xml><?xml version="1.0" encoding="utf-8"?>
+<w:hdr xmlns:wpc="http://schemas.microsoft.com/office/word/2010/wordprocessingCanvas" xmlns:cx="http://schemas.microsoft.com/office/drawing/2014/chartex" xmlns:cx1="http://schemas.microsoft.com/office/drawing/2015/9/8/chartex" xmlns:cx2="http://schemas.microsoft.com/office/drawing/2015/10/21/chartex" xmlns:cx3="http://schemas.microsoft.com/office/drawing/2016/5/9/chartex" xmlns:cx4="http://schemas.microsoft.com/office/drawing/2016/5/10/chartex" xmlns:cx5="http://schemas.microsoft.com/office/drawing/2016/5/11/chartex" xmlns:cx6="http://schemas.microsoft.com/office/drawing/2016/5/12/chartex" xmlns:cx7="http://schemas.microsoft.com/office/drawing/2016/5/13/chartex" xmlns:cx8="http://schemas.microsoft.com/office/drawing/2016/5/14/chartex" xmlns:mc="http://schemas.openxmlformats.org/markup-compatibility/2006" xmlns:aink="http://schemas.microsoft.com/office/drawing/2016/ink" xmlns:am3d="http://schemas.microsoft.com/office/drawing/2017/model3d" xmlns:o="urn:schemas-microsoft-com:office:office" xmlns:oel="http://schemas.microsoft.com/office/2019/extlst" xmlns:r="http://schemas.openxmlformats.org/officeDocument/2006/relationships" xmlns:m="http://schemas.openxmlformats.org/officeDocument/2006/math" xmlns:v="urn:schemas-microsoft-com:vml" xmlns:wp14="http://schemas.microsoft.com/office/word/2010/wordprocessingDrawing" xmlns:wp="http://schemas.openxmlformats.org/drawingml/2006/wordprocessingDrawing" xmlns:w10="urn:schemas-microsoft-com:office:word" xmlns:w="http://schemas.openxmlformats.org/wordprocessingml/2006/main" xmlns:w14="http://schemas.microsoft.com/office/word/2010/wordml" xmlns:w15="http://schemas.microsoft.com/office/word/2012/wordml" xmlns:w16cex="http://schemas.microsoft.com/office/word/2018/wordml/cex" xmlns:w16cid="http://schemas.microsoft.com/office/word/2016/wordml/cid" xmlns:w16="http://schemas.microsoft.com/office/word/2018/wordml" xmlns:w16du="http://schemas.microsoft.com/office/word/2023/wordml/word16du" xmlns:w16sdtdh="http://schemas.microsoft.com/office/word/2020/wordml/sdtdatahash" xmlns:w16sdtfl="http://schemas.microsoft.com/office/word/2024/wordml/sdtformatlock" xmlns:w16se="http://schemas.microsoft.com/office/word/2015/wordml/symex" xmlns:wpg="http://schemas.microsoft.com/office/word/2010/wordprocessingGroup" xmlns:wpi="http://schemas.microsoft.com/office/word/2010/wordprocessingInk" xmlns:wne="http://schemas.microsoft.com/office/word/2006/wordml" xmlns:wps="http://schemas.microsoft.com/office/word/2010/wordprocessingShape" mc:Ignorable="w14 w15 w16se w16cid w16 w16cex w16sdtdh w16sdtfl w16du wp14">
+  <w:p>
+    <w:pPr>
+      <w:pStyle w:val="Header"/>
+    </w:pPr>
+  </w:p>
+</w:hdr>
+</file>
+
+<file path=word/header2.xml><?xml version="1.0" encoding="utf-8"?>
 <w:hdr xmlns:wpc="http://schemas.microsoft.com/office/word/2010/wordprocessingCanvas" xmlns:cx="http://schemas.microsoft.com/office/drawing/2014/chartex" xmlns:cx1="http://schemas.microsoft.com/office/drawing/2015/9/8/chartex" xmlns:cx2="http://schemas.microsoft.com/office/drawing/2015/10/21/chartex" xmlns:cx3="http://schemas.microsoft.com/office/drawing/2016/5/9/chartex" xmlns:cx4="http://schemas.microsoft.com/office/drawing/2016/5/10/chartex" xmlns:cx5="http://schemas.microsoft.com/office/drawing/2016/5/11/chartex" xmlns:cx6="http://schemas.microsoft.com/office/drawing/2016/5/12/chartex" xmlns:cx7="http://schemas.microsoft.com/office/drawing/2016/5/13/chartex" xmlns:cx8="http://schemas.microsoft.com/office/drawing/2016/5/14/chartex" xmlns:mc="http://schemas.openxmlformats.org/markup-compatibility/2006" xmlns:aink="http://schemas.microsoft.com/office/drawing/2016/ink" xmlns:am3d="http://schemas.microsoft.com/office/drawing/2017/model3d" xmlns:o="urn:schemas-microsoft-com:office:office" xmlns:oel="http://schemas.microsoft.com/office/2019/extlst" xmlns:r="http://schemas.openxmlformats.org/officeDocument/2006/relationships" xmlns:m="http://schemas.openxmlformats.org/officeDocument/2006/math" xmlns:v="urn:schemas-microsoft-com:vml" xmlns:wp14="http://schemas.microsoft.com/office/word/2010/wordprocessingDrawing" xmlns:wp="http://schemas.openxmlformats.org/drawingml/2006/wordprocessingDrawing" xmlns:w10="urn:schemas-microsoft-com:office:word" xmlns:w="http://schemas.openxmlformats.org/wordprocessingml/2006/main" xmlns:w14="http://schemas.microsoft.com/office/word/2010/wordml" xmlns:w15="http://schemas.microsoft.com/office/word/2012/wordml" xmlns:w16cex="http://schemas.microsoft.com/office/word/2018/wordml/cex" xmlns:w16cid="http://schemas.microsoft.com/office/word/2016/wordml/cid" xmlns:w16="http://schemas.microsoft.com/office/word/2018/wordml" xmlns:w16du="http://schemas.microsoft.com/office/word/2023/wordml/word16du" xmlns:w16sdtdh="http://schemas.microsoft.com/office/word/2020/wordml/sdtdatahash" xmlns:w16sdtfl="http://schemas.microsoft.com/office/word/2024/wordml/sdtformatlock" xmlns:w16se="http://schemas.microsoft.com/office/word/2015/wordml/symex" xmlns:wpg="http://schemas.microsoft.com/office/word/2010/wordprocessingGroup" xmlns:wpi="http://schemas.microsoft.com/office/word/2010/wordprocessingInk" xmlns:wne="http://schemas.microsoft.com/office/word/2006/wordml" xmlns:wps="http://schemas.microsoft.com/office/word/2010/wordprocessingShape" mc:Ignorable="w14 w15 w16se w16cid w16 w16cex w16sdtdh w16sdtfl w16du wp14">
   <w:p>
     <w:pPr>
@@ -2101,67 +1796,39 @@
         <w:b/>
         <w:bCs/>
         <w:noProof/>
-        <w:sz w:val="22"/>
-      </w:rPr>
-      <w:t xml:space="preserve">        </w:t>
+        <w:sz w:val="28"/>
+        <w:szCs w:val="28"/>
+      </w:rPr>
+      <w:t xml:space="preserve">     </w:t>
     </w:r>
     <w:bookmarkStart w:id="0" w:name="OLE_LINK2"/>
     <w:r>
       <w:rPr>
         <w:b/>
         <w:bCs/>
-        <w:sz w:val="30"/>
-        <w:szCs w:val="30"/>
-      </w:rPr>
-      <w:t xml:space="preserve">Invoice </w:t>
+        <w:sz w:val="28"/>
+        <w:szCs w:val="28"/>
+      </w:rPr>
+      <w:t>Invoice #:</w:t>
     </w:r>
     <w:r>
       <w:rPr>
         <w:b/>
         <w:bCs/>
-        <w:sz w:val="30"/>
-        <w:szCs w:val="32"/>
-      </w:rPr>
-      <w:t>#:</w:t>
-    </w:r>
+        <w:sz w:val="28"/>
+        <w:szCs w:val="28"/>
+      </w:rPr>
+      <w:t xml:space="preserve"> </w:t>
+    </w:r>
+    <w:bookmarkEnd w:id="0"/>
     <w:r>
       <w:rPr>
         <w:b/>
         <w:bCs/>
-        <w:sz w:val="30"/>
-        <w:szCs w:val="32"/>
-      </w:rPr>
-      <w:t xml:space="preserve"> </w:t>
-    </w:r>
-    <w:bookmarkEnd w:id="0"/>
-    <w:r>
-      <w:rPr>
-        <w:b/>
-        <w:bCs/>
-        <w:sz w:val="30"/>
-        <w:szCs w:val="30"/>
-      </w:rPr>
-      <w:t>{{</w:t>
-    </w:r>
-    <w:proofErr w:type="spellStart"/>
-    <w:r>
-      <w:rPr>
-        <w:b/>
-        <w:bCs/>
-        <w:sz w:val="30"/>
-        <w:szCs w:val="30"/>
-      </w:rPr>
-      <w:t>InvoiceId</w:t>
-    </w:r>
-    <w:proofErr w:type="spellEnd"/>
-    <w:r>
-      <w:rPr>
-        <w:b/>
-        <w:bCs/>
-        <w:sz w:val="30"/>
-        <w:szCs w:val="30"/>
-      </w:rPr>
-      <w:t>}}</w:t>
+        <w:sz w:val="28"/>
+        <w:szCs w:val="28"/>
+      </w:rPr>
+      <w:t>{{InvoiceId}}</w:t>
     </w:r>
     <w:r>
       <w:rPr>
@@ -2208,15 +1875,6 @@
         <w:sz w:val="22"/>
       </w:rPr>
       <w:t xml:space="preserve">  </w:t>
-    </w:r>
-    <w:r>
-      <w:rPr>
-        <w:i/>
-        <w:iCs/>
-        <w:noProof/>
-        <w:sz w:val="22"/>
-      </w:rPr>
-      <w:t xml:space="preserve">   </w:t>
     </w:r>
     <w:r>
       <w:rPr>
@@ -2254,25 +1912,7 @@
         <w:szCs w:val="20"/>
         <w14:ligatures w14:val="none"/>
       </w:rPr>
-      <w:t>{{</w:t>
-    </w:r>
-    <w:proofErr w:type="spellStart"/>
-    <w:r>
-      <w:rPr>
-        <w:kern w:val="0"/>
-        <w:szCs w:val="20"/>
-        <w14:ligatures w14:val="none"/>
-      </w:rPr>
-      <w:t>InvoiceCreatedDate</w:t>
-    </w:r>
-    <w:proofErr w:type="spellEnd"/>
-    <w:r>
-      <w:rPr>
-        <w:kern w:val="0"/>
-        <w:szCs w:val="20"/>
-        <w14:ligatures w14:val="none"/>
-      </w:rPr>
-      <w:t>}}</w:t>
+      <w:t>{{InvoiceCreatedDate}}</w:t>
     </w:r>
     <w:r>
       <w:rPr>
@@ -2305,7 +1945,21 @@
         <w:noProof/>
         <w:szCs w:val="20"/>
       </w:rPr>
-      <w:t>PO Box 9601 STN Prov Gov</w:t>
+      <w:t>PO Box 960</w:t>
+    </w:r>
+    <w:r>
+      <w:rPr>
+        <w:noProof/>
+        <w:szCs w:val="20"/>
+      </w:rPr>
+      <w:t>4</w:t>
+    </w:r>
+    <w:r>
+      <w:rPr>
+        <w:noProof/>
+        <w:szCs w:val="20"/>
+      </w:rPr>
+      <w:t xml:space="preserve"> STN Prov Gov</w:t>
     </w:r>
     <w:r>
       <w:rPr>
@@ -2322,6 +1976,16 @@
         <w:noProof/>
         <w:sz w:val="22"/>
       </w:rPr>
+    </w:pPr>
+  </w:p>
+</w:hdr>
+</file>
+
+<file path=word/header3.xml><?xml version="1.0" encoding="utf-8"?>
+<w:hdr xmlns:wpc="http://schemas.microsoft.com/office/word/2010/wordprocessingCanvas" xmlns:cx="http://schemas.microsoft.com/office/drawing/2014/chartex" xmlns:cx1="http://schemas.microsoft.com/office/drawing/2015/9/8/chartex" xmlns:cx2="http://schemas.microsoft.com/office/drawing/2015/10/21/chartex" xmlns:cx3="http://schemas.microsoft.com/office/drawing/2016/5/9/chartex" xmlns:cx4="http://schemas.microsoft.com/office/drawing/2016/5/10/chartex" xmlns:cx5="http://schemas.microsoft.com/office/drawing/2016/5/11/chartex" xmlns:cx6="http://schemas.microsoft.com/office/drawing/2016/5/12/chartex" xmlns:cx7="http://schemas.microsoft.com/office/drawing/2016/5/13/chartex" xmlns:cx8="http://schemas.microsoft.com/office/drawing/2016/5/14/chartex" xmlns:mc="http://schemas.openxmlformats.org/markup-compatibility/2006" xmlns:aink="http://schemas.microsoft.com/office/drawing/2016/ink" xmlns:am3d="http://schemas.microsoft.com/office/drawing/2017/model3d" xmlns:o="urn:schemas-microsoft-com:office:office" xmlns:oel="http://schemas.microsoft.com/office/2019/extlst" xmlns:r="http://schemas.openxmlformats.org/officeDocument/2006/relationships" xmlns:m="http://schemas.openxmlformats.org/officeDocument/2006/math" xmlns:v="urn:schemas-microsoft-com:vml" xmlns:wp14="http://schemas.microsoft.com/office/word/2010/wordprocessingDrawing" xmlns:wp="http://schemas.openxmlformats.org/drawingml/2006/wordprocessingDrawing" xmlns:w10="urn:schemas-microsoft-com:office:word" xmlns:w="http://schemas.openxmlformats.org/wordprocessingml/2006/main" xmlns:w14="http://schemas.microsoft.com/office/word/2010/wordml" xmlns:w15="http://schemas.microsoft.com/office/word/2012/wordml" xmlns:w16cex="http://schemas.microsoft.com/office/word/2018/wordml/cex" xmlns:w16cid="http://schemas.microsoft.com/office/word/2016/wordml/cid" xmlns:w16="http://schemas.microsoft.com/office/word/2018/wordml" xmlns:w16du="http://schemas.microsoft.com/office/word/2023/wordml/word16du" xmlns:w16sdtdh="http://schemas.microsoft.com/office/word/2020/wordml/sdtdatahash" xmlns:w16sdtfl="http://schemas.microsoft.com/office/word/2024/wordml/sdtformatlock" xmlns:w16se="http://schemas.microsoft.com/office/word/2015/wordml/symex" xmlns:wpg="http://schemas.microsoft.com/office/word/2010/wordprocessingGroup" xmlns:wpi="http://schemas.microsoft.com/office/word/2010/wordprocessingInk" xmlns:wne="http://schemas.microsoft.com/office/word/2006/wordml" xmlns:wps="http://schemas.microsoft.com/office/word/2010/wordprocessingShape" mc:Ignorable="w14 w15 w16se w16cid w16 w16cex w16sdtdh w16sdtfl w16du wp14">
+  <w:p>
+    <w:pPr>
+      <w:pStyle w:val="Header"/>
     </w:pPr>
   </w:p>
 </w:hdr>
@@ -2730,6 +2394,7 @@
   <w:style w:type="character" w:default="1" w:styleId="DefaultParagraphFont">
     <w:name w:val="Default Paragraph Font"/>
     <w:uiPriority w:val="1"/>
+    <w:semiHidden/>
     <w:unhideWhenUsed/>
   </w:style>
   <w:style w:type="table" w:default="1" w:styleId="TableNormal">
@@ -3144,6 +2809,7 @@
 
 <file path=docMetadata/LabelInfo.xml><?xml version="1.0" encoding="utf-8"?>
 <clbl:labelList xmlns:clbl="http://schemas.microsoft.com/office/2020/mipLabelMetadata">
+  <clbl:label id="{d9290083-bd2f-48a2-8ac5-09a524b17d15}" enabled="1" method="Privileged" siteId="{b9fec68c-c92d-461e-9a97-3d03a0f18b82}" contentBits="1" removed="0"/>
   <clbl:label id="{e0793d39-0939-496d-b129-198edd916feb}" enabled="0" method="" siteId="{e0793d39-0939-496d-b129-198edd916feb}" removed="1"/>
 </clbl:labelList>
 </file>
--- a/ALR-DocgenTemplates/InvoiceTemplate.docx
+++ b/ALR-DocgenTemplates/InvoiceTemplate.docx
@@ -12,12 +12,8 @@
           <w:szCs w:val="34"/>
         </w:rPr>
         <w:sectPr>
-          <w:headerReference w:type="even" r:id="rId6"/>
-          <w:headerReference w:type="default" r:id="rId7"/>
-          <w:footerReference w:type="even" r:id="rId8"/>
-          <w:footerReference w:type="default" r:id="rId9"/>
-          <w:headerReference w:type="first" r:id="rId10"/>
-          <w:footerReference w:type="first" r:id="rId11"/>
+          <w:headerReference w:type="default" r:id="rId6"/>
+          <w:footerReference w:type="default" r:id="rId7"/>
           <w:pgSz w:w="12240" w:h="15840"/>
           <w:pgMar w:top="720" w:right="720" w:bottom="720" w:left="720" w:header="708" w:footer="708" w:gutter="0"/>
           <w:cols w:space="708"/>
@@ -136,7 +132,29 @@
                 <w:szCs w:val="24"/>
                 <w14:ligatures w14:val="none"/>
               </w:rPr>
-              <w:t>{{RegistrantName}}</w:t>
+              <w:t>{{</w:t>
+            </w:r>
+            <w:proofErr w:type="spellStart"/>
+            <w:r>
+              <w:rPr>
+                <w:color w:val="000000" w:themeColor="text1"/>
+                <w:kern w:val="0"/>
+                <w:sz w:val="24"/>
+                <w:szCs w:val="24"/>
+                <w14:ligatures w14:val="none"/>
+              </w:rPr>
+              <w:t>RegistrantName</w:t>
+            </w:r>
+            <w:proofErr w:type="spellEnd"/>
+            <w:r>
+              <w:rPr>
+                <w:color w:val="000000" w:themeColor="text1"/>
+                <w:kern w:val="0"/>
+                <w:sz w:val="24"/>
+                <w:szCs w:val="24"/>
+                <w14:ligatures w14:val="none"/>
+              </w:rPr>
+              <w:t>}}</w:t>
             </w:r>
           </w:p>
         </w:tc>
@@ -161,7 +179,29 @@
                 <w:szCs w:val="24"/>
                 <w14:ligatures w14:val="none"/>
               </w:rPr>
-              <w:t>{{ResidenceName}}</w:t>
+              <w:t>{{</w:t>
+            </w:r>
+            <w:proofErr w:type="spellStart"/>
+            <w:r>
+              <w:rPr>
+                <w:color w:val="000000" w:themeColor="text1"/>
+                <w:kern w:val="0"/>
+                <w:sz w:val="24"/>
+                <w:szCs w:val="24"/>
+                <w14:ligatures w14:val="none"/>
+              </w:rPr>
+              <w:t>ResidenceName</w:t>
+            </w:r>
+            <w:proofErr w:type="spellEnd"/>
+            <w:r>
+              <w:rPr>
+                <w:color w:val="000000" w:themeColor="text1"/>
+                <w:kern w:val="0"/>
+                <w:sz w:val="24"/>
+                <w:szCs w:val="24"/>
+                <w14:ligatures w14:val="none"/>
+              </w:rPr>
+              <w:t>}}</w:t>
             </w:r>
           </w:p>
         </w:tc>
@@ -191,7 +231,29 @@
                 <w:szCs w:val="24"/>
                 <w14:ligatures w14:val="none"/>
               </w:rPr>
-              <w:t>{{RegistrantAddress}}</w:t>
+              <w:t>{{</w:t>
+            </w:r>
+            <w:proofErr w:type="spellStart"/>
+            <w:r>
+              <w:rPr>
+                <w:color w:val="000000" w:themeColor="text1"/>
+                <w:kern w:val="0"/>
+                <w:sz w:val="24"/>
+                <w:szCs w:val="24"/>
+                <w14:ligatures w14:val="none"/>
+              </w:rPr>
+              <w:t>RegistrantAddress</w:t>
+            </w:r>
+            <w:proofErr w:type="spellEnd"/>
+            <w:r>
+              <w:rPr>
+                <w:color w:val="000000" w:themeColor="text1"/>
+                <w:kern w:val="0"/>
+                <w:sz w:val="24"/>
+                <w:szCs w:val="24"/>
+                <w14:ligatures w14:val="none"/>
+              </w:rPr>
+              <w:t>}}</w:t>
             </w:r>
           </w:p>
         </w:tc>
@@ -294,7 +356,25 @@
                 <w:sz w:val="24"/>
                 <w:szCs w:val="24"/>
               </w:rPr>
-              <w:t>{{ResidenceAddress}}</w:t>
+              <w:t>{{</w:t>
+            </w:r>
+            <w:proofErr w:type="spellStart"/>
+            <w:r>
+              <w:rPr>
+                <w:color w:val="000000" w:themeColor="text1"/>
+                <w:sz w:val="24"/>
+                <w:szCs w:val="24"/>
+              </w:rPr>
+              <w:t>ResidenceAddress</w:t>
+            </w:r>
+            <w:proofErr w:type="spellEnd"/>
+            <w:r>
+              <w:rPr>
+                <w:color w:val="000000" w:themeColor="text1"/>
+                <w:sz w:val="24"/>
+                <w:szCs w:val="24"/>
+              </w:rPr>
+              <w:t>}}</w:t>
             </w:r>
             <w:bookmarkEnd w:id="1"/>
           </w:p>
@@ -504,7 +584,21 @@
               <w:rPr>
                 <w:sz w:val="22"/>
               </w:rPr>
-              <w:t>{{PublicQuantitySum}}</w:t>
+              <w:t>{{</w:t>
+            </w:r>
+            <w:proofErr w:type="spellStart"/>
+            <w:r>
+              <w:rPr>
+                <w:sz w:val="22"/>
+              </w:rPr>
+              <w:t>PublicQuantitySum</w:t>
+            </w:r>
+            <w:proofErr w:type="spellEnd"/>
+            <w:r>
+              <w:rPr>
+                <w:sz w:val="22"/>
+              </w:rPr>
+              <w:t>}}</w:t>
             </w:r>
           </w:p>
         </w:tc>
@@ -526,7 +620,23 @@
                 <w:rStyle w:val="ui-provider"/>
                 <w:sz w:val="22"/>
               </w:rPr>
-              <w:t>{{PublicSum}}</w:t>
+              <w:t>{{</w:t>
+            </w:r>
+            <w:proofErr w:type="spellStart"/>
+            <w:r>
+              <w:rPr>
+                <w:rStyle w:val="ui-provider"/>
+                <w:sz w:val="22"/>
+              </w:rPr>
+              <w:t>PublicSum</w:t>
+            </w:r>
+            <w:proofErr w:type="spellEnd"/>
+            <w:r>
+              <w:rPr>
+                <w:rStyle w:val="ui-provider"/>
+                <w:sz w:val="22"/>
+              </w:rPr>
+              <w:t>}}</w:t>
             </w:r>
             <w:bookmarkEnd w:id="3"/>
           </w:p>
@@ -552,7 +662,24 @@
                 <w:rStyle w:val="ui-provider"/>
                 <w:sz w:val="22"/>
               </w:rPr>
-              <w:t>{{PublicFeeSum}}</w:t>
+              <w:t>{{</w:t>
+            </w:r>
+            <w:proofErr w:type="spellStart"/>
+            <w:r>
+              <w:rPr>
+                <w:rStyle w:val="ui-provider"/>
+                <w:sz w:val="22"/>
+              </w:rPr>
+              <w:t>PublicFeeSum</w:t>
+            </w:r>
+            <w:proofErr w:type="spellEnd"/>
+            <w:proofErr w:type="gramStart"/>
+            <w:r>
+              <w:rPr>
+                <w:rStyle w:val="ui-provider"/>
+                <w:sz w:val="22"/>
+              </w:rPr>
+              <w:t>}}</w:t>
             </w:r>
             <w:bookmarkStart w:id="5" w:name="OLE_LINK27"/>
             <w:r>
@@ -560,7 +687,15 @@
                 <w:rStyle w:val="ui-provider"/>
                 <w:sz w:val="22"/>
               </w:rPr>
-              <w:t>{{/P</w:t>
+              <w:t>{</w:t>
+            </w:r>
+            <w:proofErr w:type="gramEnd"/>
+            <w:r>
+              <w:rPr>
+                <w:rStyle w:val="ui-provider"/>
+                <w:sz w:val="22"/>
+              </w:rPr>
+              <w:t>{/P</w:t>
             </w:r>
             <w:r>
               <w:rPr>
@@ -631,7 +766,25 @@
                 <w:sz w:val="22"/>
                 <w14:ligatures w14:val="none"/>
               </w:rPr>
-              <w:t>{{PrivateQuantitySum}}</w:t>
+              <w:t>{{</w:t>
+            </w:r>
+            <w:proofErr w:type="spellStart"/>
+            <w:r>
+              <w:rPr>
+                <w:kern w:val="0"/>
+                <w:sz w:val="22"/>
+                <w14:ligatures w14:val="none"/>
+              </w:rPr>
+              <w:t>PrivateQuantitySum</w:t>
+            </w:r>
+            <w:proofErr w:type="spellEnd"/>
+            <w:r>
+              <w:rPr>
+                <w:kern w:val="0"/>
+                <w:sz w:val="22"/>
+                <w14:ligatures w14:val="none"/>
+              </w:rPr>
+              <w:t>}}</w:t>
             </w:r>
             <w:bookmarkEnd w:id="6"/>
           </w:p>
@@ -657,7 +810,27 @@
                 <w:sz w:val="22"/>
                 <w14:ligatures w14:val="none"/>
               </w:rPr>
-              <w:t>{{PrivateSum}}</w:t>
+              <w:t>{{</w:t>
+            </w:r>
+            <w:proofErr w:type="spellStart"/>
+            <w:r>
+              <w:rPr>
+                <w:rStyle w:val="ui-provider"/>
+                <w:kern w:val="0"/>
+                <w:sz w:val="22"/>
+                <w14:ligatures w14:val="none"/>
+              </w:rPr>
+              <w:t>PrivateSum</w:t>
+            </w:r>
+            <w:proofErr w:type="spellEnd"/>
+            <w:r>
+              <w:rPr>
+                <w:rStyle w:val="ui-provider"/>
+                <w:kern w:val="0"/>
+                <w:sz w:val="22"/>
+                <w14:ligatures w14:val="none"/>
+              </w:rPr>
+              <w:t>}}</w:t>
             </w:r>
             <w:bookmarkEnd w:id="7"/>
           </w:p>
@@ -685,7 +858,28 @@
                 <w:sz w:val="22"/>
                 <w14:ligatures w14:val="none"/>
               </w:rPr>
-              <w:t>{{PrivateFeeSum}}</w:t>
+              <w:t>{{</w:t>
+            </w:r>
+            <w:proofErr w:type="spellStart"/>
+            <w:r>
+              <w:rPr>
+                <w:rStyle w:val="ui-provider"/>
+                <w:kern w:val="0"/>
+                <w:sz w:val="22"/>
+                <w14:ligatures w14:val="none"/>
+              </w:rPr>
+              <w:t>PrivateFeeSum</w:t>
+            </w:r>
+            <w:proofErr w:type="spellEnd"/>
+            <w:proofErr w:type="gramStart"/>
+            <w:r>
+              <w:rPr>
+                <w:rStyle w:val="ui-provider"/>
+                <w:kern w:val="0"/>
+                <w:sz w:val="22"/>
+                <w14:ligatures w14:val="none"/>
+              </w:rPr>
+              <w:t>}}</w:t>
             </w:r>
             <w:bookmarkStart w:id="8" w:name="OLE_LINK28"/>
             <w:r>
@@ -695,7 +889,17 @@
                 <w:sz w:val="22"/>
                 <w14:ligatures w14:val="none"/>
               </w:rPr>
-              <w:t>{{/Private}}</w:t>
+              <w:t>{</w:t>
+            </w:r>
+            <w:proofErr w:type="gramEnd"/>
+            <w:r>
+              <w:rPr>
+                <w:rStyle w:val="ui-provider"/>
+                <w:kern w:val="0"/>
+                <w:sz w:val="22"/>
+                <w14:ligatures w14:val="none"/>
+              </w:rPr>
+              <w:t>{/Private}}</w:t>
             </w:r>
             <w:bookmarkEnd w:id="8"/>
           </w:p>
@@ -729,7 +933,16 @@
                 <w:sz w:val="22"/>
                 <w14:ligatures w14:val="none"/>
               </w:rPr>
-              <w:t>Per Diem</w:t>
+              <w:t xml:space="preserve">Per </w:t>
+            </w:r>
+            <w:proofErr w:type="gramStart"/>
+            <w:r>
+              <w:rPr>
+                <w:kern w:val="0"/>
+                <w:sz w:val="22"/>
+                <w14:ligatures w14:val="none"/>
+              </w:rPr>
+              <w:t>Diem</w:t>
             </w:r>
             <w:bookmarkEnd w:id="9"/>
             <w:r>
@@ -739,7 +952,17 @@
                 <w:sz w:val="22"/>
                 <w14:ligatures w14:val="none"/>
               </w:rPr>
-              <w:t>{{#</w:t>
+              <w:t>{</w:t>
+            </w:r>
+            <w:proofErr w:type="gramEnd"/>
+            <w:r>
+              <w:rPr>
+                <w:rStyle w:val="ui-provider"/>
+                <w:kern w:val="0"/>
+                <w:sz w:val="22"/>
+                <w14:ligatures w14:val="none"/>
+              </w:rPr>
+              <w:t>{#</w:t>
             </w:r>
             <w:r>
               <w:rPr>
@@ -784,6 +1007,7 @@
               <w:t>{{</w:t>
             </w:r>
             <w:bookmarkStart w:id="11" w:name="OLE_LINK22"/>
+            <w:proofErr w:type="spellStart"/>
             <w:r>
               <w:rPr>
                 <w:kern w:val="0"/>
@@ -799,7 +1023,16 @@
                 <w:sz w:val="22"/>
                 <w14:ligatures w14:val="none"/>
               </w:rPr>
-              <w:t>QuantitySum}}</w:t>
+              <w:t>QuantitySum</w:t>
+            </w:r>
+            <w:proofErr w:type="spellEnd"/>
+            <w:r>
+              <w:rPr>
+                <w:kern w:val="0"/>
+                <w:sz w:val="22"/>
+                <w14:ligatures w14:val="none"/>
+              </w:rPr>
+              <w:t>}}</w:t>
             </w:r>
             <w:bookmarkEnd w:id="10"/>
           </w:p>
@@ -829,6 +1062,7 @@
               </w:rPr>
               <w:t>{{</w:t>
             </w:r>
+            <w:proofErr w:type="spellStart"/>
             <w:r>
               <w:rPr>
                 <w:kern w:val="0"/>
@@ -844,7 +1078,17 @@
                 <w:sz w:val="22"/>
                 <w14:ligatures w14:val="none"/>
               </w:rPr>
-              <w:t>Sum}}</w:t>
+              <w:t>Sum</w:t>
+            </w:r>
+            <w:proofErr w:type="spellEnd"/>
+            <w:r>
+              <w:rPr>
+                <w:rStyle w:val="ui-provider"/>
+                <w:kern w:val="0"/>
+                <w:sz w:val="22"/>
+                <w14:ligatures w14:val="none"/>
+              </w:rPr>
+              <w:t>}}</w:t>
             </w:r>
             <w:bookmarkEnd w:id="12"/>
           </w:p>
@@ -877,6 +1121,7 @@
               </w:rPr>
               <w:t>{{</w:t>
             </w:r>
+            <w:proofErr w:type="spellStart"/>
             <w:r>
               <w:rPr>
                 <w:kern w:val="0"/>
@@ -892,7 +1137,18 @@
                 <w:sz w:val="22"/>
                 <w14:ligatures w14:val="none"/>
               </w:rPr>
-              <w:t>Sum}}</w:t>
+              <w:t>Sum</w:t>
+            </w:r>
+            <w:proofErr w:type="spellEnd"/>
+            <w:proofErr w:type="gramStart"/>
+            <w:r>
+              <w:rPr>
+                <w:rStyle w:val="ui-provider"/>
+                <w:kern w:val="0"/>
+                <w:sz w:val="22"/>
+                <w14:ligatures w14:val="none"/>
+              </w:rPr>
+              <w:t>}}</w:t>
             </w:r>
             <w:bookmarkStart w:id="14" w:name="OLE_LINK29"/>
             <w:r>
@@ -902,7 +1158,17 @@
                 <w:sz w:val="22"/>
                 <w14:ligatures w14:val="none"/>
               </w:rPr>
-              <w:t>{{/</w:t>
+              <w:t>{</w:t>
+            </w:r>
+            <w:proofErr w:type="gramEnd"/>
+            <w:r>
+              <w:rPr>
+                <w:rStyle w:val="ui-provider"/>
+                <w:kern w:val="0"/>
+                <w:sz w:val="22"/>
+                <w14:ligatures w14:val="none"/>
+              </w:rPr>
+              <w:t>{/</w:t>
             </w:r>
             <w:r>
               <w:rPr>
@@ -1275,16 +1541,41 @@
                 <w:sz w:val="24"/>
                 <w:szCs w:val="24"/>
               </w:rPr>
-              <w:t xml:space="preserve">     Registration: </w:t>
+              <w:t xml:space="preserve">     Registration:</w:t>
             </w:r>
             <w:bookmarkStart w:id="15" w:name="OLE_LINK9"/>
             <w:r>
               <w:rPr>
+                <w:b/>
+                <w:bCs/>
                 <w:color w:val="000000" w:themeColor="text1"/>
                 <w:sz w:val="24"/>
                 <w:szCs w:val="24"/>
               </w:rPr>
-              <w:t>{{CertificateId}}</w:t>
+              <w:t xml:space="preserve"> </w:t>
+            </w:r>
+            <w:r>
+              <w:rPr>
+                <w:color w:val="000000" w:themeColor="text1"/>
+                <w:sz w:val="22"/>
+              </w:rPr>
+              <w:t>{{</w:t>
+            </w:r>
+            <w:proofErr w:type="spellStart"/>
+            <w:r>
+              <w:rPr>
+                <w:color w:val="000000" w:themeColor="text1"/>
+                <w:sz w:val="22"/>
+              </w:rPr>
+              <w:t>IF_isCertificateIdNotPresent</w:t>
+            </w:r>
+            <w:proofErr w:type="spellEnd"/>
+            <w:r>
+              <w:rPr>
+                <w:color w:val="000000" w:themeColor="text1"/>
+                <w:sz w:val="22"/>
+              </w:rPr>
+              <w:t>}}</w:t>
             </w:r>
             <w:bookmarkEnd w:id="15"/>
           </w:p>
@@ -1333,7 +1624,29 @@
                 <w:szCs w:val="24"/>
                 <w14:ligatures w14:val="none"/>
               </w:rPr>
-              <w:t>{{TotalFeeAmount}}</w:t>
+              <w:t>{{</w:t>
+            </w:r>
+            <w:proofErr w:type="spellStart"/>
+            <w:r>
+              <w:rPr>
+                <w:color w:val="000000" w:themeColor="text1"/>
+                <w:kern w:val="0"/>
+                <w:sz w:val="24"/>
+                <w:szCs w:val="24"/>
+                <w14:ligatures w14:val="none"/>
+              </w:rPr>
+              <w:t>TotalFeeAmount</w:t>
+            </w:r>
+            <w:proofErr w:type="spellEnd"/>
+            <w:r>
+              <w:rPr>
+                <w:color w:val="000000" w:themeColor="text1"/>
+                <w:kern w:val="0"/>
+                <w:sz w:val="24"/>
+                <w:szCs w:val="24"/>
+                <w14:ligatures w14:val="none"/>
+              </w:rPr>
+              <w:t>}}</w:t>
             </w:r>
             <w:bookmarkEnd w:id="16"/>
           </w:p>
@@ -1423,7 +1736,29 @@
                 <w:szCs w:val="24"/>
                 <w14:ligatures w14:val="none"/>
               </w:rPr>
-              <w:t>{{TotalFeeAmount}}</w:t>
+              <w:t>{{</w:t>
+            </w:r>
+            <w:proofErr w:type="spellStart"/>
+            <w:r>
+              <w:rPr>
+                <w:color w:val="000000" w:themeColor="text1"/>
+                <w:kern w:val="0"/>
+                <w:sz w:val="24"/>
+                <w:szCs w:val="24"/>
+                <w14:ligatures w14:val="none"/>
+              </w:rPr>
+              <w:t>TotalFeeAmount</w:t>
+            </w:r>
+            <w:proofErr w:type="spellEnd"/>
+            <w:r>
+              <w:rPr>
+                <w:color w:val="000000" w:themeColor="text1"/>
+                <w:kern w:val="0"/>
+                <w:sz w:val="24"/>
+                <w:szCs w:val="24"/>
+                <w14:ligatures w14:val="none"/>
+              </w:rPr>
+              <w:t>}}</w:t>
             </w:r>
           </w:p>
         </w:tc>
@@ -1494,16 +1829,6 @@
 <w:ftr xmlns:wpc="http://schemas.microsoft.com/office/word/2010/wordprocessingCanvas" xmlns:cx="http://schemas.microsoft.com/office/drawing/2014/chartex" xmlns:cx1="http://schemas.microsoft.com/office/drawing/2015/9/8/chartex" xmlns:cx2="http://schemas.microsoft.com/office/drawing/2015/10/21/chartex" xmlns:cx3="http://schemas.microsoft.com/office/drawing/2016/5/9/chartex" xmlns:cx4="http://schemas.microsoft.com/office/drawing/2016/5/10/chartex" xmlns:cx5="http://schemas.microsoft.com/office/drawing/2016/5/11/chartex" xmlns:cx6="http://schemas.microsoft.com/office/drawing/2016/5/12/chartex" xmlns:cx7="http://schemas.microsoft.com/office/drawing/2016/5/13/chartex" xmlns:cx8="http://schemas.microsoft.com/office/drawing/2016/5/14/chartex" xmlns:mc="http://schemas.openxmlformats.org/markup-compatibility/2006" xmlns:aink="http://schemas.microsoft.com/office/drawing/2016/ink" xmlns:am3d="http://schemas.microsoft.com/office/drawing/2017/model3d" xmlns:o="urn:schemas-microsoft-com:office:office" xmlns:oel="http://schemas.microsoft.com/office/2019/extlst" xmlns:r="http://schemas.openxmlformats.org/officeDocument/2006/relationships" xmlns:m="http://schemas.openxmlformats.org/officeDocument/2006/math" xmlns:v="urn:schemas-microsoft-com:vml" xmlns:wp14="http://schemas.microsoft.com/office/word/2010/wordprocessingDrawing" xmlns:wp="http://schemas.openxmlformats.org/drawingml/2006/wordprocessingDrawing" xmlns:w10="urn:schemas-microsoft-com:office:word" xmlns:w="http://schemas.openxmlformats.org/wordprocessingml/2006/main" xmlns:w14="http://schemas.microsoft.com/office/word/2010/wordml" xmlns:w15="http://schemas.microsoft.com/office/word/2012/wordml" xmlns:w16cex="http://schemas.microsoft.com/office/word/2018/wordml/cex" xmlns:w16cid="http://schemas.microsoft.com/office/word/2016/wordml/cid" xmlns:w16="http://schemas.microsoft.com/office/word/2018/wordml" xmlns:w16du="http://schemas.microsoft.com/office/word/2023/wordml/word16du" xmlns:w16sdtdh="http://schemas.microsoft.com/office/word/2020/wordml/sdtdatahash" xmlns:w16sdtfl="http://schemas.microsoft.com/office/word/2024/wordml/sdtformatlock" xmlns:w16se="http://schemas.microsoft.com/office/word/2015/wordml/symex" xmlns:wpg="http://schemas.microsoft.com/office/word/2010/wordprocessingGroup" xmlns:wpi="http://schemas.microsoft.com/office/word/2010/wordprocessingInk" xmlns:wne="http://schemas.microsoft.com/office/word/2006/wordml" xmlns:wps="http://schemas.microsoft.com/office/word/2010/wordprocessingShape" mc:Ignorable="w14 w15 w16se w16cid w16 w16cex w16sdtdh w16sdtfl w16du wp14">
   <w:p>
     <w:pPr>
-      <w:pStyle w:val="Footer"/>
-    </w:pPr>
-  </w:p>
-</w:ftr>
-</file>
-
-<file path=word/footer2.xml><?xml version="1.0" encoding="utf-8"?>
-<w:ftr xmlns:wpc="http://schemas.microsoft.com/office/word/2010/wordprocessingCanvas" xmlns:cx="http://schemas.microsoft.com/office/drawing/2014/chartex" xmlns:cx1="http://schemas.microsoft.com/office/drawing/2015/9/8/chartex" xmlns:cx2="http://schemas.microsoft.com/office/drawing/2015/10/21/chartex" xmlns:cx3="http://schemas.microsoft.com/office/drawing/2016/5/9/chartex" xmlns:cx4="http://schemas.microsoft.com/office/drawing/2016/5/10/chartex" xmlns:cx5="http://schemas.microsoft.com/office/drawing/2016/5/11/chartex" xmlns:cx6="http://schemas.microsoft.com/office/drawing/2016/5/12/chartex" xmlns:cx7="http://schemas.microsoft.com/office/drawing/2016/5/13/chartex" xmlns:cx8="http://schemas.microsoft.com/office/drawing/2016/5/14/chartex" xmlns:mc="http://schemas.openxmlformats.org/markup-compatibility/2006" xmlns:aink="http://schemas.microsoft.com/office/drawing/2016/ink" xmlns:am3d="http://schemas.microsoft.com/office/drawing/2017/model3d" xmlns:o="urn:schemas-microsoft-com:office:office" xmlns:oel="http://schemas.microsoft.com/office/2019/extlst" xmlns:r="http://schemas.openxmlformats.org/officeDocument/2006/relationships" xmlns:m="http://schemas.openxmlformats.org/officeDocument/2006/math" xmlns:v="urn:schemas-microsoft-com:vml" xmlns:wp14="http://schemas.microsoft.com/office/word/2010/wordprocessingDrawing" xmlns:wp="http://schemas.openxmlformats.org/drawingml/2006/wordprocessingDrawing" xmlns:w10="urn:schemas-microsoft-com:office:word" xmlns:w="http://schemas.openxmlformats.org/wordprocessingml/2006/main" xmlns:w14="http://schemas.microsoft.com/office/word/2010/wordml" xmlns:w15="http://schemas.microsoft.com/office/word/2012/wordml" xmlns:w16cex="http://schemas.microsoft.com/office/word/2018/wordml/cex" xmlns:w16cid="http://schemas.microsoft.com/office/word/2016/wordml/cid" xmlns:w16="http://schemas.microsoft.com/office/word/2018/wordml" xmlns:w16du="http://schemas.microsoft.com/office/word/2023/wordml/word16du" xmlns:w16sdtdh="http://schemas.microsoft.com/office/word/2020/wordml/sdtdatahash" xmlns:w16sdtfl="http://schemas.microsoft.com/office/word/2024/wordml/sdtformatlock" xmlns:w16se="http://schemas.microsoft.com/office/word/2015/wordml/symex" xmlns:wpg="http://schemas.microsoft.com/office/word/2010/wordprocessingGroup" xmlns:wpi="http://schemas.microsoft.com/office/word/2010/wordprocessingInk" xmlns:wne="http://schemas.microsoft.com/office/word/2006/wordml" xmlns:wps="http://schemas.microsoft.com/office/word/2010/wordprocessingShape" mc:Ignorable="w14 w15 w16se w16cid w16 w16cex w16sdtdh w16sdtfl w16du wp14">
-  <w:p>
-    <w:pPr>
       <w:jc w:val="right"/>
       <w:rPr>
         <w:noProof/>
@@ -1608,16 +1933,6 @@
       </w:rPr>
       <w:t xml:space="preserve"> (250) 953-0496</w:t>
     </w:r>
-  </w:p>
-</w:ftr>
-</file>
-
-<file path=word/footer3.xml><?xml version="1.0" encoding="utf-8"?>
-<w:ftr xmlns:wpc="http://schemas.microsoft.com/office/word/2010/wordprocessingCanvas" xmlns:cx="http://schemas.microsoft.com/office/drawing/2014/chartex" xmlns:cx1="http://schemas.microsoft.com/office/drawing/2015/9/8/chartex" xmlns:cx2="http://schemas.microsoft.com/office/drawing/2015/10/21/chartex" xmlns:cx3="http://schemas.microsoft.com/office/drawing/2016/5/9/chartex" xmlns:cx4="http://schemas.microsoft.com/office/drawing/2016/5/10/chartex" xmlns:cx5="http://schemas.microsoft.com/office/drawing/2016/5/11/chartex" xmlns:cx6="http://schemas.microsoft.com/office/drawing/2016/5/12/chartex" xmlns:cx7="http://schemas.microsoft.com/office/drawing/2016/5/13/chartex" xmlns:cx8="http://schemas.microsoft.com/office/drawing/2016/5/14/chartex" xmlns:mc="http://schemas.openxmlformats.org/markup-compatibility/2006" xmlns:aink="http://schemas.microsoft.com/office/drawing/2016/ink" xmlns:am3d="http://schemas.microsoft.com/office/drawing/2017/model3d" xmlns:o="urn:schemas-microsoft-com:office:office" xmlns:oel="http://schemas.microsoft.com/office/2019/extlst" xmlns:r="http://schemas.openxmlformats.org/officeDocument/2006/relationships" xmlns:m="http://schemas.openxmlformats.org/officeDocument/2006/math" xmlns:v="urn:schemas-microsoft-com:vml" xmlns:wp14="http://schemas.microsoft.com/office/word/2010/wordprocessingDrawing" xmlns:wp="http://schemas.openxmlformats.org/drawingml/2006/wordprocessingDrawing" xmlns:w10="urn:schemas-microsoft-com:office:word" xmlns:w="http://schemas.openxmlformats.org/wordprocessingml/2006/main" xmlns:w14="http://schemas.microsoft.com/office/word/2010/wordml" xmlns:w15="http://schemas.microsoft.com/office/word/2012/wordml" xmlns:w16cex="http://schemas.microsoft.com/office/word/2018/wordml/cex" xmlns:w16cid="http://schemas.microsoft.com/office/word/2016/wordml/cid" xmlns:w16="http://schemas.microsoft.com/office/word/2018/wordml" xmlns:w16du="http://schemas.microsoft.com/office/word/2023/wordml/word16du" xmlns:w16sdtdh="http://schemas.microsoft.com/office/word/2020/wordml/sdtdatahash" xmlns:w16sdtfl="http://schemas.microsoft.com/office/word/2024/wordml/sdtformatlock" xmlns:w16se="http://schemas.microsoft.com/office/word/2015/wordml/symex" xmlns:wpg="http://schemas.microsoft.com/office/word/2010/wordprocessingGroup" xmlns:wpi="http://schemas.microsoft.com/office/word/2010/wordprocessingInk" xmlns:wne="http://schemas.microsoft.com/office/word/2006/wordml" xmlns:wps="http://schemas.microsoft.com/office/word/2010/wordprocessingShape" mc:Ignorable="w14 w15 w16se w16cid w16 w16cex w16sdtdh w16sdtfl w16du wp14">
-  <w:p>
-    <w:pPr>
-      <w:pStyle w:val="Footer"/>
-    </w:pPr>
   </w:p>
 </w:ftr>
 </file>
@@ -1648,16 +1963,6 @@
 </file>
 
 <file path=word/header1.xml><?xml version="1.0" encoding="utf-8"?>
-<w:hdr xmlns:wpc="http://schemas.microsoft.com/office/word/2010/wordprocessingCanvas" xmlns:cx="http://schemas.microsoft.com/office/drawing/2014/chartex" xmlns:cx1="http://schemas.microsoft.com/office/drawing/2015/9/8/chartex" xmlns:cx2="http://schemas.microsoft.com/office/drawing/2015/10/21/chartex" xmlns:cx3="http://schemas.microsoft.com/office/drawing/2016/5/9/chartex" xmlns:cx4="http://schemas.microsoft.com/office/drawing/2016/5/10/chartex" xmlns:cx5="http://schemas.microsoft.com/office/drawing/2016/5/11/chartex" xmlns:cx6="http://schemas.microsoft.com/office/drawing/2016/5/12/chartex" xmlns:cx7="http://schemas.microsoft.com/office/drawing/2016/5/13/chartex" xmlns:cx8="http://schemas.microsoft.com/office/drawing/2016/5/14/chartex" xmlns:mc="http://schemas.openxmlformats.org/markup-compatibility/2006" xmlns:aink="http://schemas.microsoft.com/office/drawing/2016/ink" xmlns:am3d="http://schemas.microsoft.com/office/drawing/2017/model3d" xmlns:o="urn:schemas-microsoft-com:office:office" xmlns:oel="http://schemas.microsoft.com/office/2019/extlst" xmlns:r="http://schemas.openxmlformats.org/officeDocument/2006/relationships" xmlns:m="http://schemas.openxmlformats.org/officeDocument/2006/math" xmlns:v="urn:schemas-microsoft-com:vml" xmlns:wp14="http://schemas.microsoft.com/office/word/2010/wordprocessingDrawing" xmlns:wp="http://schemas.openxmlformats.org/drawingml/2006/wordprocessingDrawing" xmlns:w10="urn:schemas-microsoft-com:office:word" xmlns:w="http://schemas.openxmlformats.org/wordprocessingml/2006/main" xmlns:w14="http://schemas.microsoft.com/office/word/2010/wordml" xmlns:w15="http://schemas.microsoft.com/office/word/2012/wordml" xmlns:w16cex="http://schemas.microsoft.com/office/word/2018/wordml/cex" xmlns:w16cid="http://schemas.microsoft.com/office/word/2016/wordml/cid" xmlns:w16="http://schemas.microsoft.com/office/word/2018/wordml" xmlns:w16du="http://schemas.microsoft.com/office/word/2023/wordml/word16du" xmlns:w16sdtdh="http://schemas.microsoft.com/office/word/2020/wordml/sdtdatahash" xmlns:w16sdtfl="http://schemas.microsoft.com/office/word/2024/wordml/sdtformatlock" xmlns:w16se="http://schemas.microsoft.com/office/word/2015/wordml/symex" xmlns:wpg="http://schemas.microsoft.com/office/word/2010/wordprocessingGroup" xmlns:wpi="http://schemas.microsoft.com/office/word/2010/wordprocessingInk" xmlns:wne="http://schemas.microsoft.com/office/word/2006/wordml" xmlns:wps="http://schemas.microsoft.com/office/word/2010/wordprocessingShape" mc:Ignorable="w14 w15 w16se w16cid w16 w16cex w16sdtdh w16sdtfl w16du wp14">
-  <w:p>
-    <w:pPr>
-      <w:pStyle w:val="Header"/>
-    </w:pPr>
-  </w:p>
-</w:hdr>
-</file>
-
-<file path=word/header2.xml><?xml version="1.0" encoding="utf-8"?>
 <w:hdr xmlns:wpc="http://schemas.microsoft.com/office/word/2010/wordprocessingCanvas" xmlns:cx="http://schemas.microsoft.com/office/drawing/2014/chartex" xmlns:cx1="http://schemas.microsoft.com/office/drawing/2015/9/8/chartex" xmlns:cx2="http://schemas.microsoft.com/office/drawing/2015/10/21/chartex" xmlns:cx3="http://schemas.microsoft.com/office/drawing/2016/5/9/chartex" xmlns:cx4="http://schemas.microsoft.com/office/drawing/2016/5/10/chartex" xmlns:cx5="http://schemas.microsoft.com/office/drawing/2016/5/11/chartex" xmlns:cx6="http://schemas.microsoft.com/office/drawing/2016/5/12/chartex" xmlns:cx7="http://schemas.microsoft.com/office/drawing/2016/5/13/chartex" xmlns:cx8="http://schemas.microsoft.com/office/drawing/2016/5/14/chartex" xmlns:mc="http://schemas.openxmlformats.org/markup-compatibility/2006" xmlns:aink="http://schemas.microsoft.com/office/drawing/2016/ink" xmlns:am3d="http://schemas.microsoft.com/office/drawing/2017/model3d" xmlns:o="urn:schemas-microsoft-com:office:office" xmlns:oel="http://schemas.microsoft.com/office/2019/extlst" xmlns:r="http://schemas.openxmlformats.org/officeDocument/2006/relationships" xmlns:m="http://schemas.openxmlformats.org/officeDocument/2006/math" xmlns:v="urn:schemas-microsoft-com:vml" xmlns:wp14="http://schemas.microsoft.com/office/word/2010/wordprocessingDrawing" xmlns:wp="http://schemas.openxmlformats.org/drawingml/2006/wordprocessingDrawing" xmlns:w10="urn:schemas-microsoft-com:office:word" xmlns:w="http://schemas.openxmlformats.org/wordprocessingml/2006/main" xmlns:w14="http://schemas.microsoft.com/office/word/2010/wordml" xmlns:w15="http://schemas.microsoft.com/office/word/2012/wordml" xmlns:w16cex="http://schemas.microsoft.com/office/word/2018/wordml/cex" xmlns:w16cid="http://schemas.microsoft.com/office/word/2016/wordml/cid" xmlns:w16="http://schemas.microsoft.com/office/word/2018/wordml" xmlns:w16du="http://schemas.microsoft.com/office/word/2023/wordml/word16du" xmlns:w16sdtdh="http://schemas.microsoft.com/office/word/2020/wordml/sdtdatahash" xmlns:w16sdtfl="http://schemas.microsoft.com/office/word/2024/wordml/sdtformatlock" xmlns:w16se="http://schemas.microsoft.com/office/word/2015/wordml/symex" xmlns:wpg="http://schemas.microsoft.com/office/word/2010/wordprocessingGroup" xmlns:wpi="http://schemas.microsoft.com/office/word/2010/wordprocessingInk" xmlns:wne="http://schemas.microsoft.com/office/word/2006/wordml" xmlns:wps="http://schemas.microsoft.com/office/word/2010/wordprocessingShape" mc:Ignorable="w14 w15 w16se w16cid w16 w16cex w16sdtdh w16sdtfl w16du wp14">
   <w:p>
     <w:pPr>
@@ -1796,39 +2101,67 @@
         <w:b/>
         <w:bCs/>
         <w:noProof/>
-        <w:sz w:val="28"/>
-        <w:szCs w:val="28"/>
-      </w:rPr>
-      <w:t xml:space="preserve">     </w:t>
+        <w:sz w:val="22"/>
+      </w:rPr>
+      <w:t xml:space="preserve">        </w:t>
     </w:r>
     <w:bookmarkStart w:id="0" w:name="OLE_LINK2"/>
     <w:r>
       <w:rPr>
         <w:b/>
         <w:bCs/>
-        <w:sz w:val="28"/>
-        <w:szCs w:val="28"/>
-      </w:rPr>
-      <w:t>Invoice #:</w:t>
+        <w:sz w:val="30"/>
+        <w:szCs w:val="30"/>
+      </w:rPr>
+      <w:t xml:space="preserve">Invoice </w:t>
     </w:r>
     <w:r>
       <w:rPr>
         <w:b/>
         <w:bCs/>
-        <w:sz w:val="28"/>
-        <w:szCs w:val="28"/>
-      </w:rPr>
-      <w:t xml:space="preserve"> </w:t>
-    </w:r>
-    <w:bookmarkEnd w:id="0"/>
+        <w:sz w:val="30"/>
+        <w:szCs w:val="32"/>
+      </w:rPr>
+      <w:t>#:</w:t>
+    </w:r>
     <w:r>
       <w:rPr>
         <w:b/>
         <w:bCs/>
-        <w:sz w:val="28"/>
-        <w:szCs w:val="28"/>
-      </w:rPr>
-      <w:t>{{InvoiceId}}</w:t>
+        <w:sz w:val="30"/>
+        <w:szCs w:val="32"/>
+      </w:rPr>
+      <w:t xml:space="preserve"> </w:t>
+    </w:r>
+    <w:bookmarkEnd w:id="0"/>
+    <w:r>
+      <w:rPr>
+        <w:b/>
+        <w:bCs/>
+        <w:sz w:val="30"/>
+        <w:szCs w:val="30"/>
+      </w:rPr>
+      <w:t>{{</w:t>
+    </w:r>
+    <w:proofErr w:type="spellStart"/>
+    <w:r>
+      <w:rPr>
+        <w:b/>
+        <w:bCs/>
+        <w:sz w:val="30"/>
+        <w:szCs w:val="30"/>
+      </w:rPr>
+      <w:t>InvoiceId</w:t>
+    </w:r>
+    <w:proofErr w:type="spellEnd"/>
+    <w:r>
+      <w:rPr>
+        <w:b/>
+        <w:bCs/>
+        <w:sz w:val="30"/>
+        <w:szCs w:val="30"/>
+      </w:rPr>
+      <w:t>}}</w:t>
     </w:r>
     <w:r>
       <w:rPr>
@@ -1875,6 +2208,15 @@
         <w:sz w:val="22"/>
       </w:rPr>
       <w:t xml:space="preserve">  </w:t>
+    </w:r>
+    <w:r>
+      <w:rPr>
+        <w:i/>
+        <w:iCs/>
+        <w:noProof/>
+        <w:sz w:val="22"/>
+      </w:rPr>
+      <w:t xml:space="preserve">   </w:t>
     </w:r>
     <w:r>
       <w:rPr>
@@ -1912,7 +2254,25 @@
         <w:szCs w:val="20"/>
         <w14:ligatures w14:val="none"/>
       </w:rPr>
-      <w:t>{{InvoiceCreatedDate}}</w:t>
+      <w:t>{{</w:t>
+    </w:r>
+    <w:proofErr w:type="spellStart"/>
+    <w:r>
+      <w:rPr>
+        <w:kern w:val="0"/>
+        <w:szCs w:val="20"/>
+        <w14:ligatures w14:val="none"/>
+      </w:rPr>
+      <w:t>InvoiceCreatedDate</w:t>
+    </w:r>
+    <w:proofErr w:type="spellEnd"/>
+    <w:r>
+      <w:rPr>
+        <w:kern w:val="0"/>
+        <w:szCs w:val="20"/>
+        <w14:ligatures w14:val="none"/>
+      </w:rPr>
+      <w:t>}}</w:t>
     </w:r>
     <w:r>
       <w:rPr>
@@ -1945,21 +2305,7 @@
         <w:noProof/>
         <w:szCs w:val="20"/>
       </w:rPr>
-      <w:t>PO Box 960</w:t>
-    </w:r>
-    <w:r>
-      <w:rPr>
-        <w:noProof/>
-        <w:szCs w:val="20"/>
-      </w:rPr>
-      <w:t>4</w:t>
-    </w:r>
-    <w:r>
-      <w:rPr>
-        <w:noProof/>
-        <w:szCs w:val="20"/>
-      </w:rPr>
-      <w:t xml:space="preserve"> STN Prov Gov</w:t>
+      <w:t>PO Box 9601 STN Prov Gov</w:t>
     </w:r>
     <w:r>
       <w:rPr>
@@ -1976,16 +2322,6 @@
         <w:noProof/>
         <w:sz w:val="22"/>
       </w:rPr>
-    </w:pPr>
-  </w:p>
-</w:hdr>
-</file>
-
-<file path=word/header3.xml><?xml version="1.0" encoding="utf-8"?>
-<w:hdr xmlns:wpc="http://schemas.microsoft.com/office/word/2010/wordprocessingCanvas" xmlns:cx="http://schemas.microsoft.com/office/drawing/2014/chartex" xmlns:cx1="http://schemas.microsoft.com/office/drawing/2015/9/8/chartex" xmlns:cx2="http://schemas.microsoft.com/office/drawing/2015/10/21/chartex" xmlns:cx3="http://schemas.microsoft.com/office/drawing/2016/5/9/chartex" xmlns:cx4="http://schemas.microsoft.com/office/drawing/2016/5/10/chartex" xmlns:cx5="http://schemas.microsoft.com/office/drawing/2016/5/11/chartex" xmlns:cx6="http://schemas.microsoft.com/office/drawing/2016/5/12/chartex" xmlns:cx7="http://schemas.microsoft.com/office/drawing/2016/5/13/chartex" xmlns:cx8="http://schemas.microsoft.com/office/drawing/2016/5/14/chartex" xmlns:mc="http://schemas.openxmlformats.org/markup-compatibility/2006" xmlns:aink="http://schemas.microsoft.com/office/drawing/2016/ink" xmlns:am3d="http://schemas.microsoft.com/office/drawing/2017/model3d" xmlns:o="urn:schemas-microsoft-com:office:office" xmlns:oel="http://schemas.microsoft.com/office/2019/extlst" xmlns:r="http://schemas.openxmlformats.org/officeDocument/2006/relationships" xmlns:m="http://schemas.openxmlformats.org/officeDocument/2006/math" xmlns:v="urn:schemas-microsoft-com:vml" xmlns:wp14="http://schemas.microsoft.com/office/word/2010/wordprocessingDrawing" xmlns:wp="http://schemas.openxmlformats.org/drawingml/2006/wordprocessingDrawing" xmlns:w10="urn:schemas-microsoft-com:office:word" xmlns:w="http://schemas.openxmlformats.org/wordprocessingml/2006/main" xmlns:w14="http://schemas.microsoft.com/office/word/2010/wordml" xmlns:w15="http://schemas.microsoft.com/office/word/2012/wordml" xmlns:w16cex="http://schemas.microsoft.com/office/word/2018/wordml/cex" xmlns:w16cid="http://schemas.microsoft.com/office/word/2016/wordml/cid" xmlns:w16="http://schemas.microsoft.com/office/word/2018/wordml" xmlns:w16du="http://schemas.microsoft.com/office/word/2023/wordml/word16du" xmlns:w16sdtdh="http://schemas.microsoft.com/office/word/2020/wordml/sdtdatahash" xmlns:w16sdtfl="http://schemas.microsoft.com/office/word/2024/wordml/sdtformatlock" xmlns:w16se="http://schemas.microsoft.com/office/word/2015/wordml/symex" xmlns:wpg="http://schemas.microsoft.com/office/word/2010/wordprocessingGroup" xmlns:wpi="http://schemas.microsoft.com/office/word/2010/wordprocessingInk" xmlns:wne="http://schemas.microsoft.com/office/word/2006/wordml" xmlns:wps="http://schemas.microsoft.com/office/word/2010/wordprocessingShape" mc:Ignorable="w14 w15 w16se w16cid w16 w16cex w16sdtdh w16sdtfl w16du wp14">
-  <w:p>
-    <w:pPr>
-      <w:pStyle w:val="Header"/>
     </w:pPr>
   </w:p>
 </w:hdr>
@@ -2394,7 +2730,6 @@
   <w:style w:type="character" w:default="1" w:styleId="DefaultParagraphFont">
     <w:name w:val="Default Paragraph Font"/>
     <w:uiPriority w:val="1"/>
-    <w:semiHidden/>
     <w:unhideWhenUsed/>
   </w:style>
   <w:style w:type="table" w:default="1" w:styleId="TableNormal">
@@ -2809,7 +3144,6 @@
 
 <file path=docMetadata/LabelInfo.xml><?xml version="1.0" encoding="utf-8"?>
 <clbl:labelList xmlns:clbl="http://schemas.microsoft.com/office/2020/mipLabelMetadata">
-  <clbl:label id="{d9290083-bd2f-48a2-8ac5-09a524b17d15}" enabled="1" method="Privileged" siteId="{b9fec68c-c92d-461e-9a97-3d03a0f18b82}" contentBits="1" removed="0"/>
   <clbl:label id="{e0793d39-0939-496d-b129-198edd916feb}" enabled="0" method="" siteId="{e0793d39-0939-496d-b129-198edd916feb}" removed="1"/>
 </clbl:labelList>
 </file>
--- a/ALR-DocgenTemplates/InvoiceTemplate.docx
+++ b/ALR-DocgenTemplates/InvoiceTemplate.docx
@@ -12,8 +12,12 @@
           <w:szCs w:val="34"/>
         </w:rPr>
         <w:sectPr>
-          <w:headerReference w:type="default" r:id="rId6"/>
-          <w:footerReference w:type="default" r:id="rId7"/>
+          <w:headerReference w:type="even" r:id="rId6"/>
+          <w:headerReference w:type="default" r:id="rId7"/>
+          <w:footerReference w:type="even" r:id="rId8"/>
+          <w:footerReference w:type="default" r:id="rId9"/>
+          <w:headerReference w:type="first" r:id="rId10"/>
+          <w:footerReference w:type="first" r:id="rId11"/>
           <w:pgSz w:w="12240" w:h="15840"/>
           <w:pgMar w:top="720" w:right="720" w:bottom="720" w:left="720" w:header="708" w:footer="708" w:gutter="0"/>
           <w:cols w:space="708"/>
@@ -132,29 +136,7 @@
                 <w:szCs w:val="24"/>
                 <w14:ligatures w14:val="none"/>
               </w:rPr>
-              <w:t>{{</w:t>
-            </w:r>
-            <w:proofErr w:type="spellStart"/>
-            <w:r>
-              <w:rPr>
-                <w:color w:val="000000" w:themeColor="text1"/>
-                <w:kern w:val="0"/>
-                <w:sz w:val="24"/>
-                <w:szCs w:val="24"/>
-                <w14:ligatures w14:val="none"/>
-              </w:rPr>
-              <w:t>RegistrantName</w:t>
-            </w:r>
-            <w:proofErr w:type="spellEnd"/>
-            <w:r>
-              <w:rPr>
-                <w:color w:val="000000" w:themeColor="text1"/>
-                <w:kern w:val="0"/>
-                <w:sz w:val="24"/>
-                <w:szCs w:val="24"/>
-                <w14:ligatures w14:val="none"/>
-              </w:rPr>
-              <w:t>}}</w:t>
+              <w:t>{{RegistrantName}}</w:t>
             </w:r>
           </w:p>
         </w:tc>
@@ -179,29 +161,7 @@
                 <w:szCs w:val="24"/>
                 <w14:ligatures w14:val="none"/>
               </w:rPr>
-              <w:t>{{</w:t>
-            </w:r>
-            <w:proofErr w:type="spellStart"/>
-            <w:r>
-              <w:rPr>
-                <w:color w:val="000000" w:themeColor="text1"/>
-                <w:kern w:val="0"/>
-                <w:sz w:val="24"/>
-                <w:szCs w:val="24"/>
-                <w14:ligatures w14:val="none"/>
-              </w:rPr>
-              <w:t>ResidenceName</w:t>
-            </w:r>
-            <w:proofErr w:type="spellEnd"/>
-            <w:r>
-              <w:rPr>
-                <w:color w:val="000000" w:themeColor="text1"/>
-                <w:kern w:val="0"/>
-                <w:sz w:val="24"/>
-                <w:szCs w:val="24"/>
-                <w14:ligatures w14:val="none"/>
-              </w:rPr>
-              <w:t>}}</w:t>
+              <w:t>{{ResidenceName}}</w:t>
             </w:r>
           </w:p>
         </w:tc>
@@ -231,29 +191,7 @@
                 <w:szCs w:val="24"/>
                 <w14:ligatures w14:val="none"/>
               </w:rPr>
-              <w:t>{{</w:t>
-            </w:r>
-            <w:proofErr w:type="spellStart"/>
-            <w:r>
-              <w:rPr>
-                <w:color w:val="000000" w:themeColor="text1"/>
-                <w:kern w:val="0"/>
-                <w:sz w:val="24"/>
-                <w:szCs w:val="24"/>
-                <w14:ligatures w14:val="none"/>
-              </w:rPr>
-              <w:t>RegistrantAddress</w:t>
-            </w:r>
-            <w:proofErr w:type="spellEnd"/>
-            <w:r>
-              <w:rPr>
-                <w:color w:val="000000" w:themeColor="text1"/>
-                <w:kern w:val="0"/>
-                <w:sz w:val="24"/>
-                <w:szCs w:val="24"/>
-                <w14:ligatures w14:val="none"/>
-              </w:rPr>
-              <w:t>}}</w:t>
+              <w:t>{{RegistrantAddress}}</w:t>
             </w:r>
           </w:p>
         </w:tc>
@@ -356,25 +294,7 @@
                 <w:sz w:val="24"/>
                 <w:szCs w:val="24"/>
               </w:rPr>
-              <w:t>{{</w:t>
-            </w:r>
-            <w:proofErr w:type="spellStart"/>
-            <w:r>
-              <w:rPr>
-                <w:color w:val="000000" w:themeColor="text1"/>
-                <w:sz w:val="24"/>
-                <w:szCs w:val="24"/>
-              </w:rPr>
-              <w:t>ResidenceAddress</w:t>
-            </w:r>
-            <w:proofErr w:type="spellEnd"/>
-            <w:r>
-              <w:rPr>
-                <w:color w:val="000000" w:themeColor="text1"/>
-                <w:sz w:val="24"/>
-                <w:szCs w:val="24"/>
-              </w:rPr>
-              <w:t>}}</w:t>
+              <w:t>{{ResidenceAddress}}</w:t>
             </w:r>
             <w:bookmarkEnd w:id="1"/>
           </w:p>
@@ -584,21 +504,7 @@
               <w:rPr>
                 <w:sz w:val="22"/>
               </w:rPr>
-              <w:t>{{</w:t>
-            </w:r>
-            <w:proofErr w:type="spellStart"/>
-            <w:r>
-              <w:rPr>
-                <w:sz w:val="22"/>
-              </w:rPr>
-              <w:t>PublicQuantitySum</w:t>
-            </w:r>
-            <w:proofErr w:type="spellEnd"/>
-            <w:r>
-              <w:rPr>
-                <w:sz w:val="22"/>
-              </w:rPr>
-              <w:t>}}</w:t>
+              <w:t>{{PublicQuantitySum}}</w:t>
             </w:r>
           </w:p>
         </w:tc>
@@ -620,23 +526,7 @@
                 <w:rStyle w:val="ui-provider"/>
                 <w:sz w:val="22"/>
               </w:rPr>
-              <w:t>{{</w:t>
-            </w:r>
-            <w:proofErr w:type="spellStart"/>
-            <w:r>
-              <w:rPr>
-                <w:rStyle w:val="ui-provider"/>
-                <w:sz w:val="22"/>
-              </w:rPr>
-              <w:t>PublicSum</w:t>
-            </w:r>
-            <w:proofErr w:type="spellEnd"/>
-            <w:r>
-              <w:rPr>
-                <w:rStyle w:val="ui-provider"/>
-                <w:sz w:val="22"/>
-              </w:rPr>
-              <w:t>}}</w:t>
+              <w:t>{{PublicSum}}</w:t>
             </w:r>
             <w:bookmarkEnd w:id="3"/>
           </w:p>
@@ -662,40 +552,15 @@
                 <w:rStyle w:val="ui-provider"/>
                 <w:sz w:val="22"/>
               </w:rPr>
-              <w:t>{{</w:t>
-            </w:r>
-            <w:proofErr w:type="spellStart"/>
+              <w:t>{{PublicFeeSum}}</w:t>
+            </w:r>
+            <w:bookmarkStart w:id="5" w:name="OLE_LINK27"/>
             <w:r>
               <w:rPr>
                 <w:rStyle w:val="ui-provider"/>
                 <w:sz w:val="22"/>
               </w:rPr>
-              <w:t>PublicFeeSum</w:t>
-            </w:r>
-            <w:proofErr w:type="spellEnd"/>
-            <w:proofErr w:type="gramStart"/>
-            <w:r>
-              <w:rPr>
-                <w:rStyle w:val="ui-provider"/>
-                <w:sz w:val="22"/>
-              </w:rPr>
-              <w:t>}}</w:t>
-            </w:r>
-            <w:bookmarkStart w:id="5" w:name="OLE_LINK27"/>
-            <w:r>
-              <w:rPr>
-                <w:rStyle w:val="ui-provider"/>
-                <w:sz w:val="22"/>
-              </w:rPr>
-              <w:t>{</w:t>
-            </w:r>
-            <w:proofErr w:type="gramEnd"/>
-            <w:r>
-              <w:rPr>
-                <w:rStyle w:val="ui-provider"/>
-                <w:sz w:val="22"/>
-              </w:rPr>
-              <w:t>{/P</w:t>
+              <w:t>{{/P</w:t>
             </w:r>
             <w:r>
               <w:rPr>
@@ -766,25 +631,7 @@
                 <w:sz w:val="22"/>
                 <w14:ligatures w14:val="none"/>
               </w:rPr>
-              <w:t>{{</w:t>
-            </w:r>
-            <w:proofErr w:type="spellStart"/>
-            <w:r>
-              <w:rPr>
-                <w:kern w:val="0"/>
-                <w:sz w:val="22"/>
-                <w14:ligatures w14:val="none"/>
-              </w:rPr>
-              <w:t>PrivateQuantitySum</w:t>
-            </w:r>
-            <w:proofErr w:type="spellEnd"/>
-            <w:r>
-              <w:rPr>
-                <w:kern w:val="0"/>
-                <w:sz w:val="22"/>
-                <w14:ligatures w14:val="none"/>
-              </w:rPr>
-              <w:t>}}</w:t>
+              <w:t>{{PrivateQuantitySum}}</w:t>
             </w:r>
             <w:bookmarkEnd w:id="6"/>
           </w:p>
@@ -810,27 +657,7 @@
                 <w:sz w:val="22"/>
                 <w14:ligatures w14:val="none"/>
               </w:rPr>
-              <w:t>{{</w:t>
-            </w:r>
-            <w:proofErr w:type="spellStart"/>
-            <w:r>
-              <w:rPr>
-                <w:rStyle w:val="ui-provider"/>
-                <w:kern w:val="0"/>
-                <w:sz w:val="22"/>
-                <w14:ligatures w14:val="none"/>
-              </w:rPr>
-              <w:t>PrivateSum</w:t>
-            </w:r>
-            <w:proofErr w:type="spellEnd"/>
-            <w:r>
-              <w:rPr>
-                <w:rStyle w:val="ui-provider"/>
-                <w:kern w:val="0"/>
-                <w:sz w:val="22"/>
-                <w14:ligatures w14:val="none"/>
-              </w:rPr>
-              <w:t>}}</w:t>
+              <w:t>{{PrivateSum}}</w:t>
             </w:r>
             <w:bookmarkEnd w:id="7"/>
           </w:p>
@@ -858,9 +685,9 @@
                 <w:sz w:val="22"/>
                 <w14:ligatures w14:val="none"/>
               </w:rPr>
-              <w:t>{{</w:t>
-            </w:r>
-            <w:proofErr w:type="spellStart"/>
+              <w:t>{{PrivateFeeSum}}</w:t>
+            </w:r>
+            <w:bookmarkStart w:id="8" w:name="OLE_LINK28"/>
             <w:r>
               <w:rPr>
                 <w:rStyle w:val="ui-provider"/>
@@ -868,38 +695,7 @@
                 <w:sz w:val="22"/>
                 <w14:ligatures w14:val="none"/>
               </w:rPr>
-              <w:t>PrivateFeeSum</w:t>
-            </w:r>
-            <w:proofErr w:type="spellEnd"/>
-            <w:proofErr w:type="gramStart"/>
-            <w:r>
-              <w:rPr>
-                <w:rStyle w:val="ui-provider"/>
-                <w:kern w:val="0"/>
-                <w:sz w:val="22"/>
-                <w14:ligatures w14:val="none"/>
-              </w:rPr>
-              <w:t>}}</w:t>
-            </w:r>
-            <w:bookmarkStart w:id="8" w:name="OLE_LINK28"/>
-            <w:r>
-              <w:rPr>
-                <w:rStyle w:val="ui-provider"/>
-                <w:kern w:val="0"/>
-                <w:sz w:val="22"/>
-                <w14:ligatures w14:val="none"/>
-              </w:rPr>
-              <w:t>{</w:t>
-            </w:r>
-            <w:proofErr w:type="gramEnd"/>
-            <w:r>
-              <w:rPr>
-                <w:rStyle w:val="ui-provider"/>
-                <w:kern w:val="0"/>
-                <w:sz w:val="22"/>
-                <w14:ligatures w14:val="none"/>
-              </w:rPr>
-              <w:t>{/Private}}</w:t>
+              <w:t>{{/Private}}</w:t>
             </w:r>
             <w:bookmarkEnd w:id="8"/>
           </w:p>
@@ -933,16 +729,7 @@
                 <w:sz w:val="22"/>
                 <w14:ligatures w14:val="none"/>
               </w:rPr>
-              <w:t xml:space="preserve">Per </w:t>
-            </w:r>
-            <w:proofErr w:type="gramStart"/>
-            <w:r>
-              <w:rPr>
-                <w:kern w:val="0"/>
-                <w:sz w:val="22"/>
-                <w14:ligatures w14:val="none"/>
-              </w:rPr>
-              <w:t>Diem</w:t>
+              <w:t>Per Diem</w:t>
             </w:r>
             <w:bookmarkEnd w:id="9"/>
             <w:r>
@@ -952,17 +739,7 @@
                 <w:sz w:val="22"/>
                 <w14:ligatures w14:val="none"/>
               </w:rPr>
-              <w:t>{</w:t>
-            </w:r>
-            <w:proofErr w:type="gramEnd"/>
-            <w:r>
-              <w:rPr>
-                <w:rStyle w:val="ui-provider"/>
-                <w:kern w:val="0"/>
-                <w:sz w:val="22"/>
-                <w14:ligatures w14:val="none"/>
-              </w:rPr>
-              <w:t>{#</w:t>
+              <w:t>{{#</w:t>
             </w:r>
             <w:r>
               <w:rPr>
@@ -1007,7 +784,6 @@
               <w:t>{{</w:t>
             </w:r>
             <w:bookmarkStart w:id="11" w:name="OLE_LINK22"/>
-            <w:proofErr w:type="spellStart"/>
             <w:r>
               <w:rPr>
                 <w:kern w:val="0"/>
@@ -1023,16 +799,7 @@
                 <w:sz w:val="22"/>
                 <w14:ligatures w14:val="none"/>
               </w:rPr>
-              <w:t>QuantitySum</w:t>
-            </w:r>
-            <w:proofErr w:type="spellEnd"/>
-            <w:r>
-              <w:rPr>
-                <w:kern w:val="0"/>
-                <w:sz w:val="22"/>
-                <w14:ligatures w14:val="none"/>
-              </w:rPr>
-              <w:t>}}</w:t>
+              <w:t>QuantitySum}}</w:t>
             </w:r>
             <w:bookmarkEnd w:id="10"/>
           </w:p>
@@ -1062,7 +829,6 @@
               </w:rPr>
               <w:t>{{</w:t>
             </w:r>
-            <w:proofErr w:type="spellStart"/>
             <w:r>
               <w:rPr>
                 <w:kern w:val="0"/>
@@ -1078,17 +844,7 @@
                 <w:sz w:val="22"/>
                 <w14:ligatures w14:val="none"/>
               </w:rPr>
-              <w:t>Sum</w:t>
-            </w:r>
-            <w:proofErr w:type="spellEnd"/>
-            <w:r>
-              <w:rPr>
-                <w:rStyle w:val="ui-provider"/>
-                <w:kern w:val="0"/>
-                <w:sz w:val="22"/>
-                <w14:ligatures w14:val="none"/>
-              </w:rPr>
-              <w:t>}}</w:t>
+              <w:t>Sum}}</w:t>
             </w:r>
             <w:bookmarkEnd w:id="12"/>
           </w:p>
@@ -1121,7 +877,6 @@
               </w:rPr>
               <w:t>{{</w:t>
             </w:r>
-            <w:proofErr w:type="spellStart"/>
             <w:r>
               <w:rPr>
                 <w:kern w:val="0"/>
@@ -1137,10 +892,9 @@
                 <w:sz w:val="22"/>
                 <w14:ligatures w14:val="none"/>
               </w:rPr>
-              <w:t>Sum</w:t>
-            </w:r>
-            <w:proofErr w:type="spellEnd"/>
-            <w:proofErr w:type="gramStart"/>
+              <w:t>Sum}}</w:t>
+            </w:r>
+            <w:bookmarkStart w:id="14" w:name="OLE_LINK29"/>
             <w:r>
               <w:rPr>
                 <w:rStyle w:val="ui-provider"/>
@@ -1148,27 +902,7 @@
                 <w:sz w:val="22"/>
                 <w14:ligatures w14:val="none"/>
               </w:rPr>
-              <w:t>}}</w:t>
-            </w:r>
-            <w:bookmarkStart w:id="14" w:name="OLE_LINK29"/>
-            <w:r>
-              <w:rPr>
-                <w:rStyle w:val="ui-provider"/>
-                <w:kern w:val="0"/>
-                <w:sz w:val="22"/>
-                <w14:ligatures w14:val="none"/>
-              </w:rPr>
-              <w:t>{</w:t>
-            </w:r>
-            <w:proofErr w:type="gramEnd"/>
-            <w:r>
-              <w:rPr>
-                <w:rStyle w:val="ui-provider"/>
-                <w:kern w:val="0"/>
-                <w:sz w:val="22"/>
-                <w14:ligatures w14:val="none"/>
-              </w:rPr>
-              <w:t>{/</w:t>
+              <w:t>{{/</w:t>
             </w:r>
             <w:r>
               <w:rPr>
@@ -1561,7 +1295,6 @@
               </w:rPr>
               <w:t>{{</w:t>
             </w:r>
-            <w:proofErr w:type="spellStart"/>
             <w:r>
               <w:rPr>
                 <w:color w:val="000000" w:themeColor="text1"/>
@@ -1569,7 +1302,6 @@
               </w:rPr>
               <w:t>IF_isCertificateIdNotPresent</w:t>
             </w:r>
-            <w:proofErr w:type="spellEnd"/>
             <w:r>
               <w:rPr>
                 <w:color w:val="000000" w:themeColor="text1"/>
@@ -1624,29 +1356,7 @@
                 <w:szCs w:val="24"/>
                 <w14:ligatures w14:val="none"/>
               </w:rPr>
-              <w:t>{{</w:t>
-            </w:r>
-            <w:proofErr w:type="spellStart"/>
-            <w:r>
-              <w:rPr>
-                <w:color w:val="000000" w:themeColor="text1"/>
-                <w:kern w:val="0"/>
-                <w:sz w:val="24"/>
-                <w:szCs w:val="24"/>
-                <w14:ligatures w14:val="none"/>
-              </w:rPr>
-              <w:t>TotalFeeAmount</w:t>
-            </w:r>
-            <w:proofErr w:type="spellEnd"/>
-            <w:r>
-              <w:rPr>
-                <w:color w:val="000000" w:themeColor="text1"/>
-                <w:kern w:val="0"/>
-                <w:sz w:val="24"/>
-                <w:szCs w:val="24"/>
-                <w14:ligatures w14:val="none"/>
-              </w:rPr>
-              <w:t>}}</w:t>
+              <w:t>{{TotalFeeAmount}}</w:t>
             </w:r>
             <w:bookmarkEnd w:id="16"/>
           </w:p>
@@ -1736,29 +1446,7 @@
                 <w:szCs w:val="24"/>
                 <w14:ligatures w14:val="none"/>
               </w:rPr>
-              <w:t>{{</w:t>
-            </w:r>
-            <w:proofErr w:type="spellStart"/>
-            <w:r>
-              <w:rPr>
-                <w:color w:val="000000" w:themeColor="text1"/>
-                <w:kern w:val="0"/>
-                <w:sz w:val="24"/>
-                <w:szCs w:val="24"/>
-                <w14:ligatures w14:val="none"/>
-              </w:rPr>
-              <w:t>TotalFeeAmount</w:t>
-            </w:r>
-            <w:proofErr w:type="spellEnd"/>
-            <w:r>
-              <w:rPr>
-                <w:color w:val="000000" w:themeColor="text1"/>
-                <w:kern w:val="0"/>
-                <w:sz w:val="24"/>
-                <w:szCs w:val="24"/>
-                <w14:ligatures w14:val="none"/>
-              </w:rPr>
-              <w:t>}}</w:t>
+              <w:t>{{TotalFeeAmount}}</w:t>
             </w:r>
           </w:p>
         </w:tc>
@@ -1829,6 +1517,143 @@
 <w:ftr xmlns:wpc="http://schemas.microsoft.com/office/word/2010/wordprocessingCanvas" xmlns:cx="http://schemas.microsoft.com/office/drawing/2014/chartex" xmlns:cx1="http://schemas.microsoft.com/office/drawing/2015/9/8/chartex" xmlns:cx2="http://schemas.microsoft.com/office/drawing/2015/10/21/chartex" xmlns:cx3="http://schemas.microsoft.com/office/drawing/2016/5/9/chartex" xmlns:cx4="http://schemas.microsoft.com/office/drawing/2016/5/10/chartex" xmlns:cx5="http://schemas.microsoft.com/office/drawing/2016/5/11/chartex" xmlns:cx6="http://schemas.microsoft.com/office/drawing/2016/5/12/chartex" xmlns:cx7="http://schemas.microsoft.com/office/drawing/2016/5/13/chartex" xmlns:cx8="http://schemas.microsoft.com/office/drawing/2016/5/14/chartex" xmlns:mc="http://schemas.openxmlformats.org/markup-compatibility/2006" xmlns:aink="http://schemas.microsoft.com/office/drawing/2016/ink" xmlns:am3d="http://schemas.microsoft.com/office/drawing/2017/model3d" xmlns:o="urn:schemas-microsoft-com:office:office" xmlns:oel="http://schemas.microsoft.com/office/2019/extlst" xmlns:r="http://schemas.openxmlformats.org/officeDocument/2006/relationships" xmlns:m="http://schemas.openxmlformats.org/officeDocument/2006/math" xmlns:v="urn:schemas-microsoft-com:vml" xmlns:wp14="http://schemas.microsoft.com/office/word/2010/wordprocessingDrawing" xmlns:wp="http://schemas.openxmlformats.org/drawingml/2006/wordprocessingDrawing" xmlns:w10="urn:schemas-microsoft-com:office:word" xmlns:w="http://schemas.openxmlformats.org/wordprocessingml/2006/main" xmlns:w14="http://schemas.microsoft.com/office/word/2010/wordml" xmlns:w15="http://schemas.microsoft.com/office/word/2012/wordml" xmlns:w16cex="http://schemas.microsoft.com/office/word/2018/wordml/cex" xmlns:w16cid="http://schemas.microsoft.com/office/word/2016/wordml/cid" xmlns:w16="http://schemas.microsoft.com/office/word/2018/wordml" xmlns:w16du="http://schemas.microsoft.com/office/word/2023/wordml/word16du" xmlns:w16sdtdh="http://schemas.microsoft.com/office/word/2020/wordml/sdtdatahash" xmlns:w16sdtfl="http://schemas.microsoft.com/office/word/2024/wordml/sdtformatlock" xmlns:w16se="http://schemas.microsoft.com/office/word/2015/wordml/symex" xmlns:wpg="http://schemas.microsoft.com/office/word/2010/wordprocessingGroup" xmlns:wpi="http://schemas.microsoft.com/office/word/2010/wordprocessingInk" xmlns:wne="http://schemas.microsoft.com/office/word/2006/wordml" xmlns:wps="http://schemas.microsoft.com/office/word/2010/wordprocessingShape" mc:Ignorable="w14 w15 w16se w16cid w16 w16cex w16sdtdh w16sdtfl w16du wp14">
   <w:p>
     <w:pPr>
+      <w:pStyle w:val="Footer"/>
+    </w:pPr>
+    <w:r>
+      <w:rPr>
+        <w:noProof/>
+      </w:rPr>
+      <mc:AlternateContent>
+        <mc:Choice Requires="wps">
+          <w:drawing>
+            <wp:anchor distT="0" distB="0" distL="0" distR="0" simplePos="0" relativeHeight="251661312" behindDoc="0" locked="0" layoutInCell="1" allowOverlap="1" wp14:anchorId="5CEC433A" wp14:editId="5E033E01">
+              <wp:simplePos x="635" y="635"/>
+              <wp:positionH relativeFrom="page">
+                <wp:align>center</wp:align>
+              </wp:positionH>
+              <wp:positionV relativeFrom="page">
+                <wp:align>bottom</wp:align>
+              </wp:positionV>
+              <wp:extent cx="381635" cy="664845"/>
+              <wp:effectExtent l="0" t="0" r="18415" b="0"/>
+              <wp:wrapNone/>
+              <wp:docPr id="344713416" name="Text Box 2" descr="Internal">
+                <a:extLst xmlns:a="http://schemas.openxmlformats.org/drawingml/2006/main">
+                  <a:ext uri="{5AE41FA2-C0FF-4470-9BD4-5FADCA87CBE2}">
+                    <aclsh:classification xmlns:aclsh="http://schemas.microsoft.com/office/drawing/2020/classificationShape" classificationOutcomeType="ftr"/>
+                  </a:ext>
+                </a:extLst>
+              </wp:docPr>
+              <wp:cNvGraphicFramePr/>
+              <a:graphic xmlns:a="http://schemas.openxmlformats.org/drawingml/2006/main">
+                <a:graphicData uri="http://schemas.microsoft.com/office/word/2010/wordprocessingShape">
+                  <wps:wsp>
+                    <wps:cNvSpPr txBox="1"/>
+                    <wps:spPr>
+                      <a:xfrm>
+                        <a:off x="0" y="0"/>
+                        <a:ext cx="381635" cy="664845"/>
+                      </a:xfrm>
+                      <a:prstGeom prst="rect">
+                        <a:avLst/>
+                      </a:prstGeom>
+                      <a:noFill/>
+                      <a:ln>
+                        <a:noFill/>
+                      </a:ln>
+                    </wps:spPr>
+                    <wps:txbx>
+                      <w:txbxContent>
+                        <w:p>
+                          <w:pPr>
+                            <w:spacing w:after="0"/>
+                            <w:rPr>
+                              <w:rFonts w:ascii="Arial" w:eastAsia="Arial" w:hAnsi="Arial" w:cs="Arial"/>
+                              <w:noProof/>
+                              <w:color w:val="000000"/>
+                              <w:sz w:val="18"/>
+                              <w:szCs w:val="18"/>
+                            </w:rPr>
+                          </w:pPr>
+                          <w:r>
+                            <w:rPr>
+                              <w:rFonts w:ascii="Arial" w:eastAsia="Arial" w:hAnsi="Arial" w:cs="Arial"/>
+                              <w:noProof/>
+                              <w:color w:val="000000"/>
+                              <w:sz w:val="18"/>
+                              <w:szCs w:val="18"/>
+                            </w:rPr>
+                            <w:t>Internal</w:t>
+                          </w:r>
+                        </w:p>
+                      </w:txbxContent>
+                    </wps:txbx>
+                    <wps:bodyPr rot="0" spcFirstLastPara="0" vertOverflow="overflow" horzOverflow="overflow" vert="horz" wrap="none" lIns="0" tIns="0" rIns="0" bIns="355600" numCol="1" spcCol="0" rtlCol="0" fromWordArt="0" anchor="b" anchorCtr="0" forceAA="0" compatLnSpc="1">
+                      <a:prstTxWarp prst="textNoShape">
+                        <a:avLst/>
+                      </a:prstTxWarp>
+                      <a:spAutoFit/>
+                    </wps:bodyPr>
+                  </wps:wsp>
+                </a:graphicData>
+              </a:graphic>
+              <wp14:sizeRelH relativeFrom="margin">
+                <wp14:pctWidth>0</wp14:pctWidth>
+              </wp14:sizeRelH>
+              <wp14:sizeRelV relativeFrom="margin">
+                <wp14:pctHeight>0</wp14:pctHeight>
+              </wp14:sizeRelV>
+            </wp:anchor>
+          </w:drawing>
+        </mc:Choice>
+        <mc:Fallback>
+          <w:pict>
+            <v:shapetype w14:anchorId="5CEC433A" id="_x0000_t202" coordsize="21600,21600" o:spt="202" path="m,l,21600r21600,l21600,xe">
+              <v:stroke joinstyle="miter"/>
+              <v:path gradientshapeok="t" o:connecttype="rect"/>
+            </v:shapetype>
+            <v:shape id="Text Box 2" o:spid="_x0000_s1026" type="#_x0000_t202" alt="Internal" style="position:absolute;margin-left:0;margin-top:0;width:30.05pt;height:52.35pt;z-index:251661312;visibility:visible;mso-wrap-style:none;mso-width-percent:0;mso-height-percent:0;mso-wrap-distance-left:0;mso-wrap-distance-top:0;mso-wrap-distance-right:0;mso-wrap-distance-bottom:0;mso-position-horizontal:center;mso-position-horizontal-relative:page;mso-position-vertical:bottom;mso-position-vertical-relative:page;mso-width-percent:0;mso-height-percent:0;mso-width-relative:margin;mso-height-relative:margin;v-text-anchor:bottom" o:gfxdata="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" filled="f" stroked="f">
+              <v:fill o:detectmouseclick="t"/>
+              <v:textbox style="mso-fit-shape-to-text:t" inset="0,0,0,28pt">
+                <w:txbxContent>
+                  <w:p>
+                    <w:pPr>
+                      <w:spacing w:after="0"/>
+                      <w:rPr>
+                        <w:rFonts w:ascii="Arial" w:eastAsia="Arial" w:hAnsi="Arial" w:cs="Arial"/>
+                        <w:noProof/>
+                        <w:color w:val="000000"/>
+                        <w:sz w:val="18"/>
+                        <w:szCs w:val="18"/>
+                      </w:rPr>
+                    </w:pPr>
+                    <w:r>
+                      <w:rPr>
+                        <w:rFonts w:ascii="Arial" w:eastAsia="Arial" w:hAnsi="Arial" w:cs="Arial"/>
+                        <w:noProof/>
+                        <w:color w:val="000000"/>
+                        <w:sz w:val="18"/>
+                        <w:szCs w:val="18"/>
+                      </w:rPr>
+                      <w:t>Internal</w:t>
+                    </w:r>
+                  </w:p>
+                </w:txbxContent>
+              </v:textbox>
+              <w10:wrap anchorx="page" anchory="page"/>
+            </v:shape>
+          </w:pict>
+        </mc:Fallback>
+      </mc:AlternateContent>
+    </w:r>
+  </w:p>
+</w:ftr>
+</file>
+
+<file path=word/footer2.xml><?xml version="1.0" encoding="utf-8"?>
+<w:ftr xmlns:wpc="http://schemas.microsoft.com/office/word/2010/wordprocessingCanvas" xmlns:cx="http://schemas.microsoft.com/office/drawing/2014/chartex" xmlns:cx1="http://schemas.microsoft.com/office/drawing/2015/9/8/chartex" xmlns:cx2="http://schemas.microsoft.com/office/drawing/2015/10/21/chartex" xmlns:cx3="http://schemas.microsoft.com/office/drawing/2016/5/9/chartex" xmlns:cx4="http://schemas.microsoft.com/office/drawing/2016/5/10/chartex" xmlns:cx5="http://schemas.microsoft.com/office/drawing/2016/5/11/chartex" xmlns:cx6="http://schemas.microsoft.com/office/drawing/2016/5/12/chartex" xmlns:cx7="http://schemas.microsoft.com/office/drawing/2016/5/13/chartex" xmlns:cx8="http://schemas.microsoft.com/office/drawing/2016/5/14/chartex" xmlns:mc="http://schemas.openxmlformats.org/markup-compatibility/2006" xmlns:aink="http://schemas.microsoft.com/office/drawing/2016/ink" xmlns:am3d="http://schemas.microsoft.com/office/drawing/2017/model3d" xmlns:o="urn:schemas-microsoft-com:office:office" xmlns:oel="http://schemas.microsoft.com/office/2019/extlst" xmlns:r="http://schemas.openxmlformats.org/officeDocument/2006/relationships" xmlns:m="http://schemas.openxmlformats.org/officeDocument/2006/math" xmlns:v="urn:schemas-microsoft-com:vml" xmlns:wp14="http://schemas.microsoft.com/office/word/2010/wordprocessingDrawing" xmlns:wp="http://schemas.openxmlformats.org/drawingml/2006/wordprocessingDrawing" xmlns:w10="urn:schemas-microsoft-com:office:word" xmlns:w="http://schemas.openxmlformats.org/wordprocessingml/2006/main" xmlns:w14="http://schemas.microsoft.com/office/word/2010/wordml" xmlns:w15="http://schemas.microsoft.com/office/word/2012/wordml" xmlns:w16cex="http://schemas.microsoft.com/office/word/2018/wordml/cex" xmlns:w16cid="http://schemas.microsoft.com/office/word/2016/wordml/cid" xmlns:w16="http://schemas.microsoft.com/office/word/2018/wordml" xmlns:w16du="http://schemas.microsoft.com/office/word/2023/wordml/word16du" xmlns:w16sdtdh="http://schemas.microsoft.com/office/word/2020/wordml/sdtdatahash" xmlns:w16sdtfl="http://schemas.microsoft.com/office/word/2024/wordml/sdtformatlock" xmlns:w16se="http://schemas.microsoft.com/office/word/2015/wordml/symex" xmlns:wpg="http://schemas.microsoft.com/office/word/2010/wordprocessingGroup" xmlns:wpi="http://schemas.microsoft.com/office/word/2010/wordprocessingInk" xmlns:wne="http://schemas.microsoft.com/office/word/2006/wordml" xmlns:wps="http://schemas.microsoft.com/office/word/2010/wordprocessingShape" mc:Ignorable="w14 w15 w16se w16cid w16 w16cex w16sdtdh w16sdtfl w16du wp14">
+  <w:p>
+    <w:pPr>
       <w:jc w:val="right"/>
       <w:rPr>
         <w:noProof/>
@@ -1836,6 +1661,138 @@
         <w:szCs w:val="18"/>
       </w:rPr>
     </w:pPr>
+    <w:r>
+      <w:rPr>
+        <w:b/>
+        <w:bCs/>
+        <w:i/>
+        <w:iCs/>
+        <w:noProof/>
+        <w:sz w:val="22"/>
+      </w:rPr>
+      <mc:AlternateContent>
+        <mc:Choice Requires="wps">
+          <w:drawing>
+            <wp:anchor distT="0" distB="0" distL="0" distR="0" simplePos="0" relativeHeight="251662336" behindDoc="0" locked="0" layoutInCell="1" allowOverlap="1" wp14:anchorId="123788B2" wp14:editId="59008405">
+              <wp:simplePos x="457200" y="8572500"/>
+              <wp:positionH relativeFrom="page">
+                <wp:align>center</wp:align>
+              </wp:positionH>
+              <wp:positionV relativeFrom="page">
+                <wp:align>bottom</wp:align>
+              </wp:positionV>
+              <wp:extent cx="381635" cy="664845"/>
+              <wp:effectExtent l="0" t="0" r="18415" b="0"/>
+              <wp:wrapNone/>
+              <wp:docPr id="1318768871" name="Text Box 3" descr="Internal">
+                <a:extLst xmlns:a="http://schemas.openxmlformats.org/drawingml/2006/main">
+                  <a:ext uri="{5AE41FA2-C0FF-4470-9BD4-5FADCA87CBE2}">
+                    <aclsh:classification xmlns:aclsh="http://schemas.microsoft.com/office/drawing/2020/classificationShape" classificationOutcomeType="ftr"/>
+                  </a:ext>
+                </a:extLst>
+              </wp:docPr>
+              <wp:cNvGraphicFramePr/>
+              <a:graphic xmlns:a="http://schemas.openxmlformats.org/drawingml/2006/main">
+                <a:graphicData uri="http://schemas.microsoft.com/office/word/2010/wordprocessingShape">
+                  <wps:wsp>
+                    <wps:cNvSpPr txBox="1"/>
+                    <wps:spPr>
+                      <a:xfrm>
+                        <a:off x="0" y="0"/>
+                        <a:ext cx="381635" cy="664845"/>
+                      </a:xfrm>
+                      <a:prstGeom prst="rect">
+                        <a:avLst/>
+                      </a:prstGeom>
+                      <a:noFill/>
+                      <a:ln>
+                        <a:noFill/>
+                      </a:ln>
+                    </wps:spPr>
+                    <wps:txbx>
+                      <w:txbxContent>
+                        <w:p>
+                          <w:pPr>
+                            <w:spacing w:after="0"/>
+                            <w:rPr>
+                              <w:rFonts w:ascii="Arial" w:eastAsia="Arial" w:hAnsi="Arial" w:cs="Arial"/>
+                              <w:noProof/>
+                              <w:color w:val="000000"/>
+                              <w:sz w:val="18"/>
+                              <w:szCs w:val="18"/>
+                            </w:rPr>
+                          </w:pPr>
+                          <w:r>
+                            <w:rPr>
+                              <w:rFonts w:ascii="Arial" w:eastAsia="Arial" w:hAnsi="Arial" w:cs="Arial"/>
+                              <w:noProof/>
+                              <w:color w:val="000000"/>
+                              <w:sz w:val="18"/>
+                              <w:szCs w:val="18"/>
+                            </w:rPr>
+                            <w:t>Internal</w:t>
+                          </w:r>
+                        </w:p>
+                      </w:txbxContent>
+                    </wps:txbx>
+                    <wps:bodyPr rot="0" spcFirstLastPara="0" vertOverflow="overflow" horzOverflow="overflow" vert="horz" wrap="none" lIns="0" tIns="0" rIns="0" bIns="355600" numCol="1" spcCol="0" rtlCol="0" fromWordArt="0" anchor="b" anchorCtr="0" forceAA="0" compatLnSpc="1">
+                      <a:prstTxWarp prst="textNoShape">
+                        <a:avLst/>
+                      </a:prstTxWarp>
+                      <a:spAutoFit/>
+                    </wps:bodyPr>
+                  </wps:wsp>
+                </a:graphicData>
+              </a:graphic>
+              <wp14:sizeRelH relativeFrom="margin">
+                <wp14:pctWidth>0</wp14:pctWidth>
+              </wp14:sizeRelH>
+              <wp14:sizeRelV relativeFrom="margin">
+                <wp14:pctHeight>0</wp14:pctHeight>
+              </wp14:sizeRelV>
+            </wp:anchor>
+          </w:drawing>
+        </mc:Choice>
+        <mc:Fallback>
+          <w:pict>
+            <v:shapetype w14:anchorId="123788B2" id="_x0000_t202" coordsize="21600,21600" o:spt="202" path="m,l,21600r21600,l21600,xe">
+              <v:stroke joinstyle="miter"/>
+              <v:path gradientshapeok="t" o:connecttype="rect"/>
+            </v:shapetype>
+            <v:shape id="Text Box 3" o:spid="_x0000_s1027" type="#_x0000_t202" alt="Internal" style="position:absolute;left:0;text-align:left;margin-left:0;margin-top:0;width:30.05pt;height:52.35pt;z-index:251662336;visibility:visible;mso-wrap-style:none;mso-width-percent:0;mso-height-percent:0;mso-wrap-distance-left:0;mso-wrap-distance-top:0;mso-wrap-distance-right:0;mso-wrap-distance-bottom:0;mso-position-horizontal:center;mso-position-horizontal-relative:page;mso-position-vertical:bottom;mso-position-vertical-relative:page;mso-width-percent:0;mso-height-percent:0;mso-width-relative:margin;mso-height-relative:margin;v-text-anchor:bottom" o:gfxdata="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" filled="f" stroked="f">
+              <v:fill o:detectmouseclick="t"/>
+              <v:textbox style="mso-fit-shape-to-text:t" inset="0,0,0,28pt">
+                <w:txbxContent>
+                  <w:p>
+                    <w:pPr>
+                      <w:spacing w:after="0"/>
+                      <w:rPr>
+                        <w:rFonts w:ascii="Arial" w:eastAsia="Arial" w:hAnsi="Arial" w:cs="Arial"/>
+                        <w:noProof/>
+                        <w:color w:val="000000"/>
+                        <w:sz w:val="18"/>
+                        <w:szCs w:val="18"/>
+                      </w:rPr>
+                    </w:pPr>
+                    <w:r>
+                      <w:rPr>
+                        <w:rFonts w:ascii="Arial" w:eastAsia="Arial" w:hAnsi="Arial" w:cs="Arial"/>
+                        <w:noProof/>
+                        <w:color w:val="000000"/>
+                        <w:sz w:val="18"/>
+                        <w:szCs w:val="18"/>
+                      </w:rPr>
+                      <w:t>Internal</w:t>
+                    </w:r>
+                  </w:p>
+                </w:txbxContent>
+              </v:textbox>
+              <w10:wrap anchorx="page" anchory="page"/>
+            </v:shape>
+          </w:pict>
+        </mc:Fallback>
+      </mc:AlternateContent>
+    </w:r>
     <w:r>
       <w:rPr>
         <w:b/>
@@ -1932,6 +1889,143 @@
         <w:szCs w:val="20"/>
       </w:rPr>
       <w:t xml:space="preserve"> (250) 953-0496</w:t>
+    </w:r>
+  </w:p>
+</w:ftr>
+</file>
+
+<file path=word/footer3.xml><?xml version="1.0" encoding="utf-8"?>
+<w:ftr xmlns:wpc="http://schemas.microsoft.com/office/word/2010/wordprocessingCanvas" xmlns:cx="http://schemas.microsoft.com/office/drawing/2014/chartex" xmlns:cx1="http://schemas.microsoft.com/office/drawing/2015/9/8/chartex" xmlns:cx2="http://schemas.microsoft.com/office/drawing/2015/10/21/chartex" xmlns:cx3="http://schemas.microsoft.com/office/drawing/2016/5/9/chartex" xmlns:cx4="http://schemas.microsoft.com/office/drawing/2016/5/10/chartex" xmlns:cx5="http://schemas.microsoft.com/office/drawing/2016/5/11/chartex" xmlns:cx6="http://schemas.microsoft.com/office/drawing/2016/5/12/chartex" xmlns:cx7="http://schemas.microsoft.com/office/drawing/2016/5/13/chartex" xmlns:cx8="http://schemas.microsoft.com/office/drawing/2016/5/14/chartex" xmlns:mc="http://schemas.openxmlformats.org/markup-compatibility/2006" xmlns:aink="http://schemas.microsoft.com/office/drawing/2016/ink" xmlns:am3d="http://schemas.microsoft.com/office/drawing/2017/model3d" xmlns:o="urn:schemas-microsoft-com:office:office" xmlns:oel="http://schemas.microsoft.com/office/2019/extlst" xmlns:r="http://schemas.openxmlformats.org/officeDocument/2006/relationships" xmlns:m="http://schemas.openxmlformats.org/officeDocument/2006/math" xmlns:v="urn:schemas-microsoft-com:vml" xmlns:wp14="http://schemas.microsoft.com/office/word/2010/wordprocessingDrawing" xmlns:wp="http://schemas.openxmlformats.org/drawingml/2006/wordprocessingDrawing" xmlns:w10="urn:schemas-microsoft-com:office:word" xmlns:w="http://schemas.openxmlformats.org/wordprocessingml/2006/main" xmlns:w14="http://schemas.microsoft.com/office/word/2010/wordml" xmlns:w15="http://schemas.microsoft.com/office/word/2012/wordml" xmlns:w16cex="http://schemas.microsoft.com/office/word/2018/wordml/cex" xmlns:w16cid="http://schemas.microsoft.com/office/word/2016/wordml/cid" xmlns:w16="http://schemas.microsoft.com/office/word/2018/wordml" xmlns:w16du="http://schemas.microsoft.com/office/word/2023/wordml/word16du" xmlns:w16sdtdh="http://schemas.microsoft.com/office/word/2020/wordml/sdtdatahash" xmlns:w16sdtfl="http://schemas.microsoft.com/office/word/2024/wordml/sdtformatlock" xmlns:w16se="http://schemas.microsoft.com/office/word/2015/wordml/symex" xmlns:wpg="http://schemas.microsoft.com/office/word/2010/wordprocessingGroup" xmlns:wpi="http://schemas.microsoft.com/office/word/2010/wordprocessingInk" xmlns:wne="http://schemas.microsoft.com/office/word/2006/wordml" xmlns:wps="http://schemas.microsoft.com/office/word/2010/wordprocessingShape" mc:Ignorable="w14 w15 w16se w16cid w16 w16cex w16sdtdh w16sdtfl w16du wp14">
+  <w:p>
+    <w:pPr>
+      <w:pStyle w:val="Footer"/>
+    </w:pPr>
+    <w:r>
+      <w:rPr>
+        <w:noProof/>
+      </w:rPr>
+      <mc:AlternateContent>
+        <mc:Choice Requires="wps">
+          <w:drawing>
+            <wp:anchor distT="0" distB="0" distL="0" distR="0" simplePos="0" relativeHeight="251660288" behindDoc="0" locked="0" layoutInCell="1" allowOverlap="1" wp14:anchorId="795020B0" wp14:editId="64226700">
+              <wp:simplePos x="635" y="635"/>
+              <wp:positionH relativeFrom="page">
+                <wp:align>center</wp:align>
+              </wp:positionH>
+              <wp:positionV relativeFrom="page">
+                <wp:align>bottom</wp:align>
+              </wp:positionV>
+              <wp:extent cx="381635" cy="664845"/>
+              <wp:effectExtent l="0" t="0" r="18415" b="0"/>
+              <wp:wrapNone/>
+              <wp:docPr id="57257039" name="Text Box 1" descr="Internal">
+                <a:extLst xmlns:a="http://schemas.openxmlformats.org/drawingml/2006/main">
+                  <a:ext uri="{5AE41FA2-C0FF-4470-9BD4-5FADCA87CBE2}">
+                    <aclsh:classification xmlns:aclsh="http://schemas.microsoft.com/office/drawing/2020/classificationShape" classificationOutcomeType="ftr"/>
+                  </a:ext>
+                </a:extLst>
+              </wp:docPr>
+              <wp:cNvGraphicFramePr/>
+              <a:graphic xmlns:a="http://schemas.openxmlformats.org/drawingml/2006/main">
+                <a:graphicData uri="http://schemas.microsoft.com/office/word/2010/wordprocessingShape">
+                  <wps:wsp>
+                    <wps:cNvSpPr txBox="1"/>
+                    <wps:spPr>
+                      <a:xfrm>
+                        <a:off x="0" y="0"/>
+                        <a:ext cx="381635" cy="664845"/>
+                      </a:xfrm>
+                      <a:prstGeom prst="rect">
+                        <a:avLst/>
+                      </a:prstGeom>
+                      <a:noFill/>
+                      <a:ln>
+                        <a:noFill/>
+                      </a:ln>
+                    </wps:spPr>
+                    <wps:txbx>
+                      <w:txbxContent>
+                        <w:p>
+                          <w:pPr>
+                            <w:spacing w:after="0"/>
+                            <w:rPr>
+                              <w:rFonts w:ascii="Arial" w:eastAsia="Arial" w:hAnsi="Arial" w:cs="Arial"/>
+                              <w:noProof/>
+                              <w:color w:val="000000"/>
+                              <w:sz w:val="18"/>
+                              <w:szCs w:val="18"/>
+                            </w:rPr>
+                          </w:pPr>
+                          <w:r>
+                            <w:rPr>
+                              <w:rFonts w:ascii="Arial" w:eastAsia="Arial" w:hAnsi="Arial" w:cs="Arial"/>
+                              <w:noProof/>
+                              <w:color w:val="000000"/>
+                              <w:sz w:val="18"/>
+                              <w:szCs w:val="18"/>
+                            </w:rPr>
+                            <w:t>Internal</w:t>
+                          </w:r>
+                        </w:p>
+                      </w:txbxContent>
+                    </wps:txbx>
+                    <wps:bodyPr rot="0" spcFirstLastPara="0" vertOverflow="overflow" horzOverflow="overflow" vert="horz" wrap="none" lIns="0" tIns="0" rIns="0" bIns="355600" numCol="1" spcCol="0" rtlCol="0" fromWordArt="0" anchor="b" anchorCtr="0" forceAA="0" compatLnSpc="1">
+                      <a:prstTxWarp prst="textNoShape">
+                        <a:avLst/>
+                      </a:prstTxWarp>
+                      <a:spAutoFit/>
+                    </wps:bodyPr>
+                  </wps:wsp>
+                </a:graphicData>
+              </a:graphic>
+              <wp14:sizeRelH relativeFrom="margin">
+                <wp14:pctWidth>0</wp14:pctWidth>
+              </wp14:sizeRelH>
+              <wp14:sizeRelV relativeFrom="margin">
+                <wp14:pctHeight>0</wp14:pctHeight>
+              </wp14:sizeRelV>
+            </wp:anchor>
+          </w:drawing>
+        </mc:Choice>
+        <mc:Fallback>
+          <w:pict>
+            <v:shapetype w14:anchorId="795020B0" id="_x0000_t202" coordsize="21600,21600" o:spt="202" path="m,l,21600r21600,l21600,xe">
+              <v:stroke joinstyle="miter"/>
+              <v:path gradientshapeok="t" o:connecttype="rect"/>
+            </v:shapetype>
+            <v:shape id="Text Box 1" o:spid="_x0000_s1028" type="#_x0000_t202" alt="Internal" style="position:absolute;margin-left:0;margin-top:0;width:30.05pt;height:52.35pt;z-index:251660288;visibility:visible;mso-wrap-style:none;mso-width-percent:0;mso-height-percent:0;mso-wrap-distance-left:0;mso-wrap-distance-top:0;mso-wrap-distance-right:0;mso-wrap-distance-bottom:0;mso-position-horizontal:center;mso-position-horizontal-relative:page;mso-position-vertical:bottom;mso-position-vertical-relative:page;mso-width-percent:0;mso-height-percent:0;mso-width-relative:margin;mso-height-relative:margin;v-text-anchor:bottom" o:gfxdata="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" filled="f" stroked="f">
+              <v:fill o:detectmouseclick="t"/>
+              <v:textbox style="mso-fit-shape-to-text:t" inset="0,0,0,28pt">
+                <w:txbxContent>
+                  <w:p>
+                    <w:pPr>
+                      <w:spacing w:after="0"/>
+                      <w:rPr>
+                        <w:rFonts w:ascii="Arial" w:eastAsia="Arial" w:hAnsi="Arial" w:cs="Arial"/>
+                        <w:noProof/>
+                        <w:color w:val="000000"/>
+                        <w:sz w:val="18"/>
+                        <w:szCs w:val="18"/>
+                      </w:rPr>
+                    </w:pPr>
+                    <w:r>
+                      <w:rPr>
+                        <w:rFonts w:ascii="Arial" w:eastAsia="Arial" w:hAnsi="Arial" w:cs="Arial"/>
+                        <w:noProof/>
+                        <w:color w:val="000000"/>
+                        <w:sz w:val="18"/>
+                        <w:szCs w:val="18"/>
+                      </w:rPr>
+                      <w:t>Internal</w:t>
+                    </w:r>
+                  </w:p>
+                </w:txbxContent>
+              </v:textbox>
+              <w10:wrap anchorx="page" anchory="page"/>
+            </v:shape>
+          </w:pict>
+        </mc:Fallback>
+      </mc:AlternateContent>
     </w:r>
   </w:p>
 </w:ftr>
@@ -1963,6 +2057,16 @@
 </file>
 
 <file path=word/header1.xml><?xml version="1.0" encoding="utf-8"?>
+<w:hdr xmlns:wpc="http://schemas.microsoft.com/office/word/2010/wordprocessingCanvas" xmlns:cx="http://schemas.microsoft.com/office/drawing/2014/chartex" xmlns:cx1="http://schemas.microsoft.com/office/drawing/2015/9/8/chartex" xmlns:cx2="http://schemas.microsoft.com/office/drawing/2015/10/21/chartex" xmlns:cx3="http://schemas.microsoft.com/office/drawing/2016/5/9/chartex" xmlns:cx4="http://schemas.microsoft.com/office/drawing/2016/5/10/chartex" xmlns:cx5="http://schemas.microsoft.com/office/drawing/2016/5/11/chartex" xmlns:cx6="http://schemas.microsoft.com/office/drawing/2016/5/12/chartex" xmlns:cx7="http://schemas.microsoft.com/office/drawing/2016/5/13/chartex" xmlns:cx8="http://schemas.microsoft.com/office/drawing/2016/5/14/chartex" xmlns:mc="http://schemas.openxmlformats.org/markup-compatibility/2006" xmlns:aink="http://schemas.microsoft.com/office/drawing/2016/ink" xmlns:am3d="http://schemas.microsoft.com/office/drawing/2017/model3d" xmlns:o="urn:schemas-microsoft-com:office:office" xmlns:oel="http://schemas.microsoft.com/office/2019/extlst" xmlns:r="http://schemas.openxmlformats.org/officeDocument/2006/relationships" xmlns:m="http://schemas.openxmlformats.org/officeDocument/2006/math" xmlns:v="urn:schemas-microsoft-com:vml" xmlns:wp14="http://schemas.microsoft.com/office/word/2010/wordprocessingDrawing" xmlns:wp="http://schemas.openxmlformats.org/drawingml/2006/wordprocessingDrawing" xmlns:w10="urn:schemas-microsoft-com:office:word" xmlns:w="http://schemas.openxmlformats.org/wordprocessingml/2006/main" xmlns:w14="http://schemas.microsoft.com/office/word/2010/wordml" xmlns:w15="http://schemas.microsoft.com/office/word/2012/wordml" xmlns:w16cex="http://schemas.microsoft.com/office/word/2018/wordml/cex" xmlns:w16cid="http://schemas.microsoft.com/office/word/2016/wordml/cid" xmlns:w16="http://schemas.microsoft.com/office/word/2018/wordml" xmlns:w16du="http://schemas.microsoft.com/office/word/2023/wordml/word16du" xmlns:w16sdtdh="http://schemas.microsoft.com/office/word/2020/wordml/sdtdatahash" xmlns:w16sdtfl="http://schemas.microsoft.com/office/word/2024/wordml/sdtformatlock" xmlns:w16se="http://schemas.microsoft.com/office/word/2015/wordml/symex" xmlns:wpg="http://schemas.microsoft.com/office/word/2010/wordprocessingGroup" xmlns:wpi="http://schemas.microsoft.com/office/word/2010/wordprocessingInk" xmlns:wne="http://schemas.microsoft.com/office/word/2006/wordml" xmlns:wps="http://schemas.microsoft.com/office/word/2010/wordprocessingShape" mc:Ignorable="w14 w15 w16se w16cid w16 w16cex w16sdtdh w16sdtfl w16du wp14">
+  <w:p>
+    <w:pPr>
+      <w:pStyle w:val="Header"/>
+    </w:pPr>
+  </w:p>
+</w:hdr>
+</file>
+
+<file path=word/header2.xml><?xml version="1.0" encoding="utf-8"?>
 <w:hdr xmlns:wpc="http://schemas.microsoft.com/office/word/2010/wordprocessingCanvas" xmlns:cx="http://schemas.microsoft.com/office/drawing/2014/chartex" xmlns:cx1="http://schemas.microsoft.com/office/drawing/2015/9/8/chartex" xmlns:cx2="http://schemas.microsoft.com/office/drawing/2015/10/21/chartex" xmlns:cx3="http://schemas.microsoft.com/office/drawing/2016/5/9/chartex" xmlns:cx4="http://schemas.microsoft.com/office/drawing/2016/5/10/chartex" xmlns:cx5="http://schemas.microsoft.com/office/drawing/2016/5/11/chartex" xmlns:cx6="http://schemas.microsoft.com/office/drawing/2016/5/12/chartex" xmlns:cx7="http://schemas.microsoft.com/office/drawing/2016/5/13/chartex" xmlns:cx8="http://schemas.microsoft.com/office/drawing/2016/5/14/chartex" xmlns:mc="http://schemas.openxmlformats.org/markup-compatibility/2006" xmlns:aink="http://schemas.microsoft.com/office/drawing/2016/ink" xmlns:am3d="http://schemas.microsoft.com/office/drawing/2017/model3d" xmlns:o="urn:schemas-microsoft-com:office:office" xmlns:oel="http://schemas.microsoft.com/office/2019/extlst" xmlns:r="http://schemas.openxmlformats.org/officeDocument/2006/relationships" xmlns:m="http://schemas.openxmlformats.org/officeDocument/2006/math" xmlns:v="urn:schemas-microsoft-com:vml" xmlns:wp14="http://schemas.microsoft.com/office/word/2010/wordprocessingDrawing" xmlns:wp="http://schemas.openxmlformats.org/drawingml/2006/wordprocessingDrawing" xmlns:w10="urn:schemas-microsoft-com:office:word" xmlns:w="http://schemas.openxmlformats.org/wordprocessingml/2006/main" xmlns:w14="http://schemas.microsoft.com/office/word/2010/wordml" xmlns:w15="http://schemas.microsoft.com/office/word/2012/wordml" xmlns:w16cex="http://schemas.microsoft.com/office/word/2018/wordml/cex" xmlns:w16cid="http://schemas.microsoft.com/office/word/2016/wordml/cid" xmlns:w16="http://schemas.microsoft.com/office/word/2018/wordml" xmlns:w16du="http://schemas.microsoft.com/office/word/2023/wordml/word16du" xmlns:w16sdtdh="http://schemas.microsoft.com/office/word/2020/wordml/sdtdatahash" xmlns:w16sdtfl="http://schemas.microsoft.com/office/word/2024/wordml/sdtformatlock" xmlns:w16se="http://schemas.microsoft.com/office/word/2015/wordml/symex" xmlns:wpg="http://schemas.microsoft.com/office/word/2010/wordprocessingGroup" xmlns:wpi="http://schemas.microsoft.com/office/word/2010/wordprocessingInk" xmlns:wne="http://schemas.microsoft.com/office/word/2006/wordml" xmlns:wps="http://schemas.microsoft.com/office/word/2010/wordprocessingShape" mc:Ignorable="w14 w15 w16se w16cid w16 w16cex w16sdtdh w16sdtfl w16du wp14">
   <w:p>
     <w:pPr>
@@ -2141,27 +2245,7 @@
         <w:sz w:val="30"/>
         <w:szCs w:val="30"/>
       </w:rPr>
-      <w:t>{{</w:t>
-    </w:r>
-    <w:proofErr w:type="spellStart"/>
-    <w:r>
-      <w:rPr>
-        <w:b/>
-        <w:bCs/>
-        <w:sz w:val="30"/>
-        <w:szCs w:val="30"/>
-      </w:rPr>
-      <w:t>InvoiceId</w:t>
-    </w:r>
-    <w:proofErr w:type="spellEnd"/>
-    <w:r>
-      <w:rPr>
-        <w:b/>
-        <w:bCs/>
-        <w:sz w:val="30"/>
-        <w:szCs w:val="30"/>
-      </w:rPr>
-      <w:t>}}</w:t>
+      <w:t>{{InvoiceId}}</w:t>
     </w:r>
     <w:r>
       <w:rPr>
@@ -2254,25 +2338,7 @@
         <w:szCs w:val="20"/>
         <w14:ligatures w14:val="none"/>
       </w:rPr>
-      <w:t>{{</w:t>
-    </w:r>
-    <w:proofErr w:type="spellStart"/>
-    <w:r>
-      <w:rPr>
-        <w:kern w:val="0"/>
-        <w:szCs w:val="20"/>
-        <w14:ligatures w14:val="none"/>
-      </w:rPr>
-      <w:t>InvoiceCreatedDate</w:t>
-    </w:r>
-    <w:proofErr w:type="spellEnd"/>
-    <w:r>
-      <w:rPr>
-        <w:kern w:val="0"/>
-        <w:szCs w:val="20"/>
-        <w14:ligatures w14:val="none"/>
-      </w:rPr>
-      <w:t>}}</w:t>
+      <w:t>{{InvoiceCreatedDate}}</w:t>
     </w:r>
     <w:r>
       <w:rPr>
@@ -2305,7 +2371,21 @@
         <w:noProof/>
         <w:szCs w:val="20"/>
       </w:rPr>
-      <w:t>PO Box 9601 STN Prov Gov</w:t>
+      <w:t>PO Box 960</w:t>
+    </w:r>
+    <w:r>
+      <w:rPr>
+        <w:noProof/>
+        <w:szCs w:val="20"/>
+      </w:rPr>
+      <w:t>4</w:t>
+    </w:r>
+    <w:r>
+      <w:rPr>
+        <w:noProof/>
+        <w:szCs w:val="20"/>
+      </w:rPr>
+      <w:t xml:space="preserve"> STN Prov Gov</w:t>
     </w:r>
     <w:r>
       <w:rPr>
@@ -2322,6 +2402,16 @@
         <w:noProof/>
         <w:sz w:val="22"/>
       </w:rPr>
+    </w:pPr>
+  </w:p>
+</w:hdr>
+</file>
+
+<file path=word/header3.xml><?xml version="1.0" encoding="utf-8"?>
+<w:hdr xmlns:wpc="http://schemas.microsoft.com/office/word/2010/wordprocessingCanvas" xmlns:cx="http://schemas.microsoft.com/office/drawing/2014/chartex" xmlns:cx1="http://schemas.microsoft.com/office/drawing/2015/9/8/chartex" xmlns:cx2="http://schemas.microsoft.com/office/drawing/2015/10/21/chartex" xmlns:cx3="http://schemas.microsoft.com/office/drawing/2016/5/9/chartex" xmlns:cx4="http://schemas.microsoft.com/office/drawing/2016/5/10/chartex" xmlns:cx5="http://schemas.microsoft.com/office/drawing/2016/5/11/chartex" xmlns:cx6="http://schemas.microsoft.com/office/drawing/2016/5/12/chartex" xmlns:cx7="http://schemas.microsoft.com/office/drawing/2016/5/13/chartex" xmlns:cx8="http://schemas.microsoft.com/office/drawing/2016/5/14/chartex" xmlns:mc="http://schemas.openxmlformats.org/markup-compatibility/2006" xmlns:aink="http://schemas.microsoft.com/office/drawing/2016/ink" xmlns:am3d="http://schemas.microsoft.com/office/drawing/2017/model3d" xmlns:o="urn:schemas-microsoft-com:office:office" xmlns:oel="http://schemas.microsoft.com/office/2019/extlst" xmlns:r="http://schemas.openxmlformats.org/officeDocument/2006/relationships" xmlns:m="http://schemas.openxmlformats.org/officeDocument/2006/math" xmlns:v="urn:schemas-microsoft-com:vml" xmlns:wp14="http://schemas.microsoft.com/office/word/2010/wordprocessingDrawing" xmlns:wp="http://schemas.openxmlformats.org/drawingml/2006/wordprocessingDrawing" xmlns:w10="urn:schemas-microsoft-com:office:word" xmlns:w="http://schemas.openxmlformats.org/wordprocessingml/2006/main" xmlns:w14="http://schemas.microsoft.com/office/word/2010/wordml" xmlns:w15="http://schemas.microsoft.com/office/word/2012/wordml" xmlns:w16cex="http://schemas.microsoft.com/office/word/2018/wordml/cex" xmlns:w16cid="http://schemas.microsoft.com/office/word/2016/wordml/cid" xmlns:w16="http://schemas.microsoft.com/office/word/2018/wordml" xmlns:w16du="http://schemas.microsoft.com/office/word/2023/wordml/word16du" xmlns:w16sdtdh="http://schemas.microsoft.com/office/word/2020/wordml/sdtdatahash" xmlns:w16sdtfl="http://schemas.microsoft.com/office/word/2024/wordml/sdtformatlock" xmlns:w16se="http://schemas.microsoft.com/office/word/2015/wordml/symex" xmlns:wpg="http://schemas.microsoft.com/office/word/2010/wordprocessingGroup" xmlns:wpi="http://schemas.microsoft.com/office/word/2010/wordprocessingInk" xmlns:wne="http://schemas.microsoft.com/office/word/2006/wordml" xmlns:wps="http://schemas.microsoft.com/office/word/2010/wordprocessingShape" mc:Ignorable="w14 w15 w16se w16cid w16 w16cex w16sdtdh w16sdtfl w16du wp14">
+  <w:p>
+    <w:pPr>
+      <w:pStyle w:val="Header"/>
     </w:pPr>
   </w:p>
 </w:hdr>
@@ -2730,6 +2820,7 @@
   <w:style w:type="character" w:default="1" w:styleId="DefaultParagraphFont">
     <w:name w:val="Default Paragraph Font"/>
     <w:uiPriority w:val="1"/>
+    <w:semiHidden/>
     <w:unhideWhenUsed/>
   </w:style>
   <w:style w:type="table" w:default="1" w:styleId="TableNormal">
@@ -3144,6 +3235,7 @@
 
 <file path=docMetadata/LabelInfo.xml><?xml version="1.0" encoding="utf-8"?>
 <clbl:labelList xmlns:clbl="http://schemas.microsoft.com/office/2020/mipLabelMetadata">
+  <clbl:label id="{4af293e6-3850-4258-b2c7-0aa0e3bfa7d9}" enabled="1" method="Privileged" siteId="{b9fec68c-c92d-461e-9a97-3d03a0f18b82}" contentBits="3" removed="0"/>
   <clbl:label id="{e0793d39-0939-496d-b129-198edd916feb}" enabled="0" method="" siteId="{e0793d39-0939-496d-b129-198edd916feb}" removed="1"/>
 </clbl:labelList>
 </file>
--- a/ALR-DocgenTemplates/InvoiceTemplate.docx
+++ b/ALR-DocgenTemplates/InvoiceTemplate.docx
@@ -12,12 +12,8 @@
           <w:szCs w:val="34"/>
         </w:rPr>
         <w:sectPr>
-          <w:headerReference w:type="even" r:id="rId6"/>
           <w:headerReference w:type="default" r:id="rId7"/>
-          <w:footerReference w:type="even" r:id="rId8"/>
-          <w:footerReference w:type="default" r:id="rId9"/>
-          <w:headerReference w:type="first" r:id="rId10"/>
-          <w:footerReference w:type="first" r:id="rId11"/>
+          <w:footerReference w:type="default" r:id="rId8"/>
           <w:pgSz w:w="12240" w:h="15840"/>
           <w:pgMar w:top="720" w:right="720" w:bottom="720" w:left="720" w:header="708" w:footer="708" w:gutter="0"/>
           <w:cols w:space="708"/>
@@ -136,7 +132,29 @@
                 <w:szCs w:val="24"/>
                 <w14:ligatures w14:val="none"/>
               </w:rPr>
-              <w:t>{{RegistrantName}}</w:t>
+              <w:t>{{</w:t>
+            </w:r>
+            <w:proofErr w:type="spellStart"/>
+            <w:r>
+              <w:rPr>
+                <w:color w:val="000000" w:themeColor="text1"/>
+                <w:kern w:val="0"/>
+                <w:sz w:val="24"/>
+                <w:szCs w:val="24"/>
+                <w14:ligatures w14:val="none"/>
+              </w:rPr>
+              <w:t>RegistrantName</w:t>
+            </w:r>
+            <w:proofErr w:type="spellEnd"/>
+            <w:r>
+              <w:rPr>
+                <w:color w:val="000000" w:themeColor="text1"/>
+                <w:kern w:val="0"/>
+                <w:sz w:val="24"/>
+                <w:szCs w:val="24"/>
+                <w14:ligatures w14:val="none"/>
+              </w:rPr>
+              <w:t>}}</w:t>
             </w:r>
           </w:p>
         </w:tc>
@@ -161,7 +179,29 @@
                 <w:szCs w:val="24"/>
                 <w14:ligatures w14:val="none"/>
               </w:rPr>
-              <w:t>{{ResidenceName}}</w:t>
+              <w:t>{{</w:t>
+            </w:r>
+            <w:proofErr w:type="spellStart"/>
+            <w:r>
+              <w:rPr>
+                <w:color w:val="000000" w:themeColor="text1"/>
+                <w:kern w:val="0"/>
+                <w:sz w:val="24"/>
+                <w:szCs w:val="24"/>
+                <w14:ligatures w14:val="none"/>
+              </w:rPr>
+              <w:t>ResidenceName</w:t>
+            </w:r>
+            <w:proofErr w:type="spellEnd"/>
+            <w:r>
+              <w:rPr>
+                <w:color w:val="000000" w:themeColor="text1"/>
+                <w:kern w:val="0"/>
+                <w:sz w:val="24"/>
+                <w:szCs w:val="24"/>
+                <w14:ligatures w14:val="none"/>
+              </w:rPr>
+              <w:t>}}</w:t>
             </w:r>
           </w:p>
         </w:tc>
@@ -191,7 +231,29 @@
                 <w:szCs w:val="24"/>
                 <w14:ligatures w14:val="none"/>
               </w:rPr>
-              <w:t>{{RegistrantAddress}}</w:t>
+              <w:t>{{</w:t>
+            </w:r>
+            <w:proofErr w:type="spellStart"/>
+            <w:r>
+              <w:rPr>
+                <w:color w:val="000000" w:themeColor="text1"/>
+                <w:kern w:val="0"/>
+                <w:sz w:val="24"/>
+                <w:szCs w:val="24"/>
+                <w14:ligatures w14:val="none"/>
+              </w:rPr>
+              <w:t>RegistrantAddress</w:t>
+            </w:r>
+            <w:proofErr w:type="spellEnd"/>
+            <w:r>
+              <w:rPr>
+                <w:color w:val="000000" w:themeColor="text1"/>
+                <w:kern w:val="0"/>
+                <w:sz w:val="24"/>
+                <w:szCs w:val="24"/>
+                <w14:ligatures w14:val="none"/>
+              </w:rPr>
+              <w:t>}}</w:t>
             </w:r>
           </w:p>
         </w:tc>
@@ -294,7 +356,25 @@
                 <w:sz w:val="24"/>
                 <w:szCs w:val="24"/>
               </w:rPr>
-              <w:t>{{ResidenceAddress}}</w:t>
+              <w:t>{{</w:t>
+            </w:r>
+            <w:proofErr w:type="spellStart"/>
+            <w:r>
+              <w:rPr>
+                <w:color w:val="000000" w:themeColor="text1"/>
+                <w:sz w:val="24"/>
+                <w:szCs w:val="24"/>
+              </w:rPr>
+              <w:t>ResidenceAddress</w:t>
+            </w:r>
+            <w:proofErr w:type="spellEnd"/>
+            <w:r>
+              <w:rPr>
+                <w:color w:val="000000" w:themeColor="text1"/>
+                <w:sz w:val="24"/>
+                <w:szCs w:val="24"/>
+              </w:rPr>
+              <w:t>}}</w:t>
             </w:r>
             <w:bookmarkEnd w:id="1"/>
           </w:p>
@@ -317,10 +397,10 @@
         <w:tblLook w:val="04A0" w:firstRow="1" w:lastRow="0" w:firstColumn="1" w:lastColumn="0" w:noHBand="0" w:noVBand="1"/>
       </w:tblPr>
       <w:tblGrid>
-        <w:gridCol w:w="2878"/>
-        <w:gridCol w:w="2631"/>
-        <w:gridCol w:w="2496"/>
-        <w:gridCol w:w="2970"/>
+        <w:gridCol w:w="2636"/>
+        <w:gridCol w:w="2803"/>
+        <w:gridCol w:w="2305"/>
+        <w:gridCol w:w="3231"/>
       </w:tblGrid>
       <w:tr>
         <w:trPr>
@@ -504,7 +584,21 @@
               <w:rPr>
                 <w:sz w:val="22"/>
               </w:rPr>
-              <w:t>{{PublicQuantitySum}}</w:t>
+              <w:t>{{</w:t>
+            </w:r>
+            <w:proofErr w:type="spellStart"/>
+            <w:r>
+              <w:rPr>
+                <w:sz w:val="22"/>
+              </w:rPr>
+              <w:t>PublicQuantitySum</w:t>
+            </w:r>
+            <w:proofErr w:type="spellEnd"/>
+            <w:r>
+              <w:rPr>
+                <w:sz w:val="22"/>
+              </w:rPr>
+              <w:t>}}</w:t>
             </w:r>
           </w:p>
         </w:tc>
@@ -526,7 +620,23 @@
                 <w:rStyle w:val="ui-provider"/>
                 <w:sz w:val="22"/>
               </w:rPr>
-              <w:t>{{PublicSum}}</w:t>
+              <w:t>{{</w:t>
+            </w:r>
+            <w:proofErr w:type="spellStart"/>
+            <w:r>
+              <w:rPr>
+                <w:rStyle w:val="ui-provider"/>
+                <w:sz w:val="22"/>
+              </w:rPr>
+              <w:t>PublicSum</w:t>
+            </w:r>
+            <w:proofErr w:type="spellEnd"/>
+            <w:r>
+              <w:rPr>
+                <w:rStyle w:val="ui-provider"/>
+                <w:sz w:val="22"/>
+              </w:rPr>
+              <w:t>}}</w:t>
             </w:r>
             <w:bookmarkEnd w:id="3"/>
           </w:p>
@@ -552,7 +662,24 @@
                 <w:rStyle w:val="ui-provider"/>
                 <w:sz w:val="22"/>
               </w:rPr>
-              <w:t>{{PublicFeeSum}}</w:t>
+              <w:t>{{</w:t>
+            </w:r>
+            <w:proofErr w:type="spellStart"/>
+            <w:r>
+              <w:rPr>
+                <w:rStyle w:val="ui-provider"/>
+                <w:sz w:val="22"/>
+              </w:rPr>
+              <w:t>PublicFeeSum</w:t>
+            </w:r>
+            <w:proofErr w:type="spellEnd"/>
+            <w:proofErr w:type="gramStart"/>
+            <w:r>
+              <w:rPr>
+                <w:rStyle w:val="ui-provider"/>
+                <w:sz w:val="22"/>
+              </w:rPr>
+              <w:t>}}</w:t>
             </w:r>
             <w:bookmarkStart w:id="5" w:name="OLE_LINK27"/>
             <w:r>
@@ -560,7 +687,15 @@
                 <w:rStyle w:val="ui-provider"/>
                 <w:sz w:val="22"/>
               </w:rPr>
-              <w:t>{{/P</w:t>
+              <w:t>{</w:t>
+            </w:r>
+            <w:proofErr w:type="gramEnd"/>
+            <w:r>
+              <w:rPr>
+                <w:rStyle w:val="ui-provider"/>
+                <w:sz w:val="22"/>
+              </w:rPr>
+              <w:t>{/P</w:t>
             </w:r>
             <w:r>
               <w:rPr>
@@ -631,7 +766,25 @@
                 <w:sz w:val="22"/>
                 <w14:ligatures w14:val="none"/>
               </w:rPr>
-              <w:t>{{PrivateQuantitySum}}</w:t>
+              <w:t>{{</w:t>
+            </w:r>
+            <w:proofErr w:type="spellStart"/>
+            <w:r>
+              <w:rPr>
+                <w:kern w:val="0"/>
+                <w:sz w:val="22"/>
+                <w14:ligatures w14:val="none"/>
+              </w:rPr>
+              <w:t>PrivateQuantitySum</w:t>
+            </w:r>
+            <w:proofErr w:type="spellEnd"/>
+            <w:r>
+              <w:rPr>
+                <w:kern w:val="0"/>
+                <w:sz w:val="22"/>
+                <w14:ligatures w14:val="none"/>
+              </w:rPr>
+              <w:t>}}</w:t>
             </w:r>
             <w:bookmarkEnd w:id="6"/>
           </w:p>
@@ -657,7 +810,27 @@
                 <w:sz w:val="22"/>
                 <w14:ligatures w14:val="none"/>
               </w:rPr>
-              <w:t>{{PrivateSum}}</w:t>
+              <w:t>{{</w:t>
+            </w:r>
+            <w:proofErr w:type="spellStart"/>
+            <w:r>
+              <w:rPr>
+                <w:rStyle w:val="ui-provider"/>
+                <w:kern w:val="0"/>
+                <w:sz w:val="22"/>
+                <w14:ligatures w14:val="none"/>
+              </w:rPr>
+              <w:t>PrivateSum</w:t>
+            </w:r>
+            <w:proofErr w:type="spellEnd"/>
+            <w:r>
+              <w:rPr>
+                <w:rStyle w:val="ui-provider"/>
+                <w:kern w:val="0"/>
+                <w:sz w:val="22"/>
+                <w14:ligatures w14:val="none"/>
+              </w:rPr>
+              <w:t>}}</w:t>
             </w:r>
             <w:bookmarkEnd w:id="7"/>
           </w:p>
@@ -685,7 +858,28 @@
                 <w:sz w:val="22"/>
                 <w14:ligatures w14:val="none"/>
               </w:rPr>
-              <w:t>{{PrivateFeeSum}}</w:t>
+              <w:t>{{</w:t>
+            </w:r>
+            <w:proofErr w:type="spellStart"/>
+            <w:r>
+              <w:rPr>
+                <w:rStyle w:val="ui-provider"/>
+                <w:kern w:val="0"/>
+                <w:sz w:val="22"/>
+                <w14:ligatures w14:val="none"/>
+              </w:rPr>
+              <w:t>PrivateFeeSum</w:t>
+            </w:r>
+            <w:proofErr w:type="spellEnd"/>
+            <w:proofErr w:type="gramStart"/>
+            <w:r>
+              <w:rPr>
+                <w:rStyle w:val="ui-provider"/>
+                <w:kern w:val="0"/>
+                <w:sz w:val="22"/>
+                <w14:ligatures w14:val="none"/>
+              </w:rPr>
+              <w:t>}}</w:t>
             </w:r>
             <w:bookmarkStart w:id="8" w:name="OLE_LINK28"/>
             <w:r>
@@ -695,7 +889,17 @@
                 <w:sz w:val="22"/>
                 <w14:ligatures w14:val="none"/>
               </w:rPr>
-              <w:t>{{/Private}}</w:t>
+              <w:t>{</w:t>
+            </w:r>
+            <w:proofErr w:type="gramEnd"/>
+            <w:r>
+              <w:rPr>
+                <w:rStyle w:val="ui-provider"/>
+                <w:kern w:val="0"/>
+                <w:sz w:val="22"/>
+                <w14:ligatures w14:val="none"/>
+              </w:rPr>
+              <w:t>{/Private}}</w:t>
             </w:r>
             <w:bookmarkEnd w:id="8"/>
           </w:p>
@@ -729,7 +933,16 @@
                 <w:sz w:val="22"/>
                 <w14:ligatures w14:val="none"/>
               </w:rPr>
-              <w:t>Per Diem</w:t>
+              <w:t xml:space="preserve">Per </w:t>
+            </w:r>
+            <w:proofErr w:type="gramStart"/>
+            <w:r>
+              <w:rPr>
+                <w:kern w:val="0"/>
+                <w:sz w:val="22"/>
+                <w14:ligatures w14:val="none"/>
+              </w:rPr>
+              <w:t>Diem</w:t>
             </w:r>
             <w:bookmarkEnd w:id="9"/>
             <w:r>
@@ -739,7 +952,17 @@
                 <w:sz w:val="22"/>
                 <w14:ligatures w14:val="none"/>
               </w:rPr>
-              <w:t>{{#</w:t>
+              <w:t>{</w:t>
+            </w:r>
+            <w:proofErr w:type="gramEnd"/>
+            <w:r>
+              <w:rPr>
+                <w:rStyle w:val="ui-provider"/>
+                <w:kern w:val="0"/>
+                <w:sz w:val="22"/>
+                <w14:ligatures w14:val="none"/>
+              </w:rPr>
+              <w:t>{#</w:t>
             </w:r>
             <w:r>
               <w:rPr>
@@ -784,6 +1007,7 @@
               <w:t>{{</w:t>
             </w:r>
             <w:bookmarkStart w:id="11" w:name="OLE_LINK22"/>
+            <w:proofErr w:type="spellStart"/>
             <w:r>
               <w:rPr>
                 <w:kern w:val="0"/>
@@ -799,7 +1023,16 @@
                 <w:sz w:val="22"/>
                 <w14:ligatures w14:val="none"/>
               </w:rPr>
-              <w:t>QuantitySum}}</w:t>
+              <w:t>QuantitySum</w:t>
+            </w:r>
+            <w:proofErr w:type="spellEnd"/>
+            <w:r>
+              <w:rPr>
+                <w:kern w:val="0"/>
+                <w:sz w:val="22"/>
+                <w14:ligatures w14:val="none"/>
+              </w:rPr>
+              <w:t>}}</w:t>
             </w:r>
             <w:bookmarkEnd w:id="10"/>
           </w:p>
@@ -829,6 +1062,7 @@
               </w:rPr>
               <w:t>{{</w:t>
             </w:r>
+            <w:proofErr w:type="spellStart"/>
             <w:r>
               <w:rPr>
                 <w:kern w:val="0"/>
@@ -844,7 +1078,17 @@
                 <w:sz w:val="22"/>
                 <w14:ligatures w14:val="none"/>
               </w:rPr>
-              <w:t>Sum}}</w:t>
+              <w:t>Sum</w:t>
+            </w:r>
+            <w:proofErr w:type="spellEnd"/>
+            <w:r>
+              <w:rPr>
+                <w:rStyle w:val="ui-provider"/>
+                <w:kern w:val="0"/>
+                <w:sz w:val="22"/>
+                <w14:ligatures w14:val="none"/>
+              </w:rPr>
+              <w:t>}}</w:t>
             </w:r>
             <w:bookmarkEnd w:id="12"/>
           </w:p>
@@ -877,6 +1121,7 @@
               </w:rPr>
               <w:t>{{</w:t>
             </w:r>
+            <w:proofErr w:type="spellStart"/>
             <w:r>
               <w:rPr>
                 <w:kern w:val="0"/>
@@ -892,7 +1137,18 @@
                 <w:sz w:val="22"/>
                 <w14:ligatures w14:val="none"/>
               </w:rPr>
-              <w:t>Sum}}</w:t>
+              <w:t>Sum</w:t>
+            </w:r>
+            <w:proofErr w:type="spellEnd"/>
+            <w:proofErr w:type="gramStart"/>
+            <w:r>
+              <w:rPr>
+                <w:rStyle w:val="ui-provider"/>
+                <w:kern w:val="0"/>
+                <w:sz w:val="22"/>
+                <w14:ligatures w14:val="none"/>
+              </w:rPr>
+              <w:t>}}</w:t>
             </w:r>
             <w:bookmarkStart w:id="14" w:name="OLE_LINK29"/>
             <w:r>
@@ -902,7 +1158,17 @@
                 <w:sz w:val="22"/>
                 <w14:ligatures w14:val="none"/>
               </w:rPr>
-              <w:t>{{/</w:t>
+              <w:t>{</w:t>
+            </w:r>
+            <w:proofErr w:type="gramEnd"/>
+            <w:r>
+              <w:rPr>
+                <w:rStyle w:val="ui-provider"/>
+                <w:kern w:val="0"/>
+                <w:sz w:val="22"/>
+                <w14:ligatures w14:val="none"/>
+              </w:rPr>
+              <w:t>{/</w:t>
             </w:r>
             <w:r>
               <w:rPr>
@@ -1235,7 +1501,8 @@
     <w:tbl>
       <w:tblPr>
         <w:tblStyle w:val="TableGrid"/>
-        <w:tblW w:w="13590" w:type="dxa"/>
+        <w:tblW w:w="10489" w:type="dxa"/>
+        <w:tblInd w:w="279" w:type="dxa"/>
         <w:tblBorders>
           <w:top w:val="none" w:sz="0" w:space="0" w:color="auto"/>
           <w:left w:val="none" w:sz="0" w:space="0" w:color="auto"/>
@@ -1244,29 +1511,30 @@
           <w:insideH w:val="none" w:sz="0" w:space="0" w:color="auto"/>
           <w:insideV w:val="none" w:sz="0" w:space="0" w:color="auto"/>
         </w:tblBorders>
+        <w:tblLayout w:type="fixed"/>
         <w:tblLook w:val="04A0" w:firstRow="1" w:lastRow="0" w:firstColumn="1" w:lastColumn="0" w:noHBand="0" w:noVBand="1"/>
       </w:tblPr>
       <w:tblGrid>
-        <w:gridCol w:w="5125"/>
-        <w:gridCol w:w="4140"/>
-        <w:gridCol w:w="4325"/>
+        <w:gridCol w:w="3685"/>
+        <w:gridCol w:w="3119"/>
+        <w:gridCol w:w="3685"/>
       </w:tblGrid>
       <w:tr>
-        <w:trPr>
-          <w:trHeight w:val="182"/>
-        </w:trPr>
         <w:tc>
           <w:tcPr>
-            <w:tcW w:w="5125" w:type="dxa"/>
-            <w:hideMark/>
+            <w:tcW w:w="3685" w:type="dxa"/>
           </w:tcPr>
           <w:p>
             <w:pPr>
+              <w:tabs>
+                <w:tab w:val="left" w:pos="1250"/>
+              </w:tabs>
               <w:rPr>
                 <w:noProof/>
                 <w:sz w:val="22"/>
               </w:rPr>
             </w:pPr>
+            <w:proofErr w:type="gramStart"/>
             <w:r>
               <w:rPr>
                 <w:b/>
@@ -1275,26 +1543,24 @@
                 <w:sz w:val="24"/>
                 <w:szCs w:val="24"/>
               </w:rPr>
-              <w:t xml:space="preserve">     Registration:</w:t>
-            </w:r>
-            <w:bookmarkStart w:id="15" w:name="OLE_LINK9"/>
-            <w:r>
-              <w:rPr>
-                <w:b/>
-                <w:bCs/>
+              <w:t>Registration:</w:t>
+            </w:r>
+            <w:r>
+              <w:rPr>
                 <w:color w:val="000000" w:themeColor="text1"/>
-                <w:sz w:val="24"/>
-                <w:szCs w:val="24"/>
-              </w:rPr>
-              <w:t xml:space="preserve"> </w:t>
-            </w:r>
+                <w:sz w:val="22"/>
+              </w:rPr>
+              <w:t>{</w:t>
+            </w:r>
+            <w:proofErr w:type="gramEnd"/>
             <w:r>
               <w:rPr>
                 <w:color w:val="000000" w:themeColor="text1"/>
                 <w:sz w:val="22"/>
               </w:rPr>
-              <w:t>{{</w:t>
-            </w:r>
+              <w:t>{</w:t>
+            </w:r>
+            <w:proofErr w:type="spellStart"/>
             <w:r>
               <w:rPr>
                 <w:color w:val="000000" w:themeColor="text1"/>
@@ -1302,6 +1568,7 @@
               </w:rPr>
               <w:t>IF_isCertificateIdNotPresent</w:t>
             </w:r>
+            <w:proofErr w:type="spellEnd"/>
             <w:r>
               <w:rPr>
                 <w:color w:val="000000" w:themeColor="text1"/>
@@ -1309,135 +1576,174 @@
               </w:rPr>
               <w:t>}}</w:t>
             </w:r>
-            <w:bookmarkEnd w:id="15"/>
           </w:p>
         </w:tc>
         <w:tc>
           <w:tcPr>
-            <w:tcW w:w="4140" w:type="dxa"/>
-            <w:hideMark/>
+            <w:tcW w:w="3119" w:type="dxa"/>
           </w:tcPr>
           <w:p>
             <w:pPr>
+              <w:tabs>
+                <w:tab w:val="left" w:pos="1250"/>
+              </w:tabs>
               <w:rPr>
                 <w:noProof/>
                 <w:sz w:val="22"/>
               </w:rPr>
             </w:pPr>
-            <w:r>
-              <w:rPr>
-                <w:b/>
-                <w:bCs/>
-                <w:color w:val="000000" w:themeColor="text1"/>
-                <w:sz w:val="24"/>
-                <w:szCs w:val="24"/>
-              </w:rPr>
-              <w:t xml:space="preserve">                                     Invoice total:</w:t>
-            </w:r>
           </w:p>
         </w:tc>
         <w:tc>
           <w:tcPr>
-            <w:tcW w:w="4325" w:type="dxa"/>
+            <w:tcW w:w="3685" w:type="dxa"/>
           </w:tcPr>
           <w:p>
             <w:pPr>
+              <w:tabs>
+                <w:tab w:val="left" w:pos="1250"/>
+              </w:tabs>
               <w:rPr>
                 <w:noProof/>
                 <w:sz w:val="22"/>
               </w:rPr>
             </w:pPr>
-            <w:bookmarkStart w:id="16" w:name="OLE_LINK1"/>
-            <w:r>
-              <w:rPr>
+            <w:r>
+              <w:rPr>
+                <w:b/>
+                <w:bCs/>
                 <w:color w:val="000000" w:themeColor="text1"/>
-                <w:kern w:val="0"/>
-                <w:sz w:val="24"/>
-                <w:szCs w:val="24"/>
-                <w14:ligatures w14:val="none"/>
-              </w:rPr>
-              <w:t>{{TotalFeeAmount}}</w:t>
-            </w:r>
-            <w:bookmarkEnd w:id="16"/>
+                <w:sz w:val="24"/>
+                <w:szCs w:val="24"/>
+              </w:rPr>
+              <w:t>Invoice total:</w:t>
+            </w:r>
+            <w:proofErr w:type="gramStart"/>
+            <w:r>
+              <w:rPr>
+                <w:color w:val="000000" w:themeColor="text1"/>
+                <w:kern w:val="0"/>
+                <w:sz w:val="24"/>
+                <w:szCs w:val="24"/>
+                <w14:ligatures w14:val="none"/>
+              </w:rPr>
+              <w:t xml:space="preserve">   </w:t>
+            </w:r>
+            <w:r>
+              <w:rPr>
+                <w:color w:val="000000" w:themeColor="text1"/>
+                <w:kern w:val="0"/>
+                <w:sz w:val="24"/>
+                <w:szCs w:val="24"/>
+                <w14:ligatures w14:val="none"/>
+              </w:rPr>
+              <w:t>{</w:t>
+            </w:r>
+            <w:proofErr w:type="gramEnd"/>
+            <w:r>
+              <w:rPr>
+                <w:color w:val="000000" w:themeColor="text1"/>
+                <w:kern w:val="0"/>
+                <w:sz w:val="24"/>
+                <w:szCs w:val="24"/>
+                <w14:ligatures w14:val="none"/>
+              </w:rPr>
+              <w:t>{</w:t>
+            </w:r>
+            <w:proofErr w:type="spellStart"/>
+            <w:r>
+              <w:rPr>
+                <w:color w:val="000000" w:themeColor="text1"/>
+                <w:kern w:val="0"/>
+                <w:sz w:val="24"/>
+                <w:szCs w:val="24"/>
+                <w14:ligatures w14:val="none"/>
+              </w:rPr>
+              <w:t>TotalFeeAmount</w:t>
+            </w:r>
+            <w:proofErr w:type="spellEnd"/>
+            <w:r>
+              <w:rPr>
+                <w:color w:val="000000" w:themeColor="text1"/>
+                <w:kern w:val="0"/>
+                <w:sz w:val="24"/>
+                <w:szCs w:val="24"/>
+                <w14:ligatures w14:val="none"/>
+              </w:rPr>
+              <w:t>}}</w:t>
+            </w:r>
           </w:p>
         </w:tc>
       </w:tr>
       <w:tr>
-        <w:trPr>
-          <w:trHeight w:val="182"/>
-        </w:trPr>
         <w:tc>
           <w:tcPr>
-            <w:tcW w:w="5125" w:type="dxa"/>
-            <w:hideMark/>
+            <w:tcW w:w="3685" w:type="dxa"/>
           </w:tcPr>
           <w:p>
             <w:pPr>
-              <w:rPr>
-                <w:b/>
-                <w:bCs/>
-                <w:color w:val="000000" w:themeColor="text1"/>
-                <w:sz w:val="24"/>
-                <w:szCs w:val="24"/>
+              <w:tabs>
+                <w:tab w:val="left" w:pos="1250"/>
+              </w:tabs>
+              <w:rPr>
+                <w:noProof/>
+                <w:sz w:val="22"/>
               </w:rPr>
             </w:pPr>
-            <w:bookmarkStart w:id="17" w:name="OLE_LINK4"/>
-            <w:r>
-              <w:rPr>
-                <w:b/>
-                <w:bCs/>
-                <w:kern w:val="0"/>
-                <w:sz w:val="24"/>
-                <w:szCs w:val="24"/>
-                <w14:ligatures w14:val="none"/>
-              </w:rPr>
-              <w:t xml:space="preserve">     </w:t>
-            </w:r>
-            <w:bookmarkEnd w:id="17"/>
           </w:p>
         </w:tc>
         <w:tc>
           <w:tcPr>
-            <w:tcW w:w="4140" w:type="dxa"/>
-            <w:hideMark/>
+            <w:tcW w:w="3119" w:type="dxa"/>
           </w:tcPr>
           <w:p>
             <w:pPr>
-              <w:rPr>
-                <w:b/>
-                <w:bCs/>
-                <w:color w:val="000000" w:themeColor="text1"/>
-                <w:sz w:val="24"/>
-                <w:szCs w:val="24"/>
+              <w:tabs>
+                <w:tab w:val="left" w:pos="1250"/>
+              </w:tabs>
+              <w:rPr>
+                <w:noProof/>
+                <w:sz w:val="22"/>
               </w:rPr>
             </w:pPr>
-            <w:r>
-              <w:rPr>
-                <w:b/>
-                <w:bCs/>
-                <w:kern w:val="0"/>
-                <w:sz w:val="24"/>
-                <w:szCs w:val="24"/>
-                <w14:ligatures w14:val="none"/>
-              </w:rPr>
-              <w:t xml:space="preserve">                                     Balance due:</w:t>
-            </w:r>
           </w:p>
         </w:tc>
         <w:tc>
           <w:tcPr>
-            <w:tcW w:w="4325" w:type="dxa"/>
+            <w:tcW w:w="3685" w:type="dxa"/>
           </w:tcPr>
           <w:p>
             <w:pPr>
+              <w:tabs>
+                <w:tab w:val="left" w:pos="1250"/>
+              </w:tabs>
+              <w:rPr>
+                <w:noProof/>
+                <w:sz w:val="22"/>
+              </w:rPr>
+            </w:pPr>
+            <w:r>
               <w:rPr>
                 <w:b/>
                 <w:bCs/>
+                <w:kern w:val="0"/>
+                <w:sz w:val="24"/>
+                <w:szCs w:val="24"/>
+                <w14:ligatures w14:val="none"/>
+              </w:rPr>
+              <w:t>Balance due:</w:t>
+            </w:r>
+            <w:proofErr w:type="gramStart"/>
+            <w:r>
+              <w:rPr>
                 <w:color w:val="000000" w:themeColor="text1"/>
-                <w:sz w:val="24"/>
-                <w:szCs w:val="24"/>
-              </w:rPr>
-            </w:pPr>
+                <w:kern w:val="0"/>
+                <w:sz w:val="24"/>
+                <w:szCs w:val="24"/>
+                <w14:ligatures w14:val="none"/>
+              </w:rPr>
+              <w:t xml:space="preserve">   </w:t>
+            </w:r>
             <w:r>
               <w:rPr>
                 <w:color w:val="000000" w:themeColor="text1"/>
@@ -1446,7 +1752,40 @@
                 <w:szCs w:val="24"/>
                 <w14:ligatures w14:val="none"/>
               </w:rPr>
-              <w:t>{{TotalFeeAmount}}</w:t>
+              <w:t>{</w:t>
+            </w:r>
+            <w:proofErr w:type="gramEnd"/>
+            <w:r>
+              <w:rPr>
+                <w:color w:val="000000" w:themeColor="text1"/>
+                <w:kern w:val="0"/>
+                <w:sz w:val="24"/>
+                <w:szCs w:val="24"/>
+                <w14:ligatures w14:val="none"/>
+              </w:rPr>
+              <w:t>{</w:t>
+            </w:r>
+            <w:proofErr w:type="spellStart"/>
+            <w:r>
+              <w:rPr>
+                <w:color w:val="000000" w:themeColor="text1"/>
+                <w:kern w:val="0"/>
+                <w:sz w:val="24"/>
+                <w:szCs w:val="24"/>
+                <w14:ligatures w14:val="none"/>
+              </w:rPr>
+              <w:t>TotalFeeAmount</w:t>
+            </w:r>
+            <w:proofErr w:type="spellEnd"/>
+            <w:r>
+              <w:rPr>
+                <w:color w:val="000000" w:themeColor="text1"/>
+                <w:kern w:val="0"/>
+                <w:sz w:val="24"/>
+                <w:szCs w:val="24"/>
+                <w14:ligatures w14:val="none"/>
+              </w:rPr>
+              <w:t>}}</w:t>
             </w:r>
           </w:p>
         </w:tc>
@@ -1462,13 +1801,6 @@
           <w:sz w:val="22"/>
         </w:rPr>
       </w:pPr>
-      <w:r>
-        <w:rPr>
-          <w:noProof/>
-          <w:sz w:val="22"/>
-        </w:rPr>
-        <w:t xml:space="preserve">  </w:t>
-      </w:r>
       <w:r>
         <w:rPr>
           <w:noProof/>
@@ -1517,143 +1849,6 @@
 <w:ftr xmlns:wpc="http://schemas.microsoft.com/office/word/2010/wordprocessingCanvas" xmlns:cx="http://schemas.microsoft.com/office/drawing/2014/chartex" xmlns:cx1="http://schemas.microsoft.com/office/drawing/2015/9/8/chartex" xmlns:cx2="http://schemas.microsoft.com/office/drawing/2015/10/21/chartex" xmlns:cx3="http://schemas.microsoft.com/office/drawing/2016/5/9/chartex" xmlns:cx4="http://schemas.microsoft.com/office/drawing/2016/5/10/chartex" xmlns:cx5="http://schemas.microsoft.com/office/drawing/2016/5/11/chartex" xmlns:cx6="http://schemas.microsoft.com/office/drawing/2016/5/12/chartex" xmlns:cx7="http://schemas.microsoft.com/office/drawing/2016/5/13/chartex" xmlns:cx8="http://schemas.microsoft.com/office/drawing/2016/5/14/chartex" xmlns:mc="http://schemas.openxmlformats.org/markup-compatibility/2006" xmlns:aink="http://schemas.microsoft.com/office/drawing/2016/ink" xmlns:am3d="http://schemas.microsoft.com/office/drawing/2017/model3d" xmlns:o="urn:schemas-microsoft-com:office:office" xmlns:oel="http://schemas.microsoft.com/office/2019/extlst" xmlns:r="http://schemas.openxmlformats.org/officeDocument/2006/relationships" xmlns:m="http://schemas.openxmlformats.org/officeDocument/2006/math" xmlns:v="urn:schemas-microsoft-com:vml" xmlns:wp14="http://schemas.microsoft.com/office/word/2010/wordprocessingDrawing" xmlns:wp="http://schemas.openxmlformats.org/drawingml/2006/wordprocessingDrawing" xmlns:w10="urn:schemas-microsoft-com:office:word" xmlns:w="http://schemas.openxmlformats.org/wordprocessingml/2006/main" xmlns:w14="http://schemas.microsoft.com/office/word/2010/wordml" xmlns:w15="http://schemas.microsoft.com/office/word/2012/wordml" xmlns:w16cex="http://schemas.microsoft.com/office/word/2018/wordml/cex" xmlns:w16cid="http://schemas.microsoft.com/office/word/2016/wordml/cid" xmlns:w16="http://schemas.microsoft.com/office/word/2018/wordml" xmlns:w16du="http://schemas.microsoft.com/office/word/2023/wordml/word16du" xmlns:w16sdtdh="http://schemas.microsoft.com/office/word/2020/wordml/sdtdatahash" xmlns:w16sdtfl="http://schemas.microsoft.com/office/word/2024/wordml/sdtformatlock" xmlns:w16se="http://schemas.microsoft.com/office/word/2015/wordml/symex" xmlns:wpg="http://schemas.microsoft.com/office/word/2010/wordprocessingGroup" xmlns:wpi="http://schemas.microsoft.com/office/word/2010/wordprocessingInk" xmlns:wne="http://schemas.microsoft.com/office/word/2006/wordml" xmlns:wps="http://schemas.microsoft.com/office/word/2010/wordprocessingShape" mc:Ignorable="w14 w15 w16se w16cid w16 w16cex w16sdtdh w16sdtfl w16du wp14">
   <w:p>
     <w:pPr>
-      <w:pStyle w:val="Footer"/>
-    </w:pPr>
-    <w:r>
-      <w:rPr>
-        <w:noProof/>
-      </w:rPr>
-      <mc:AlternateContent>
-        <mc:Choice Requires="wps">
-          <w:drawing>
-            <wp:anchor distT="0" distB="0" distL="0" distR="0" simplePos="0" relativeHeight="251661312" behindDoc="0" locked="0" layoutInCell="1" allowOverlap="1" wp14:anchorId="5CEC433A" wp14:editId="5E033E01">
-              <wp:simplePos x="635" y="635"/>
-              <wp:positionH relativeFrom="page">
-                <wp:align>center</wp:align>
-              </wp:positionH>
-              <wp:positionV relativeFrom="page">
-                <wp:align>bottom</wp:align>
-              </wp:positionV>
-              <wp:extent cx="381635" cy="664845"/>
-              <wp:effectExtent l="0" t="0" r="18415" b="0"/>
-              <wp:wrapNone/>
-              <wp:docPr id="344713416" name="Text Box 2" descr="Internal">
-                <a:extLst xmlns:a="http://schemas.openxmlformats.org/drawingml/2006/main">
-                  <a:ext uri="{5AE41FA2-C0FF-4470-9BD4-5FADCA87CBE2}">
-                    <aclsh:classification xmlns:aclsh="http://schemas.microsoft.com/office/drawing/2020/classificationShape" classificationOutcomeType="ftr"/>
-                  </a:ext>
-                </a:extLst>
-              </wp:docPr>
-              <wp:cNvGraphicFramePr/>
-              <a:graphic xmlns:a="http://schemas.openxmlformats.org/drawingml/2006/main">
-                <a:graphicData uri="http://schemas.microsoft.com/office/word/2010/wordprocessingShape">
-                  <wps:wsp>
-                    <wps:cNvSpPr txBox="1"/>
-                    <wps:spPr>
-                      <a:xfrm>
-                        <a:off x="0" y="0"/>
-                        <a:ext cx="381635" cy="664845"/>
-                      </a:xfrm>
-                      <a:prstGeom prst="rect">
-                        <a:avLst/>
-                      </a:prstGeom>
-                      <a:noFill/>
-                      <a:ln>
-                        <a:noFill/>
-                      </a:ln>
-                    </wps:spPr>
-                    <wps:txbx>
-                      <w:txbxContent>
-                        <w:p>
-                          <w:pPr>
-                            <w:spacing w:after="0"/>
-                            <w:rPr>
-                              <w:rFonts w:ascii="Arial" w:eastAsia="Arial" w:hAnsi="Arial" w:cs="Arial"/>
-                              <w:noProof/>
-                              <w:color w:val="000000"/>
-                              <w:sz w:val="18"/>
-                              <w:szCs w:val="18"/>
-                            </w:rPr>
-                          </w:pPr>
-                          <w:r>
-                            <w:rPr>
-                              <w:rFonts w:ascii="Arial" w:eastAsia="Arial" w:hAnsi="Arial" w:cs="Arial"/>
-                              <w:noProof/>
-                              <w:color w:val="000000"/>
-                              <w:sz w:val="18"/>
-                              <w:szCs w:val="18"/>
-                            </w:rPr>
-                            <w:t>Internal</w:t>
-                          </w:r>
-                        </w:p>
-                      </w:txbxContent>
-                    </wps:txbx>
-                    <wps:bodyPr rot="0" spcFirstLastPara="0" vertOverflow="overflow" horzOverflow="overflow" vert="horz" wrap="none" lIns="0" tIns="0" rIns="0" bIns="355600" numCol="1" spcCol="0" rtlCol="0" fromWordArt="0" anchor="b" anchorCtr="0" forceAA="0" compatLnSpc="1">
-                      <a:prstTxWarp prst="textNoShape">
-                        <a:avLst/>
-                      </a:prstTxWarp>
-                      <a:spAutoFit/>
-                    </wps:bodyPr>
-                  </wps:wsp>
-                </a:graphicData>
-              </a:graphic>
-              <wp14:sizeRelH relativeFrom="margin">
-                <wp14:pctWidth>0</wp14:pctWidth>
-              </wp14:sizeRelH>
-              <wp14:sizeRelV relativeFrom="margin">
-                <wp14:pctHeight>0</wp14:pctHeight>
-              </wp14:sizeRelV>
-            </wp:anchor>
-          </w:drawing>
-        </mc:Choice>
-        <mc:Fallback>
-          <w:pict>
-            <v:shapetype w14:anchorId="5CEC433A" id="_x0000_t202" coordsize="21600,21600" o:spt="202" path="m,l,21600r21600,l21600,xe">
-              <v:stroke joinstyle="miter"/>
-              <v:path gradientshapeok="t" o:connecttype="rect"/>
-            </v:shapetype>
-            <v:shape id="Text Box 2" o:spid="_x0000_s1026" type="#_x0000_t202" alt="Internal" style="position:absolute;margin-left:0;margin-top:0;width:30.05pt;height:52.35pt;z-index:251661312;visibility:visible;mso-wrap-style:none;mso-width-percent:0;mso-height-percent:0;mso-wrap-distance-left:0;mso-wrap-distance-top:0;mso-wrap-distance-right:0;mso-wrap-distance-bottom:0;mso-position-horizontal:center;mso-position-horizontal-relative:page;mso-position-vertical:bottom;mso-position-vertical-relative:page;mso-width-percent:0;mso-height-percent:0;mso-width-relative:margin;mso-height-relative:margin;v-text-anchor:bottom" o:gfxdata="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" filled="f" stroked="f">
-              <v:fill o:detectmouseclick="t"/>
-              <v:textbox style="mso-fit-shape-to-text:t" inset="0,0,0,28pt">
-                <w:txbxContent>
-                  <w:p>
-                    <w:pPr>
-                      <w:spacing w:after="0"/>
-                      <w:rPr>
-                        <w:rFonts w:ascii="Arial" w:eastAsia="Arial" w:hAnsi="Arial" w:cs="Arial"/>
-                        <w:noProof/>
-                        <w:color w:val="000000"/>
-                        <w:sz w:val="18"/>
-                        <w:szCs w:val="18"/>
-                      </w:rPr>
-                    </w:pPr>
-                    <w:r>
-                      <w:rPr>
-                        <w:rFonts w:ascii="Arial" w:eastAsia="Arial" w:hAnsi="Arial" w:cs="Arial"/>
-                        <w:noProof/>
-                        <w:color w:val="000000"/>
-                        <w:sz w:val="18"/>
-                        <w:szCs w:val="18"/>
-                      </w:rPr>
-                      <w:t>Internal</w:t>
-                    </w:r>
-                  </w:p>
-                </w:txbxContent>
-              </v:textbox>
-              <w10:wrap anchorx="page" anchory="page"/>
-            </v:shape>
-          </w:pict>
-        </mc:Fallback>
-      </mc:AlternateContent>
-    </w:r>
-  </w:p>
-</w:ftr>
-</file>
-
-<file path=word/footer2.xml><?xml version="1.0" encoding="utf-8"?>
-<w:ftr xmlns:wpc="http://schemas.microsoft.com/office/word/2010/wordprocessingCanvas" xmlns:cx="http://schemas.microsoft.com/office/drawing/2014/chartex" xmlns:cx1="http://schemas.microsoft.com/office/drawing/2015/9/8/chartex" xmlns:cx2="http://schemas.microsoft.com/office/drawing/2015/10/21/chartex" xmlns:cx3="http://schemas.microsoft.com/office/drawing/2016/5/9/chartex" xmlns:cx4="http://schemas.microsoft.com/office/drawing/2016/5/10/chartex" xmlns:cx5="http://schemas.microsoft.com/office/drawing/2016/5/11/chartex" xmlns:cx6="http://schemas.microsoft.com/office/drawing/2016/5/12/chartex" xmlns:cx7="http://schemas.microsoft.com/office/drawing/2016/5/13/chartex" xmlns:cx8="http://schemas.microsoft.com/office/drawing/2016/5/14/chartex" xmlns:mc="http://schemas.openxmlformats.org/markup-compatibility/2006" xmlns:aink="http://schemas.microsoft.com/office/drawing/2016/ink" xmlns:am3d="http://schemas.microsoft.com/office/drawing/2017/model3d" xmlns:o="urn:schemas-microsoft-com:office:office" xmlns:oel="http://schemas.microsoft.com/office/2019/extlst" xmlns:r="http://schemas.openxmlformats.org/officeDocument/2006/relationships" xmlns:m="http://schemas.openxmlformats.org/officeDocument/2006/math" xmlns:v="urn:schemas-microsoft-com:vml" xmlns:wp14="http://schemas.microsoft.com/office/word/2010/wordprocessingDrawing" xmlns:wp="http://schemas.openxmlformats.org/drawingml/2006/wordprocessingDrawing" xmlns:w10="urn:schemas-microsoft-com:office:word" xmlns:w="http://schemas.openxmlformats.org/wordprocessingml/2006/main" xmlns:w14="http://schemas.microsoft.com/office/word/2010/wordml" xmlns:w15="http://schemas.microsoft.com/office/word/2012/wordml" xmlns:w16cex="http://schemas.microsoft.com/office/word/2018/wordml/cex" xmlns:w16cid="http://schemas.microsoft.com/office/word/2016/wordml/cid" xmlns:w16="http://schemas.microsoft.com/office/word/2018/wordml" xmlns:w16du="http://schemas.microsoft.com/office/word/2023/wordml/word16du" xmlns:w16sdtdh="http://schemas.microsoft.com/office/word/2020/wordml/sdtdatahash" xmlns:w16sdtfl="http://schemas.microsoft.com/office/word/2024/wordml/sdtformatlock" xmlns:w16se="http://schemas.microsoft.com/office/word/2015/wordml/symex" xmlns:wpg="http://schemas.microsoft.com/office/word/2010/wordprocessingGroup" xmlns:wpi="http://schemas.microsoft.com/office/word/2010/wordprocessingInk" xmlns:wne="http://schemas.microsoft.com/office/word/2006/wordml" xmlns:wps="http://schemas.microsoft.com/office/word/2010/wordprocessingShape" mc:Ignorable="w14 w15 w16se w16cid w16 w16cex w16sdtdh w16sdtfl w16du wp14">
-  <w:p>
-    <w:pPr>
       <w:jc w:val="right"/>
       <w:rPr>
         <w:noProof/>
@@ -1661,138 +1856,6 @@
         <w:szCs w:val="18"/>
       </w:rPr>
     </w:pPr>
-    <w:r>
-      <w:rPr>
-        <w:b/>
-        <w:bCs/>
-        <w:i/>
-        <w:iCs/>
-        <w:noProof/>
-        <w:sz w:val="22"/>
-      </w:rPr>
-      <mc:AlternateContent>
-        <mc:Choice Requires="wps">
-          <w:drawing>
-            <wp:anchor distT="0" distB="0" distL="0" distR="0" simplePos="0" relativeHeight="251662336" behindDoc="0" locked="0" layoutInCell="1" allowOverlap="1" wp14:anchorId="123788B2" wp14:editId="59008405">
-              <wp:simplePos x="457200" y="8572500"/>
-              <wp:positionH relativeFrom="page">
-                <wp:align>center</wp:align>
-              </wp:positionH>
-              <wp:positionV relativeFrom="page">
-                <wp:align>bottom</wp:align>
-              </wp:positionV>
-              <wp:extent cx="381635" cy="664845"/>
-              <wp:effectExtent l="0" t="0" r="18415" b="0"/>
-              <wp:wrapNone/>
-              <wp:docPr id="1318768871" name="Text Box 3" descr="Internal">
-                <a:extLst xmlns:a="http://schemas.openxmlformats.org/drawingml/2006/main">
-                  <a:ext uri="{5AE41FA2-C0FF-4470-9BD4-5FADCA87CBE2}">
-                    <aclsh:classification xmlns:aclsh="http://schemas.microsoft.com/office/drawing/2020/classificationShape" classificationOutcomeType="ftr"/>
-                  </a:ext>
-                </a:extLst>
-              </wp:docPr>
-              <wp:cNvGraphicFramePr/>
-              <a:graphic xmlns:a="http://schemas.openxmlformats.org/drawingml/2006/main">
-                <a:graphicData uri="http://schemas.microsoft.com/office/word/2010/wordprocessingShape">
-                  <wps:wsp>
-                    <wps:cNvSpPr txBox="1"/>
-                    <wps:spPr>
-                      <a:xfrm>
-                        <a:off x="0" y="0"/>
-                        <a:ext cx="381635" cy="664845"/>
-                      </a:xfrm>
-                      <a:prstGeom prst="rect">
-                        <a:avLst/>
-                      </a:prstGeom>
-                      <a:noFill/>
-                      <a:ln>
-                        <a:noFill/>
-                      </a:ln>
-                    </wps:spPr>
-                    <wps:txbx>
-                      <w:txbxContent>
-                        <w:p>
-                          <w:pPr>
-                            <w:spacing w:after="0"/>
-                            <w:rPr>
-                              <w:rFonts w:ascii="Arial" w:eastAsia="Arial" w:hAnsi="Arial" w:cs="Arial"/>
-                              <w:noProof/>
-                              <w:color w:val="000000"/>
-                              <w:sz w:val="18"/>
-                              <w:szCs w:val="18"/>
-                            </w:rPr>
-                          </w:pPr>
-                          <w:r>
-                            <w:rPr>
-                              <w:rFonts w:ascii="Arial" w:eastAsia="Arial" w:hAnsi="Arial" w:cs="Arial"/>
-                              <w:noProof/>
-                              <w:color w:val="000000"/>
-                              <w:sz w:val="18"/>
-                              <w:szCs w:val="18"/>
-                            </w:rPr>
-                            <w:t>Internal</w:t>
-                          </w:r>
-                        </w:p>
-                      </w:txbxContent>
-                    </wps:txbx>
-                    <wps:bodyPr rot="0" spcFirstLastPara="0" vertOverflow="overflow" horzOverflow="overflow" vert="horz" wrap="none" lIns="0" tIns="0" rIns="0" bIns="355600" numCol="1" spcCol="0" rtlCol="0" fromWordArt="0" anchor="b" anchorCtr="0" forceAA="0" compatLnSpc="1">
-                      <a:prstTxWarp prst="textNoShape">
-                        <a:avLst/>
-                      </a:prstTxWarp>
-                      <a:spAutoFit/>
-                    </wps:bodyPr>
-                  </wps:wsp>
-                </a:graphicData>
-              </a:graphic>
-              <wp14:sizeRelH relativeFrom="margin">
-                <wp14:pctWidth>0</wp14:pctWidth>
-              </wp14:sizeRelH>
-              <wp14:sizeRelV relativeFrom="margin">
-                <wp14:pctHeight>0</wp14:pctHeight>
-              </wp14:sizeRelV>
-            </wp:anchor>
-          </w:drawing>
-        </mc:Choice>
-        <mc:Fallback>
-          <w:pict>
-            <v:shapetype w14:anchorId="123788B2" id="_x0000_t202" coordsize="21600,21600" o:spt="202" path="m,l,21600r21600,l21600,xe">
-              <v:stroke joinstyle="miter"/>
-              <v:path gradientshapeok="t" o:connecttype="rect"/>
-            </v:shapetype>
-            <v:shape id="Text Box 3" o:spid="_x0000_s1027" type="#_x0000_t202" alt="Internal" style="position:absolute;left:0;text-align:left;margin-left:0;margin-top:0;width:30.05pt;height:52.35pt;z-index:251662336;visibility:visible;mso-wrap-style:none;mso-width-percent:0;mso-height-percent:0;mso-wrap-distance-left:0;mso-wrap-distance-top:0;mso-wrap-distance-right:0;mso-wrap-distance-bottom:0;mso-position-horizontal:center;mso-position-horizontal-relative:page;mso-position-vertical:bottom;mso-position-vertical-relative:page;mso-width-percent:0;mso-height-percent:0;mso-width-relative:margin;mso-height-relative:margin;v-text-anchor:bottom" o:gfxdata="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" filled="f" stroked="f">
-              <v:fill o:detectmouseclick="t"/>
-              <v:textbox style="mso-fit-shape-to-text:t" inset="0,0,0,28pt">
-                <w:txbxContent>
-                  <w:p>
-                    <w:pPr>
-                      <w:spacing w:after="0"/>
-                      <w:rPr>
-                        <w:rFonts w:ascii="Arial" w:eastAsia="Arial" w:hAnsi="Arial" w:cs="Arial"/>
-                        <w:noProof/>
-                        <w:color w:val="000000"/>
-                        <w:sz w:val="18"/>
-                        <w:szCs w:val="18"/>
-                      </w:rPr>
-                    </w:pPr>
-                    <w:r>
-                      <w:rPr>
-                        <w:rFonts w:ascii="Arial" w:eastAsia="Arial" w:hAnsi="Arial" w:cs="Arial"/>
-                        <w:noProof/>
-                        <w:color w:val="000000"/>
-                        <w:sz w:val="18"/>
-                        <w:szCs w:val="18"/>
-                      </w:rPr>
-                      <w:t>Internal</w:t>
-                    </w:r>
-                  </w:p>
-                </w:txbxContent>
-              </v:textbox>
-              <w10:wrap anchorx="page" anchory="page"/>
-            </v:shape>
-          </w:pict>
-        </mc:Fallback>
-      </mc:AlternateContent>
-    </w:r>
     <w:r>
       <w:rPr>
         <w:b/>
@@ -1889,143 +1952,6 @@
         <w:szCs w:val="20"/>
       </w:rPr>
       <w:t xml:space="preserve"> (250) 953-0496</w:t>
-    </w:r>
-  </w:p>
-</w:ftr>
-</file>
-
-<file path=word/footer3.xml><?xml version="1.0" encoding="utf-8"?>
-<w:ftr xmlns:wpc="http://schemas.microsoft.com/office/word/2010/wordprocessingCanvas" xmlns:cx="http://schemas.microsoft.com/office/drawing/2014/chartex" xmlns:cx1="http://schemas.microsoft.com/office/drawing/2015/9/8/chartex" xmlns:cx2="http://schemas.microsoft.com/office/drawing/2015/10/21/chartex" xmlns:cx3="http://schemas.microsoft.com/office/drawing/2016/5/9/chartex" xmlns:cx4="http://schemas.microsoft.com/office/drawing/2016/5/10/chartex" xmlns:cx5="http://schemas.microsoft.com/office/drawing/2016/5/11/chartex" xmlns:cx6="http://schemas.microsoft.com/office/drawing/2016/5/12/chartex" xmlns:cx7="http://schemas.microsoft.com/office/drawing/2016/5/13/chartex" xmlns:cx8="http://schemas.microsoft.com/office/drawing/2016/5/14/chartex" xmlns:mc="http://schemas.openxmlformats.org/markup-compatibility/2006" xmlns:aink="http://schemas.microsoft.com/office/drawing/2016/ink" xmlns:am3d="http://schemas.microsoft.com/office/drawing/2017/model3d" xmlns:o="urn:schemas-microsoft-com:office:office" xmlns:oel="http://schemas.microsoft.com/office/2019/extlst" xmlns:r="http://schemas.openxmlformats.org/officeDocument/2006/relationships" xmlns:m="http://schemas.openxmlformats.org/officeDocument/2006/math" xmlns:v="urn:schemas-microsoft-com:vml" xmlns:wp14="http://schemas.microsoft.com/office/word/2010/wordprocessingDrawing" xmlns:wp="http://schemas.openxmlformats.org/drawingml/2006/wordprocessingDrawing" xmlns:w10="urn:schemas-microsoft-com:office:word" xmlns:w="http://schemas.openxmlformats.org/wordprocessingml/2006/main" xmlns:w14="http://schemas.microsoft.com/office/word/2010/wordml" xmlns:w15="http://schemas.microsoft.com/office/word/2012/wordml" xmlns:w16cex="http://schemas.microsoft.com/office/word/2018/wordml/cex" xmlns:w16cid="http://schemas.microsoft.com/office/word/2016/wordml/cid" xmlns:w16="http://schemas.microsoft.com/office/word/2018/wordml" xmlns:w16du="http://schemas.microsoft.com/office/word/2023/wordml/word16du" xmlns:w16sdtdh="http://schemas.microsoft.com/office/word/2020/wordml/sdtdatahash" xmlns:w16sdtfl="http://schemas.microsoft.com/office/word/2024/wordml/sdtformatlock" xmlns:w16se="http://schemas.microsoft.com/office/word/2015/wordml/symex" xmlns:wpg="http://schemas.microsoft.com/office/word/2010/wordprocessingGroup" xmlns:wpi="http://schemas.microsoft.com/office/word/2010/wordprocessingInk" xmlns:wne="http://schemas.microsoft.com/office/word/2006/wordml" xmlns:wps="http://schemas.microsoft.com/office/word/2010/wordprocessingShape" mc:Ignorable="w14 w15 w16se w16cid w16 w16cex w16sdtdh w16sdtfl w16du wp14">
-  <w:p>
-    <w:pPr>
-      <w:pStyle w:val="Footer"/>
-    </w:pPr>
-    <w:r>
-      <w:rPr>
-        <w:noProof/>
-      </w:rPr>
-      <mc:AlternateContent>
-        <mc:Choice Requires="wps">
-          <w:drawing>
-            <wp:anchor distT="0" distB="0" distL="0" distR="0" simplePos="0" relativeHeight="251660288" behindDoc="0" locked="0" layoutInCell="1" allowOverlap="1" wp14:anchorId="795020B0" wp14:editId="64226700">
-              <wp:simplePos x="635" y="635"/>
-              <wp:positionH relativeFrom="page">
-                <wp:align>center</wp:align>
-              </wp:positionH>
-              <wp:positionV relativeFrom="page">
-                <wp:align>bottom</wp:align>
-              </wp:positionV>
-              <wp:extent cx="381635" cy="664845"/>
-              <wp:effectExtent l="0" t="0" r="18415" b="0"/>
-              <wp:wrapNone/>
-              <wp:docPr id="57257039" name="Text Box 1" descr="Internal">
-                <a:extLst xmlns:a="http://schemas.openxmlformats.org/drawingml/2006/main">
-                  <a:ext uri="{5AE41FA2-C0FF-4470-9BD4-5FADCA87CBE2}">
-                    <aclsh:classification xmlns:aclsh="http://schemas.microsoft.com/office/drawing/2020/classificationShape" classificationOutcomeType="ftr"/>
-                  </a:ext>
-                </a:extLst>
-              </wp:docPr>
-              <wp:cNvGraphicFramePr/>
-              <a:graphic xmlns:a="http://schemas.openxmlformats.org/drawingml/2006/main">
-                <a:graphicData uri="http://schemas.microsoft.com/office/word/2010/wordprocessingShape">
-                  <wps:wsp>
-                    <wps:cNvSpPr txBox="1"/>
-                    <wps:spPr>
-                      <a:xfrm>
-                        <a:off x="0" y="0"/>
-                        <a:ext cx="381635" cy="664845"/>
-                      </a:xfrm>
-                      <a:prstGeom prst="rect">
-                        <a:avLst/>
-                      </a:prstGeom>
-                      <a:noFill/>
-                      <a:ln>
-                        <a:noFill/>
-                      </a:ln>
-                    </wps:spPr>
-                    <wps:txbx>
-                      <w:txbxContent>
-                        <w:p>
-                          <w:pPr>
-                            <w:spacing w:after="0"/>
-                            <w:rPr>
-                              <w:rFonts w:ascii="Arial" w:eastAsia="Arial" w:hAnsi="Arial" w:cs="Arial"/>
-                              <w:noProof/>
-                              <w:color w:val="000000"/>
-                              <w:sz w:val="18"/>
-                              <w:szCs w:val="18"/>
-                            </w:rPr>
-                          </w:pPr>
-                          <w:r>
-                            <w:rPr>
-                              <w:rFonts w:ascii="Arial" w:eastAsia="Arial" w:hAnsi="Arial" w:cs="Arial"/>
-                              <w:noProof/>
-                              <w:color w:val="000000"/>
-                              <w:sz w:val="18"/>
-                              <w:szCs w:val="18"/>
-                            </w:rPr>
-                            <w:t>Internal</w:t>
-                          </w:r>
-                        </w:p>
-                      </w:txbxContent>
-                    </wps:txbx>
-                    <wps:bodyPr rot="0" spcFirstLastPara="0" vertOverflow="overflow" horzOverflow="overflow" vert="horz" wrap="none" lIns="0" tIns="0" rIns="0" bIns="355600" numCol="1" spcCol="0" rtlCol="0" fromWordArt="0" anchor="b" anchorCtr="0" forceAA="0" compatLnSpc="1">
-                      <a:prstTxWarp prst="textNoShape">
-                        <a:avLst/>
-                      </a:prstTxWarp>
-                      <a:spAutoFit/>
-                    </wps:bodyPr>
-                  </wps:wsp>
-                </a:graphicData>
-              </a:graphic>
-              <wp14:sizeRelH relativeFrom="margin">
-                <wp14:pctWidth>0</wp14:pctWidth>
-              </wp14:sizeRelH>
-              <wp14:sizeRelV relativeFrom="margin">
-                <wp14:pctHeight>0</wp14:pctHeight>
-              </wp14:sizeRelV>
-            </wp:anchor>
-          </w:drawing>
-        </mc:Choice>
-        <mc:Fallback>
-          <w:pict>
-            <v:shapetype w14:anchorId="795020B0" id="_x0000_t202" coordsize="21600,21600" o:spt="202" path="m,l,21600r21600,l21600,xe">
-              <v:stroke joinstyle="miter"/>
-              <v:path gradientshapeok="t" o:connecttype="rect"/>
-            </v:shapetype>
-            <v:shape id="Text Box 1" o:spid="_x0000_s1028" type="#_x0000_t202" alt="Internal" style="position:absolute;margin-left:0;margin-top:0;width:30.05pt;height:52.35pt;z-index:251660288;visibility:visible;mso-wrap-style:none;mso-width-percent:0;mso-height-percent:0;mso-wrap-distance-left:0;mso-wrap-distance-top:0;mso-wrap-distance-right:0;mso-wrap-distance-bottom:0;mso-position-horizontal:center;mso-position-horizontal-relative:page;mso-position-vertical:bottom;mso-position-vertical-relative:page;mso-width-percent:0;mso-height-percent:0;mso-width-relative:margin;mso-height-relative:margin;v-text-anchor:bottom" o:gfxdata="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" filled="f" stroked="f">
-              <v:fill o:detectmouseclick="t"/>
-              <v:textbox style="mso-fit-shape-to-text:t" inset="0,0,0,28pt">
-                <w:txbxContent>
-                  <w:p>
-                    <w:pPr>
-                      <w:spacing w:after="0"/>
-                      <w:rPr>
-                        <w:rFonts w:ascii="Arial" w:eastAsia="Arial" w:hAnsi="Arial" w:cs="Arial"/>
-                        <w:noProof/>
-                        <w:color w:val="000000"/>
-                        <w:sz w:val="18"/>
-                        <w:szCs w:val="18"/>
-                      </w:rPr>
-                    </w:pPr>
-                    <w:r>
-                      <w:rPr>
-                        <w:rFonts w:ascii="Arial" w:eastAsia="Arial" w:hAnsi="Arial" w:cs="Arial"/>
-                        <w:noProof/>
-                        <w:color w:val="000000"/>
-                        <w:sz w:val="18"/>
-                        <w:szCs w:val="18"/>
-                      </w:rPr>
-                      <w:t>Internal</w:t>
-                    </w:r>
-                  </w:p>
-                </w:txbxContent>
-              </v:textbox>
-              <w10:wrap anchorx="page" anchory="page"/>
-            </v:shape>
-          </w:pict>
-        </mc:Fallback>
-      </mc:AlternateContent>
     </w:r>
   </w:p>
 </w:ftr>
@@ -2060,16 +1986,6 @@
 <w:hdr xmlns:wpc="http://schemas.microsoft.com/office/word/2010/wordprocessingCanvas" xmlns:cx="http://schemas.microsoft.com/office/drawing/2014/chartex" xmlns:cx1="http://schemas.microsoft.com/office/drawing/2015/9/8/chartex" xmlns:cx2="http://schemas.microsoft.com/office/drawing/2015/10/21/chartex" xmlns:cx3="http://schemas.microsoft.com/office/drawing/2016/5/9/chartex" xmlns:cx4="http://schemas.microsoft.com/office/drawing/2016/5/10/chartex" xmlns:cx5="http://schemas.microsoft.com/office/drawing/2016/5/11/chartex" xmlns:cx6="http://schemas.microsoft.com/office/drawing/2016/5/12/chartex" xmlns:cx7="http://schemas.microsoft.com/office/drawing/2016/5/13/chartex" xmlns:cx8="http://schemas.microsoft.com/office/drawing/2016/5/14/chartex" xmlns:mc="http://schemas.openxmlformats.org/markup-compatibility/2006" xmlns:aink="http://schemas.microsoft.com/office/drawing/2016/ink" xmlns:am3d="http://schemas.microsoft.com/office/drawing/2017/model3d" xmlns:o="urn:schemas-microsoft-com:office:office" xmlns:oel="http://schemas.microsoft.com/office/2019/extlst" xmlns:r="http://schemas.openxmlformats.org/officeDocument/2006/relationships" xmlns:m="http://schemas.openxmlformats.org/officeDocument/2006/math" xmlns:v="urn:schemas-microsoft-com:vml" xmlns:wp14="http://schemas.microsoft.com/office/word/2010/wordprocessingDrawing" xmlns:wp="http://schemas.openxmlformats.org/drawingml/2006/wordprocessingDrawing" xmlns:w10="urn:schemas-microsoft-com:office:word" xmlns:w="http://schemas.openxmlformats.org/wordprocessingml/2006/main" xmlns:w14="http://schemas.microsoft.com/office/word/2010/wordml" xmlns:w15="http://schemas.microsoft.com/office/word/2012/wordml" xmlns:w16cex="http://schemas.microsoft.com/office/word/2018/wordml/cex" xmlns:w16cid="http://schemas.microsoft.com/office/word/2016/wordml/cid" xmlns:w16="http://schemas.microsoft.com/office/word/2018/wordml" xmlns:w16du="http://schemas.microsoft.com/office/word/2023/wordml/word16du" xmlns:w16sdtdh="http://schemas.microsoft.com/office/word/2020/wordml/sdtdatahash" xmlns:w16sdtfl="http://schemas.microsoft.com/office/word/2024/wordml/sdtformatlock" xmlns:w16se="http://schemas.microsoft.com/office/word/2015/wordml/symex" xmlns:wpg="http://schemas.microsoft.com/office/word/2010/wordprocessingGroup" xmlns:wpi="http://schemas.microsoft.com/office/word/2010/wordprocessingInk" xmlns:wne="http://schemas.microsoft.com/office/word/2006/wordml" xmlns:wps="http://schemas.microsoft.com/office/word/2010/wordprocessingShape" mc:Ignorable="w14 w15 w16se w16cid w16 w16cex w16sdtdh w16sdtfl w16du wp14">
   <w:p>
     <w:pPr>
-      <w:pStyle w:val="Header"/>
-    </w:pPr>
-  </w:p>
-</w:hdr>
-</file>
-
-<file path=word/header2.xml><?xml version="1.0" encoding="utf-8"?>
-<w:hdr xmlns:wpc="http://schemas.microsoft.com/office/word/2010/wordprocessingCanvas" xmlns:cx="http://schemas.microsoft.com/office/drawing/2014/chartex" xmlns:cx1="http://schemas.microsoft.com/office/drawing/2015/9/8/chartex" xmlns:cx2="http://schemas.microsoft.com/office/drawing/2015/10/21/chartex" xmlns:cx3="http://schemas.microsoft.com/office/drawing/2016/5/9/chartex" xmlns:cx4="http://schemas.microsoft.com/office/drawing/2016/5/10/chartex" xmlns:cx5="http://schemas.microsoft.com/office/drawing/2016/5/11/chartex" xmlns:cx6="http://schemas.microsoft.com/office/drawing/2016/5/12/chartex" xmlns:cx7="http://schemas.microsoft.com/office/drawing/2016/5/13/chartex" xmlns:cx8="http://schemas.microsoft.com/office/drawing/2016/5/14/chartex" xmlns:mc="http://schemas.openxmlformats.org/markup-compatibility/2006" xmlns:aink="http://schemas.microsoft.com/office/drawing/2016/ink" xmlns:am3d="http://schemas.microsoft.com/office/drawing/2017/model3d" xmlns:o="urn:schemas-microsoft-com:office:office" xmlns:oel="http://schemas.microsoft.com/office/2019/extlst" xmlns:r="http://schemas.openxmlformats.org/officeDocument/2006/relationships" xmlns:m="http://schemas.openxmlformats.org/officeDocument/2006/math" xmlns:v="urn:schemas-microsoft-com:vml" xmlns:wp14="http://schemas.microsoft.com/office/word/2010/wordprocessingDrawing" xmlns:wp="http://schemas.openxmlformats.org/drawingml/2006/wordprocessingDrawing" xmlns:w10="urn:schemas-microsoft-com:office:word" xmlns:w="http://schemas.openxmlformats.org/wordprocessingml/2006/main" xmlns:w14="http://schemas.microsoft.com/office/word/2010/wordml" xmlns:w15="http://schemas.microsoft.com/office/word/2012/wordml" xmlns:w16cex="http://schemas.microsoft.com/office/word/2018/wordml/cex" xmlns:w16cid="http://schemas.microsoft.com/office/word/2016/wordml/cid" xmlns:w16="http://schemas.microsoft.com/office/word/2018/wordml" xmlns:w16du="http://schemas.microsoft.com/office/word/2023/wordml/word16du" xmlns:w16sdtdh="http://schemas.microsoft.com/office/word/2020/wordml/sdtdatahash" xmlns:w16sdtfl="http://schemas.microsoft.com/office/word/2024/wordml/sdtformatlock" xmlns:w16se="http://schemas.microsoft.com/office/word/2015/wordml/symex" xmlns:wpg="http://schemas.microsoft.com/office/word/2010/wordprocessingGroup" xmlns:wpi="http://schemas.microsoft.com/office/word/2010/wordprocessingInk" xmlns:wne="http://schemas.microsoft.com/office/word/2006/wordml" xmlns:wps="http://schemas.microsoft.com/office/word/2010/wordprocessingShape" mc:Ignorable="w14 w15 w16se w16cid w16 w16cex w16sdtdh w16sdtfl w16du wp14">
-  <w:p>
-    <w:pPr>
       <w:rPr>
         <w:noProof/>
         <w:szCs w:val="20"/>
@@ -2101,7 +2017,7 @@
               <wp:lineTo x="0" y="0"/>
             </wp:wrapPolygon>
           </wp:wrapTight>
-          <wp:docPr id="778335307" name="Picture 778335307" descr="A logo with mountains and sun&#10;&#10;Description automatically generated"/>
+          <wp:docPr id="225762228" name="Picture 225762228" descr="A logo with mountains and sun&#10;&#10;Description automatically generated"/>
           <wp:cNvGraphicFramePr>
             <a:graphicFrameLocks xmlns:a="http://schemas.openxmlformats.org/drawingml/2006/main" noChangeAspect="1"/>
           </wp:cNvGraphicFramePr>
@@ -2191,6 +2107,7 @@
       </w:rPr>
       <w:tab/>
     </w:r>
+    <w:bookmarkStart w:id="0" w:name="OLE_LINK2"/>
     <w:r>
       <w:rPr>
         <w:b/>
@@ -2198,7 +2115,7 @@
         <w:noProof/>
         <w:sz w:val="22"/>
       </w:rPr>
-      <w:tab/>
+      <w:t xml:space="preserve">   </w:t>
     </w:r>
     <w:r>
       <w:rPr>
@@ -2207,9 +2124,8 @@
         <w:noProof/>
         <w:sz w:val="22"/>
       </w:rPr>
-      <w:t xml:space="preserve">        </w:t>
-    </w:r>
-    <w:bookmarkStart w:id="0" w:name="OLE_LINK2"/>
+      <w:t xml:space="preserve">  </w:t>
+    </w:r>
     <w:r>
       <w:rPr>
         <w:b/>
@@ -2245,7 +2161,27 @@
         <w:sz w:val="30"/>
         <w:szCs w:val="30"/>
       </w:rPr>
-      <w:t>{{InvoiceId}}</w:t>
+      <w:t>{{</w:t>
+    </w:r>
+    <w:proofErr w:type="spellStart"/>
+    <w:r>
+      <w:rPr>
+        <w:b/>
+        <w:bCs/>
+        <w:sz w:val="30"/>
+        <w:szCs w:val="30"/>
+      </w:rPr>
+      <w:t>InvoiceId</w:t>
+    </w:r>
+    <w:proofErr w:type="spellEnd"/>
+    <w:r>
+      <w:rPr>
+        <w:b/>
+        <w:bCs/>
+        <w:sz w:val="30"/>
+        <w:szCs w:val="30"/>
+      </w:rPr>
+      <w:t>}}</w:t>
     </w:r>
     <w:r>
       <w:rPr>
@@ -2282,34 +2218,7 @@
         <w:noProof/>
         <w:sz w:val="22"/>
       </w:rPr>
-      <w:t xml:space="preserve">                                             </w:t>
-    </w:r>
-    <w:r>
-      <w:rPr>
-        <w:i/>
-        <w:iCs/>
-        <w:noProof/>
-        <w:sz w:val="22"/>
-      </w:rPr>
-      <w:t xml:space="preserve">  </w:t>
-    </w:r>
-    <w:r>
-      <w:rPr>
-        <w:i/>
-        <w:iCs/>
-        <w:noProof/>
-        <w:sz w:val="22"/>
-      </w:rPr>
-      <w:t xml:space="preserve">   </w:t>
-    </w:r>
-    <w:r>
-      <w:rPr>
-        <w:i/>
-        <w:iCs/>
-        <w:noProof/>
-        <w:sz w:val="22"/>
-      </w:rPr>
-      <w:t xml:space="preserve">  </w:t>
+      <w:t xml:space="preserve">                         </w:t>
     </w:r>
     <w:r>
       <w:rPr>
@@ -2338,7 +2247,25 @@
         <w:szCs w:val="20"/>
         <w14:ligatures w14:val="none"/>
       </w:rPr>
-      <w:t>{{InvoiceCreatedDate}}</w:t>
+      <w:t>{{</w:t>
+    </w:r>
+    <w:proofErr w:type="spellStart"/>
+    <w:r>
+      <w:rPr>
+        <w:kern w:val="0"/>
+        <w:szCs w:val="20"/>
+        <w14:ligatures w14:val="none"/>
+      </w:rPr>
+      <w:t>InvoiceCreatedDate</w:t>
+    </w:r>
+    <w:proofErr w:type="spellEnd"/>
+    <w:r>
+      <w:rPr>
+        <w:kern w:val="0"/>
+        <w:szCs w:val="20"/>
+        <w14:ligatures w14:val="none"/>
+      </w:rPr>
+      <w:t>}}</w:t>
     </w:r>
     <w:r>
       <w:rPr>
@@ -2402,16 +2329,6 @@
         <w:noProof/>
         <w:sz w:val="22"/>
       </w:rPr>
-    </w:pPr>
-  </w:p>
-</w:hdr>
-</file>
-
-<file path=word/header3.xml><?xml version="1.0" encoding="utf-8"?>
-<w:hdr xmlns:wpc="http://schemas.microsoft.com/office/word/2010/wordprocessingCanvas" xmlns:cx="http://schemas.microsoft.com/office/drawing/2014/chartex" xmlns:cx1="http://schemas.microsoft.com/office/drawing/2015/9/8/chartex" xmlns:cx2="http://schemas.microsoft.com/office/drawing/2015/10/21/chartex" xmlns:cx3="http://schemas.microsoft.com/office/drawing/2016/5/9/chartex" xmlns:cx4="http://schemas.microsoft.com/office/drawing/2016/5/10/chartex" xmlns:cx5="http://schemas.microsoft.com/office/drawing/2016/5/11/chartex" xmlns:cx6="http://schemas.microsoft.com/office/drawing/2016/5/12/chartex" xmlns:cx7="http://schemas.microsoft.com/office/drawing/2016/5/13/chartex" xmlns:cx8="http://schemas.microsoft.com/office/drawing/2016/5/14/chartex" xmlns:mc="http://schemas.openxmlformats.org/markup-compatibility/2006" xmlns:aink="http://schemas.microsoft.com/office/drawing/2016/ink" xmlns:am3d="http://schemas.microsoft.com/office/drawing/2017/model3d" xmlns:o="urn:schemas-microsoft-com:office:office" xmlns:oel="http://schemas.microsoft.com/office/2019/extlst" xmlns:r="http://schemas.openxmlformats.org/officeDocument/2006/relationships" xmlns:m="http://schemas.openxmlformats.org/officeDocument/2006/math" xmlns:v="urn:schemas-microsoft-com:vml" xmlns:wp14="http://schemas.microsoft.com/office/word/2010/wordprocessingDrawing" xmlns:wp="http://schemas.openxmlformats.org/drawingml/2006/wordprocessingDrawing" xmlns:w10="urn:schemas-microsoft-com:office:word" xmlns:w="http://schemas.openxmlformats.org/wordprocessingml/2006/main" xmlns:w14="http://schemas.microsoft.com/office/word/2010/wordml" xmlns:w15="http://schemas.microsoft.com/office/word/2012/wordml" xmlns:w16cex="http://schemas.microsoft.com/office/word/2018/wordml/cex" xmlns:w16cid="http://schemas.microsoft.com/office/word/2016/wordml/cid" xmlns:w16="http://schemas.microsoft.com/office/word/2018/wordml" xmlns:w16du="http://schemas.microsoft.com/office/word/2023/wordml/word16du" xmlns:w16sdtdh="http://schemas.microsoft.com/office/word/2020/wordml/sdtdatahash" xmlns:w16sdtfl="http://schemas.microsoft.com/office/word/2024/wordml/sdtformatlock" xmlns:w16se="http://schemas.microsoft.com/office/word/2015/wordml/symex" xmlns:wpg="http://schemas.microsoft.com/office/word/2010/wordprocessingGroup" xmlns:wpi="http://schemas.microsoft.com/office/word/2010/wordprocessingInk" xmlns:wne="http://schemas.microsoft.com/office/word/2006/wordml" xmlns:wps="http://schemas.microsoft.com/office/word/2010/wordprocessingShape" mc:Ignorable="w14 w15 w16se w16cid w16 w16cex w16sdtdh w16sdtfl w16du wp14">
-  <w:p>
-    <w:pPr>
-      <w:pStyle w:val="Header"/>
     </w:pPr>
   </w:p>
 </w:hdr>
@@ -3233,9 +3150,20 @@
 </a:theme>
 </file>
 
+<file path=customXml/item1.xml><?xml version="1.0" encoding="utf-8"?>
+<b:Sources xmlns:b="http://schemas.openxmlformats.org/officeDocument/2006/bibliography" xmlns="http://schemas.openxmlformats.org/officeDocument/2006/bibliography" SelectedStyle="\APASixthEditionOfficeOnline.xsl" StyleName="APA" Version="6"/>
+</file>
+
+<file path=customXml/itemProps1.xml><?xml version="1.0" encoding="utf-8"?>
+<ds:datastoreItem xmlns:ds="http://schemas.openxmlformats.org/officeDocument/2006/customXml" ds:itemID="{F5A8B7B1-F9D7-403A-8B58-EEDCEF0D4C92}">
+  <ds:schemaRefs>
+    <ds:schemaRef ds:uri="http://schemas.openxmlformats.org/officeDocument/2006/bibliography"/>
+  </ds:schemaRefs>
+</ds:datastoreItem>
+</file>
+
 <file path=docMetadata/LabelInfo.xml><?xml version="1.0" encoding="utf-8"?>
 <clbl:labelList xmlns:clbl="http://schemas.microsoft.com/office/2020/mipLabelMetadata">
-  <clbl:label id="{4af293e6-3850-4258-b2c7-0aa0e3bfa7d9}" enabled="1" method="Privileged" siteId="{b9fec68c-c92d-461e-9a97-3d03a0f18b82}" contentBits="3" removed="0"/>
   <clbl:label id="{e0793d39-0939-496d-b129-198edd916feb}" enabled="0" method="" siteId="{e0793d39-0939-496d-b129-198edd916feb}" removed="1"/>
 </clbl:labelList>
 </file>
--- a/ALR-DocgenTemplates/InvoiceTemplate.docx
+++ b/ALR-DocgenTemplates/InvoiceTemplate.docx
@@ -12,8 +12,12 @@
           <w:szCs w:val="34"/>
         </w:rPr>
         <w:sectPr>
+          <w:headerReference w:type="even" r:id="rId6"/>
           <w:headerReference w:type="default" r:id="rId7"/>
-          <w:footerReference w:type="default" r:id="rId8"/>
+          <w:footerReference w:type="even" r:id="rId8"/>
+          <w:footerReference w:type="default" r:id="rId9"/>
+          <w:headerReference w:type="first" r:id="rId10"/>
+          <w:footerReference w:type="first" r:id="rId11"/>
           <w:pgSz w:w="12240" w:h="15840"/>
           <w:pgMar w:top="720" w:right="720" w:bottom="720" w:left="720" w:header="708" w:footer="708" w:gutter="0"/>
           <w:cols w:space="708"/>
@@ -132,29 +136,7 @@
                 <w:szCs w:val="24"/>
                 <w14:ligatures w14:val="none"/>
               </w:rPr>
-              <w:t>{{</w:t>
-            </w:r>
-            <w:proofErr w:type="spellStart"/>
-            <w:r>
-              <w:rPr>
-                <w:color w:val="000000" w:themeColor="text1"/>
-                <w:kern w:val="0"/>
-                <w:sz w:val="24"/>
-                <w:szCs w:val="24"/>
-                <w14:ligatures w14:val="none"/>
-              </w:rPr>
-              <w:t>RegistrantName</w:t>
-            </w:r>
-            <w:proofErr w:type="spellEnd"/>
-            <w:r>
-              <w:rPr>
-                <w:color w:val="000000" w:themeColor="text1"/>
-                <w:kern w:val="0"/>
-                <w:sz w:val="24"/>
-                <w:szCs w:val="24"/>
-                <w14:ligatures w14:val="none"/>
-              </w:rPr>
-              <w:t>}}</w:t>
+              <w:t>{{RegistrantName}}</w:t>
             </w:r>
           </w:p>
         </w:tc>
@@ -179,29 +161,7 @@
                 <w:szCs w:val="24"/>
                 <w14:ligatures w14:val="none"/>
               </w:rPr>
-              <w:t>{{</w:t>
-            </w:r>
-            <w:proofErr w:type="spellStart"/>
-            <w:r>
-              <w:rPr>
-                <w:color w:val="000000" w:themeColor="text1"/>
-                <w:kern w:val="0"/>
-                <w:sz w:val="24"/>
-                <w:szCs w:val="24"/>
-                <w14:ligatures w14:val="none"/>
-              </w:rPr>
-              <w:t>ResidenceName</w:t>
-            </w:r>
-            <w:proofErr w:type="spellEnd"/>
-            <w:r>
-              <w:rPr>
-                <w:color w:val="000000" w:themeColor="text1"/>
-                <w:kern w:val="0"/>
-                <w:sz w:val="24"/>
-                <w:szCs w:val="24"/>
-                <w14:ligatures w14:val="none"/>
-              </w:rPr>
-              <w:t>}}</w:t>
+              <w:t>{{ResidenceName}}</w:t>
             </w:r>
           </w:p>
         </w:tc>
@@ -231,29 +191,7 @@
                 <w:szCs w:val="24"/>
                 <w14:ligatures w14:val="none"/>
               </w:rPr>
-              <w:t>{{</w:t>
-            </w:r>
-            <w:proofErr w:type="spellStart"/>
-            <w:r>
-              <w:rPr>
-                <w:color w:val="000000" w:themeColor="text1"/>
-                <w:kern w:val="0"/>
-                <w:sz w:val="24"/>
-                <w:szCs w:val="24"/>
-                <w14:ligatures w14:val="none"/>
-              </w:rPr>
-              <w:t>RegistrantAddress</w:t>
-            </w:r>
-            <w:proofErr w:type="spellEnd"/>
-            <w:r>
-              <w:rPr>
-                <w:color w:val="000000" w:themeColor="text1"/>
-                <w:kern w:val="0"/>
-                <w:sz w:val="24"/>
-                <w:szCs w:val="24"/>
-                <w14:ligatures w14:val="none"/>
-              </w:rPr>
-              <w:t>}}</w:t>
+              <w:t>{{RegistrantAddress}}</w:t>
             </w:r>
           </w:p>
         </w:tc>
@@ -356,25 +294,7 @@
                 <w:sz w:val="24"/>
                 <w:szCs w:val="24"/>
               </w:rPr>
-              <w:t>{{</w:t>
-            </w:r>
-            <w:proofErr w:type="spellStart"/>
-            <w:r>
-              <w:rPr>
-                <w:color w:val="000000" w:themeColor="text1"/>
-                <w:sz w:val="24"/>
-                <w:szCs w:val="24"/>
-              </w:rPr>
-              <w:t>ResidenceAddress</w:t>
-            </w:r>
-            <w:proofErr w:type="spellEnd"/>
-            <w:r>
-              <w:rPr>
-                <w:color w:val="000000" w:themeColor="text1"/>
-                <w:sz w:val="24"/>
-                <w:szCs w:val="24"/>
-              </w:rPr>
-              <w:t>}}</w:t>
+              <w:t>{{ResidenceAddress}}</w:t>
             </w:r>
             <w:bookmarkEnd w:id="1"/>
           </w:p>
@@ -584,21 +504,7 @@
               <w:rPr>
                 <w:sz w:val="22"/>
               </w:rPr>
-              <w:t>{{</w:t>
-            </w:r>
-            <w:proofErr w:type="spellStart"/>
-            <w:r>
-              <w:rPr>
-                <w:sz w:val="22"/>
-              </w:rPr>
-              <w:t>PublicQuantitySum</w:t>
-            </w:r>
-            <w:proofErr w:type="spellEnd"/>
-            <w:r>
-              <w:rPr>
-                <w:sz w:val="22"/>
-              </w:rPr>
-              <w:t>}}</w:t>
+              <w:t>{{PublicQuantitySum}}</w:t>
             </w:r>
           </w:p>
         </w:tc>
@@ -620,23 +526,7 @@
                 <w:rStyle w:val="ui-provider"/>
                 <w:sz w:val="22"/>
               </w:rPr>
-              <w:t>{{</w:t>
-            </w:r>
-            <w:proofErr w:type="spellStart"/>
-            <w:r>
-              <w:rPr>
-                <w:rStyle w:val="ui-provider"/>
-                <w:sz w:val="22"/>
-              </w:rPr>
-              <w:t>PublicSum</w:t>
-            </w:r>
-            <w:proofErr w:type="spellEnd"/>
-            <w:r>
-              <w:rPr>
-                <w:rStyle w:val="ui-provider"/>
-                <w:sz w:val="22"/>
-              </w:rPr>
-              <w:t>}}</w:t>
+              <w:t>{{PublicSum}}</w:t>
             </w:r>
             <w:bookmarkEnd w:id="3"/>
           </w:p>
@@ -662,40 +552,15 @@
                 <w:rStyle w:val="ui-provider"/>
                 <w:sz w:val="22"/>
               </w:rPr>
-              <w:t>{{</w:t>
-            </w:r>
-            <w:proofErr w:type="spellStart"/>
+              <w:t>{{PublicFeeSum}}</w:t>
+            </w:r>
+            <w:bookmarkStart w:id="5" w:name="OLE_LINK27"/>
             <w:r>
               <w:rPr>
                 <w:rStyle w:val="ui-provider"/>
                 <w:sz w:val="22"/>
               </w:rPr>
-              <w:t>PublicFeeSum</w:t>
-            </w:r>
-            <w:proofErr w:type="spellEnd"/>
-            <w:proofErr w:type="gramStart"/>
-            <w:r>
-              <w:rPr>
-                <w:rStyle w:val="ui-provider"/>
-                <w:sz w:val="22"/>
-              </w:rPr>
-              <w:t>}}</w:t>
-            </w:r>
-            <w:bookmarkStart w:id="5" w:name="OLE_LINK27"/>
-            <w:r>
-              <w:rPr>
-                <w:rStyle w:val="ui-provider"/>
-                <w:sz w:val="22"/>
-              </w:rPr>
-              <w:t>{</w:t>
-            </w:r>
-            <w:proofErr w:type="gramEnd"/>
-            <w:r>
-              <w:rPr>
-                <w:rStyle w:val="ui-provider"/>
-                <w:sz w:val="22"/>
-              </w:rPr>
-              <w:t>{/P</w:t>
+              <w:t>{{/P</w:t>
             </w:r>
             <w:r>
               <w:rPr>
@@ -766,25 +631,7 @@
                 <w:sz w:val="22"/>
                 <w14:ligatures w14:val="none"/>
               </w:rPr>
-              <w:t>{{</w:t>
-            </w:r>
-            <w:proofErr w:type="spellStart"/>
-            <w:r>
-              <w:rPr>
-                <w:kern w:val="0"/>
-                <w:sz w:val="22"/>
-                <w14:ligatures w14:val="none"/>
-              </w:rPr>
-              <w:t>PrivateQuantitySum</w:t>
-            </w:r>
-            <w:proofErr w:type="spellEnd"/>
-            <w:r>
-              <w:rPr>
-                <w:kern w:val="0"/>
-                <w:sz w:val="22"/>
-                <w14:ligatures w14:val="none"/>
-              </w:rPr>
-              <w:t>}}</w:t>
+              <w:t>{{PrivateQuantitySum}}</w:t>
             </w:r>
             <w:bookmarkEnd w:id="6"/>
           </w:p>
@@ -810,27 +657,7 @@
                 <w:sz w:val="22"/>
                 <w14:ligatures w14:val="none"/>
               </w:rPr>
-              <w:t>{{</w:t>
-            </w:r>
-            <w:proofErr w:type="spellStart"/>
-            <w:r>
-              <w:rPr>
-                <w:rStyle w:val="ui-provider"/>
-                <w:kern w:val="0"/>
-                <w:sz w:val="22"/>
-                <w14:ligatures w14:val="none"/>
-              </w:rPr>
-              <w:t>PrivateSum</w:t>
-            </w:r>
-            <w:proofErr w:type="spellEnd"/>
-            <w:r>
-              <w:rPr>
-                <w:rStyle w:val="ui-provider"/>
-                <w:kern w:val="0"/>
-                <w:sz w:val="22"/>
-                <w14:ligatures w14:val="none"/>
-              </w:rPr>
-              <w:t>}}</w:t>
+              <w:t>{{PrivateSum}}</w:t>
             </w:r>
             <w:bookmarkEnd w:id="7"/>
           </w:p>
@@ -858,9 +685,9 @@
                 <w:sz w:val="22"/>
                 <w14:ligatures w14:val="none"/>
               </w:rPr>
-              <w:t>{{</w:t>
-            </w:r>
-            <w:proofErr w:type="spellStart"/>
+              <w:t>{{PrivateFeeSum}}</w:t>
+            </w:r>
+            <w:bookmarkStart w:id="8" w:name="OLE_LINK28"/>
             <w:r>
               <w:rPr>
                 <w:rStyle w:val="ui-provider"/>
@@ -868,38 +695,7 @@
                 <w:sz w:val="22"/>
                 <w14:ligatures w14:val="none"/>
               </w:rPr>
-              <w:t>PrivateFeeSum</w:t>
-            </w:r>
-            <w:proofErr w:type="spellEnd"/>
-            <w:proofErr w:type="gramStart"/>
-            <w:r>
-              <w:rPr>
-                <w:rStyle w:val="ui-provider"/>
-                <w:kern w:val="0"/>
-                <w:sz w:val="22"/>
-                <w14:ligatures w14:val="none"/>
-              </w:rPr>
-              <w:t>}}</w:t>
-            </w:r>
-            <w:bookmarkStart w:id="8" w:name="OLE_LINK28"/>
-            <w:r>
-              <w:rPr>
-                <w:rStyle w:val="ui-provider"/>
-                <w:kern w:val="0"/>
-                <w:sz w:val="22"/>
-                <w14:ligatures w14:val="none"/>
-              </w:rPr>
-              <w:t>{</w:t>
-            </w:r>
-            <w:proofErr w:type="gramEnd"/>
-            <w:r>
-              <w:rPr>
-                <w:rStyle w:val="ui-provider"/>
-                <w:kern w:val="0"/>
-                <w:sz w:val="22"/>
-                <w14:ligatures w14:val="none"/>
-              </w:rPr>
-              <w:t>{/Private}}</w:t>
+              <w:t>{{/Private}}</w:t>
             </w:r>
             <w:bookmarkEnd w:id="8"/>
           </w:p>
@@ -933,16 +729,7 @@
                 <w:sz w:val="22"/>
                 <w14:ligatures w14:val="none"/>
               </w:rPr>
-              <w:t xml:space="preserve">Per </w:t>
-            </w:r>
-            <w:proofErr w:type="gramStart"/>
-            <w:r>
-              <w:rPr>
-                <w:kern w:val="0"/>
-                <w:sz w:val="22"/>
-                <w14:ligatures w14:val="none"/>
-              </w:rPr>
-              <w:t>Diem</w:t>
+              <w:t>Per Diem</w:t>
             </w:r>
             <w:bookmarkEnd w:id="9"/>
             <w:r>
@@ -952,17 +739,7 @@
                 <w:sz w:val="22"/>
                 <w14:ligatures w14:val="none"/>
               </w:rPr>
-              <w:t>{</w:t>
-            </w:r>
-            <w:proofErr w:type="gramEnd"/>
-            <w:r>
-              <w:rPr>
-                <w:rStyle w:val="ui-provider"/>
-                <w:kern w:val="0"/>
-                <w:sz w:val="22"/>
-                <w14:ligatures w14:val="none"/>
-              </w:rPr>
-              <w:t>{#</w:t>
+              <w:t>{{#</w:t>
             </w:r>
             <w:r>
               <w:rPr>
@@ -1007,7 +784,6 @@
               <w:t>{{</w:t>
             </w:r>
             <w:bookmarkStart w:id="11" w:name="OLE_LINK22"/>
-            <w:proofErr w:type="spellStart"/>
             <w:r>
               <w:rPr>
                 <w:kern w:val="0"/>
@@ -1023,16 +799,7 @@
                 <w:sz w:val="22"/>
                 <w14:ligatures w14:val="none"/>
               </w:rPr>
-              <w:t>QuantitySum</w:t>
-            </w:r>
-            <w:proofErr w:type="spellEnd"/>
-            <w:r>
-              <w:rPr>
-                <w:kern w:val="0"/>
-                <w:sz w:val="22"/>
-                <w14:ligatures w14:val="none"/>
-              </w:rPr>
-              <w:t>}}</w:t>
+              <w:t>QuantitySum}}</w:t>
             </w:r>
             <w:bookmarkEnd w:id="10"/>
           </w:p>
@@ -1062,7 +829,6 @@
               </w:rPr>
               <w:t>{{</w:t>
             </w:r>
-            <w:proofErr w:type="spellStart"/>
             <w:r>
               <w:rPr>
                 <w:kern w:val="0"/>
@@ -1078,17 +844,7 @@
                 <w:sz w:val="22"/>
                 <w14:ligatures w14:val="none"/>
               </w:rPr>
-              <w:t>Sum</w:t>
-            </w:r>
-            <w:proofErr w:type="spellEnd"/>
-            <w:r>
-              <w:rPr>
-                <w:rStyle w:val="ui-provider"/>
-                <w:kern w:val="0"/>
-                <w:sz w:val="22"/>
-                <w14:ligatures w14:val="none"/>
-              </w:rPr>
-              <w:t>}}</w:t>
+              <w:t>Sum}}</w:t>
             </w:r>
             <w:bookmarkEnd w:id="12"/>
           </w:p>
@@ -1121,7 +877,6 @@
               </w:rPr>
               <w:t>{{</w:t>
             </w:r>
-            <w:proofErr w:type="spellStart"/>
             <w:r>
               <w:rPr>
                 <w:kern w:val="0"/>
@@ -1137,10 +892,9 @@
                 <w:sz w:val="22"/>
                 <w14:ligatures w14:val="none"/>
               </w:rPr>
-              <w:t>Sum</w:t>
-            </w:r>
-            <w:proofErr w:type="spellEnd"/>
-            <w:proofErr w:type="gramStart"/>
+              <w:t>Sum}}</w:t>
+            </w:r>
+            <w:bookmarkStart w:id="14" w:name="OLE_LINK29"/>
             <w:r>
               <w:rPr>
                 <w:rStyle w:val="ui-provider"/>
@@ -1148,27 +902,7 @@
                 <w:sz w:val="22"/>
                 <w14:ligatures w14:val="none"/>
               </w:rPr>
-              <w:t>}}</w:t>
-            </w:r>
-            <w:bookmarkStart w:id="14" w:name="OLE_LINK29"/>
-            <w:r>
-              <w:rPr>
-                <w:rStyle w:val="ui-provider"/>
-                <w:kern w:val="0"/>
-                <w:sz w:val="22"/>
-                <w14:ligatures w14:val="none"/>
-              </w:rPr>
-              <w:t>{</w:t>
-            </w:r>
-            <w:proofErr w:type="gramEnd"/>
-            <w:r>
-              <w:rPr>
-                <w:rStyle w:val="ui-provider"/>
-                <w:kern w:val="0"/>
-                <w:sz w:val="22"/>
-                <w14:ligatures w14:val="none"/>
-              </w:rPr>
-              <w:t>{/</w:t>
+              <w:t>{{/</w:t>
             </w:r>
             <w:r>
               <w:rPr>
@@ -1501,8 +1235,7 @@
     <w:tbl>
       <w:tblPr>
         <w:tblStyle w:val="TableGrid"/>
-        <w:tblW w:w="10489" w:type="dxa"/>
-        <w:tblInd w:w="279" w:type="dxa"/>
+        <w:tblW w:w="13590" w:type="dxa"/>
         <w:tblBorders>
           <w:top w:val="none" w:sz="0" w:space="0" w:color="auto"/>
           <w:left w:val="none" w:sz="0" w:space="0" w:color="auto"/>
@@ -1511,30 +1244,29 @@
           <w:insideH w:val="none" w:sz="0" w:space="0" w:color="auto"/>
           <w:insideV w:val="none" w:sz="0" w:space="0" w:color="auto"/>
         </w:tblBorders>
-        <w:tblLayout w:type="fixed"/>
         <w:tblLook w:val="04A0" w:firstRow="1" w:lastRow="0" w:firstColumn="1" w:lastColumn="0" w:noHBand="0" w:noVBand="1"/>
       </w:tblPr>
       <w:tblGrid>
-        <w:gridCol w:w="3685"/>
-        <w:gridCol w:w="3119"/>
-        <w:gridCol w:w="3685"/>
+        <w:gridCol w:w="5125"/>
+        <w:gridCol w:w="4140"/>
+        <w:gridCol w:w="4325"/>
       </w:tblGrid>
       <w:tr>
+        <w:trPr>
+          <w:trHeight w:val="182"/>
+        </w:trPr>
         <w:tc>
           <w:tcPr>
-            <w:tcW w:w="3685" w:type="dxa"/>
+            <w:tcW w:w="5125" w:type="dxa"/>
+            <w:hideMark/>
           </w:tcPr>
           <w:p>
             <w:pPr>
-              <w:tabs>
-                <w:tab w:val="left" w:pos="1250"/>
-              </w:tabs>
               <w:rPr>
                 <w:noProof/>
                 <w:sz w:val="22"/>
               </w:rPr>
             </w:pPr>
-            <w:proofErr w:type="gramStart"/>
             <w:r>
               <w:rPr>
                 <w:b/>
@@ -1543,71 +1275,9 @@
                 <w:sz w:val="24"/>
                 <w:szCs w:val="24"/>
               </w:rPr>
-              <w:t>Registration:</w:t>
-            </w:r>
-            <w:r>
-              <w:rPr>
-                <w:color w:val="000000" w:themeColor="text1"/>
-                <w:sz w:val="22"/>
-              </w:rPr>
-              <w:t>{</w:t>
-            </w:r>
-            <w:proofErr w:type="gramEnd"/>
-            <w:r>
-              <w:rPr>
-                <w:color w:val="000000" w:themeColor="text1"/>
-                <w:sz w:val="22"/>
-              </w:rPr>
-              <w:t>{</w:t>
-            </w:r>
-            <w:proofErr w:type="spellStart"/>
-            <w:r>
-              <w:rPr>
-                <w:color w:val="000000" w:themeColor="text1"/>
-                <w:sz w:val="22"/>
-              </w:rPr>
-              <w:t>IF_isCertificateIdNotPresent</w:t>
-            </w:r>
-            <w:proofErr w:type="spellEnd"/>
-            <w:r>
-              <w:rPr>
-                <w:color w:val="000000" w:themeColor="text1"/>
-                <w:sz w:val="22"/>
-              </w:rPr>
-              <w:t>}}</w:t>
-            </w:r>
-          </w:p>
-        </w:tc>
-        <w:tc>
-          <w:tcPr>
-            <w:tcW w:w="3119" w:type="dxa"/>
-          </w:tcPr>
-          <w:p>
-            <w:pPr>
-              <w:tabs>
-                <w:tab w:val="left" w:pos="1250"/>
-              </w:tabs>
-              <w:rPr>
-                <w:noProof/>
-                <w:sz w:val="22"/>
-              </w:rPr>
-            </w:pPr>
-          </w:p>
-        </w:tc>
-        <w:tc>
-          <w:tcPr>
-            <w:tcW w:w="3685" w:type="dxa"/>
-          </w:tcPr>
-          <w:p>
-            <w:pPr>
-              <w:tabs>
-                <w:tab w:val="left" w:pos="1250"/>
-              </w:tabs>
-              <w:rPr>
-                <w:noProof/>
-                <w:sz w:val="22"/>
-              </w:rPr>
-            </w:pPr>
+              <w:t xml:space="preserve">     Registration:</w:t>
+            </w:r>
+            <w:bookmarkStart w:id="15" w:name="OLE_LINK9"/>
             <w:r>
               <w:rPr>
                 <w:b/>
@@ -1616,19 +1286,68 @@
                 <w:sz w:val="24"/>
                 <w:szCs w:val="24"/>
               </w:rPr>
-              <w:t>Invoice total:</w:t>
-            </w:r>
-            <w:proofErr w:type="gramStart"/>
+              <w:t xml:space="preserve"> </w:t>
+            </w:r>
             <w:r>
               <w:rPr>
                 <w:color w:val="000000" w:themeColor="text1"/>
-                <w:kern w:val="0"/>
+                <w:sz w:val="22"/>
+              </w:rPr>
+              <w:t>{{</w:t>
+            </w:r>
+            <w:r>
+              <w:rPr>
+                <w:color w:val="000000" w:themeColor="text1"/>
+                <w:sz w:val="22"/>
+              </w:rPr>
+              <w:t>IF_isCertificateIdNotPresent</w:t>
+            </w:r>
+            <w:r>
+              <w:rPr>
+                <w:color w:val="000000" w:themeColor="text1"/>
+                <w:sz w:val="22"/>
+              </w:rPr>
+              <w:t>}}</w:t>
+            </w:r>
+            <w:bookmarkEnd w:id="15"/>
+          </w:p>
+        </w:tc>
+        <w:tc>
+          <w:tcPr>
+            <w:tcW w:w="4140" w:type="dxa"/>
+            <w:hideMark/>
+          </w:tcPr>
+          <w:p>
+            <w:pPr>
+              <w:rPr>
+                <w:noProof/>
+                <w:sz w:val="22"/>
+              </w:rPr>
+            </w:pPr>
+            <w:r>
+              <w:rPr>
+                <w:b/>
+                <w:bCs/>
+                <w:color w:val="000000" w:themeColor="text1"/>
                 <w:sz w:val="24"/>
                 <w:szCs w:val="24"/>
-                <w14:ligatures w14:val="none"/>
-              </w:rPr>
-              <w:t xml:space="preserve">   </w:t>
-            </w:r>
+              </w:rPr>
+              <w:t xml:space="preserve">                                     Invoice total:</w:t>
+            </w:r>
+          </w:p>
+        </w:tc>
+        <w:tc>
+          <w:tcPr>
+            <w:tcW w:w="4325" w:type="dxa"/>
+          </w:tcPr>
+          <w:p>
+            <w:pPr>
+              <w:rPr>
+                <w:noProof/>
+                <w:sz w:val="22"/>
+              </w:rPr>
+            </w:pPr>
+            <w:bookmarkStart w:id="16" w:name="OLE_LINK1"/>
             <w:r>
               <w:rPr>
                 <w:color w:val="000000" w:themeColor="text1"/>
@@ -1637,103 +1356,88 @@
                 <w:szCs w:val="24"/>
                 <w14:ligatures w14:val="none"/>
               </w:rPr>
-              <w:t>{</w:t>
-            </w:r>
-            <w:proofErr w:type="gramEnd"/>
-            <w:r>
-              <w:rPr>
-                <w:color w:val="000000" w:themeColor="text1"/>
-                <w:kern w:val="0"/>
-                <w:sz w:val="24"/>
-                <w:szCs w:val="24"/>
-                <w14:ligatures w14:val="none"/>
-              </w:rPr>
-              <w:t>{</w:t>
-            </w:r>
-            <w:proofErr w:type="spellStart"/>
-            <w:r>
-              <w:rPr>
-                <w:color w:val="000000" w:themeColor="text1"/>
-                <w:kern w:val="0"/>
-                <w:sz w:val="24"/>
-                <w:szCs w:val="24"/>
-                <w14:ligatures w14:val="none"/>
-              </w:rPr>
-              <w:t>TotalFeeAmount</w:t>
-            </w:r>
-            <w:proofErr w:type="spellEnd"/>
-            <w:r>
-              <w:rPr>
-                <w:color w:val="000000" w:themeColor="text1"/>
-                <w:kern w:val="0"/>
-                <w:sz w:val="24"/>
-                <w:szCs w:val="24"/>
-                <w14:ligatures w14:val="none"/>
-              </w:rPr>
-              <w:t>}}</w:t>
-            </w:r>
+              <w:t>{{TotalFeeAmount}}</w:t>
+            </w:r>
+            <w:bookmarkEnd w:id="16"/>
           </w:p>
         </w:tc>
       </w:tr>
       <w:tr>
+        <w:trPr>
+          <w:trHeight w:val="182"/>
+        </w:trPr>
         <w:tc>
           <w:tcPr>
-            <w:tcW w:w="3685" w:type="dxa"/>
+            <w:tcW w:w="5125" w:type="dxa"/>
+            <w:hideMark/>
           </w:tcPr>
           <w:p>
             <w:pPr>
-              <w:tabs>
-                <w:tab w:val="left" w:pos="1250"/>
-              </w:tabs>
-              <w:rPr>
-                <w:noProof/>
-                <w:sz w:val="22"/>
+              <w:rPr>
+                <w:b/>
+                <w:bCs/>
+                <w:color w:val="000000" w:themeColor="text1"/>
+                <w:sz w:val="24"/>
+                <w:szCs w:val="24"/>
               </w:rPr>
             </w:pPr>
+            <w:bookmarkStart w:id="17" w:name="OLE_LINK4"/>
+            <w:r>
+              <w:rPr>
+                <w:b/>
+                <w:bCs/>
+                <w:kern w:val="0"/>
+                <w:sz w:val="24"/>
+                <w:szCs w:val="24"/>
+                <w14:ligatures w14:val="none"/>
+              </w:rPr>
+              <w:t xml:space="preserve">     </w:t>
+            </w:r>
+            <w:bookmarkEnd w:id="17"/>
           </w:p>
         </w:tc>
         <w:tc>
           <w:tcPr>
-            <w:tcW w:w="3119" w:type="dxa"/>
+            <w:tcW w:w="4140" w:type="dxa"/>
+            <w:hideMark/>
           </w:tcPr>
           <w:p>
             <w:pPr>
-              <w:tabs>
-                <w:tab w:val="left" w:pos="1250"/>
-              </w:tabs>
-              <w:rPr>
-                <w:noProof/>
-                <w:sz w:val="22"/>
+              <w:rPr>
+                <w:b/>
+                <w:bCs/>
+                <w:color w:val="000000" w:themeColor="text1"/>
+                <w:sz w:val="24"/>
+                <w:szCs w:val="24"/>
               </w:rPr>
             </w:pPr>
+            <w:r>
+              <w:rPr>
+                <w:b/>
+                <w:bCs/>
+                <w:kern w:val="0"/>
+                <w:sz w:val="24"/>
+                <w:szCs w:val="24"/>
+                <w14:ligatures w14:val="none"/>
+              </w:rPr>
+              <w:t xml:space="preserve">                                     Balance due:</w:t>
+            </w:r>
           </w:p>
         </w:tc>
         <w:tc>
           <w:tcPr>
-            <w:tcW w:w="3685" w:type="dxa"/>
+            <w:tcW w:w="4325" w:type="dxa"/>
           </w:tcPr>
           <w:p>
             <w:pPr>
-              <w:tabs>
-                <w:tab w:val="left" w:pos="1250"/>
-              </w:tabs>
-              <w:rPr>
-                <w:noProof/>
-                <w:sz w:val="22"/>
-              </w:rPr>
-            </w:pPr>
-            <w:r>
               <w:rPr>
                 <w:b/>
                 <w:bCs/>
-                <w:kern w:val="0"/>
+                <w:color w:val="000000" w:themeColor="text1"/>
                 <w:sz w:val="24"/>
                 <w:szCs w:val="24"/>
-                <w14:ligatures w14:val="none"/>
-              </w:rPr>
-              <w:t>Balance due:</w:t>
-            </w:r>
-            <w:proofErr w:type="gramStart"/>
+              </w:rPr>
+            </w:pPr>
             <w:r>
               <w:rPr>
                 <w:color w:val="000000" w:themeColor="text1"/>
@@ -1742,50 +1446,7 @@
                 <w:szCs w:val="24"/>
                 <w14:ligatures w14:val="none"/>
               </w:rPr>
-              <w:t xml:space="preserve">   </w:t>
-            </w:r>
-            <w:r>
-              <w:rPr>
-                <w:color w:val="000000" w:themeColor="text1"/>
-                <w:kern w:val="0"/>
-                <w:sz w:val="24"/>
-                <w:szCs w:val="24"/>
-                <w14:ligatures w14:val="none"/>
-              </w:rPr>
-              <w:t>{</w:t>
-            </w:r>
-            <w:proofErr w:type="gramEnd"/>
-            <w:r>
-              <w:rPr>
-                <w:color w:val="000000" w:themeColor="text1"/>
-                <w:kern w:val="0"/>
-                <w:sz w:val="24"/>
-                <w:szCs w:val="24"/>
-                <w14:ligatures w14:val="none"/>
-              </w:rPr>
-              <w:t>{</w:t>
-            </w:r>
-            <w:proofErr w:type="spellStart"/>
-            <w:r>
-              <w:rPr>
-                <w:color w:val="000000" w:themeColor="text1"/>
-                <w:kern w:val="0"/>
-                <w:sz w:val="24"/>
-                <w:szCs w:val="24"/>
-                <w14:ligatures w14:val="none"/>
-              </w:rPr>
-              <w:t>TotalFeeAmount</w:t>
-            </w:r>
-            <w:proofErr w:type="spellEnd"/>
-            <w:r>
-              <w:rPr>
-                <w:color w:val="000000" w:themeColor="text1"/>
-                <w:kern w:val="0"/>
-                <w:sz w:val="24"/>
-                <w:szCs w:val="24"/>
-                <w14:ligatures w14:val="none"/>
-              </w:rPr>
-              <w:t>}}</w:t>
+              <w:t>{{TotalFeeAmount}}</w:t>
             </w:r>
           </w:p>
         </w:tc>
@@ -1801,6 +1462,13 @@
           <w:sz w:val="22"/>
         </w:rPr>
       </w:pPr>
+      <w:r>
+        <w:rPr>
+          <w:noProof/>
+          <w:sz w:val="22"/>
+        </w:rPr>
+        <w:t xml:space="preserve">  </w:t>
+      </w:r>
       <w:r>
         <w:rPr>
           <w:noProof/>
@@ -1849,6 +1517,16 @@
 <w:ftr xmlns:wpc="http://schemas.microsoft.com/office/word/2010/wordprocessingCanvas" xmlns:cx="http://schemas.microsoft.com/office/drawing/2014/chartex" xmlns:cx1="http://schemas.microsoft.com/office/drawing/2015/9/8/chartex" xmlns:cx2="http://schemas.microsoft.com/office/drawing/2015/10/21/chartex" xmlns:cx3="http://schemas.microsoft.com/office/drawing/2016/5/9/chartex" xmlns:cx4="http://schemas.microsoft.com/office/drawing/2016/5/10/chartex" xmlns:cx5="http://schemas.microsoft.com/office/drawing/2016/5/11/chartex" xmlns:cx6="http://schemas.microsoft.com/office/drawing/2016/5/12/chartex" xmlns:cx7="http://schemas.microsoft.com/office/drawing/2016/5/13/chartex" xmlns:cx8="http://schemas.microsoft.com/office/drawing/2016/5/14/chartex" xmlns:mc="http://schemas.openxmlformats.org/markup-compatibility/2006" xmlns:aink="http://schemas.microsoft.com/office/drawing/2016/ink" xmlns:am3d="http://schemas.microsoft.com/office/drawing/2017/model3d" xmlns:o="urn:schemas-microsoft-com:office:office" xmlns:oel="http://schemas.microsoft.com/office/2019/extlst" xmlns:r="http://schemas.openxmlformats.org/officeDocument/2006/relationships" xmlns:m="http://schemas.openxmlformats.org/officeDocument/2006/math" xmlns:v="urn:schemas-microsoft-com:vml" xmlns:wp14="http://schemas.microsoft.com/office/word/2010/wordprocessingDrawing" xmlns:wp="http://schemas.openxmlformats.org/drawingml/2006/wordprocessingDrawing" xmlns:w10="urn:schemas-microsoft-com:office:word" xmlns:w="http://schemas.openxmlformats.org/wordprocessingml/2006/main" xmlns:w14="http://schemas.microsoft.com/office/word/2010/wordml" xmlns:w15="http://schemas.microsoft.com/office/word/2012/wordml" xmlns:w16cex="http://schemas.microsoft.com/office/word/2018/wordml/cex" xmlns:w16cid="http://schemas.microsoft.com/office/word/2016/wordml/cid" xmlns:w16="http://schemas.microsoft.com/office/word/2018/wordml" xmlns:w16du="http://schemas.microsoft.com/office/word/2023/wordml/word16du" xmlns:w16sdtdh="http://schemas.microsoft.com/office/word/2020/wordml/sdtdatahash" xmlns:w16sdtfl="http://schemas.microsoft.com/office/word/2024/wordml/sdtformatlock" xmlns:w16se="http://schemas.microsoft.com/office/word/2015/wordml/symex" xmlns:wpg="http://schemas.microsoft.com/office/word/2010/wordprocessingGroup" xmlns:wpi="http://schemas.microsoft.com/office/word/2010/wordprocessingInk" xmlns:wne="http://schemas.microsoft.com/office/word/2006/wordml" xmlns:wps="http://schemas.microsoft.com/office/word/2010/wordprocessingShape" mc:Ignorable="w14 w15 w16se w16cid w16 w16cex w16sdtdh w16sdtfl w16du wp14">
   <w:p>
     <w:pPr>
+      <w:pStyle w:val="Footer"/>
+    </w:pPr>
+  </w:p>
+</w:ftr>
+</file>
+
+<file path=word/footer2.xml><?xml version="1.0" encoding="utf-8"?>
+<w:ftr xmlns:wpc="http://schemas.microsoft.com/office/word/2010/wordprocessingCanvas" xmlns:cx="http://schemas.microsoft.com/office/drawing/2014/chartex" xmlns:cx1="http://schemas.microsoft.com/office/drawing/2015/9/8/chartex" xmlns:cx2="http://schemas.microsoft.com/office/drawing/2015/10/21/chartex" xmlns:cx3="http://schemas.microsoft.com/office/drawing/2016/5/9/chartex" xmlns:cx4="http://schemas.microsoft.com/office/drawing/2016/5/10/chartex" xmlns:cx5="http://schemas.microsoft.com/office/drawing/2016/5/11/chartex" xmlns:cx6="http://schemas.microsoft.com/office/drawing/2016/5/12/chartex" xmlns:cx7="http://schemas.microsoft.com/office/drawing/2016/5/13/chartex" xmlns:cx8="http://schemas.microsoft.com/office/drawing/2016/5/14/chartex" xmlns:mc="http://schemas.openxmlformats.org/markup-compatibility/2006" xmlns:aink="http://schemas.microsoft.com/office/drawing/2016/ink" xmlns:am3d="http://schemas.microsoft.com/office/drawing/2017/model3d" xmlns:o="urn:schemas-microsoft-com:office:office" xmlns:oel="http://schemas.microsoft.com/office/2019/extlst" xmlns:r="http://schemas.openxmlformats.org/officeDocument/2006/relationships" xmlns:m="http://schemas.openxmlformats.org/officeDocument/2006/math" xmlns:v="urn:schemas-microsoft-com:vml" xmlns:wp14="http://schemas.microsoft.com/office/word/2010/wordprocessingDrawing" xmlns:wp="http://schemas.openxmlformats.org/drawingml/2006/wordprocessingDrawing" xmlns:w10="urn:schemas-microsoft-com:office:word" xmlns:w="http://schemas.openxmlformats.org/wordprocessingml/2006/main" xmlns:w14="http://schemas.microsoft.com/office/word/2010/wordml" xmlns:w15="http://schemas.microsoft.com/office/word/2012/wordml" xmlns:w16cex="http://schemas.microsoft.com/office/word/2018/wordml/cex" xmlns:w16cid="http://schemas.microsoft.com/office/word/2016/wordml/cid" xmlns:w16="http://schemas.microsoft.com/office/word/2018/wordml" xmlns:w16du="http://schemas.microsoft.com/office/word/2023/wordml/word16du" xmlns:w16sdtdh="http://schemas.microsoft.com/office/word/2020/wordml/sdtdatahash" xmlns:w16sdtfl="http://schemas.microsoft.com/office/word/2024/wordml/sdtformatlock" xmlns:w16se="http://schemas.microsoft.com/office/word/2015/wordml/symex" xmlns:wpg="http://schemas.microsoft.com/office/word/2010/wordprocessingGroup" xmlns:wpi="http://schemas.microsoft.com/office/word/2010/wordprocessingInk" xmlns:wne="http://schemas.microsoft.com/office/word/2006/wordml" xmlns:wps="http://schemas.microsoft.com/office/word/2010/wordprocessingShape" mc:Ignorable="w14 w15 w16se w16cid w16 w16cex w16sdtdh w16sdtfl w16du wp14">
+  <w:p>
+    <w:pPr>
       <w:jc w:val="right"/>
       <w:rPr>
         <w:noProof/>
@@ -1953,6 +1631,16 @@
       </w:rPr>
       <w:t xml:space="preserve"> (250) 953-0496</w:t>
     </w:r>
+  </w:p>
+</w:ftr>
+</file>
+
+<file path=word/footer3.xml><?xml version="1.0" encoding="utf-8"?>
+<w:ftr xmlns:wpc="http://schemas.microsoft.com/office/word/2010/wordprocessingCanvas" xmlns:cx="http://schemas.microsoft.com/office/drawing/2014/chartex" xmlns:cx1="http://schemas.microsoft.com/office/drawing/2015/9/8/chartex" xmlns:cx2="http://schemas.microsoft.com/office/drawing/2015/10/21/chartex" xmlns:cx3="http://schemas.microsoft.com/office/drawing/2016/5/9/chartex" xmlns:cx4="http://schemas.microsoft.com/office/drawing/2016/5/10/chartex" xmlns:cx5="http://schemas.microsoft.com/office/drawing/2016/5/11/chartex" xmlns:cx6="http://schemas.microsoft.com/office/drawing/2016/5/12/chartex" xmlns:cx7="http://schemas.microsoft.com/office/drawing/2016/5/13/chartex" xmlns:cx8="http://schemas.microsoft.com/office/drawing/2016/5/14/chartex" xmlns:mc="http://schemas.openxmlformats.org/markup-compatibility/2006" xmlns:aink="http://schemas.microsoft.com/office/drawing/2016/ink" xmlns:am3d="http://schemas.microsoft.com/office/drawing/2017/model3d" xmlns:o="urn:schemas-microsoft-com:office:office" xmlns:oel="http://schemas.microsoft.com/office/2019/extlst" xmlns:r="http://schemas.openxmlformats.org/officeDocument/2006/relationships" xmlns:m="http://schemas.openxmlformats.org/officeDocument/2006/math" xmlns:v="urn:schemas-microsoft-com:vml" xmlns:wp14="http://schemas.microsoft.com/office/word/2010/wordprocessingDrawing" xmlns:wp="http://schemas.openxmlformats.org/drawingml/2006/wordprocessingDrawing" xmlns:w10="urn:schemas-microsoft-com:office:word" xmlns:w="http://schemas.openxmlformats.org/wordprocessingml/2006/main" xmlns:w14="http://schemas.microsoft.com/office/word/2010/wordml" xmlns:w15="http://schemas.microsoft.com/office/word/2012/wordml" xmlns:w16cex="http://schemas.microsoft.com/office/word/2018/wordml/cex" xmlns:w16cid="http://schemas.microsoft.com/office/word/2016/wordml/cid" xmlns:w16="http://schemas.microsoft.com/office/word/2018/wordml" xmlns:w16du="http://schemas.microsoft.com/office/word/2023/wordml/word16du" xmlns:w16sdtdh="http://schemas.microsoft.com/office/word/2020/wordml/sdtdatahash" xmlns:w16sdtfl="http://schemas.microsoft.com/office/word/2024/wordml/sdtformatlock" xmlns:w16se="http://schemas.microsoft.com/office/word/2015/wordml/symex" xmlns:wpg="http://schemas.microsoft.com/office/word/2010/wordprocessingGroup" xmlns:wpi="http://schemas.microsoft.com/office/word/2010/wordprocessingInk" xmlns:wne="http://schemas.microsoft.com/office/word/2006/wordml" xmlns:wps="http://schemas.microsoft.com/office/word/2010/wordprocessingShape" mc:Ignorable="w14 w15 w16se w16cid w16 w16cex w16sdtdh w16sdtfl w16du wp14">
+  <w:p>
+    <w:pPr>
+      <w:pStyle w:val="Footer"/>
+    </w:pPr>
   </w:p>
 </w:ftr>
 </file>
@@ -1986,6 +1674,16 @@
 <w:hdr xmlns:wpc="http://schemas.microsoft.com/office/word/2010/wordprocessingCanvas" xmlns:cx="http://schemas.microsoft.com/office/drawing/2014/chartex" xmlns:cx1="http://schemas.microsoft.com/office/drawing/2015/9/8/chartex" xmlns:cx2="http://schemas.microsoft.com/office/drawing/2015/10/21/chartex" xmlns:cx3="http://schemas.microsoft.com/office/drawing/2016/5/9/chartex" xmlns:cx4="http://schemas.microsoft.com/office/drawing/2016/5/10/chartex" xmlns:cx5="http://schemas.microsoft.com/office/drawing/2016/5/11/chartex" xmlns:cx6="http://schemas.microsoft.com/office/drawing/2016/5/12/chartex" xmlns:cx7="http://schemas.microsoft.com/office/drawing/2016/5/13/chartex" xmlns:cx8="http://schemas.microsoft.com/office/drawing/2016/5/14/chartex" xmlns:mc="http://schemas.openxmlformats.org/markup-compatibility/2006" xmlns:aink="http://schemas.microsoft.com/office/drawing/2016/ink" xmlns:am3d="http://schemas.microsoft.com/office/drawing/2017/model3d" xmlns:o="urn:schemas-microsoft-com:office:office" xmlns:oel="http://schemas.microsoft.com/office/2019/extlst" xmlns:r="http://schemas.openxmlformats.org/officeDocument/2006/relationships" xmlns:m="http://schemas.openxmlformats.org/officeDocument/2006/math" xmlns:v="urn:schemas-microsoft-com:vml" xmlns:wp14="http://schemas.microsoft.com/office/word/2010/wordprocessingDrawing" xmlns:wp="http://schemas.openxmlformats.org/drawingml/2006/wordprocessingDrawing" xmlns:w10="urn:schemas-microsoft-com:office:word" xmlns:w="http://schemas.openxmlformats.org/wordprocessingml/2006/main" xmlns:w14="http://schemas.microsoft.com/office/word/2010/wordml" xmlns:w15="http://schemas.microsoft.com/office/word/2012/wordml" xmlns:w16cex="http://schemas.microsoft.com/office/word/2018/wordml/cex" xmlns:w16cid="http://schemas.microsoft.com/office/word/2016/wordml/cid" xmlns:w16="http://schemas.microsoft.com/office/word/2018/wordml" xmlns:w16du="http://schemas.microsoft.com/office/word/2023/wordml/word16du" xmlns:w16sdtdh="http://schemas.microsoft.com/office/word/2020/wordml/sdtdatahash" xmlns:w16sdtfl="http://schemas.microsoft.com/office/word/2024/wordml/sdtformatlock" xmlns:w16se="http://schemas.microsoft.com/office/word/2015/wordml/symex" xmlns:wpg="http://schemas.microsoft.com/office/word/2010/wordprocessingGroup" xmlns:wpi="http://schemas.microsoft.com/office/word/2010/wordprocessingInk" xmlns:wne="http://schemas.microsoft.com/office/word/2006/wordml" xmlns:wps="http://schemas.microsoft.com/office/word/2010/wordprocessingShape" mc:Ignorable="w14 w15 w16se w16cid w16 w16cex w16sdtdh w16sdtfl w16du wp14">
   <w:p>
     <w:pPr>
+      <w:pStyle w:val="Header"/>
+    </w:pPr>
+  </w:p>
+</w:hdr>
+</file>
+
+<file path=word/header2.xml><?xml version="1.0" encoding="utf-8"?>
+<w:hdr xmlns:wpc="http://schemas.microsoft.com/office/word/2010/wordprocessingCanvas" xmlns:cx="http://schemas.microsoft.com/office/drawing/2014/chartex" xmlns:cx1="http://schemas.microsoft.com/office/drawing/2015/9/8/chartex" xmlns:cx2="http://schemas.microsoft.com/office/drawing/2015/10/21/chartex" xmlns:cx3="http://schemas.microsoft.com/office/drawing/2016/5/9/chartex" xmlns:cx4="http://schemas.microsoft.com/office/drawing/2016/5/10/chartex" xmlns:cx5="http://schemas.microsoft.com/office/drawing/2016/5/11/chartex" xmlns:cx6="http://schemas.microsoft.com/office/drawing/2016/5/12/chartex" xmlns:cx7="http://schemas.microsoft.com/office/drawing/2016/5/13/chartex" xmlns:cx8="http://schemas.microsoft.com/office/drawing/2016/5/14/chartex" xmlns:mc="http://schemas.openxmlformats.org/markup-compatibility/2006" xmlns:aink="http://schemas.microsoft.com/office/drawing/2016/ink" xmlns:am3d="http://schemas.microsoft.com/office/drawing/2017/model3d" xmlns:o="urn:schemas-microsoft-com:office:office" xmlns:oel="http://schemas.microsoft.com/office/2019/extlst" xmlns:r="http://schemas.openxmlformats.org/officeDocument/2006/relationships" xmlns:m="http://schemas.openxmlformats.org/officeDocument/2006/math" xmlns:v="urn:schemas-microsoft-com:vml" xmlns:wp14="http://schemas.microsoft.com/office/word/2010/wordprocessingDrawing" xmlns:wp="http://schemas.openxmlformats.org/drawingml/2006/wordprocessingDrawing" xmlns:w10="urn:schemas-microsoft-com:office:word" xmlns:w="http://schemas.openxmlformats.org/wordprocessingml/2006/main" xmlns:w14="http://schemas.microsoft.com/office/word/2010/wordml" xmlns:w15="http://schemas.microsoft.com/office/word/2012/wordml" xmlns:w16cex="http://schemas.microsoft.com/office/word/2018/wordml/cex" xmlns:w16cid="http://schemas.microsoft.com/office/word/2016/wordml/cid" xmlns:w16="http://schemas.microsoft.com/office/word/2018/wordml" xmlns:w16du="http://schemas.microsoft.com/office/word/2023/wordml/word16du" xmlns:w16sdtdh="http://schemas.microsoft.com/office/word/2020/wordml/sdtdatahash" xmlns:w16sdtfl="http://schemas.microsoft.com/office/word/2024/wordml/sdtformatlock" xmlns:w16se="http://schemas.microsoft.com/office/word/2015/wordml/symex" xmlns:wpg="http://schemas.microsoft.com/office/word/2010/wordprocessingGroup" xmlns:wpi="http://schemas.microsoft.com/office/word/2010/wordprocessingInk" xmlns:wne="http://schemas.microsoft.com/office/word/2006/wordml" xmlns:wps="http://schemas.microsoft.com/office/word/2010/wordprocessingShape" mc:Ignorable="w14 w15 w16se w16cid w16 w16cex w16sdtdh w16sdtfl w16du wp14">
+  <w:p>
+    <w:pPr>
       <w:rPr>
         <w:noProof/>
         <w:szCs w:val="20"/>
@@ -2017,7 +1715,7 @@
               <wp:lineTo x="0" y="0"/>
             </wp:wrapPolygon>
           </wp:wrapTight>
-          <wp:docPr id="225762228" name="Picture 225762228" descr="A logo with mountains and sun&#10;&#10;Description automatically generated"/>
+          <wp:docPr id="778335307" name="Picture 778335307" descr="A logo with mountains and sun&#10;&#10;Description automatically generated"/>
           <wp:cNvGraphicFramePr>
             <a:graphicFrameLocks xmlns:a="http://schemas.openxmlformats.org/drawingml/2006/main" noChangeAspect="1"/>
           </wp:cNvGraphicFramePr>
@@ -2107,7 +1805,6 @@
       </w:rPr>
       <w:tab/>
     </w:r>
-    <w:bookmarkStart w:id="0" w:name="OLE_LINK2"/>
     <w:r>
       <w:rPr>
         <w:b/>
@@ -2115,7 +1812,7 @@
         <w:noProof/>
         <w:sz w:val="22"/>
       </w:rPr>
-      <w:t xml:space="preserve">   </w:t>
+      <w:tab/>
     </w:r>
     <w:r>
       <w:rPr>
@@ -2124,8 +1821,9 @@
         <w:noProof/>
         <w:sz w:val="22"/>
       </w:rPr>
-      <w:t xml:space="preserve">  </w:t>
-    </w:r>
+      <w:t xml:space="preserve">        </w:t>
+    </w:r>
+    <w:bookmarkStart w:id="0" w:name="OLE_LINK2"/>
     <w:r>
       <w:rPr>
         <w:b/>
@@ -2161,27 +1859,7 @@
         <w:sz w:val="30"/>
         <w:szCs w:val="30"/>
       </w:rPr>
-      <w:t>{{</w:t>
-    </w:r>
-    <w:proofErr w:type="spellStart"/>
-    <w:r>
-      <w:rPr>
-        <w:b/>
-        <w:bCs/>
-        <w:sz w:val="30"/>
-        <w:szCs w:val="30"/>
-      </w:rPr>
-      <w:t>InvoiceId</w:t>
-    </w:r>
-    <w:proofErr w:type="spellEnd"/>
-    <w:r>
-      <w:rPr>
-        <w:b/>
-        <w:bCs/>
-        <w:sz w:val="30"/>
-        <w:szCs w:val="30"/>
-      </w:rPr>
-      <w:t>}}</w:t>
+      <w:t>{{InvoiceId}}</w:t>
     </w:r>
     <w:r>
       <w:rPr>
@@ -2218,7 +1896,34 @@
         <w:noProof/>
         <w:sz w:val="22"/>
       </w:rPr>
-      <w:t xml:space="preserve">                         </w:t>
+      <w:t xml:space="preserve">                                             </w:t>
+    </w:r>
+    <w:r>
+      <w:rPr>
+        <w:i/>
+        <w:iCs/>
+        <w:noProof/>
+        <w:sz w:val="22"/>
+      </w:rPr>
+      <w:t xml:space="preserve">  </w:t>
+    </w:r>
+    <w:r>
+      <w:rPr>
+        <w:i/>
+        <w:iCs/>
+        <w:noProof/>
+        <w:sz w:val="22"/>
+      </w:rPr>
+      <w:t xml:space="preserve">   </w:t>
+    </w:r>
+    <w:r>
+      <w:rPr>
+        <w:i/>
+        <w:iCs/>
+        <w:noProof/>
+        <w:sz w:val="22"/>
+      </w:rPr>
+      <w:t xml:space="preserve">  </w:t>
     </w:r>
     <w:r>
       <w:rPr>
@@ -2247,25 +1952,7 @@
         <w:szCs w:val="20"/>
         <w14:ligatures w14:val="none"/>
       </w:rPr>
-      <w:t>{{</w:t>
-    </w:r>
-    <w:proofErr w:type="spellStart"/>
-    <w:r>
-      <w:rPr>
-        <w:kern w:val="0"/>
-        <w:szCs w:val="20"/>
-        <w14:ligatures w14:val="none"/>
-      </w:rPr>
-      <w:t>InvoiceCreatedDate</w:t>
-    </w:r>
-    <w:proofErr w:type="spellEnd"/>
-    <w:r>
-      <w:rPr>
-        <w:kern w:val="0"/>
-        <w:szCs w:val="20"/>
-        <w14:ligatures w14:val="none"/>
-      </w:rPr>
-      <w:t>}}</w:t>
+      <w:t>{{InvoiceCreatedDate}}</w:t>
     </w:r>
     <w:r>
       <w:rPr>
@@ -2329,6 +2016,16 @@
         <w:noProof/>
         <w:sz w:val="22"/>
       </w:rPr>
+    </w:pPr>
+  </w:p>
+</w:hdr>
+</file>
+
+<file path=word/header3.xml><?xml version="1.0" encoding="utf-8"?>
+<w:hdr xmlns:wpc="http://schemas.microsoft.com/office/word/2010/wordprocessingCanvas" xmlns:cx="http://schemas.microsoft.com/office/drawing/2014/chartex" xmlns:cx1="http://schemas.microsoft.com/office/drawing/2015/9/8/chartex" xmlns:cx2="http://schemas.microsoft.com/office/drawing/2015/10/21/chartex" xmlns:cx3="http://schemas.microsoft.com/office/drawing/2016/5/9/chartex" xmlns:cx4="http://schemas.microsoft.com/office/drawing/2016/5/10/chartex" xmlns:cx5="http://schemas.microsoft.com/office/drawing/2016/5/11/chartex" xmlns:cx6="http://schemas.microsoft.com/office/drawing/2016/5/12/chartex" xmlns:cx7="http://schemas.microsoft.com/office/drawing/2016/5/13/chartex" xmlns:cx8="http://schemas.microsoft.com/office/drawing/2016/5/14/chartex" xmlns:mc="http://schemas.openxmlformats.org/markup-compatibility/2006" xmlns:aink="http://schemas.microsoft.com/office/drawing/2016/ink" xmlns:am3d="http://schemas.microsoft.com/office/drawing/2017/model3d" xmlns:o="urn:schemas-microsoft-com:office:office" xmlns:oel="http://schemas.microsoft.com/office/2019/extlst" xmlns:r="http://schemas.openxmlformats.org/officeDocument/2006/relationships" xmlns:m="http://schemas.openxmlformats.org/officeDocument/2006/math" xmlns:v="urn:schemas-microsoft-com:vml" xmlns:wp14="http://schemas.microsoft.com/office/word/2010/wordprocessingDrawing" xmlns:wp="http://schemas.openxmlformats.org/drawingml/2006/wordprocessingDrawing" xmlns:w10="urn:schemas-microsoft-com:office:word" xmlns:w="http://schemas.openxmlformats.org/wordprocessingml/2006/main" xmlns:w14="http://schemas.microsoft.com/office/word/2010/wordml" xmlns:w15="http://schemas.microsoft.com/office/word/2012/wordml" xmlns:w16cex="http://schemas.microsoft.com/office/word/2018/wordml/cex" xmlns:w16cid="http://schemas.microsoft.com/office/word/2016/wordml/cid" xmlns:w16="http://schemas.microsoft.com/office/word/2018/wordml" xmlns:w16du="http://schemas.microsoft.com/office/word/2023/wordml/word16du" xmlns:w16sdtdh="http://schemas.microsoft.com/office/word/2020/wordml/sdtdatahash" xmlns:w16sdtfl="http://schemas.microsoft.com/office/word/2024/wordml/sdtformatlock" xmlns:w16se="http://schemas.microsoft.com/office/word/2015/wordml/symex" xmlns:wpg="http://schemas.microsoft.com/office/word/2010/wordprocessingGroup" xmlns:wpi="http://schemas.microsoft.com/office/word/2010/wordprocessingInk" xmlns:wne="http://schemas.microsoft.com/office/word/2006/wordml" xmlns:wps="http://schemas.microsoft.com/office/word/2010/wordprocessingShape" mc:Ignorable="w14 w15 w16se w16cid w16 w16cex w16sdtdh w16sdtfl w16du wp14">
+  <w:p>
+    <w:pPr>
+      <w:pStyle w:val="Header"/>
     </w:pPr>
   </w:p>
 </w:hdr>
@@ -3150,18 +2847,6 @@
 </a:theme>
 </file>
 
-<file path=customXml/item1.xml><?xml version="1.0" encoding="utf-8"?>
-<b:Sources xmlns:b="http://schemas.openxmlformats.org/officeDocument/2006/bibliography" xmlns="http://schemas.openxmlformats.org/officeDocument/2006/bibliography" SelectedStyle="\APASixthEditionOfficeOnline.xsl" StyleName="APA" Version="6"/>
-</file>
-
-<file path=customXml/itemProps1.xml><?xml version="1.0" encoding="utf-8"?>
-<ds:datastoreItem xmlns:ds="http://schemas.openxmlformats.org/officeDocument/2006/customXml" ds:itemID="{F5A8B7B1-F9D7-403A-8B58-EEDCEF0D4C92}">
-  <ds:schemaRefs>
-    <ds:schemaRef ds:uri="http://schemas.openxmlformats.org/officeDocument/2006/bibliography"/>
-  </ds:schemaRefs>
-</ds:datastoreItem>
-</file>
-
 <file path=docMetadata/LabelInfo.xml><?xml version="1.0" encoding="utf-8"?>
 <clbl:labelList xmlns:clbl="http://schemas.microsoft.com/office/2020/mipLabelMetadata">
   <clbl:label id="{e0793d39-0939-496d-b129-198edd916feb}" enabled="0" method="" siteId="{e0793d39-0939-496d-b129-198edd916feb}" removed="1"/>

--- a/ALR-DocgenTemplates/InvoiceTemplate.docx
+++ b/ALR-DocgenTemplates/InvoiceTemplate.docx
@@ -12,8 +12,12 @@
           <w:szCs w:val="34"/>
         </w:rPr>
         <w:sectPr>
-          <w:headerReference w:type="default" r:id="rId6"/>
-          <w:footerReference w:type="default" r:id="rId7"/>
+          <w:headerReference w:type="even" r:id="rId6"/>
+          <w:headerReference w:type="default" r:id="rId7"/>
+          <w:footerReference w:type="even" r:id="rId8"/>
+          <w:footerReference w:type="default" r:id="rId9"/>
+          <w:headerReference w:type="first" r:id="rId10"/>
+          <w:footerReference w:type="first" r:id="rId11"/>
           <w:pgSz w:w="12240" w:h="15840"/>
           <w:pgMar w:top="720" w:right="720" w:bottom="720" w:left="720" w:header="708" w:footer="708" w:gutter="0"/>
           <w:cols w:space="708"/>
@@ -132,29 +136,7 @@
                 <w:szCs w:val="24"/>
                 <w14:ligatures w14:val="none"/>
               </w:rPr>
-              <w:t>{{</w:t>
-            </w:r>
-            <w:proofErr w:type="spellStart"/>
-            <w:r>
-              <w:rPr>
-                <w:color w:val="000000" w:themeColor="text1"/>
-                <w:kern w:val="0"/>
-                <w:sz w:val="24"/>
-                <w:szCs w:val="24"/>
-                <w14:ligatures w14:val="none"/>
-              </w:rPr>
-              <w:t>RegistrantName</w:t>
-            </w:r>
-            <w:proofErr w:type="spellEnd"/>
-            <w:r>
-              <w:rPr>
-                <w:color w:val="000000" w:themeColor="text1"/>
-                <w:kern w:val="0"/>
-                <w:sz w:val="24"/>
-                <w:szCs w:val="24"/>
-                <w14:ligatures w14:val="none"/>
-              </w:rPr>
-              <w:t>}}</w:t>
+              <w:t>{{RegistrantName}}</w:t>
             </w:r>
           </w:p>
         </w:tc>
@@ -179,29 +161,7 @@
                 <w:szCs w:val="24"/>
                 <w14:ligatures w14:val="none"/>
               </w:rPr>
-              <w:t>{{</w:t>
-            </w:r>
-            <w:proofErr w:type="spellStart"/>
-            <w:r>
-              <w:rPr>
-                <w:color w:val="000000" w:themeColor="text1"/>
-                <w:kern w:val="0"/>
-                <w:sz w:val="24"/>
-                <w:szCs w:val="24"/>
-                <w14:ligatures w14:val="none"/>
-              </w:rPr>
-              <w:t>ResidenceName</w:t>
-            </w:r>
-            <w:proofErr w:type="spellEnd"/>
-            <w:r>
-              <w:rPr>
-                <w:color w:val="000000" w:themeColor="text1"/>
-                <w:kern w:val="0"/>
-                <w:sz w:val="24"/>
-                <w:szCs w:val="24"/>
-                <w14:ligatures w14:val="none"/>
-              </w:rPr>
-              <w:t>}}</w:t>
+              <w:t>{{ResidenceName}}</w:t>
             </w:r>
           </w:p>
         </w:tc>
@@ -231,29 +191,7 @@
                 <w:szCs w:val="24"/>
                 <w14:ligatures w14:val="none"/>
               </w:rPr>
-              <w:t>{{</w:t>
-            </w:r>
-            <w:proofErr w:type="spellStart"/>
-            <w:r>
-              <w:rPr>
-                <w:color w:val="000000" w:themeColor="text1"/>
-                <w:kern w:val="0"/>
-                <w:sz w:val="24"/>
-                <w:szCs w:val="24"/>
-                <w14:ligatures w14:val="none"/>
-              </w:rPr>
-              <w:t>RegistrantAddress</w:t>
-            </w:r>
-            <w:proofErr w:type="spellEnd"/>
-            <w:r>
-              <w:rPr>
-                <w:color w:val="000000" w:themeColor="text1"/>
-                <w:kern w:val="0"/>
-                <w:sz w:val="24"/>
-                <w:szCs w:val="24"/>
-                <w14:ligatures w14:val="none"/>
-              </w:rPr>
-              <w:t>}}</w:t>
+              <w:t>{{RegistrantAddress}}</w:t>
             </w:r>
           </w:p>
         </w:tc>
@@ -356,25 +294,7 @@
                 <w:sz w:val="24"/>
                 <w:szCs w:val="24"/>
               </w:rPr>
-              <w:t>{{</w:t>
-            </w:r>
-            <w:proofErr w:type="spellStart"/>
-            <w:r>
-              <w:rPr>
-                <w:color w:val="000000" w:themeColor="text1"/>
-                <w:sz w:val="24"/>
-                <w:szCs w:val="24"/>
-              </w:rPr>
-              <w:t>ResidenceAddress</w:t>
-            </w:r>
-            <w:proofErr w:type="spellEnd"/>
-            <w:r>
-              <w:rPr>
-                <w:color w:val="000000" w:themeColor="text1"/>
-                <w:sz w:val="24"/>
-                <w:szCs w:val="24"/>
-              </w:rPr>
-              <w:t>}}</w:t>
+              <w:t>{{ResidenceAddress}}</w:t>
             </w:r>
             <w:bookmarkEnd w:id="1"/>
           </w:p>
@@ -397,10 +317,10 @@
         <w:tblLook w:val="04A0" w:firstRow="1" w:lastRow="0" w:firstColumn="1" w:lastColumn="0" w:noHBand="0" w:noVBand="1"/>
       </w:tblPr>
       <w:tblGrid>
-        <w:gridCol w:w="2878"/>
-        <w:gridCol w:w="2631"/>
-        <w:gridCol w:w="2496"/>
-        <w:gridCol w:w="2970"/>
+        <w:gridCol w:w="2636"/>
+        <w:gridCol w:w="2803"/>
+        <w:gridCol w:w="2305"/>
+        <w:gridCol w:w="3231"/>
       </w:tblGrid>
       <w:tr>
         <w:trPr>
@@ -584,21 +504,7 @@
               <w:rPr>
                 <w:sz w:val="22"/>
               </w:rPr>
-              <w:t>{{</w:t>
-            </w:r>
-            <w:proofErr w:type="spellStart"/>
-            <w:r>
-              <w:rPr>
-                <w:sz w:val="22"/>
-              </w:rPr>
-              <w:t>PublicQuantitySum</w:t>
-            </w:r>
-            <w:proofErr w:type="spellEnd"/>
-            <w:r>
-              <w:rPr>
-                <w:sz w:val="22"/>
-              </w:rPr>
-              <w:t>}}</w:t>
+              <w:t>{{PublicQuantitySum}}</w:t>
             </w:r>
           </w:p>
         </w:tc>
@@ -620,23 +526,7 @@
                 <w:rStyle w:val="ui-provider"/>
                 <w:sz w:val="22"/>
               </w:rPr>
-              <w:t>{{</w:t>
-            </w:r>
-            <w:proofErr w:type="spellStart"/>
-            <w:r>
-              <w:rPr>
-                <w:rStyle w:val="ui-provider"/>
-                <w:sz w:val="22"/>
-              </w:rPr>
-              <w:t>PublicSum</w:t>
-            </w:r>
-            <w:proofErr w:type="spellEnd"/>
-            <w:r>
-              <w:rPr>
-                <w:rStyle w:val="ui-provider"/>
-                <w:sz w:val="22"/>
-              </w:rPr>
-              <w:t>}}</w:t>
+              <w:t>{{PublicSum}}</w:t>
             </w:r>
             <w:bookmarkEnd w:id="3"/>
           </w:p>
@@ -662,40 +552,15 @@
                 <w:rStyle w:val="ui-provider"/>
                 <w:sz w:val="22"/>
               </w:rPr>
-              <w:t>{{</w:t>
-            </w:r>
-            <w:proofErr w:type="spellStart"/>
+              <w:t>{{PublicFeeSum}}</w:t>
+            </w:r>
+            <w:bookmarkStart w:id="5" w:name="OLE_LINK27"/>
             <w:r>
               <w:rPr>
                 <w:rStyle w:val="ui-provider"/>
                 <w:sz w:val="22"/>
               </w:rPr>
-              <w:t>PublicFeeSum</w:t>
-            </w:r>
-            <w:proofErr w:type="spellEnd"/>
-            <w:proofErr w:type="gramStart"/>
-            <w:r>
-              <w:rPr>
-                <w:rStyle w:val="ui-provider"/>
-                <w:sz w:val="22"/>
-              </w:rPr>
-              <w:t>}}</w:t>
-            </w:r>
-            <w:bookmarkStart w:id="5" w:name="OLE_LINK27"/>
-            <w:r>
-              <w:rPr>
-                <w:rStyle w:val="ui-provider"/>
-                <w:sz w:val="22"/>
-              </w:rPr>
-              <w:t>{</w:t>
-            </w:r>
-            <w:proofErr w:type="gramEnd"/>
-            <w:r>
-              <w:rPr>
-                <w:rStyle w:val="ui-provider"/>
-                <w:sz w:val="22"/>
-              </w:rPr>
-              <w:t>{/P</w:t>
+              <w:t>{{/P</w:t>
             </w:r>
             <w:r>
               <w:rPr>
@@ -766,25 +631,7 @@
                 <w:sz w:val="22"/>
                 <w14:ligatures w14:val="none"/>
               </w:rPr>
-              <w:t>{{</w:t>
-            </w:r>
-            <w:proofErr w:type="spellStart"/>
-            <w:r>
-              <w:rPr>
-                <w:kern w:val="0"/>
-                <w:sz w:val="22"/>
-                <w14:ligatures w14:val="none"/>
-              </w:rPr>
-              <w:t>PrivateQuantitySum</w:t>
-            </w:r>
-            <w:proofErr w:type="spellEnd"/>
-            <w:r>
-              <w:rPr>
-                <w:kern w:val="0"/>
-                <w:sz w:val="22"/>
-                <w14:ligatures w14:val="none"/>
-              </w:rPr>
-              <w:t>}}</w:t>
+              <w:t>{{PrivateQuantitySum}}</w:t>
             </w:r>
             <w:bookmarkEnd w:id="6"/>
           </w:p>
@@ -810,27 +657,7 @@
                 <w:sz w:val="22"/>
                 <w14:ligatures w14:val="none"/>
               </w:rPr>
-              <w:t>{{</w:t>
-            </w:r>
-            <w:proofErr w:type="spellStart"/>
-            <w:r>
-              <w:rPr>
-                <w:rStyle w:val="ui-provider"/>
-                <w:kern w:val="0"/>
-                <w:sz w:val="22"/>
-                <w14:ligatures w14:val="none"/>
-              </w:rPr>
-              <w:t>PrivateSum</w:t>
-            </w:r>
-            <w:proofErr w:type="spellEnd"/>
-            <w:r>
-              <w:rPr>
-                <w:rStyle w:val="ui-provider"/>
-                <w:kern w:val="0"/>
-                <w:sz w:val="22"/>
-                <w14:ligatures w14:val="none"/>
-              </w:rPr>
-              <w:t>}}</w:t>
+              <w:t>{{PrivateSum}}</w:t>
             </w:r>
             <w:bookmarkEnd w:id="7"/>
           </w:p>
@@ -858,9 +685,9 @@
                 <w:sz w:val="22"/>
                 <w14:ligatures w14:val="none"/>
               </w:rPr>
-              <w:t>{{</w:t>
-            </w:r>
-            <w:proofErr w:type="spellStart"/>
+              <w:t>{{PrivateFeeSum}}</w:t>
+            </w:r>
+            <w:bookmarkStart w:id="8" w:name="OLE_LINK28"/>
             <w:r>
               <w:rPr>
                 <w:rStyle w:val="ui-provider"/>
@@ -868,38 +695,7 @@
                 <w:sz w:val="22"/>
                 <w14:ligatures w14:val="none"/>
               </w:rPr>
-              <w:t>PrivateFeeSum</w:t>
-            </w:r>
-            <w:proofErr w:type="spellEnd"/>
-            <w:proofErr w:type="gramStart"/>
-            <w:r>
-              <w:rPr>
-                <w:rStyle w:val="ui-provider"/>
-                <w:kern w:val="0"/>
-                <w:sz w:val="22"/>
-                <w14:ligatures w14:val="none"/>
-              </w:rPr>
-              <w:t>}}</w:t>
-            </w:r>
-            <w:bookmarkStart w:id="8" w:name="OLE_LINK28"/>
-            <w:r>
-              <w:rPr>
-                <w:rStyle w:val="ui-provider"/>
-                <w:kern w:val="0"/>
-                <w:sz w:val="22"/>
-                <w14:ligatures w14:val="none"/>
-              </w:rPr>
-              <w:t>{</w:t>
-            </w:r>
-            <w:proofErr w:type="gramEnd"/>
-            <w:r>
-              <w:rPr>
-                <w:rStyle w:val="ui-provider"/>
-                <w:kern w:val="0"/>
-                <w:sz w:val="22"/>
-                <w14:ligatures w14:val="none"/>
-              </w:rPr>
-              <w:t>{/Private}}</w:t>
+              <w:t>{{/Private}}</w:t>
             </w:r>
             <w:bookmarkEnd w:id="8"/>
           </w:p>
@@ -933,16 +729,7 @@
                 <w:sz w:val="22"/>
                 <w14:ligatures w14:val="none"/>
               </w:rPr>
-              <w:t xml:space="preserve">Per </w:t>
-            </w:r>
-            <w:proofErr w:type="gramStart"/>
-            <w:r>
-              <w:rPr>
-                <w:kern w:val="0"/>
-                <w:sz w:val="22"/>
-                <w14:ligatures w14:val="none"/>
-              </w:rPr>
-              <w:t>Diem</w:t>
+              <w:t>Per Diem</w:t>
             </w:r>
             <w:bookmarkEnd w:id="9"/>
             <w:r>
@@ -952,17 +739,7 @@
                 <w:sz w:val="22"/>
                 <w14:ligatures w14:val="none"/>
               </w:rPr>
-              <w:t>{</w:t>
-            </w:r>
-            <w:proofErr w:type="gramEnd"/>
-            <w:r>
-              <w:rPr>
-                <w:rStyle w:val="ui-provider"/>
-                <w:kern w:val="0"/>
-                <w:sz w:val="22"/>
-                <w14:ligatures w14:val="none"/>
-              </w:rPr>
-              <w:t>{#</w:t>
+              <w:t>{{#</w:t>
             </w:r>
             <w:r>
               <w:rPr>
@@ -1007,7 +784,6 @@
               <w:t>{{</w:t>
             </w:r>
             <w:bookmarkStart w:id="11" w:name="OLE_LINK22"/>
-            <w:proofErr w:type="spellStart"/>
             <w:r>
               <w:rPr>
                 <w:kern w:val="0"/>
@@ -1023,16 +799,7 @@
                 <w:sz w:val="22"/>
                 <w14:ligatures w14:val="none"/>
               </w:rPr>
-              <w:t>QuantitySum</w:t>
-            </w:r>
-            <w:proofErr w:type="spellEnd"/>
-            <w:r>
-              <w:rPr>
-                <w:kern w:val="0"/>
-                <w:sz w:val="22"/>
-                <w14:ligatures w14:val="none"/>
-              </w:rPr>
-              <w:t>}}</w:t>
+              <w:t>QuantitySum}}</w:t>
             </w:r>
             <w:bookmarkEnd w:id="10"/>
           </w:p>
@@ -1062,7 +829,6 @@
               </w:rPr>
               <w:t>{{</w:t>
             </w:r>
-            <w:proofErr w:type="spellStart"/>
             <w:r>
               <w:rPr>
                 <w:kern w:val="0"/>
@@ -1078,17 +844,7 @@
                 <w:sz w:val="22"/>
                 <w14:ligatures w14:val="none"/>
               </w:rPr>
-              <w:t>Sum</w:t>
-            </w:r>
-            <w:proofErr w:type="spellEnd"/>
-            <w:r>
-              <w:rPr>
-                <w:rStyle w:val="ui-provider"/>
-                <w:kern w:val="0"/>
-                <w:sz w:val="22"/>
-                <w14:ligatures w14:val="none"/>
-              </w:rPr>
-              <w:t>}}</w:t>
+              <w:t>Sum}}</w:t>
             </w:r>
             <w:bookmarkEnd w:id="12"/>
           </w:p>
@@ -1121,7 +877,6 @@
               </w:rPr>
               <w:t>{{</w:t>
             </w:r>
-            <w:proofErr w:type="spellStart"/>
             <w:r>
               <w:rPr>
                 <w:kern w:val="0"/>
@@ -1137,10 +892,9 @@
                 <w:sz w:val="22"/>
                 <w14:ligatures w14:val="none"/>
               </w:rPr>
-              <w:t>Sum</w:t>
-            </w:r>
-            <w:proofErr w:type="spellEnd"/>
-            <w:proofErr w:type="gramStart"/>
+              <w:t>Sum}}</w:t>
+            </w:r>
+            <w:bookmarkStart w:id="14" w:name="OLE_LINK29"/>
             <w:r>
               <w:rPr>
                 <w:rStyle w:val="ui-provider"/>
@@ -1148,27 +902,7 @@
                 <w:sz w:val="22"/>
                 <w14:ligatures w14:val="none"/>
               </w:rPr>
-              <w:t>}}</w:t>
-            </w:r>
-            <w:bookmarkStart w:id="14" w:name="OLE_LINK29"/>
-            <w:r>
-              <w:rPr>
-                <w:rStyle w:val="ui-provider"/>
-                <w:kern w:val="0"/>
-                <w:sz w:val="22"/>
-                <w14:ligatures w14:val="none"/>
-              </w:rPr>
-              <w:t>{</w:t>
-            </w:r>
-            <w:proofErr w:type="gramEnd"/>
-            <w:r>
-              <w:rPr>
-                <w:rStyle w:val="ui-provider"/>
-                <w:kern w:val="0"/>
-                <w:sz w:val="22"/>
-                <w14:ligatures w14:val="none"/>
-              </w:rPr>
-              <w:t>{/</w:t>
+              <w:t>{{/</w:t>
             </w:r>
             <w:r>
               <w:rPr>
@@ -1561,7 +1295,6 @@
               </w:rPr>
               <w:t>{{</w:t>
             </w:r>
-            <w:proofErr w:type="spellStart"/>
             <w:r>
               <w:rPr>
                 <w:color w:val="000000" w:themeColor="text1"/>
@@ -1569,7 +1302,6 @@
               </w:rPr>
               <w:t>IF_isCertificateIdNotPresent</w:t>
             </w:r>
-            <w:proofErr w:type="spellEnd"/>
             <w:r>
               <w:rPr>
                 <w:color w:val="000000" w:themeColor="text1"/>
@@ -1624,29 +1356,7 @@
                 <w:szCs w:val="24"/>
                 <w14:ligatures w14:val="none"/>
               </w:rPr>
-              <w:t>{{</w:t>
-            </w:r>
-            <w:proofErr w:type="spellStart"/>
-            <w:r>
-              <w:rPr>
-                <w:color w:val="000000" w:themeColor="text1"/>
-                <w:kern w:val="0"/>
-                <w:sz w:val="24"/>
-                <w:szCs w:val="24"/>
-                <w14:ligatures w14:val="none"/>
-              </w:rPr>
-              <w:t>TotalFeeAmount</w:t>
-            </w:r>
-            <w:proofErr w:type="spellEnd"/>
-            <w:r>
-              <w:rPr>
-                <w:color w:val="000000" w:themeColor="text1"/>
-                <w:kern w:val="0"/>
-                <w:sz w:val="24"/>
-                <w:szCs w:val="24"/>
-                <w14:ligatures w14:val="none"/>
-              </w:rPr>
-              <w:t>}}</w:t>
+              <w:t>{{TotalFeeAmount}}</w:t>
             </w:r>
             <w:bookmarkEnd w:id="16"/>
           </w:p>
@@ -1736,29 +1446,7 @@
                 <w:szCs w:val="24"/>
                 <w14:ligatures w14:val="none"/>
               </w:rPr>
-              <w:t>{{</w:t>
-            </w:r>
-            <w:proofErr w:type="spellStart"/>
-            <w:r>
-              <w:rPr>
-                <w:color w:val="000000" w:themeColor="text1"/>
-                <w:kern w:val="0"/>
-                <w:sz w:val="24"/>
-                <w:szCs w:val="24"/>
-                <w14:ligatures w14:val="none"/>
-              </w:rPr>
-              <w:t>TotalFeeAmount</w:t>
-            </w:r>
-            <w:proofErr w:type="spellEnd"/>
-            <w:r>
-              <w:rPr>
-                <w:color w:val="000000" w:themeColor="text1"/>
-                <w:kern w:val="0"/>
-                <w:sz w:val="24"/>
-                <w:szCs w:val="24"/>
-                <w14:ligatures w14:val="none"/>
-              </w:rPr>
-              <w:t>}}</w:t>
+              <w:t>{{TotalFeeAmount}}</w:t>
             </w:r>
           </w:p>
         </w:tc>
@@ -1829,6 +1517,16 @@
 <w:ftr xmlns:wpc="http://schemas.microsoft.com/office/word/2010/wordprocessingCanvas" xmlns:cx="http://schemas.microsoft.com/office/drawing/2014/chartex" xmlns:cx1="http://schemas.microsoft.com/office/drawing/2015/9/8/chartex" xmlns:cx2="http://schemas.microsoft.com/office/drawing/2015/10/21/chartex" xmlns:cx3="http://schemas.microsoft.com/office/drawing/2016/5/9/chartex" xmlns:cx4="http://schemas.microsoft.com/office/drawing/2016/5/10/chartex" xmlns:cx5="http://schemas.microsoft.com/office/drawing/2016/5/11/chartex" xmlns:cx6="http://schemas.microsoft.com/office/drawing/2016/5/12/chartex" xmlns:cx7="http://schemas.microsoft.com/office/drawing/2016/5/13/chartex" xmlns:cx8="http://schemas.microsoft.com/office/drawing/2016/5/14/chartex" xmlns:mc="http://schemas.openxmlformats.org/markup-compatibility/2006" xmlns:aink="http://schemas.microsoft.com/office/drawing/2016/ink" xmlns:am3d="http://schemas.microsoft.com/office/drawing/2017/model3d" xmlns:o="urn:schemas-microsoft-com:office:office" xmlns:oel="http://schemas.microsoft.com/office/2019/extlst" xmlns:r="http://schemas.openxmlformats.org/officeDocument/2006/relationships" xmlns:m="http://schemas.openxmlformats.org/officeDocument/2006/math" xmlns:v="urn:schemas-microsoft-com:vml" xmlns:wp14="http://schemas.microsoft.com/office/word/2010/wordprocessingDrawing" xmlns:wp="http://schemas.openxmlformats.org/drawingml/2006/wordprocessingDrawing" xmlns:w10="urn:schemas-microsoft-com:office:word" xmlns:w="http://schemas.openxmlformats.org/wordprocessingml/2006/main" xmlns:w14="http://schemas.microsoft.com/office/word/2010/wordml" xmlns:w15="http://schemas.microsoft.com/office/word/2012/wordml" xmlns:w16cex="http://schemas.microsoft.com/office/word/2018/wordml/cex" xmlns:w16cid="http://schemas.microsoft.com/office/word/2016/wordml/cid" xmlns:w16="http://schemas.microsoft.com/office/word/2018/wordml" xmlns:w16du="http://schemas.microsoft.com/office/word/2023/wordml/word16du" xmlns:w16sdtdh="http://schemas.microsoft.com/office/word/2020/wordml/sdtdatahash" xmlns:w16sdtfl="http://schemas.microsoft.com/office/word/2024/wordml/sdtformatlock" xmlns:w16se="http://schemas.microsoft.com/office/word/2015/wordml/symex" xmlns:wpg="http://schemas.microsoft.com/office/word/2010/wordprocessingGroup" xmlns:wpi="http://schemas.microsoft.com/office/word/2010/wordprocessingInk" xmlns:wne="http://schemas.microsoft.com/office/word/2006/wordml" xmlns:wps="http://schemas.microsoft.com/office/word/2010/wordprocessingShape" mc:Ignorable="w14 w15 w16se w16cid w16 w16cex w16sdtdh w16sdtfl w16du wp14">
   <w:p>
     <w:pPr>
+      <w:pStyle w:val="Footer"/>
+    </w:pPr>
+  </w:p>
+</w:ftr>
+</file>
+
+<file path=word/footer2.xml><?xml version="1.0" encoding="utf-8"?>
+<w:ftr xmlns:wpc="http://schemas.microsoft.com/office/word/2010/wordprocessingCanvas" xmlns:cx="http://schemas.microsoft.com/office/drawing/2014/chartex" xmlns:cx1="http://schemas.microsoft.com/office/drawing/2015/9/8/chartex" xmlns:cx2="http://schemas.microsoft.com/office/drawing/2015/10/21/chartex" xmlns:cx3="http://schemas.microsoft.com/office/drawing/2016/5/9/chartex" xmlns:cx4="http://schemas.microsoft.com/office/drawing/2016/5/10/chartex" xmlns:cx5="http://schemas.microsoft.com/office/drawing/2016/5/11/chartex" xmlns:cx6="http://schemas.microsoft.com/office/drawing/2016/5/12/chartex" xmlns:cx7="http://schemas.microsoft.com/office/drawing/2016/5/13/chartex" xmlns:cx8="http://schemas.microsoft.com/office/drawing/2016/5/14/chartex" xmlns:mc="http://schemas.openxmlformats.org/markup-compatibility/2006" xmlns:aink="http://schemas.microsoft.com/office/drawing/2016/ink" xmlns:am3d="http://schemas.microsoft.com/office/drawing/2017/model3d" xmlns:o="urn:schemas-microsoft-com:office:office" xmlns:oel="http://schemas.microsoft.com/office/2019/extlst" xmlns:r="http://schemas.openxmlformats.org/officeDocument/2006/relationships" xmlns:m="http://schemas.openxmlformats.org/officeDocument/2006/math" xmlns:v="urn:schemas-microsoft-com:vml" xmlns:wp14="http://schemas.microsoft.com/office/word/2010/wordprocessingDrawing" xmlns:wp="http://schemas.openxmlformats.org/drawingml/2006/wordprocessingDrawing" xmlns:w10="urn:schemas-microsoft-com:office:word" xmlns:w="http://schemas.openxmlformats.org/wordprocessingml/2006/main" xmlns:w14="http://schemas.microsoft.com/office/word/2010/wordml" xmlns:w15="http://schemas.microsoft.com/office/word/2012/wordml" xmlns:w16cex="http://schemas.microsoft.com/office/word/2018/wordml/cex" xmlns:w16cid="http://schemas.microsoft.com/office/word/2016/wordml/cid" xmlns:w16="http://schemas.microsoft.com/office/word/2018/wordml" xmlns:w16du="http://schemas.microsoft.com/office/word/2023/wordml/word16du" xmlns:w16sdtdh="http://schemas.microsoft.com/office/word/2020/wordml/sdtdatahash" xmlns:w16sdtfl="http://schemas.microsoft.com/office/word/2024/wordml/sdtformatlock" xmlns:w16se="http://schemas.microsoft.com/office/word/2015/wordml/symex" xmlns:wpg="http://schemas.microsoft.com/office/word/2010/wordprocessingGroup" xmlns:wpi="http://schemas.microsoft.com/office/word/2010/wordprocessingInk" xmlns:wne="http://schemas.microsoft.com/office/word/2006/wordml" xmlns:wps="http://schemas.microsoft.com/office/word/2010/wordprocessingShape" mc:Ignorable="w14 w15 w16se w16cid w16 w16cex w16sdtdh w16sdtfl w16du wp14">
+  <w:p>
+    <w:pPr>
       <w:jc w:val="right"/>
       <w:rPr>
         <w:noProof/>
@@ -1933,6 +1631,16 @@
       </w:rPr>
       <w:t xml:space="preserve"> (250) 953-0496</w:t>
     </w:r>
+  </w:p>
+</w:ftr>
+</file>
+
+<file path=word/footer3.xml><?xml version="1.0" encoding="utf-8"?>
+<w:ftr xmlns:wpc="http://schemas.microsoft.com/office/word/2010/wordprocessingCanvas" xmlns:cx="http://schemas.microsoft.com/office/drawing/2014/chartex" xmlns:cx1="http://schemas.microsoft.com/office/drawing/2015/9/8/chartex" xmlns:cx2="http://schemas.microsoft.com/office/drawing/2015/10/21/chartex" xmlns:cx3="http://schemas.microsoft.com/office/drawing/2016/5/9/chartex" xmlns:cx4="http://schemas.microsoft.com/office/drawing/2016/5/10/chartex" xmlns:cx5="http://schemas.microsoft.com/office/drawing/2016/5/11/chartex" xmlns:cx6="http://schemas.microsoft.com/office/drawing/2016/5/12/chartex" xmlns:cx7="http://schemas.microsoft.com/office/drawing/2016/5/13/chartex" xmlns:cx8="http://schemas.microsoft.com/office/drawing/2016/5/14/chartex" xmlns:mc="http://schemas.openxmlformats.org/markup-compatibility/2006" xmlns:aink="http://schemas.microsoft.com/office/drawing/2016/ink" xmlns:am3d="http://schemas.microsoft.com/office/drawing/2017/model3d" xmlns:o="urn:schemas-microsoft-com:office:office" xmlns:oel="http://schemas.microsoft.com/office/2019/extlst" xmlns:r="http://schemas.openxmlformats.org/officeDocument/2006/relationships" xmlns:m="http://schemas.openxmlformats.org/officeDocument/2006/math" xmlns:v="urn:schemas-microsoft-com:vml" xmlns:wp14="http://schemas.microsoft.com/office/word/2010/wordprocessingDrawing" xmlns:wp="http://schemas.openxmlformats.org/drawingml/2006/wordprocessingDrawing" xmlns:w10="urn:schemas-microsoft-com:office:word" xmlns:w="http://schemas.openxmlformats.org/wordprocessingml/2006/main" xmlns:w14="http://schemas.microsoft.com/office/word/2010/wordml" xmlns:w15="http://schemas.microsoft.com/office/word/2012/wordml" xmlns:w16cex="http://schemas.microsoft.com/office/word/2018/wordml/cex" xmlns:w16cid="http://schemas.microsoft.com/office/word/2016/wordml/cid" xmlns:w16="http://schemas.microsoft.com/office/word/2018/wordml" xmlns:w16du="http://schemas.microsoft.com/office/word/2023/wordml/word16du" xmlns:w16sdtdh="http://schemas.microsoft.com/office/word/2020/wordml/sdtdatahash" xmlns:w16sdtfl="http://schemas.microsoft.com/office/word/2024/wordml/sdtformatlock" xmlns:w16se="http://schemas.microsoft.com/office/word/2015/wordml/symex" xmlns:wpg="http://schemas.microsoft.com/office/word/2010/wordprocessingGroup" xmlns:wpi="http://schemas.microsoft.com/office/word/2010/wordprocessingInk" xmlns:wne="http://schemas.microsoft.com/office/word/2006/wordml" xmlns:wps="http://schemas.microsoft.com/office/word/2010/wordprocessingShape" mc:Ignorable="w14 w15 w16se w16cid w16 w16cex w16sdtdh w16sdtfl w16du wp14">
+  <w:p>
+    <w:pPr>
+      <w:pStyle w:val="Footer"/>
+    </w:pPr>
   </w:p>
 </w:ftr>
 </file>
@@ -1963,6 +1671,16 @@
 </file>
 
 <file path=word/header1.xml><?xml version="1.0" encoding="utf-8"?>
+<w:hdr xmlns:wpc="http://schemas.microsoft.com/office/word/2010/wordprocessingCanvas" xmlns:cx="http://schemas.microsoft.com/office/drawing/2014/chartex" xmlns:cx1="http://schemas.microsoft.com/office/drawing/2015/9/8/chartex" xmlns:cx2="http://schemas.microsoft.com/office/drawing/2015/10/21/chartex" xmlns:cx3="http://schemas.microsoft.com/office/drawing/2016/5/9/chartex" xmlns:cx4="http://schemas.microsoft.com/office/drawing/2016/5/10/chartex" xmlns:cx5="http://schemas.microsoft.com/office/drawing/2016/5/11/chartex" xmlns:cx6="http://schemas.microsoft.com/office/drawing/2016/5/12/chartex" xmlns:cx7="http://schemas.microsoft.com/office/drawing/2016/5/13/chartex" xmlns:cx8="http://schemas.microsoft.com/office/drawing/2016/5/14/chartex" xmlns:mc="http://schemas.openxmlformats.org/markup-compatibility/2006" xmlns:aink="http://schemas.microsoft.com/office/drawing/2016/ink" xmlns:am3d="http://schemas.microsoft.com/office/drawing/2017/model3d" xmlns:o="urn:schemas-microsoft-com:office:office" xmlns:oel="http://schemas.microsoft.com/office/2019/extlst" xmlns:r="http://schemas.openxmlformats.org/officeDocument/2006/relationships" xmlns:m="http://schemas.openxmlformats.org/officeDocument/2006/math" xmlns:v="urn:schemas-microsoft-com:vml" xmlns:wp14="http://schemas.microsoft.com/office/word/2010/wordprocessingDrawing" xmlns:wp="http://schemas.openxmlformats.org/drawingml/2006/wordprocessingDrawing" xmlns:w10="urn:schemas-microsoft-com:office:word" xmlns:w="http://schemas.openxmlformats.org/wordprocessingml/2006/main" xmlns:w14="http://schemas.microsoft.com/office/word/2010/wordml" xmlns:w15="http://schemas.microsoft.com/office/word/2012/wordml" xmlns:w16cex="http://schemas.microsoft.com/office/word/2018/wordml/cex" xmlns:w16cid="http://schemas.microsoft.com/office/word/2016/wordml/cid" xmlns:w16="http://schemas.microsoft.com/office/word/2018/wordml" xmlns:w16du="http://schemas.microsoft.com/office/word/2023/wordml/word16du" xmlns:w16sdtdh="http://schemas.microsoft.com/office/word/2020/wordml/sdtdatahash" xmlns:w16sdtfl="http://schemas.microsoft.com/office/word/2024/wordml/sdtformatlock" xmlns:w16se="http://schemas.microsoft.com/office/word/2015/wordml/symex" xmlns:wpg="http://schemas.microsoft.com/office/word/2010/wordprocessingGroup" xmlns:wpi="http://schemas.microsoft.com/office/word/2010/wordprocessingInk" xmlns:wne="http://schemas.microsoft.com/office/word/2006/wordml" xmlns:wps="http://schemas.microsoft.com/office/word/2010/wordprocessingShape" mc:Ignorable="w14 w15 w16se w16cid w16 w16cex w16sdtdh w16sdtfl w16du wp14">
+  <w:p>
+    <w:pPr>
+      <w:pStyle w:val="Header"/>
+    </w:pPr>
+  </w:p>
+</w:hdr>
+</file>
+
+<file path=word/header2.xml><?xml version="1.0" encoding="utf-8"?>
 <w:hdr xmlns:wpc="http://schemas.microsoft.com/office/word/2010/wordprocessingCanvas" xmlns:cx="http://schemas.microsoft.com/office/drawing/2014/chartex" xmlns:cx1="http://schemas.microsoft.com/office/drawing/2015/9/8/chartex" xmlns:cx2="http://schemas.microsoft.com/office/drawing/2015/10/21/chartex" xmlns:cx3="http://schemas.microsoft.com/office/drawing/2016/5/9/chartex" xmlns:cx4="http://schemas.microsoft.com/office/drawing/2016/5/10/chartex" xmlns:cx5="http://schemas.microsoft.com/office/drawing/2016/5/11/chartex" xmlns:cx6="http://schemas.microsoft.com/office/drawing/2016/5/12/chartex" xmlns:cx7="http://schemas.microsoft.com/office/drawing/2016/5/13/chartex" xmlns:cx8="http://schemas.microsoft.com/office/drawing/2016/5/14/chartex" xmlns:mc="http://schemas.openxmlformats.org/markup-compatibility/2006" xmlns:aink="http://schemas.microsoft.com/office/drawing/2016/ink" xmlns:am3d="http://schemas.microsoft.com/office/drawing/2017/model3d" xmlns:o="urn:schemas-microsoft-com:office:office" xmlns:oel="http://schemas.microsoft.com/office/2019/extlst" xmlns:r="http://schemas.openxmlformats.org/officeDocument/2006/relationships" xmlns:m="http://schemas.openxmlformats.org/officeDocument/2006/math" xmlns:v="urn:schemas-microsoft-com:vml" xmlns:wp14="http://schemas.microsoft.com/office/word/2010/wordprocessingDrawing" xmlns:wp="http://schemas.openxmlformats.org/drawingml/2006/wordprocessingDrawing" xmlns:w10="urn:schemas-microsoft-com:office:word" xmlns:w="http://schemas.openxmlformats.org/wordprocessingml/2006/main" xmlns:w14="http://schemas.microsoft.com/office/word/2010/wordml" xmlns:w15="http://schemas.microsoft.com/office/word/2012/wordml" xmlns:w16cex="http://schemas.microsoft.com/office/word/2018/wordml/cex" xmlns:w16cid="http://schemas.microsoft.com/office/word/2016/wordml/cid" xmlns:w16="http://schemas.microsoft.com/office/word/2018/wordml" xmlns:w16du="http://schemas.microsoft.com/office/word/2023/wordml/word16du" xmlns:w16sdtdh="http://schemas.microsoft.com/office/word/2020/wordml/sdtdatahash" xmlns:w16sdtfl="http://schemas.microsoft.com/office/word/2024/wordml/sdtformatlock" xmlns:w16se="http://schemas.microsoft.com/office/word/2015/wordml/symex" xmlns:wpg="http://schemas.microsoft.com/office/word/2010/wordprocessingGroup" xmlns:wpi="http://schemas.microsoft.com/office/word/2010/wordprocessingInk" xmlns:wne="http://schemas.microsoft.com/office/word/2006/wordml" xmlns:wps="http://schemas.microsoft.com/office/word/2010/wordprocessingShape" mc:Ignorable="w14 w15 w16se w16cid w16 w16cex w16sdtdh w16sdtfl w16du wp14">
   <w:p>
     <w:pPr>
@@ -2141,27 +1859,7 @@
         <w:sz w:val="30"/>
         <w:szCs w:val="30"/>
       </w:rPr>
-      <w:t>{{</w:t>
-    </w:r>
-    <w:proofErr w:type="spellStart"/>
-    <w:r>
-      <w:rPr>
-        <w:b/>
-        <w:bCs/>
-        <w:sz w:val="30"/>
-        <w:szCs w:val="30"/>
-      </w:rPr>
-      <w:t>InvoiceId</w:t>
-    </w:r>
-    <w:proofErr w:type="spellEnd"/>
-    <w:r>
-      <w:rPr>
-        <w:b/>
-        <w:bCs/>
-        <w:sz w:val="30"/>
-        <w:szCs w:val="30"/>
-      </w:rPr>
-      <w:t>}}</w:t>
+      <w:t>{{InvoiceId}}</w:t>
     </w:r>
     <w:r>
       <w:rPr>
@@ -2254,25 +1952,7 @@
         <w:szCs w:val="20"/>
         <w14:ligatures w14:val="none"/>
       </w:rPr>
-      <w:t>{{</w:t>
-    </w:r>
-    <w:proofErr w:type="spellStart"/>
-    <w:r>
-      <w:rPr>
-        <w:kern w:val="0"/>
-        <w:szCs w:val="20"/>
-        <w14:ligatures w14:val="none"/>
-      </w:rPr>
-      <w:t>InvoiceCreatedDate</w:t>
-    </w:r>
-    <w:proofErr w:type="spellEnd"/>
-    <w:r>
-      <w:rPr>
-        <w:kern w:val="0"/>
-        <w:szCs w:val="20"/>
-        <w14:ligatures w14:val="none"/>
-      </w:rPr>
-      <w:t>}}</w:t>
+      <w:t>{{InvoiceCreatedDate}}</w:t>
     </w:r>
     <w:r>
       <w:rPr>
@@ -2305,7 +1985,21 @@
         <w:noProof/>
         <w:szCs w:val="20"/>
       </w:rPr>
-      <w:t>PO Box 9601 STN Prov Gov</w:t>
+      <w:t>PO Box 960</w:t>
+    </w:r>
+    <w:r>
+      <w:rPr>
+        <w:noProof/>
+        <w:szCs w:val="20"/>
+      </w:rPr>
+      <w:t>4</w:t>
+    </w:r>
+    <w:r>
+      <w:rPr>
+        <w:noProof/>
+        <w:szCs w:val="20"/>
+      </w:rPr>
+      <w:t xml:space="preserve"> STN Prov Gov</w:t>
     </w:r>
     <w:r>
       <w:rPr>
@@ -2322,6 +2016,16 @@
         <w:noProof/>
         <w:sz w:val="22"/>
       </w:rPr>
+    </w:pPr>
+  </w:p>
+</w:hdr>
+</file>
+
+<file path=word/header3.xml><?xml version="1.0" encoding="utf-8"?>
+<w:hdr xmlns:wpc="http://schemas.microsoft.com/office/word/2010/wordprocessingCanvas" xmlns:cx="http://schemas.microsoft.com/office/drawing/2014/chartex" xmlns:cx1="http://schemas.microsoft.com/office/drawing/2015/9/8/chartex" xmlns:cx2="http://schemas.microsoft.com/office/drawing/2015/10/21/chartex" xmlns:cx3="http://schemas.microsoft.com/office/drawing/2016/5/9/chartex" xmlns:cx4="http://schemas.microsoft.com/office/drawing/2016/5/10/chartex" xmlns:cx5="http://schemas.microsoft.com/office/drawing/2016/5/11/chartex" xmlns:cx6="http://schemas.microsoft.com/office/drawing/2016/5/12/chartex" xmlns:cx7="http://schemas.microsoft.com/office/drawing/2016/5/13/chartex" xmlns:cx8="http://schemas.microsoft.com/office/drawing/2016/5/14/chartex" xmlns:mc="http://schemas.openxmlformats.org/markup-compatibility/2006" xmlns:aink="http://schemas.microsoft.com/office/drawing/2016/ink" xmlns:am3d="http://schemas.microsoft.com/office/drawing/2017/model3d" xmlns:o="urn:schemas-microsoft-com:office:office" xmlns:oel="http://schemas.microsoft.com/office/2019/extlst" xmlns:r="http://schemas.openxmlformats.org/officeDocument/2006/relationships" xmlns:m="http://schemas.openxmlformats.org/officeDocument/2006/math" xmlns:v="urn:schemas-microsoft-com:vml" xmlns:wp14="http://schemas.microsoft.com/office/word/2010/wordprocessingDrawing" xmlns:wp="http://schemas.openxmlformats.org/drawingml/2006/wordprocessingDrawing" xmlns:w10="urn:schemas-microsoft-com:office:word" xmlns:w="http://schemas.openxmlformats.org/wordprocessingml/2006/main" xmlns:w14="http://schemas.microsoft.com/office/word/2010/wordml" xmlns:w15="http://schemas.microsoft.com/office/word/2012/wordml" xmlns:w16cex="http://schemas.microsoft.com/office/word/2018/wordml/cex" xmlns:w16cid="http://schemas.microsoft.com/office/word/2016/wordml/cid" xmlns:w16="http://schemas.microsoft.com/office/word/2018/wordml" xmlns:w16du="http://schemas.microsoft.com/office/word/2023/wordml/word16du" xmlns:w16sdtdh="http://schemas.microsoft.com/office/word/2020/wordml/sdtdatahash" xmlns:w16sdtfl="http://schemas.microsoft.com/office/word/2024/wordml/sdtformatlock" xmlns:w16se="http://schemas.microsoft.com/office/word/2015/wordml/symex" xmlns:wpg="http://schemas.microsoft.com/office/word/2010/wordprocessingGroup" xmlns:wpi="http://schemas.microsoft.com/office/word/2010/wordprocessingInk" xmlns:wne="http://schemas.microsoft.com/office/word/2006/wordml" xmlns:wps="http://schemas.microsoft.com/office/word/2010/wordprocessingShape" mc:Ignorable="w14 w15 w16se w16cid w16 w16cex w16sdtdh w16sdtfl w16du wp14">
+  <w:p>
+    <w:pPr>
+      <w:pStyle w:val="Header"/>
     </w:pPr>
   </w:p>
 </w:hdr>
@@ -2730,6 +2434,7 @@
   <w:style w:type="character" w:default="1" w:styleId="DefaultParagraphFont">
     <w:name w:val="Default Paragraph Font"/>
     <w:uiPriority w:val="1"/>
+    <w:semiHidden/>
     <w:unhideWhenUsed/>
   </w:style>
   <w:style w:type="table" w:default="1" w:styleId="TableNormal">
